--- a/Linux_Command.docx
+++ b/Linux_Command.docx
@@ -1,6 +1,6 @@
 
 <file path=word/document.xml><?xml version="1.0" encoding="utf-8"?>
-<w:document xmlns:wpc="http://schemas.microsoft.com/office/word/2010/wordprocessingCanvas" xmlns:cx="http://schemas.microsoft.com/office/drawing/2014/chartex" xmlns:cx1="http://schemas.microsoft.com/office/drawing/2015/9/8/chartex" xmlns:cx2="http://schemas.microsoft.com/office/drawing/2015/10/21/chartex" xmlns:cx3="http://schemas.microsoft.com/office/drawing/2016/5/9/chartex" xmlns:cx4="http://schemas.microsoft.com/office/drawing/2016/5/10/chartex" xmlns:cx5="http://schemas.microsoft.com/office/drawing/2016/5/11/chartex" xmlns:cx6="http://schemas.microsoft.com/office/drawing/2016/5/12/chartex" xmlns:cx7="http://schemas.microsoft.com/office/drawing/2016/5/13/chartex" xmlns:cx8="http://schemas.microsoft.com/office/drawing/2016/5/14/chartex" xmlns:mc="http://schemas.openxmlformats.org/markup-compatibility/2006" xmlns:aink="http://schemas.microsoft.com/office/drawing/2016/ink" xmlns:am3d="http://schemas.microsoft.com/office/drawing/2017/model3d" xmlns:o="urn:schemas-microsoft-com:office:office" xmlns:oel="http://schemas.microsoft.com/office/2019/extlst" xmlns:r="http://schemas.openxmlformats.org/officeDocument/2006/relationships" xmlns:m="http://schemas.openxmlformats.org/officeDocument/2006/math" xmlns:v="urn:schemas-microsoft-com:vml" xmlns:wp14="http://schemas.microsoft.com/office/word/2010/wordprocessingDrawing" xmlns:wp="http://schemas.openxmlformats.org/drawingml/2006/wordprocessingDrawing" xmlns:w10="urn:schemas-microsoft-com:office:word" xmlns:w="http://schemas.openxmlformats.org/wordprocessingml/2006/main" xmlns:w14="http://schemas.microsoft.com/office/word/2010/wordml" xmlns:w15="http://schemas.microsoft.com/office/word/2012/wordml" xmlns:w16cex="http://schemas.microsoft.com/office/word/2018/wordml/cex" xmlns:w16cid="http://schemas.microsoft.com/office/word/2016/wordml/cid" xmlns:w16="http://schemas.microsoft.com/office/word/2018/wordml" xmlns:w16du="http://schemas.microsoft.com/office/word/2023/wordml/word16du" xmlns:w16sdtdh="http://schemas.microsoft.com/office/word/2020/wordml/sdtdatahash" xmlns:w16sdtfl="http://schemas.microsoft.com/office/word/2024/wordml/sdtformatlock" xmlns:w16se="http://schemas.microsoft.com/office/word/2015/wordml/symex" xmlns:wpg="http://schemas.microsoft.com/office/word/2010/wordprocessingGroup" xmlns:wpi="http://schemas.microsoft.com/office/word/2010/wordprocessingInk" xmlns:wne="http://schemas.microsoft.com/office/word/2006/wordml" xmlns:wps="http://schemas.microsoft.com/office/word/2010/wordprocessingShape" mc:Ignorable="w14 w15 w16se w16cid w16 w16cex w16sdtdh w16sdtfl w16du wp14">
+<w:document xmlns:ve="http://schemas.openxmlformats.org/markup-compatibility/2006" xmlns:o="urn:schemas-microsoft-com:office:office" xmlns:r="http://schemas.openxmlformats.org/officeDocument/2006/relationships" xmlns:m="http://schemas.openxmlformats.org/officeDocument/2006/math" xmlns:v="urn:schemas-microsoft-com:vml" xmlns:wp="http://schemas.openxmlformats.org/drawingml/2006/wordprocessingDrawing" xmlns:w10="urn:schemas-microsoft-com:office:word" xmlns:w="http://schemas.openxmlformats.org/wordprocessingml/2006/main" xmlns:wne="http://schemas.microsoft.com/office/word/2006/wordml">
   <w:body>
     <w:p>
       <w:pPr>
@@ -122,10 +122,12 @@
       </w:pPr>
       <w:r>
         <w:rPr>
-          <w:sz w:val="28"/>
+          <w:noProof/>
+          <w:sz w:val="28"/>
+          <w:lang w:val="en-US" w:bidi="ar-SA"/>
         </w:rPr>
         <w:drawing>
-          <wp:inline distT="0" distB="0" distL="0" distR="0" wp14:anchorId="7F4905C0" wp14:editId="08932BA9">
+          <wp:inline distT="0" distB="0" distL="0" distR="0">
             <wp:extent cx="5380990" cy="609526"/>
             <wp:effectExtent l="0" t="0" r="0" b="0"/>
             <wp:docPr id="1284655022" name="Picture 1"/>
@@ -140,7 +142,7 @@
                     <pic:cNvPicPr/>
                   </pic:nvPicPr>
                   <pic:blipFill>
-                    <a:blip r:embed="rId5"/>
+                    <a:blip r:embed="rId5" cstate="print"/>
                     <a:stretch>
                       <a:fillRect/>
                     </a:stretch>
@@ -255,10 +257,12 @@
       <w:r>
         <w:rPr>
           <w:rFonts w:ascii="Courier New" w:hAnsi="Courier New" w:cs="Courier New"/>
-          <w:sz w:val="28"/>
+          <w:noProof/>
+          <w:sz w:val="28"/>
+          <w:lang w:val="en-US" w:bidi="ar-SA"/>
         </w:rPr>
         <w:drawing>
-          <wp:inline distT="0" distB="0" distL="0" distR="0" wp14:anchorId="60B1A857" wp14:editId="1A9400CD">
+          <wp:inline distT="0" distB="0" distL="0" distR="0">
             <wp:extent cx="4182059" cy="228632"/>
             <wp:effectExtent l="0" t="0" r="0" b="0"/>
             <wp:docPr id="205890120" name="Picture 1"/>
@@ -273,7 +277,7 @@
                     <pic:cNvPicPr/>
                   </pic:nvPicPr>
                   <pic:blipFill>
-                    <a:blip r:embed="rId6"/>
+                    <a:blip r:embed="rId6" cstate="print"/>
                     <a:stretch>
                       <a:fillRect/>
                     </a:stretch>
@@ -418,10 +422,12 @@
       </w:pPr>
       <w:r>
         <w:rPr>
-          <w:sz w:val="28"/>
+          <w:noProof/>
+          <w:sz w:val="28"/>
+          <w:lang w:val="en-US" w:bidi="ar-SA"/>
         </w:rPr>
         <w:drawing>
-          <wp:inline distT="0" distB="0" distL="0" distR="0" wp14:anchorId="434403F6" wp14:editId="2358C01F">
+          <wp:inline distT="0" distB="0" distL="0" distR="0">
             <wp:extent cx="4020111" cy="228632"/>
             <wp:effectExtent l="0" t="0" r="0" b="0"/>
             <wp:docPr id="845585848" name="Picture 1"/>
@@ -436,7 +442,7 @@
                     <pic:cNvPicPr/>
                   </pic:nvPicPr>
                   <pic:blipFill>
-                    <a:blip r:embed="rId7"/>
+                    <a:blip r:embed="rId7" cstate="print"/>
                     <a:stretch>
                       <a:fillRect/>
                     </a:stretch>
@@ -574,12 +580,14 @@
       </w:pPr>
       <w:r>
         <w:rPr>
-          <w:color w:val="EE0000"/>
-          <w:sz w:val="40"/>
-          <w:szCs w:val="40"/>
+          <w:noProof/>
+          <w:color w:val="EE0000"/>
+          <w:sz w:val="40"/>
+          <w:szCs w:val="40"/>
+          <w:lang w:val="en-US" w:bidi="ar-SA"/>
         </w:rPr>
         <w:drawing>
-          <wp:inline distT="0" distB="0" distL="0" distR="0" wp14:anchorId="6E755A3B" wp14:editId="27138239">
+          <wp:inline distT="0" distB="0" distL="0" distR="0">
             <wp:extent cx="3105583" cy="552527"/>
             <wp:effectExtent l="0" t="0" r="0" b="0"/>
             <wp:docPr id="618159722" name="Picture 1"/>
@@ -594,7 +602,7 @@
                     <pic:cNvPicPr/>
                   </pic:nvPicPr>
                   <pic:blipFill>
-                    <a:blip r:embed="rId8"/>
+                    <a:blip r:embed="rId8" cstate="print"/>
                     <a:stretch>
                       <a:fillRect/>
                     </a:stretch>
@@ -713,10 +721,12 @@
       </w:pPr>
       <w:r>
         <w:rPr>
-          <w:sz w:val="28"/>
+          <w:noProof/>
+          <w:sz w:val="28"/>
+          <w:lang w:val="en-US" w:bidi="ar-SA"/>
         </w:rPr>
         <w:drawing>
-          <wp:inline distT="0" distB="0" distL="0" distR="0" wp14:anchorId="6A2525DC" wp14:editId="2E2A4ADB">
+          <wp:inline distT="0" distB="0" distL="0" distR="0">
             <wp:extent cx="5334744" cy="1552792"/>
             <wp:effectExtent l="0" t="0" r="0" b="9525"/>
             <wp:docPr id="880994879" name="Picture 1"/>
@@ -731,7 +741,7 @@
                     <pic:cNvPicPr/>
                   </pic:nvPicPr>
                   <pic:blipFill>
-                    <a:blip r:embed="rId9"/>
+                    <a:blip r:embed="rId9" cstate="print"/>
                     <a:stretch>
                       <a:fillRect/>
                     </a:stretch>
@@ -850,10 +860,12 @@
       </w:pPr>
       <w:r>
         <w:rPr>
-          <w:sz w:val="28"/>
+          <w:noProof/>
+          <w:sz w:val="28"/>
+          <w:lang w:val="en-US" w:bidi="ar-SA"/>
         </w:rPr>
         <w:drawing>
-          <wp:inline distT="0" distB="0" distL="0" distR="0" wp14:anchorId="52111398" wp14:editId="742982E3">
+          <wp:inline distT="0" distB="0" distL="0" distR="0">
             <wp:extent cx="2905530" cy="342948"/>
             <wp:effectExtent l="0" t="0" r="0" b="0"/>
             <wp:docPr id="1659786704" name="Picture 1"/>
@@ -868,7 +880,7 @@
                     <pic:cNvPicPr/>
                   </pic:nvPicPr>
                   <pic:blipFill>
-                    <a:blip r:embed="rId10"/>
+                    <a:blip r:embed="rId10" cstate="print"/>
                     <a:stretch>
                       <a:fillRect/>
                     </a:stretch>
@@ -1109,60 +1121,125 @@
           <w:bCs/>
           <w:sz w:val="28"/>
         </w:rPr>
-        <w:t>What</w:t>
-      </w:r>
-      <w:proofErr w:type="gramStart"/>
+        <w:t>What:</w:t>
+      </w:r>
+      <w:r>
+        <w:rPr>
+          <w:sz w:val="28"/>
+        </w:rPr>
+        <w:t xml:space="preserve"> :</w:t>
+      </w:r>
+      <w:proofErr w:type="spellStart"/>
+      <w:r>
+        <w:rPr>
+          <w:sz w:val="28"/>
+        </w:rPr>
+        <w:t>wq</w:t>
+      </w:r>
+      <w:proofErr w:type="spellEnd"/>
+      <w:r>
+        <w:rPr>
+          <w:sz w:val="28"/>
+        </w:rPr>
+        <w:t xml:space="preserve"> is a vi command used to save the file and exit the editor.</w:t>
+      </w:r>
+      <w:r>
+        <w:rPr>
+          <w:sz w:val="28"/>
+        </w:rPr>
+        <w:br/>
+      </w:r>
       <w:r>
         <w:rPr>
           <w:b/>
           <w:bCs/>
           <w:sz w:val="28"/>
         </w:rPr>
-        <w:t>:</w:t>
-      </w:r>
-      <w:r>
-        <w:rPr>
-          <w:sz w:val="28"/>
-        </w:rPr>
-        <w:t xml:space="preserve"> :</w:t>
-      </w:r>
-      <w:proofErr w:type="spellStart"/>
-      <w:r>
-        <w:rPr>
-          <w:sz w:val="28"/>
-        </w:rPr>
-        <w:t>wq</w:t>
-      </w:r>
-      <w:proofErr w:type="spellEnd"/>
-      <w:proofErr w:type="gramEnd"/>
-      <w:r>
-        <w:rPr>
-          <w:sz w:val="28"/>
-        </w:rPr>
-        <w:t xml:space="preserve"> is a </w:t>
-      </w:r>
-      <w:proofErr w:type="gramStart"/>
-      <w:r>
-        <w:rPr>
-          <w:sz w:val="28"/>
-        </w:rPr>
-        <w:t>vi command</w:t>
-      </w:r>
-      <w:proofErr w:type="gramEnd"/>
-      <w:r>
-        <w:rPr>
-          <w:sz w:val="28"/>
-        </w:rPr>
-        <w:t xml:space="preserve"> used to save the file and exit the editor.</w:t>
-      </w:r>
-      <w:r>
-        <w:rPr>
+        <w:t>Why:</w:t>
+      </w:r>
+      <w:r>
+        <w:rPr>
+          <w:sz w:val="28"/>
+        </w:rPr>
+        <w:t xml:space="preserve"> It helps you store changes and close vi safely.</w:t>
+      </w:r>
+    </w:p>
+    <w:p>
+      <w:pPr>
+        <w:pStyle w:val="ListParagraph"/>
+        <w:ind w:left="1800"/>
+        <w:rPr>
+          <w:sz w:val="28"/>
+        </w:rPr>
+      </w:pPr>
+    </w:p>
+    <w:p>
+      <w:pPr>
+        <w:rPr>
+          <w:color w:val="EE0000"/>
+          <w:sz w:val="40"/>
+          <w:szCs w:val="40"/>
+        </w:rPr>
+      </w:pPr>
+      <w:r>
+        <w:rPr>
+          <w:color w:val="EE0000"/>
+          <w:sz w:val="40"/>
+          <w:szCs w:val="40"/>
+        </w:rPr>
+        <w:t>7</w:t>
+      </w:r>
+      <w:r>
+        <w:rPr>
+          <w:color w:val="EE0000"/>
+          <w:sz w:val="40"/>
+          <w:szCs w:val="40"/>
+        </w:rPr>
+        <w:t>.</w:t>
+      </w:r>
+      <w:r>
+        <w:rPr>
+          <w:color w:val="EE0000"/>
+          <w:sz w:val="40"/>
+          <w:szCs w:val="40"/>
+        </w:rPr>
+        <w:t>cat</w:t>
+      </w:r>
+    </w:p>
+    <w:p>
+      <w:pPr>
+        <w:pStyle w:val="ListParagraph"/>
+        <w:rPr>
+          <w:rFonts w:ascii="Courier New" w:hAnsi="Courier New" w:cs="Courier New"/>
+          <w:sz w:val="28"/>
+        </w:rPr>
+      </w:pPr>
+      <w:r>
+        <w:rPr>
+          <w:rFonts w:ascii="Courier New" w:hAnsi="Courier New" w:cs="Courier New"/>
+          <w:b/>
+          <w:bCs/>
+          <w:sz w:val="28"/>
+        </w:rPr>
+        <w:t>What:</w:t>
+      </w:r>
+      <w:r>
+        <w:rPr>
+          <w:rFonts w:ascii="Courier New" w:hAnsi="Courier New" w:cs="Courier New"/>
+          <w:sz w:val="28"/>
+        </w:rPr>
+        <w:t xml:space="preserve"> cat is a command used to display the content of a file on the terminal.</w:t>
+      </w:r>
+      <w:r>
+        <w:rPr>
+          <w:rFonts w:ascii="Courier New" w:hAnsi="Courier New" w:cs="Courier New"/>
           <w:sz w:val="28"/>
         </w:rPr>
         <w:br/>
       </w:r>
       <w:r>
         <w:rPr>
+          <w:rFonts w:ascii="Courier New" w:hAnsi="Courier New" w:cs="Courier New"/>
           <w:b/>
           <w:bCs/>
           <w:sz w:val="28"/>
@@ -1171,95 +1248,6 @@
       </w:r>
       <w:r>
         <w:rPr>
-          <w:sz w:val="28"/>
-        </w:rPr>
-        <w:t xml:space="preserve"> It helps you store changes and close vi safely.</w:t>
-      </w:r>
-    </w:p>
-    <w:p>
-      <w:pPr>
-        <w:pStyle w:val="ListParagraph"/>
-        <w:ind w:left="1800"/>
-        <w:rPr>
-          <w:sz w:val="28"/>
-        </w:rPr>
-      </w:pPr>
-    </w:p>
-    <w:p>
-      <w:pPr>
-        <w:rPr>
-          <w:color w:val="EE0000"/>
-          <w:sz w:val="40"/>
-          <w:szCs w:val="40"/>
-        </w:rPr>
-      </w:pPr>
-      <w:r>
-        <w:rPr>
-          <w:color w:val="EE0000"/>
-          <w:sz w:val="40"/>
-          <w:szCs w:val="40"/>
-        </w:rPr>
-        <w:t>7</w:t>
-      </w:r>
-      <w:r>
-        <w:rPr>
-          <w:color w:val="EE0000"/>
-          <w:sz w:val="40"/>
-          <w:szCs w:val="40"/>
-        </w:rPr>
-        <w:t>.</w:t>
-      </w:r>
-      <w:r>
-        <w:rPr>
-          <w:color w:val="EE0000"/>
-          <w:sz w:val="40"/>
-          <w:szCs w:val="40"/>
-        </w:rPr>
-        <w:t>cat</w:t>
-      </w:r>
-    </w:p>
-    <w:p>
-      <w:pPr>
-        <w:pStyle w:val="ListParagraph"/>
-        <w:rPr>
-          <w:rFonts w:ascii="Courier New" w:hAnsi="Courier New" w:cs="Courier New"/>
-          <w:sz w:val="28"/>
-        </w:rPr>
-      </w:pPr>
-      <w:r>
-        <w:rPr>
-          <w:rFonts w:ascii="Courier New" w:hAnsi="Courier New" w:cs="Courier New"/>
-          <w:b/>
-          <w:bCs/>
-          <w:sz w:val="28"/>
-        </w:rPr>
-        <w:t>What:</w:t>
-      </w:r>
-      <w:r>
-        <w:rPr>
-          <w:rFonts w:ascii="Courier New" w:hAnsi="Courier New" w:cs="Courier New"/>
-          <w:sz w:val="28"/>
-        </w:rPr>
-        <w:t xml:space="preserve"> cat is a command used to display the content of a file on the terminal.</w:t>
-      </w:r>
-      <w:r>
-        <w:rPr>
-          <w:rFonts w:ascii="Courier New" w:hAnsi="Courier New" w:cs="Courier New"/>
-          <w:sz w:val="28"/>
-        </w:rPr>
-        <w:br/>
-      </w:r>
-      <w:r>
-        <w:rPr>
-          <w:rFonts w:ascii="Courier New" w:hAnsi="Courier New" w:cs="Courier New"/>
-          <w:b/>
-          <w:bCs/>
-          <w:sz w:val="28"/>
-        </w:rPr>
-        <w:t>Why:</w:t>
-      </w:r>
-      <w:r>
-        <w:rPr>
           <w:rFonts w:ascii="Courier New" w:hAnsi="Courier New" w:cs="Courier New"/>
           <w:sz w:val="28"/>
         </w:rPr>
@@ -1275,10 +1263,12 @@
       </w:pPr>
       <w:r>
         <w:rPr>
-          <w:sz w:val="28"/>
+          <w:noProof/>
+          <w:sz w:val="28"/>
+          <w:lang w:val="en-US" w:bidi="ar-SA"/>
         </w:rPr>
         <w:drawing>
-          <wp:inline distT="0" distB="0" distL="0" distR="0" wp14:anchorId="0239E567" wp14:editId="02225CE4">
+          <wp:inline distT="0" distB="0" distL="0" distR="0">
             <wp:extent cx="3048425" cy="657317"/>
             <wp:effectExtent l="0" t="0" r="0" b="9525"/>
             <wp:docPr id="1753285930" name="Picture 1"/>
@@ -1293,7 +1283,7 @@
                     <pic:cNvPicPr/>
                   </pic:nvPicPr>
                   <pic:blipFill>
-                    <a:blip r:embed="rId11"/>
+                    <a:blip r:embed="rId11" cstate="print"/>
                     <a:stretch>
                       <a:fillRect/>
                     </a:stretch>
@@ -1413,10 +1403,12 @@
       </w:pPr>
       <w:r>
         <w:rPr>
-          <w:sz w:val="28"/>
+          <w:noProof/>
+          <w:sz w:val="28"/>
+          <w:lang w:val="en-US" w:bidi="ar-SA"/>
         </w:rPr>
         <w:drawing>
-          <wp:inline distT="0" distB="0" distL="0" distR="0" wp14:anchorId="5535D59A" wp14:editId="0D505DA0">
+          <wp:inline distT="0" distB="0" distL="0" distR="0">
             <wp:extent cx="2972215" cy="924054"/>
             <wp:effectExtent l="0" t="0" r="0" b="9525"/>
             <wp:docPr id="1982004859" name="Picture 1"/>
@@ -1431,7 +1423,7 @@
                     <pic:cNvPicPr/>
                   </pic:nvPicPr>
                   <pic:blipFill>
-                    <a:blip r:embed="rId12"/>
+                    <a:blip r:embed="rId12" cstate="print"/>
                     <a:stretch>
                       <a:fillRect/>
                     </a:stretch>
@@ -1549,10 +1541,12 @@
       </w:pPr>
       <w:r>
         <w:rPr>
-          <w:sz w:val="28"/>
+          <w:noProof/>
+          <w:sz w:val="28"/>
+          <w:lang w:val="en-US" w:bidi="ar-SA"/>
         </w:rPr>
         <w:drawing>
-          <wp:inline distT="0" distB="0" distL="0" distR="0" wp14:anchorId="21964612" wp14:editId="1D0AE04E">
+          <wp:inline distT="0" distB="0" distL="0" distR="0">
             <wp:extent cx="5249008" cy="1495634"/>
             <wp:effectExtent l="0" t="0" r="8890" b="9525"/>
             <wp:docPr id="1923927465" name="Picture 1"/>
@@ -1567,7 +1561,7 @@
                     <pic:cNvPicPr/>
                   </pic:nvPicPr>
                   <pic:blipFill>
-                    <a:blip r:embed="rId13"/>
+                    <a:blip r:embed="rId13" cstate="print"/>
                     <a:stretch>
                       <a:fillRect/>
                     </a:stretch>
@@ -1615,30 +1609,13 @@
           <w:sz w:val="28"/>
         </w:rPr>
         <w:lastRenderedPageBreak/>
-        <w:t>Rm -rf &lt;filename</w:t>
-      </w:r>
-      <w:proofErr w:type="gramStart"/>
-      <w:r>
-        <w:rPr>
-          <w:b/>
-          <w:bCs/>
-          <w:color w:val="EE0000"/>
-          <w:sz w:val="28"/>
-        </w:rPr>
-        <w:t>&gt;</w:t>
-      </w:r>
-      <w:r>
-        <w:rPr>
-          <w:sz w:val="28"/>
-        </w:rPr>
-        <w:t xml:space="preserve">  -</w:t>
-      </w:r>
-      <w:proofErr w:type="gramEnd"/>
-      <w:r>
-        <w:rPr>
-          <w:sz w:val="28"/>
-        </w:rPr>
-        <w:t>&gt; this will delete folder or file even if folder is not empty</w:t>
+        <w:t>Rm -rf &lt;filename&gt;</w:t>
+      </w:r>
+      <w:r>
+        <w:rPr>
+          <w:sz w:val="28"/>
+        </w:rPr>
+        <w:t xml:space="preserve">  -&gt; this will delete folder or file even if folder is not empty</w:t>
       </w:r>
     </w:p>
     <w:p>
@@ -1649,8 +1626,12 @@
         </w:rPr>
       </w:pPr>
       <w:r>
+        <w:rPr>
+          <w:noProof/>
+          <w:lang w:val="en-US" w:bidi="ar-SA"/>
+        </w:rPr>
         <w:drawing>
-          <wp:inline distT="0" distB="0" distL="0" distR="0" wp14:anchorId="78D3FC8B" wp14:editId="778C5D2C">
+          <wp:inline distT="0" distB="0" distL="0" distR="0">
             <wp:extent cx="3658111" cy="1295581"/>
             <wp:effectExtent l="0" t="0" r="0" b="0"/>
             <wp:docPr id="480726854" name="Picture 1"/>
@@ -1665,7 +1646,7 @@
                     <pic:cNvPicPr/>
                   </pic:nvPicPr>
                   <pic:blipFill>
-                    <a:blip r:embed="rId14"/>
+                    <a:blip r:embed="rId14" cstate="print"/>
                     <a:stretch>
                       <a:fillRect/>
                     </a:stretch>
@@ -1724,15 +1705,7 @@
           <w:sz w:val="40"/>
           <w:szCs w:val="40"/>
         </w:rPr>
-        <w:t>rm</w:t>
-      </w:r>
-      <w:r>
-        <w:rPr>
-          <w:color w:val="EE0000"/>
-          <w:sz w:val="40"/>
-          <w:szCs w:val="40"/>
-        </w:rPr>
-        <w:t>dir</w:t>
+        <w:t>rmdir</w:t>
       </w:r>
     </w:p>
     <w:p>
@@ -1795,10 +1768,12 @@
       </w:pPr>
       <w:r>
         <w:rPr>
-          <w:sz w:val="28"/>
+          <w:noProof/>
+          <w:sz w:val="28"/>
+          <w:lang w:val="en-US" w:bidi="ar-SA"/>
         </w:rPr>
         <w:drawing>
-          <wp:inline distT="0" distB="0" distL="0" distR="0" wp14:anchorId="76BA046A" wp14:editId="594842C7">
+          <wp:inline distT="0" distB="0" distL="0" distR="0">
             <wp:extent cx="3448531" cy="1171739"/>
             <wp:effectExtent l="0" t="0" r="0" b="9525"/>
             <wp:docPr id="1308499378" name="Picture 1"/>
@@ -1813,7 +1788,7 @@
                     <pic:cNvPicPr/>
                   </pic:nvPicPr>
                   <pic:blipFill>
-                    <a:blip r:embed="rId15"/>
+                    <a:blip r:embed="rId15" cstate="print"/>
                     <a:stretch>
                       <a:fillRect/>
                     </a:stretch>
@@ -1939,10 +1914,12 @@
       </w:pPr>
       <w:r>
         <w:rPr>
-          <w:sz w:val="28"/>
+          <w:noProof/>
+          <w:sz w:val="28"/>
+          <w:lang w:val="en-US" w:bidi="ar-SA"/>
         </w:rPr>
         <w:drawing>
-          <wp:inline distT="0" distB="0" distL="0" distR="0" wp14:anchorId="63B70070" wp14:editId="2889F608">
+          <wp:inline distT="0" distB="0" distL="0" distR="0">
             <wp:extent cx="5731510" cy="1017905"/>
             <wp:effectExtent l="0" t="0" r="0" b="0"/>
             <wp:docPr id="979431378" name="Picture 1"/>
@@ -1957,7 +1934,7 @@
                     <pic:cNvPicPr/>
                   </pic:nvPicPr>
                   <pic:blipFill>
-                    <a:blip r:embed="rId16"/>
+                    <a:blip r:embed="rId16" cstate="print"/>
                     <a:stretch>
                       <a:fillRect/>
                     </a:stretch>
@@ -2000,15 +1977,7 @@
           <w:sz w:val="40"/>
           <w:szCs w:val="40"/>
         </w:rPr>
-        <w:t>1</w:t>
-      </w:r>
-      <w:r>
-        <w:rPr>
-          <w:color w:val="EE0000"/>
-          <w:sz w:val="40"/>
-          <w:szCs w:val="40"/>
-        </w:rPr>
-        <w:t>2</w:t>
+        <w:t>12</w:t>
       </w:r>
       <w:r>
         <w:rPr>
@@ -2045,21 +2014,12 @@
         <w:lastRenderedPageBreak/>
         <w:t xml:space="preserve">What: </w:t>
       </w:r>
-      <w:proofErr w:type="spellStart"/>
-      <w:r>
-        <w:rPr>
-          <w:rFonts w:ascii="Courier New" w:hAnsi="Courier New" w:cs="Courier New"/>
-          <w:sz w:val="28"/>
-        </w:rPr>
-        <w:t>cal</w:t>
-      </w:r>
-      <w:proofErr w:type="spellEnd"/>
-      <w:r>
-        <w:rPr>
-          <w:rFonts w:ascii="Courier New" w:hAnsi="Courier New" w:cs="Courier New"/>
-          <w:sz w:val="28"/>
-        </w:rPr>
-        <w:t xml:space="preserve"> is a command used to display a calendar in the terminal.</w:t>
+      <w:r>
+        <w:rPr>
+          <w:rFonts w:ascii="Courier New" w:hAnsi="Courier New" w:cs="Courier New"/>
+          <w:sz w:val="28"/>
+        </w:rPr>
+        <w:t>cal is a command used to display a calendar in the terminal.</w:t>
       </w:r>
       <w:r>
         <w:rPr>
@@ -2088,10 +2048,12 @@
       </w:pPr>
       <w:r>
         <w:rPr>
-          <w:sz w:val="28"/>
+          <w:noProof/>
+          <w:sz w:val="28"/>
+          <w:lang w:val="en-US" w:bidi="ar-SA"/>
         </w:rPr>
         <w:drawing>
-          <wp:inline distT="0" distB="0" distL="0" distR="0" wp14:anchorId="72A86B42" wp14:editId="4227C7C0">
+          <wp:inline distT="0" distB="0" distL="0" distR="0">
             <wp:extent cx="2400635" cy="2124371"/>
             <wp:effectExtent l="0" t="0" r="0" b="9525"/>
             <wp:docPr id="2133087346" name="Picture 1"/>
@@ -2106,7 +2068,7 @@
                     <pic:cNvPicPr/>
                   </pic:nvPicPr>
                   <pic:blipFill>
-                    <a:blip r:embed="rId17"/>
+                    <a:blip r:embed="rId17" cstate="print"/>
                     <a:stretch>
                       <a:fillRect/>
                     </a:stretch>
@@ -2149,15 +2111,7 @@
           <w:sz w:val="40"/>
           <w:szCs w:val="40"/>
         </w:rPr>
-        <w:t>1</w:t>
-      </w:r>
-      <w:r>
-        <w:rPr>
-          <w:color w:val="EE0000"/>
-          <w:sz w:val="40"/>
-          <w:szCs w:val="40"/>
-        </w:rPr>
-        <w:t>3</w:t>
+        <w:t>13</w:t>
       </w:r>
       <w:r>
         <w:rPr>
@@ -2244,10 +2198,12 @@
       </w:pPr>
       <w:r>
         <w:rPr>
-          <w:sz w:val="28"/>
+          <w:noProof/>
+          <w:sz w:val="28"/>
+          <w:lang w:val="en-US" w:bidi="ar-SA"/>
         </w:rPr>
         <w:drawing>
-          <wp:inline distT="0" distB="0" distL="0" distR="0" wp14:anchorId="53E6D472" wp14:editId="6038D7C1">
+          <wp:inline distT="0" distB="0" distL="0" distR="0">
             <wp:extent cx="5731510" cy="2152015"/>
             <wp:effectExtent l="0" t="0" r="0" b="0"/>
             <wp:docPr id="411766017" name="Picture 1"/>
@@ -2262,7 +2218,7 @@
                     <pic:cNvPicPr/>
                   </pic:nvPicPr>
                   <pic:blipFill>
-                    <a:blip r:embed="rId18"/>
+                    <a:blip r:embed="rId18" cstate="print"/>
                     <a:stretch>
                       <a:fillRect/>
                     </a:stretch>
@@ -2305,15 +2261,7 @@
           <w:sz w:val="40"/>
           <w:szCs w:val="40"/>
         </w:rPr>
-        <w:t>1</w:t>
-      </w:r>
-      <w:r>
-        <w:rPr>
-          <w:color w:val="EE0000"/>
-          <w:sz w:val="40"/>
-          <w:szCs w:val="40"/>
-        </w:rPr>
-        <w:t>4</w:t>
+        <w:t>14</w:t>
       </w:r>
       <w:r>
         <w:rPr>
@@ -2392,11 +2340,13 @@
       </w:pPr>
       <w:r>
         <w:rPr>
-          <w:sz w:val="28"/>
+          <w:noProof/>
+          <w:sz w:val="28"/>
+          <w:lang w:val="en-US" w:bidi="ar-SA"/>
         </w:rPr>
         <w:lastRenderedPageBreak/>
         <w:drawing>
-          <wp:inline distT="0" distB="0" distL="0" distR="0" wp14:anchorId="24585D98" wp14:editId="6D0B553A">
+          <wp:inline distT="0" distB="0" distL="0" distR="0">
             <wp:extent cx="2686425" cy="476316"/>
             <wp:effectExtent l="0" t="0" r="0" b="0"/>
             <wp:docPr id="795584422" name="Picture 1"/>
@@ -2411,7 +2361,7 @@
                     <pic:cNvPicPr/>
                   </pic:nvPicPr>
                   <pic:blipFill>
-                    <a:blip r:embed="rId19"/>
+                    <a:blip r:embed="rId19" cstate="print"/>
                     <a:stretch>
                       <a:fillRect/>
                     </a:stretch>
@@ -2454,15 +2404,7 @@
           <w:sz w:val="40"/>
           <w:szCs w:val="40"/>
         </w:rPr>
-        <w:t>1</w:t>
-      </w:r>
-      <w:r>
-        <w:rPr>
-          <w:color w:val="EE0000"/>
-          <w:sz w:val="40"/>
-          <w:szCs w:val="40"/>
-        </w:rPr>
-        <w:t>5</w:t>
+        <w:t>15</w:t>
       </w:r>
       <w:r>
         <w:rPr>
@@ -2531,10 +2473,12 @@
       </w:pPr>
       <w:r>
         <w:rPr>
-          <w:sz w:val="28"/>
+          <w:noProof/>
+          <w:sz w:val="28"/>
+          <w:lang w:val="en-US" w:bidi="ar-SA"/>
         </w:rPr>
         <w:drawing>
-          <wp:inline distT="0" distB="0" distL="0" distR="0" wp14:anchorId="66ED1F6C" wp14:editId="64AB81C8">
+          <wp:inline distT="0" distB="0" distL="0" distR="0">
             <wp:extent cx="5731510" cy="2433320"/>
             <wp:effectExtent l="0" t="0" r="0" b="0"/>
             <wp:docPr id="324132354" name="Picture 1"/>
@@ -2549,7 +2493,7 @@
                     <pic:cNvPicPr/>
                   </pic:nvPicPr>
                   <pic:blipFill>
-                    <a:blip r:embed="rId20"/>
+                    <a:blip r:embed="rId20" cstate="print"/>
                     <a:stretch>
                       <a:fillRect/>
                     </a:stretch>
@@ -2592,15 +2536,7 @@
           <w:sz w:val="40"/>
           <w:szCs w:val="40"/>
         </w:rPr>
-        <w:t>1</w:t>
-      </w:r>
-      <w:r>
-        <w:rPr>
-          <w:color w:val="EE0000"/>
-          <w:sz w:val="40"/>
-          <w:szCs w:val="40"/>
-        </w:rPr>
-        <w:t>6</w:t>
+        <w:t>16</w:t>
       </w:r>
       <w:r>
         <w:rPr>
@@ -2670,10 +2606,12 @@
       </w:pPr>
       <w:r>
         <w:rPr>
-          <w:sz w:val="28"/>
+          <w:noProof/>
+          <w:sz w:val="28"/>
+          <w:lang w:val="en-US" w:bidi="ar-SA"/>
         </w:rPr>
         <w:drawing>
-          <wp:inline distT="0" distB="0" distL="0" distR="0" wp14:anchorId="1D759396" wp14:editId="42AB944B">
+          <wp:inline distT="0" distB="0" distL="0" distR="0">
             <wp:extent cx="3324689" cy="685896"/>
             <wp:effectExtent l="0" t="0" r="0" b="0"/>
             <wp:docPr id="997518848" name="Picture 1"/>
@@ -2688,7 +2626,7 @@
                     <pic:cNvPicPr/>
                   </pic:nvPicPr>
                   <pic:blipFill>
-                    <a:blip r:embed="rId21"/>
+                    <a:blip r:embed="rId21" cstate="print"/>
                     <a:stretch>
                       <a:fillRect/>
                     </a:stretch>
@@ -2730,10 +2668,12 @@
       </w:r>
       <w:r>
         <w:rPr>
-          <w:sz w:val="28"/>
+          <w:noProof/>
+          <w:sz w:val="28"/>
+          <w:lang w:val="en-US" w:bidi="ar-SA"/>
         </w:rPr>
         <w:drawing>
-          <wp:inline distT="0" distB="0" distL="0" distR="0" wp14:anchorId="7A71801C" wp14:editId="6F4C9BE5">
+          <wp:inline distT="0" distB="0" distL="0" distR="0">
             <wp:extent cx="3715268" cy="1971950"/>
             <wp:effectExtent l="0" t="0" r="0" b="9525"/>
             <wp:docPr id="1674269044" name="Picture 1"/>
@@ -2748,7 +2688,7 @@
                     <pic:cNvPicPr/>
                   </pic:nvPicPr>
                   <pic:blipFill>
-                    <a:blip r:embed="rId22"/>
+                    <a:blip r:embed="rId22" cstate="print"/>
                     <a:stretch>
                       <a:fillRect/>
                     </a:stretch>
@@ -2791,15 +2731,7 @@
           <w:sz w:val="40"/>
           <w:szCs w:val="40"/>
         </w:rPr>
-        <w:t>1</w:t>
-      </w:r>
-      <w:r>
-        <w:rPr>
-          <w:color w:val="EE0000"/>
-          <w:sz w:val="40"/>
-          <w:szCs w:val="40"/>
-        </w:rPr>
-        <w:t>7</w:t>
+        <w:t>17</w:t>
       </w:r>
       <w:r>
         <w:rPr>
@@ -2877,10 +2809,12 @@
       </w:pPr>
       <w:r>
         <w:rPr>
-          <w:sz w:val="28"/>
+          <w:noProof/>
+          <w:sz w:val="28"/>
+          <w:lang w:val="en-US" w:bidi="ar-SA"/>
         </w:rPr>
         <w:drawing>
-          <wp:inline distT="0" distB="0" distL="0" distR="0" wp14:anchorId="10F20155" wp14:editId="2F29DB71">
+          <wp:inline distT="0" distB="0" distL="0" distR="0">
             <wp:extent cx="4439270" cy="724001"/>
             <wp:effectExtent l="0" t="0" r="0" b="0"/>
             <wp:docPr id="1474005669" name="Picture 1"/>
@@ -2895,7 +2829,7 @@
                     <pic:cNvPicPr/>
                   </pic:nvPicPr>
                   <pic:blipFill>
-                    <a:blip r:embed="rId23"/>
+                    <a:blip r:embed="rId23" cstate="print"/>
                     <a:stretch>
                       <a:fillRect/>
                     </a:stretch>
@@ -2938,15 +2872,7 @@
           <w:sz w:val="40"/>
           <w:szCs w:val="40"/>
         </w:rPr>
-        <w:t>1</w:t>
-      </w:r>
-      <w:r>
-        <w:rPr>
-          <w:color w:val="EE0000"/>
-          <w:sz w:val="40"/>
-          <w:szCs w:val="40"/>
-        </w:rPr>
-        <w:t>8</w:t>
+        <w:t>18</w:t>
       </w:r>
       <w:r>
         <w:rPr>
@@ -3024,10 +2950,12 @@
       </w:pPr>
       <w:r>
         <w:rPr>
-          <w:sz w:val="28"/>
+          <w:noProof/>
+          <w:sz w:val="28"/>
+          <w:lang w:val="en-US" w:bidi="ar-SA"/>
         </w:rPr>
         <w:drawing>
-          <wp:inline distT="0" distB="0" distL="0" distR="0" wp14:anchorId="1E94B80E" wp14:editId="0628D11C">
+          <wp:inline distT="0" distB="0" distL="0" distR="0">
             <wp:extent cx="5731510" cy="1349375"/>
             <wp:effectExtent l="0" t="0" r="0" b="0"/>
             <wp:docPr id="448455278" name="Picture 1"/>
@@ -3042,7 +2970,7 @@
                     <pic:cNvPicPr/>
                   </pic:nvPicPr>
                   <pic:blipFill>
-                    <a:blip r:embed="rId24"/>
+                    <a:blip r:embed="rId24" cstate="print"/>
                     <a:stretch>
                       <a:fillRect/>
                     </a:stretch>
@@ -3063,6 +2991,2990 @@
         </w:drawing>
       </w:r>
     </w:p>
+    <w:p>
+      <w:pPr>
+        <w:pStyle w:val="ListParagraph"/>
+        <w:rPr>
+          <w:sz w:val="28"/>
+        </w:rPr>
+      </w:pPr>
+    </w:p>
+    <w:p>
+      <w:pPr>
+        <w:pStyle w:val="ListParagraph"/>
+        <w:rPr>
+          <w:sz w:val="28"/>
+        </w:rPr>
+      </w:pPr>
+    </w:p>
+    <w:p>
+      <w:pPr>
+        <w:pStyle w:val="ListParagraph"/>
+        <w:rPr>
+          <w:sz w:val="28"/>
+        </w:rPr>
+      </w:pPr>
+    </w:p>
+    <w:p>
+      <w:pPr>
+        <w:pStyle w:val="ListParagraph"/>
+        <w:rPr>
+          <w:sz w:val="28"/>
+        </w:rPr>
+      </w:pPr>
+    </w:p>
+    <w:p>
+      <w:pPr>
+        <w:rPr>
+          <w:b/>
+          <w:color w:val="4472C4" w:themeColor="accent1"/>
+          <w:sz w:val="44"/>
+          <w:szCs w:val="44"/>
+          <w:u w:val="single"/>
+        </w:rPr>
+      </w:pPr>
+      <w:r>
+        <w:rPr>
+          <w:b/>
+          <w:color w:val="4472C4" w:themeColor="accent1"/>
+          <w:sz w:val="44"/>
+          <w:szCs w:val="44"/>
+          <w:u w:val="single"/>
+        </w:rPr>
+        <w:lastRenderedPageBreak/>
+        <w:t>SYSTEM COMMANDS</w:t>
+      </w:r>
+    </w:p>
+    <w:p>
+      <w:pPr>
+        <w:pStyle w:val="ListParagraph"/>
+        <w:rPr>
+          <w:b/>
+          <w:color w:val="4472C4" w:themeColor="accent1"/>
+          <w:sz w:val="40"/>
+          <w:szCs w:val="40"/>
+          <w:u w:val="single"/>
+        </w:rPr>
+      </w:pPr>
+    </w:p>
+    <w:p>
+      <w:pPr>
+        <w:rPr>
+          <w:color w:val="EE0000"/>
+          <w:sz w:val="40"/>
+          <w:szCs w:val="40"/>
+        </w:rPr>
+      </w:pPr>
+      <w:proofErr w:type="gramStart"/>
+      <w:r>
+        <w:rPr>
+          <w:color w:val="EE0000"/>
+          <w:sz w:val="40"/>
+          <w:szCs w:val="40"/>
+        </w:rPr>
+        <w:t>1.uname</w:t>
+      </w:r>
+      <w:proofErr w:type="gramEnd"/>
+    </w:p>
+    <w:p>
+      <w:pPr>
+        <w:pStyle w:val="ListParagraph"/>
+        <w:rPr>
+          <w:sz w:val="28"/>
+        </w:rPr>
+      </w:pPr>
+      <w:r>
+        <w:rPr>
+          <w:rStyle w:val="Strong"/>
+          <w:sz w:val="28"/>
+        </w:rPr>
+        <w:t>What:</w:t>
+      </w:r>
+      <w:r>
+        <w:rPr>
+          <w:sz w:val="28"/>
+        </w:rPr>
+        <w:t xml:space="preserve"> </w:t>
+      </w:r>
+      <w:proofErr w:type="spellStart"/>
+      <w:r>
+        <w:rPr>
+          <w:rStyle w:val="HTMLCode"/>
+          <w:rFonts w:eastAsiaTheme="majorEastAsia"/>
+          <w:sz w:val="28"/>
+          <w:szCs w:val="28"/>
+        </w:rPr>
+        <w:t>uname</w:t>
+      </w:r>
+      <w:proofErr w:type="spellEnd"/>
+      <w:r>
+        <w:rPr>
+          <w:sz w:val="28"/>
+        </w:rPr>
+        <w:t xml:space="preserve"> is a command used to display system information like the operating system and kernel name.</w:t>
+      </w:r>
+      <w:r>
+        <w:rPr>
+          <w:sz w:val="28"/>
+        </w:rPr>
+        <w:br/>
+      </w:r>
+      <w:r>
+        <w:rPr>
+          <w:rStyle w:val="Strong"/>
+          <w:sz w:val="28"/>
+        </w:rPr>
+        <w:t>Why:</w:t>
+      </w:r>
+      <w:r>
+        <w:rPr>
+          <w:sz w:val="28"/>
+        </w:rPr>
+        <w:t xml:space="preserve"> It helps you identify details about the Linux system you are using.</w:t>
+      </w:r>
+    </w:p>
+    <w:p>
+      <w:pPr>
+        <w:pStyle w:val="ListParagraph"/>
+        <w:rPr>
+          <w:b/>
+          <w:color w:val="4472C4" w:themeColor="accent1"/>
+          <w:sz w:val="28"/>
+          <w:u w:val="single"/>
+        </w:rPr>
+      </w:pPr>
+      <w:r>
+        <w:rPr>
+          <w:b/>
+          <w:noProof/>
+          <w:color w:val="4472C4" w:themeColor="accent1"/>
+          <w:sz w:val="28"/>
+          <w:u w:val="single"/>
+          <w:lang w:val="en-US" w:bidi="ar-SA"/>
+        </w:rPr>
+        <w:drawing>
+          <wp:inline distT="0" distB="0" distL="0" distR="0">
+            <wp:extent cx="2489200" cy="495300"/>
+            <wp:effectExtent l="19050" t="0" r="6350" b="0"/>
+            <wp:docPr id="1" name="Picture 1"/>
+            <wp:cNvGraphicFramePr>
+              <a:graphicFrameLocks xmlns:a="http://schemas.openxmlformats.org/drawingml/2006/main" noChangeAspect="1"/>
+            </wp:cNvGraphicFramePr>
+            <a:graphic xmlns:a="http://schemas.openxmlformats.org/drawingml/2006/main">
+              <a:graphicData uri="http://schemas.openxmlformats.org/drawingml/2006/picture">
+                <pic:pic xmlns:pic="http://schemas.openxmlformats.org/drawingml/2006/picture">
+                  <pic:nvPicPr>
+                    <pic:cNvPr id="0" name="Picture 1"/>
+                    <pic:cNvPicPr>
+                      <a:picLocks noChangeAspect="1" noChangeArrowheads="1"/>
+                    </pic:cNvPicPr>
+                  </pic:nvPicPr>
+                  <pic:blipFill>
+                    <a:blip r:embed="rId25" cstate="print"/>
+                    <a:srcRect/>
+                    <a:stretch>
+                      <a:fillRect/>
+                    </a:stretch>
+                  </pic:blipFill>
+                  <pic:spPr bwMode="auto">
+                    <a:xfrm>
+                      <a:off x="0" y="0"/>
+                      <a:ext cx="2489200" cy="495300"/>
+                    </a:xfrm>
+                    <a:prstGeom prst="rect">
+                      <a:avLst/>
+                    </a:prstGeom>
+                    <a:noFill/>
+                    <a:ln w="9525">
+                      <a:noFill/>
+                      <a:miter lim="800000"/>
+                      <a:headEnd/>
+                      <a:tailEnd/>
+                    </a:ln>
+                  </pic:spPr>
+                </pic:pic>
+              </a:graphicData>
+            </a:graphic>
+          </wp:inline>
+        </w:drawing>
+      </w:r>
+    </w:p>
+    <w:p>
+      <w:pPr>
+        <w:pStyle w:val="ListParagraph"/>
+        <w:rPr>
+          <w:b/>
+          <w:color w:val="4472C4" w:themeColor="accent1"/>
+          <w:sz w:val="28"/>
+          <w:u w:val="single"/>
+        </w:rPr>
+      </w:pPr>
+    </w:p>
+    <w:p>
+      <w:pPr>
+        <w:rPr>
+          <w:color w:val="EE0000"/>
+          <w:sz w:val="40"/>
+          <w:szCs w:val="40"/>
+        </w:rPr>
+      </w:pPr>
+      <w:proofErr w:type="gramStart"/>
+      <w:r>
+        <w:rPr>
+          <w:color w:val="EE0000"/>
+          <w:sz w:val="40"/>
+          <w:szCs w:val="40"/>
+        </w:rPr>
+        <w:t>2.uname</w:t>
+      </w:r>
+      <w:proofErr w:type="gramEnd"/>
+      <w:r>
+        <w:rPr>
+          <w:color w:val="EE0000"/>
+          <w:sz w:val="40"/>
+          <w:szCs w:val="40"/>
+        </w:rPr>
+        <w:t xml:space="preserve"> -r</w:t>
+      </w:r>
+    </w:p>
+    <w:p>
+      <w:pPr>
+        <w:ind w:left="720"/>
+        <w:rPr>
+          <w:sz w:val="28"/>
+        </w:rPr>
+      </w:pPr>
+      <w:r>
+        <w:rPr>
+          <w:rStyle w:val="Strong"/>
+          <w:sz w:val="28"/>
+        </w:rPr>
+        <w:t>What:</w:t>
+      </w:r>
+      <w:r>
+        <w:rPr>
+          <w:sz w:val="28"/>
+        </w:rPr>
+        <w:t xml:space="preserve"> </w:t>
+      </w:r>
+      <w:proofErr w:type="spellStart"/>
+      <w:r>
+        <w:rPr>
+          <w:rStyle w:val="HTMLCode"/>
+          <w:rFonts w:eastAsiaTheme="majorEastAsia"/>
+          <w:sz w:val="28"/>
+          <w:szCs w:val="28"/>
+        </w:rPr>
+        <w:t>uname</w:t>
+      </w:r>
+      <w:proofErr w:type="spellEnd"/>
+      <w:r>
+        <w:rPr>
+          <w:rStyle w:val="HTMLCode"/>
+          <w:rFonts w:eastAsiaTheme="majorEastAsia"/>
+          <w:sz w:val="28"/>
+          <w:szCs w:val="28"/>
+        </w:rPr>
+        <w:t xml:space="preserve"> -r</w:t>
+      </w:r>
+      <w:r>
+        <w:rPr>
+          <w:sz w:val="28"/>
+        </w:rPr>
+        <w:t xml:space="preserve"> is a command used to display the current Linux kernel version.</w:t>
+      </w:r>
+      <w:r>
+        <w:rPr>
+          <w:sz w:val="28"/>
+        </w:rPr>
+        <w:br/>
+      </w:r>
+      <w:r>
+        <w:rPr>
+          <w:rStyle w:val="Strong"/>
+          <w:sz w:val="28"/>
+        </w:rPr>
+        <w:t>Why:</w:t>
+      </w:r>
+      <w:r>
+        <w:rPr>
+          <w:sz w:val="28"/>
+        </w:rPr>
+        <w:t xml:space="preserve"> It helps you know which kernel release is running on your system.</w:t>
+      </w:r>
+    </w:p>
+    <w:p>
+      <w:r>
+        <w:tab/>
+      </w:r>
+      <w:r>
+        <w:rPr>
+          <w:noProof/>
+          <w:lang w:val="en-US" w:bidi="ar-SA"/>
+        </w:rPr>
+        <w:drawing>
+          <wp:inline distT="0" distB="0" distL="0" distR="0">
+            <wp:extent cx="2667000" cy="488950"/>
+            <wp:effectExtent l="19050" t="0" r="0" b="0"/>
+            <wp:docPr id="4" name="Picture 4"/>
+            <wp:cNvGraphicFramePr>
+              <a:graphicFrameLocks xmlns:a="http://schemas.openxmlformats.org/drawingml/2006/main" noChangeAspect="1"/>
+            </wp:cNvGraphicFramePr>
+            <a:graphic xmlns:a="http://schemas.openxmlformats.org/drawingml/2006/main">
+              <a:graphicData uri="http://schemas.openxmlformats.org/drawingml/2006/picture">
+                <pic:pic xmlns:pic="http://schemas.openxmlformats.org/drawingml/2006/picture">
+                  <pic:nvPicPr>
+                    <pic:cNvPr id="0" name="Picture 4"/>
+                    <pic:cNvPicPr>
+                      <a:picLocks noChangeAspect="1" noChangeArrowheads="1"/>
+                    </pic:cNvPicPr>
+                  </pic:nvPicPr>
+                  <pic:blipFill>
+                    <a:blip r:embed="rId26" cstate="print"/>
+                    <a:srcRect/>
+                    <a:stretch>
+                      <a:fillRect/>
+                    </a:stretch>
+                  </pic:blipFill>
+                  <pic:spPr bwMode="auto">
+                    <a:xfrm>
+                      <a:off x="0" y="0"/>
+                      <a:ext cx="2667000" cy="488950"/>
+                    </a:xfrm>
+                    <a:prstGeom prst="rect">
+                      <a:avLst/>
+                    </a:prstGeom>
+                    <a:noFill/>
+                    <a:ln w="9525">
+                      <a:noFill/>
+                      <a:miter lim="800000"/>
+                      <a:headEnd/>
+                      <a:tailEnd/>
+                    </a:ln>
+                  </pic:spPr>
+                </pic:pic>
+              </a:graphicData>
+            </a:graphic>
+          </wp:inline>
+        </w:drawing>
+      </w:r>
+    </w:p>
+    <w:p/>
+    <w:p>
+      <w:pPr>
+        <w:rPr>
+          <w:color w:val="EE0000"/>
+          <w:sz w:val="40"/>
+          <w:szCs w:val="40"/>
+        </w:rPr>
+      </w:pPr>
+      <w:proofErr w:type="gramStart"/>
+      <w:r>
+        <w:rPr>
+          <w:color w:val="EE0000"/>
+          <w:sz w:val="40"/>
+          <w:szCs w:val="40"/>
+        </w:rPr>
+        <w:t>3.uname</w:t>
+      </w:r>
+      <w:proofErr w:type="gramEnd"/>
+      <w:r>
+        <w:rPr>
+          <w:color w:val="EE0000"/>
+          <w:sz w:val="40"/>
+          <w:szCs w:val="40"/>
+        </w:rPr>
+        <w:t xml:space="preserve"> -a</w:t>
+      </w:r>
+    </w:p>
+    <w:p>
+      <w:pPr>
+        <w:pStyle w:val="ListParagraph"/>
+        <w:rPr>
+          <w:sz w:val="28"/>
+        </w:rPr>
+      </w:pPr>
+      <w:r>
+        <w:rPr>
+          <w:rStyle w:val="Strong"/>
+          <w:sz w:val="28"/>
+        </w:rPr>
+        <w:t>What:</w:t>
+      </w:r>
+      <w:r>
+        <w:rPr>
+          <w:sz w:val="28"/>
+        </w:rPr>
+        <w:t xml:space="preserve"> </w:t>
+      </w:r>
+      <w:proofErr w:type="spellStart"/>
+      <w:r>
+        <w:rPr>
+          <w:rStyle w:val="HTMLCode"/>
+          <w:rFonts w:eastAsiaTheme="majorEastAsia"/>
+          <w:sz w:val="28"/>
+          <w:szCs w:val="28"/>
+        </w:rPr>
+        <w:t>uname</w:t>
+      </w:r>
+      <w:proofErr w:type="spellEnd"/>
+      <w:r>
+        <w:rPr>
+          <w:rStyle w:val="HTMLCode"/>
+          <w:rFonts w:eastAsiaTheme="majorEastAsia"/>
+          <w:sz w:val="28"/>
+          <w:szCs w:val="28"/>
+        </w:rPr>
+        <w:t xml:space="preserve"> -</w:t>
+      </w:r>
+      <w:proofErr w:type="gramStart"/>
+      <w:r>
+        <w:rPr>
+          <w:rStyle w:val="HTMLCode"/>
+          <w:rFonts w:eastAsiaTheme="majorEastAsia"/>
+          <w:sz w:val="28"/>
+          <w:szCs w:val="28"/>
+        </w:rPr>
+        <w:t>a</w:t>
+      </w:r>
+      <w:r>
+        <w:rPr>
+          <w:sz w:val="28"/>
+        </w:rPr>
+        <w:t xml:space="preserve"> is</w:t>
+      </w:r>
+      <w:proofErr w:type="gramEnd"/>
+      <w:r>
+        <w:rPr>
+          <w:sz w:val="28"/>
+        </w:rPr>
+        <w:t xml:space="preserve"> a command used to display all system information including kernel, OS, and hardware details.</w:t>
+      </w:r>
+      <w:r>
+        <w:rPr>
+          <w:sz w:val="28"/>
+        </w:rPr>
+        <w:br/>
+      </w:r>
+      <w:r>
+        <w:rPr>
+          <w:rStyle w:val="Strong"/>
+          <w:sz w:val="28"/>
+        </w:rPr>
+        <w:t>Why:</w:t>
+      </w:r>
+      <w:r>
+        <w:rPr>
+          <w:sz w:val="28"/>
+        </w:rPr>
+        <w:t xml:space="preserve"> It helps you get a complete overview of the system in one output.</w:t>
+      </w:r>
+    </w:p>
+    <w:p>
+      <w:pPr>
+        <w:pStyle w:val="ListParagraph"/>
+        <w:rPr>
+          <w:b/>
+          <w:color w:val="4472C4" w:themeColor="accent1"/>
+          <w:sz w:val="28"/>
+          <w:u w:val="single"/>
+        </w:rPr>
+      </w:pPr>
+      <w:r>
+        <w:rPr>
+          <w:b/>
+          <w:noProof/>
+          <w:color w:val="4472C4" w:themeColor="accent1"/>
+          <w:sz w:val="28"/>
+          <w:u w:val="single"/>
+          <w:lang w:val="en-US" w:bidi="ar-SA"/>
+        </w:rPr>
+        <w:drawing>
+          <wp:inline distT="0" distB="0" distL="0" distR="0">
+            <wp:extent cx="5731510" cy="336465"/>
+            <wp:effectExtent l="19050" t="0" r="2540" b="0"/>
+            <wp:docPr id="7" name="Picture 7"/>
+            <wp:cNvGraphicFramePr>
+              <a:graphicFrameLocks xmlns:a="http://schemas.openxmlformats.org/drawingml/2006/main" noChangeAspect="1"/>
+            </wp:cNvGraphicFramePr>
+            <a:graphic xmlns:a="http://schemas.openxmlformats.org/drawingml/2006/main">
+              <a:graphicData uri="http://schemas.openxmlformats.org/drawingml/2006/picture">
+                <pic:pic xmlns:pic="http://schemas.openxmlformats.org/drawingml/2006/picture">
+                  <pic:nvPicPr>
+                    <pic:cNvPr id="0" name="Picture 7"/>
+                    <pic:cNvPicPr>
+                      <a:picLocks noChangeAspect="1" noChangeArrowheads="1"/>
+                    </pic:cNvPicPr>
+                  </pic:nvPicPr>
+                  <pic:blipFill>
+                    <a:blip r:embed="rId27" cstate="print"/>
+                    <a:srcRect/>
+                    <a:stretch>
+                      <a:fillRect/>
+                    </a:stretch>
+                  </pic:blipFill>
+                  <pic:spPr bwMode="auto">
+                    <a:xfrm>
+                      <a:off x="0" y="0"/>
+                      <a:ext cx="5731510" cy="336465"/>
+                    </a:xfrm>
+                    <a:prstGeom prst="rect">
+                      <a:avLst/>
+                    </a:prstGeom>
+                    <a:noFill/>
+                    <a:ln w="9525">
+                      <a:noFill/>
+                      <a:miter lim="800000"/>
+                      <a:headEnd/>
+                      <a:tailEnd/>
+                    </a:ln>
+                  </pic:spPr>
+                </pic:pic>
+              </a:graphicData>
+            </a:graphic>
+          </wp:inline>
+        </w:drawing>
+      </w:r>
+    </w:p>
+    <w:p>
+      <w:pPr>
+        <w:pStyle w:val="ListParagraph"/>
+        <w:rPr>
+          <w:b/>
+          <w:color w:val="4472C4" w:themeColor="accent1"/>
+          <w:sz w:val="28"/>
+          <w:u w:val="single"/>
+        </w:rPr>
+      </w:pPr>
+    </w:p>
+    <w:p>
+      <w:pPr>
+        <w:rPr>
+          <w:color w:val="EE0000"/>
+          <w:sz w:val="40"/>
+          <w:szCs w:val="40"/>
+        </w:rPr>
+      </w:pPr>
+      <w:proofErr w:type="gramStart"/>
+      <w:r>
+        <w:rPr>
+          <w:color w:val="EE0000"/>
+          <w:sz w:val="40"/>
+          <w:szCs w:val="40"/>
+        </w:rPr>
+        <w:t>4.</w:t>
+      </w:r>
+      <w:r>
+        <w:rPr>
+          <w:color w:val="EE0000"/>
+          <w:sz w:val="40"/>
+          <w:szCs w:val="40"/>
+        </w:rPr>
+        <w:t>clear</w:t>
+      </w:r>
+      <w:proofErr w:type="gramEnd"/>
+    </w:p>
+    <w:p>
+      <w:pPr>
+        <w:pStyle w:val="ListParagraph"/>
+        <w:rPr>
+          <w:sz w:val="28"/>
+        </w:rPr>
+      </w:pPr>
+      <w:r>
+        <w:rPr>
+          <w:rStyle w:val="Strong"/>
+          <w:sz w:val="28"/>
+        </w:rPr>
+        <w:t>What:</w:t>
+      </w:r>
+      <w:r>
+        <w:rPr>
+          <w:sz w:val="28"/>
+        </w:rPr>
+        <w:t xml:space="preserve"> </w:t>
+      </w:r>
+      <w:r>
+        <w:rPr>
+          <w:rStyle w:val="HTMLCode"/>
+          <w:rFonts w:eastAsiaTheme="majorEastAsia"/>
+          <w:sz w:val="28"/>
+          <w:szCs w:val="28"/>
+        </w:rPr>
+        <w:t>clear</w:t>
+      </w:r>
+      <w:r>
+        <w:rPr>
+          <w:sz w:val="28"/>
+        </w:rPr>
+        <w:t xml:space="preserve"> is a command used to clear the terminal screen.</w:t>
+      </w:r>
+      <w:r>
+        <w:rPr>
+          <w:sz w:val="28"/>
+        </w:rPr>
+        <w:br/>
+      </w:r>
+      <w:r>
+        <w:rPr>
+          <w:rStyle w:val="Strong"/>
+          <w:sz w:val="28"/>
+        </w:rPr>
+        <w:t>Why:</w:t>
+      </w:r>
+      <w:r>
+        <w:rPr>
+          <w:sz w:val="28"/>
+        </w:rPr>
+        <w:t xml:space="preserve"> It helps you remove clutter and view the terminal output cleanly</w:t>
+      </w:r>
+      <w:r>
+        <w:rPr>
+          <w:sz w:val="28"/>
+        </w:rPr>
+        <w:t>.</w:t>
+      </w:r>
+    </w:p>
+    <w:p>
+      <w:pPr>
+        <w:pStyle w:val="ListParagraph"/>
+        <w:rPr>
+          <w:b/>
+          <w:color w:val="4472C4" w:themeColor="accent1"/>
+          <w:sz w:val="28"/>
+          <w:u w:val="single"/>
+        </w:rPr>
+      </w:pPr>
+    </w:p>
+    <w:p>
+      <w:pPr>
+        <w:rPr>
+          <w:color w:val="EE0000"/>
+          <w:sz w:val="40"/>
+          <w:szCs w:val="40"/>
+        </w:rPr>
+      </w:pPr>
+      <w:proofErr w:type="gramStart"/>
+      <w:r>
+        <w:rPr>
+          <w:color w:val="EE0000"/>
+          <w:sz w:val="40"/>
+          <w:szCs w:val="40"/>
+        </w:rPr>
+        <w:t>5.uptime</w:t>
+      </w:r>
+      <w:proofErr w:type="gramEnd"/>
+    </w:p>
+    <w:p>
+      <w:pPr>
+        <w:pStyle w:val="ListParagraph"/>
+        <w:rPr>
+          <w:sz w:val="28"/>
+        </w:rPr>
+      </w:pPr>
+      <w:r>
+        <w:rPr>
+          <w:rStyle w:val="Strong"/>
+          <w:sz w:val="28"/>
+        </w:rPr>
+        <w:lastRenderedPageBreak/>
+        <w:t>What:</w:t>
+      </w:r>
+      <w:r>
+        <w:rPr>
+          <w:sz w:val="28"/>
+        </w:rPr>
+        <w:t xml:space="preserve"> </w:t>
+      </w:r>
+      <w:r>
+        <w:rPr>
+          <w:rStyle w:val="HTMLCode"/>
+          <w:rFonts w:eastAsiaTheme="majorEastAsia"/>
+          <w:sz w:val="28"/>
+          <w:szCs w:val="28"/>
+        </w:rPr>
+        <w:t>uptime</w:t>
+      </w:r>
+      <w:r>
+        <w:rPr>
+          <w:sz w:val="28"/>
+        </w:rPr>
+        <w:t xml:space="preserve"> is a command used to show how long the system has been running.</w:t>
+      </w:r>
+      <w:r>
+        <w:rPr>
+          <w:sz w:val="28"/>
+        </w:rPr>
+        <w:br/>
+      </w:r>
+      <w:r>
+        <w:rPr>
+          <w:rStyle w:val="Strong"/>
+          <w:sz w:val="28"/>
+        </w:rPr>
+        <w:t>Why:</w:t>
+      </w:r>
+      <w:r>
+        <w:rPr>
+          <w:sz w:val="28"/>
+        </w:rPr>
+        <w:t xml:space="preserve"> It helps you check system running time and current load average.</w:t>
+      </w:r>
+    </w:p>
+    <w:p>
+      <w:pPr>
+        <w:pStyle w:val="ListParagraph"/>
+        <w:rPr>
+          <w:b/>
+          <w:color w:val="4472C4" w:themeColor="accent1"/>
+          <w:sz w:val="28"/>
+          <w:u w:val="single"/>
+        </w:rPr>
+      </w:pPr>
+      <w:r>
+        <w:rPr>
+          <w:b/>
+          <w:noProof/>
+          <w:color w:val="4472C4" w:themeColor="accent1"/>
+          <w:sz w:val="28"/>
+          <w:u w:val="single"/>
+          <w:lang w:val="en-US" w:bidi="ar-SA"/>
+        </w:rPr>
+        <w:drawing>
+          <wp:inline distT="0" distB="0" distL="0" distR="0">
+            <wp:extent cx="5731510" cy="486479"/>
+            <wp:effectExtent l="19050" t="0" r="2540" b="0"/>
+            <wp:docPr id="10" name="Picture 10"/>
+            <wp:cNvGraphicFramePr>
+              <a:graphicFrameLocks xmlns:a="http://schemas.openxmlformats.org/drawingml/2006/main" noChangeAspect="1"/>
+            </wp:cNvGraphicFramePr>
+            <a:graphic xmlns:a="http://schemas.openxmlformats.org/drawingml/2006/main">
+              <a:graphicData uri="http://schemas.openxmlformats.org/drawingml/2006/picture">
+                <pic:pic xmlns:pic="http://schemas.openxmlformats.org/drawingml/2006/picture">
+                  <pic:nvPicPr>
+                    <pic:cNvPr id="0" name="Picture 10"/>
+                    <pic:cNvPicPr>
+                      <a:picLocks noChangeAspect="1" noChangeArrowheads="1"/>
+                    </pic:cNvPicPr>
+                  </pic:nvPicPr>
+                  <pic:blipFill>
+                    <a:blip r:embed="rId28" cstate="print"/>
+                    <a:srcRect/>
+                    <a:stretch>
+                      <a:fillRect/>
+                    </a:stretch>
+                  </pic:blipFill>
+                  <pic:spPr bwMode="auto">
+                    <a:xfrm>
+                      <a:off x="0" y="0"/>
+                      <a:ext cx="5731510" cy="486479"/>
+                    </a:xfrm>
+                    <a:prstGeom prst="rect">
+                      <a:avLst/>
+                    </a:prstGeom>
+                    <a:noFill/>
+                    <a:ln w="9525">
+                      <a:noFill/>
+                      <a:miter lim="800000"/>
+                      <a:headEnd/>
+                      <a:tailEnd/>
+                    </a:ln>
+                  </pic:spPr>
+                </pic:pic>
+              </a:graphicData>
+            </a:graphic>
+          </wp:inline>
+        </w:drawing>
+      </w:r>
+    </w:p>
+    <w:p>
+      <w:pPr>
+        <w:pStyle w:val="ListParagraph"/>
+        <w:rPr>
+          <w:b/>
+          <w:color w:val="4472C4" w:themeColor="accent1"/>
+          <w:sz w:val="28"/>
+          <w:u w:val="single"/>
+        </w:rPr>
+      </w:pPr>
+    </w:p>
+    <w:p>
+      <w:pPr>
+        <w:rPr>
+          <w:color w:val="EE0000"/>
+          <w:sz w:val="40"/>
+          <w:szCs w:val="40"/>
+        </w:rPr>
+      </w:pPr>
+      <w:proofErr w:type="gramStart"/>
+      <w:r>
+        <w:rPr>
+          <w:color w:val="EE0000"/>
+          <w:sz w:val="40"/>
+          <w:szCs w:val="40"/>
+        </w:rPr>
+        <w:t>6.uptime</w:t>
+      </w:r>
+      <w:proofErr w:type="gramEnd"/>
+      <w:r>
+        <w:rPr>
+          <w:color w:val="EE0000"/>
+          <w:sz w:val="40"/>
+          <w:szCs w:val="40"/>
+        </w:rPr>
+        <w:t xml:space="preserve"> -p</w:t>
+      </w:r>
+    </w:p>
+    <w:p>
+      <w:pPr>
+        <w:pStyle w:val="NormalWeb"/>
+        <w:ind w:left="720"/>
+        <w:rPr>
+          <w:sz w:val="28"/>
+          <w:szCs w:val="28"/>
+        </w:rPr>
+      </w:pPr>
+      <w:r>
+        <w:rPr>
+          <w:rStyle w:val="Strong"/>
+          <w:rFonts w:eastAsiaTheme="majorEastAsia"/>
+          <w:sz w:val="28"/>
+          <w:szCs w:val="28"/>
+        </w:rPr>
+        <w:t>What:</w:t>
+      </w:r>
+      <w:r>
+        <w:rPr>
+          <w:sz w:val="28"/>
+          <w:szCs w:val="28"/>
+        </w:rPr>
+        <w:t xml:space="preserve"> </w:t>
+      </w:r>
+      <w:r>
+        <w:rPr>
+          <w:rStyle w:val="HTMLCode"/>
+          <w:rFonts w:eastAsiaTheme="majorEastAsia"/>
+          <w:sz w:val="28"/>
+          <w:szCs w:val="28"/>
+        </w:rPr>
+        <w:t>uptime -p</w:t>
+      </w:r>
+      <w:r>
+        <w:rPr>
+          <w:sz w:val="28"/>
+          <w:szCs w:val="28"/>
+        </w:rPr>
+        <w:t xml:space="preserve"> is a command used to display the system uptime in a pretty, human-readable format.</w:t>
+      </w:r>
+      <w:r>
+        <w:rPr>
+          <w:sz w:val="28"/>
+          <w:szCs w:val="28"/>
+        </w:rPr>
+        <w:br/>
+      </w:r>
+      <w:r>
+        <w:rPr>
+          <w:rStyle w:val="Strong"/>
+          <w:rFonts w:eastAsiaTheme="majorEastAsia"/>
+          <w:sz w:val="28"/>
+          <w:szCs w:val="28"/>
+        </w:rPr>
+        <w:t>Why:</w:t>
+      </w:r>
+      <w:r>
+        <w:rPr>
+          <w:sz w:val="28"/>
+          <w:szCs w:val="28"/>
+        </w:rPr>
+        <w:t xml:space="preserve"> It helps you easily understand how long the system has been running.</w:t>
+      </w:r>
+    </w:p>
+    <w:p>
+      <w:pPr>
+        <w:pStyle w:val="ListParagraph"/>
+        <w:rPr>
+          <w:sz w:val="28"/>
+        </w:rPr>
+      </w:pPr>
+      <w:r>
+        <w:rPr>
+          <w:noProof/>
+          <w:sz w:val="28"/>
+          <w:lang w:val="en-US" w:bidi="ar-SA"/>
+        </w:rPr>
+        <w:drawing>
+          <wp:inline distT="0" distB="0" distL="0" distR="0">
+            <wp:extent cx="2781300" cy="431800"/>
+            <wp:effectExtent l="19050" t="0" r="0" b="0"/>
+            <wp:docPr id="13" name="Picture 13"/>
+            <wp:cNvGraphicFramePr>
+              <a:graphicFrameLocks xmlns:a="http://schemas.openxmlformats.org/drawingml/2006/main" noChangeAspect="1"/>
+            </wp:cNvGraphicFramePr>
+            <a:graphic xmlns:a="http://schemas.openxmlformats.org/drawingml/2006/main">
+              <a:graphicData uri="http://schemas.openxmlformats.org/drawingml/2006/picture">
+                <pic:pic xmlns:pic="http://schemas.openxmlformats.org/drawingml/2006/picture">
+                  <pic:nvPicPr>
+                    <pic:cNvPr id="0" name="Picture 13"/>
+                    <pic:cNvPicPr>
+                      <a:picLocks noChangeAspect="1" noChangeArrowheads="1"/>
+                    </pic:cNvPicPr>
+                  </pic:nvPicPr>
+                  <pic:blipFill>
+                    <a:blip r:embed="rId29" cstate="print"/>
+                    <a:srcRect/>
+                    <a:stretch>
+                      <a:fillRect/>
+                    </a:stretch>
+                  </pic:blipFill>
+                  <pic:spPr bwMode="auto">
+                    <a:xfrm>
+                      <a:off x="0" y="0"/>
+                      <a:ext cx="2781300" cy="431800"/>
+                    </a:xfrm>
+                    <a:prstGeom prst="rect">
+                      <a:avLst/>
+                    </a:prstGeom>
+                    <a:noFill/>
+                    <a:ln w="9525">
+                      <a:noFill/>
+                      <a:miter lim="800000"/>
+                      <a:headEnd/>
+                      <a:tailEnd/>
+                    </a:ln>
+                  </pic:spPr>
+                </pic:pic>
+              </a:graphicData>
+            </a:graphic>
+          </wp:inline>
+        </w:drawing>
+      </w:r>
+    </w:p>
+    <w:p>
+      <w:pPr>
+        <w:pStyle w:val="ListParagraph"/>
+        <w:rPr>
+          <w:b/>
+          <w:color w:val="4472C4" w:themeColor="accent1"/>
+          <w:sz w:val="28"/>
+          <w:u w:val="single"/>
+        </w:rPr>
+      </w:pPr>
+    </w:p>
+    <w:p>
+      <w:pPr>
+        <w:rPr>
+          <w:color w:val="EE0000"/>
+          <w:sz w:val="40"/>
+          <w:szCs w:val="40"/>
+        </w:rPr>
+      </w:pPr>
+      <w:proofErr w:type="gramStart"/>
+      <w:r>
+        <w:rPr>
+          <w:color w:val="EE0000"/>
+          <w:sz w:val="40"/>
+          <w:szCs w:val="40"/>
+        </w:rPr>
+        <w:t>7.hostname</w:t>
+      </w:r>
+      <w:proofErr w:type="gramEnd"/>
+    </w:p>
+    <w:p>
+      <w:pPr>
+        <w:pStyle w:val="ListParagraph"/>
+        <w:rPr>
+          <w:sz w:val="28"/>
+        </w:rPr>
+      </w:pPr>
+      <w:r>
+        <w:rPr>
+          <w:rStyle w:val="Strong"/>
+          <w:sz w:val="28"/>
+        </w:rPr>
+        <w:t>What:</w:t>
+      </w:r>
+      <w:r>
+        <w:rPr>
+          <w:sz w:val="28"/>
+        </w:rPr>
+        <w:t xml:space="preserve"> </w:t>
+      </w:r>
+      <w:r>
+        <w:rPr>
+          <w:rStyle w:val="HTMLCode"/>
+          <w:rFonts w:eastAsiaTheme="majorEastAsia"/>
+          <w:sz w:val="28"/>
+          <w:szCs w:val="28"/>
+        </w:rPr>
+        <w:t>hostname</w:t>
+      </w:r>
+      <w:r>
+        <w:rPr>
+          <w:sz w:val="28"/>
+        </w:rPr>
+        <w:t xml:space="preserve"> is a command used to display the name of the current machine.</w:t>
+      </w:r>
+      <w:r>
+        <w:rPr>
+          <w:sz w:val="28"/>
+        </w:rPr>
+        <w:br/>
+      </w:r>
+      <w:r>
+        <w:rPr>
+          <w:rStyle w:val="Strong"/>
+          <w:sz w:val="28"/>
+        </w:rPr>
+        <w:t>Why:</w:t>
+      </w:r>
+      <w:r>
+        <w:rPr>
+          <w:sz w:val="28"/>
+        </w:rPr>
+        <w:t xml:space="preserve"> It helps you identify the system on a network.</w:t>
+      </w:r>
+    </w:p>
+    <w:p>
+      <w:pPr>
+        <w:pStyle w:val="ListParagraph"/>
+        <w:rPr>
+          <w:b/>
+          <w:color w:val="4472C4" w:themeColor="accent1"/>
+          <w:sz w:val="28"/>
+          <w:u w:val="single"/>
+        </w:rPr>
+      </w:pPr>
+      <w:r>
+        <w:rPr>
+          <w:b/>
+          <w:noProof/>
+          <w:color w:val="4472C4" w:themeColor="accent1"/>
+          <w:sz w:val="28"/>
+          <w:u w:val="single"/>
+          <w:lang w:val="en-US" w:bidi="ar-SA"/>
+        </w:rPr>
+        <w:drawing>
+          <wp:inline distT="0" distB="0" distL="0" distR="0">
+            <wp:extent cx="2724150" cy="476250"/>
+            <wp:effectExtent l="19050" t="0" r="0" b="0"/>
+            <wp:docPr id="16" name="Picture 16"/>
+            <wp:cNvGraphicFramePr>
+              <a:graphicFrameLocks xmlns:a="http://schemas.openxmlformats.org/drawingml/2006/main" noChangeAspect="1"/>
+            </wp:cNvGraphicFramePr>
+            <a:graphic xmlns:a="http://schemas.openxmlformats.org/drawingml/2006/main">
+              <a:graphicData uri="http://schemas.openxmlformats.org/drawingml/2006/picture">
+                <pic:pic xmlns:pic="http://schemas.openxmlformats.org/drawingml/2006/picture">
+                  <pic:nvPicPr>
+                    <pic:cNvPr id="0" name="Picture 16"/>
+                    <pic:cNvPicPr>
+                      <a:picLocks noChangeAspect="1" noChangeArrowheads="1"/>
+                    </pic:cNvPicPr>
+                  </pic:nvPicPr>
+                  <pic:blipFill>
+                    <a:blip r:embed="rId30" cstate="print"/>
+                    <a:srcRect/>
+                    <a:stretch>
+                      <a:fillRect/>
+                    </a:stretch>
+                  </pic:blipFill>
+                  <pic:spPr bwMode="auto">
+                    <a:xfrm>
+                      <a:off x="0" y="0"/>
+                      <a:ext cx="2724150" cy="476250"/>
+                    </a:xfrm>
+                    <a:prstGeom prst="rect">
+                      <a:avLst/>
+                    </a:prstGeom>
+                    <a:noFill/>
+                    <a:ln w="9525">
+                      <a:noFill/>
+                      <a:miter lim="800000"/>
+                      <a:headEnd/>
+                      <a:tailEnd/>
+                    </a:ln>
+                  </pic:spPr>
+                </pic:pic>
+              </a:graphicData>
+            </a:graphic>
+          </wp:inline>
+        </w:drawing>
+      </w:r>
+    </w:p>
+    <w:p>
+      <w:pPr>
+        <w:pStyle w:val="ListParagraph"/>
+        <w:rPr>
+          <w:b/>
+          <w:color w:val="4472C4" w:themeColor="accent1"/>
+          <w:sz w:val="28"/>
+          <w:u w:val="single"/>
+        </w:rPr>
+      </w:pPr>
+    </w:p>
+    <w:p>
+      <w:pPr>
+        <w:rPr>
+          <w:color w:val="EE0000"/>
+          <w:sz w:val="40"/>
+          <w:szCs w:val="40"/>
+        </w:rPr>
+      </w:pPr>
+      <w:proofErr w:type="gramStart"/>
+      <w:r>
+        <w:rPr>
+          <w:color w:val="EE0000"/>
+          <w:sz w:val="40"/>
+          <w:szCs w:val="40"/>
+        </w:rPr>
+        <w:t>8.hostname</w:t>
+      </w:r>
+      <w:proofErr w:type="gramEnd"/>
+      <w:r>
+        <w:rPr>
+          <w:color w:val="EE0000"/>
+          <w:sz w:val="40"/>
+          <w:szCs w:val="40"/>
+        </w:rPr>
+        <w:t xml:space="preserve"> -</w:t>
+      </w:r>
+      <w:proofErr w:type="spellStart"/>
+      <w:r>
+        <w:rPr>
+          <w:color w:val="EE0000"/>
+          <w:sz w:val="40"/>
+          <w:szCs w:val="40"/>
+        </w:rPr>
+        <w:t>i</w:t>
+      </w:r>
+      <w:proofErr w:type="spellEnd"/>
+    </w:p>
+    <w:p>
+      <w:pPr>
+        <w:pStyle w:val="NormalWeb"/>
+        <w:ind w:left="720"/>
+        <w:rPr>
+          <w:sz w:val="28"/>
+          <w:szCs w:val="28"/>
+        </w:rPr>
+      </w:pPr>
+      <w:r>
+        <w:rPr>
+          <w:rStyle w:val="Strong"/>
+          <w:rFonts w:eastAsiaTheme="majorEastAsia"/>
+          <w:sz w:val="28"/>
+          <w:szCs w:val="28"/>
+        </w:rPr>
+        <w:t>What:</w:t>
+      </w:r>
+      <w:r>
+        <w:rPr>
+          <w:sz w:val="28"/>
+          <w:szCs w:val="28"/>
+        </w:rPr>
+        <w:t xml:space="preserve"> </w:t>
+      </w:r>
+      <w:r>
+        <w:rPr>
+          <w:rStyle w:val="HTMLCode"/>
+          <w:rFonts w:eastAsiaTheme="majorEastAsia"/>
+          <w:sz w:val="28"/>
+          <w:szCs w:val="28"/>
+        </w:rPr>
+        <w:t>hostname -</w:t>
+      </w:r>
+      <w:proofErr w:type="spellStart"/>
+      <w:r>
+        <w:rPr>
+          <w:rStyle w:val="HTMLCode"/>
+          <w:rFonts w:eastAsiaTheme="majorEastAsia"/>
+          <w:sz w:val="28"/>
+          <w:szCs w:val="28"/>
+        </w:rPr>
+        <w:t>i</w:t>
+      </w:r>
+      <w:proofErr w:type="spellEnd"/>
+      <w:r>
+        <w:rPr>
+          <w:sz w:val="28"/>
+          <w:szCs w:val="28"/>
+        </w:rPr>
+        <w:t xml:space="preserve"> is a command used to display the IP address of the current machine.</w:t>
+      </w:r>
+      <w:r>
+        <w:rPr>
+          <w:sz w:val="28"/>
+          <w:szCs w:val="28"/>
+        </w:rPr>
+        <w:br/>
+      </w:r>
+      <w:r>
+        <w:rPr>
+          <w:rStyle w:val="Strong"/>
+          <w:rFonts w:eastAsiaTheme="majorEastAsia"/>
+          <w:sz w:val="28"/>
+          <w:szCs w:val="28"/>
+        </w:rPr>
+        <w:t>Why:</w:t>
+      </w:r>
+      <w:r>
+        <w:rPr>
+          <w:sz w:val="28"/>
+          <w:szCs w:val="28"/>
+        </w:rPr>
+        <w:t xml:space="preserve"> It helps you quickly find the system’s network address.</w:t>
+      </w:r>
+    </w:p>
+    <w:p>
+      <w:pPr>
+        <w:pStyle w:val="ListParagraph"/>
+        <w:rPr>
+          <w:b/>
+          <w:color w:val="4472C4" w:themeColor="accent1"/>
+          <w:sz w:val="28"/>
+          <w:u w:val="single"/>
+        </w:rPr>
+      </w:pPr>
+      <w:r>
+        <w:rPr>
+          <w:b/>
+          <w:noProof/>
+          <w:color w:val="4472C4" w:themeColor="accent1"/>
+          <w:sz w:val="28"/>
+          <w:u w:val="single"/>
+          <w:lang w:val="en-US" w:bidi="ar-SA"/>
+        </w:rPr>
+        <w:drawing>
+          <wp:inline distT="0" distB="0" distL="0" distR="0">
+            <wp:extent cx="3041650" cy="488950"/>
+            <wp:effectExtent l="19050" t="0" r="6350" b="0"/>
+            <wp:docPr id="19" name="Picture 19"/>
+            <wp:cNvGraphicFramePr>
+              <a:graphicFrameLocks xmlns:a="http://schemas.openxmlformats.org/drawingml/2006/main" noChangeAspect="1"/>
+            </wp:cNvGraphicFramePr>
+            <a:graphic xmlns:a="http://schemas.openxmlformats.org/drawingml/2006/main">
+              <a:graphicData uri="http://schemas.openxmlformats.org/drawingml/2006/picture">
+                <pic:pic xmlns:pic="http://schemas.openxmlformats.org/drawingml/2006/picture">
+                  <pic:nvPicPr>
+                    <pic:cNvPr id="0" name="Picture 19"/>
+                    <pic:cNvPicPr>
+                      <a:picLocks noChangeAspect="1" noChangeArrowheads="1"/>
+                    </pic:cNvPicPr>
+                  </pic:nvPicPr>
+                  <pic:blipFill>
+                    <a:blip r:embed="rId31" cstate="print"/>
+                    <a:srcRect/>
+                    <a:stretch>
+                      <a:fillRect/>
+                    </a:stretch>
+                  </pic:blipFill>
+                  <pic:spPr bwMode="auto">
+                    <a:xfrm>
+                      <a:off x="0" y="0"/>
+                      <a:ext cx="3041650" cy="488950"/>
+                    </a:xfrm>
+                    <a:prstGeom prst="rect">
+                      <a:avLst/>
+                    </a:prstGeom>
+                    <a:noFill/>
+                    <a:ln w="9525">
+                      <a:noFill/>
+                      <a:miter lim="800000"/>
+                      <a:headEnd/>
+                      <a:tailEnd/>
+                    </a:ln>
+                  </pic:spPr>
+                </pic:pic>
+              </a:graphicData>
+            </a:graphic>
+          </wp:inline>
+        </w:drawing>
+      </w:r>
+    </w:p>
+    <w:p>
+      <w:pPr>
+        <w:pStyle w:val="ListParagraph"/>
+        <w:rPr>
+          <w:b/>
+          <w:color w:val="4472C4" w:themeColor="accent1"/>
+          <w:sz w:val="28"/>
+          <w:u w:val="single"/>
+        </w:rPr>
+      </w:pPr>
+    </w:p>
+    <w:p>
+      <w:pPr>
+        <w:rPr>
+          <w:color w:val="EE0000"/>
+          <w:sz w:val="40"/>
+          <w:szCs w:val="40"/>
+        </w:rPr>
+      </w:pPr>
+      <w:proofErr w:type="gramStart"/>
+      <w:r>
+        <w:rPr>
+          <w:color w:val="EE0000"/>
+          <w:sz w:val="40"/>
+          <w:szCs w:val="40"/>
+        </w:rPr>
+        <w:t>9</w:t>
+      </w:r>
+      <w:r>
+        <w:rPr>
+          <w:color w:val="EE0000"/>
+          <w:sz w:val="40"/>
+          <w:szCs w:val="40"/>
+        </w:rPr>
+        <w:t>.hostnamectl</w:t>
+      </w:r>
+      <w:proofErr w:type="gramEnd"/>
+      <w:r>
+        <w:rPr>
+          <w:color w:val="EE0000"/>
+          <w:sz w:val="40"/>
+          <w:szCs w:val="40"/>
+        </w:rPr>
+        <w:t xml:space="preserve"> set-hostname </w:t>
+      </w:r>
+      <w:r>
+        <w:rPr>
+          <w:color w:val="EE0000"/>
+          <w:sz w:val="40"/>
+          <w:szCs w:val="40"/>
+        </w:rPr>
+        <w:t>“name”</w:t>
+      </w:r>
+    </w:p>
+    <w:p>
+      <w:pPr>
+        <w:pStyle w:val="NormalWeb"/>
+        <w:ind w:left="720"/>
+      </w:pPr>
+      <w:r>
+        <w:rPr>
+          <w:rStyle w:val="Strong"/>
+          <w:rFonts w:eastAsiaTheme="majorEastAsia"/>
+          <w:sz w:val="28"/>
+          <w:szCs w:val="28"/>
+        </w:rPr>
+        <w:lastRenderedPageBreak/>
+        <w:t>What:</w:t>
+      </w:r>
+      <w:r>
+        <w:rPr>
+          <w:sz w:val="28"/>
+          <w:szCs w:val="28"/>
+        </w:rPr>
+        <w:t xml:space="preserve"> </w:t>
+      </w:r>
+      <w:proofErr w:type="spellStart"/>
+      <w:r>
+        <w:rPr>
+          <w:rStyle w:val="HTMLCode"/>
+          <w:rFonts w:eastAsiaTheme="majorEastAsia"/>
+          <w:sz w:val="28"/>
+          <w:szCs w:val="28"/>
+        </w:rPr>
+        <w:t>hostnamectl</w:t>
+      </w:r>
+      <w:proofErr w:type="spellEnd"/>
+      <w:r>
+        <w:rPr>
+          <w:rStyle w:val="HTMLCode"/>
+          <w:rFonts w:eastAsiaTheme="majorEastAsia"/>
+          <w:sz w:val="28"/>
+          <w:szCs w:val="28"/>
+        </w:rPr>
+        <w:t xml:space="preserve"> set-hostname "name"</w:t>
+      </w:r>
+      <w:r>
+        <w:rPr>
+          <w:sz w:val="28"/>
+          <w:szCs w:val="28"/>
+        </w:rPr>
+        <w:t xml:space="preserve"> is a command used to change the system’s hostname permanently.</w:t>
+      </w:r>
+      <w:r>
+        <w:rPr>
+          <w:sz w:val="28"/>
+          <w:szCs w:val="28"/>
+        </w:rPr>
+        <w:br/>
+      </w:r>
+      <w:r>
+        <w:rPr>
+          <w:rStyle w:val="Strong"/>
+          <w:rFonts w:eastAsiaTheme="majorEastAsia"/>
+          <w:sz w:val="28"/>
+          <w:szCs w:val="28"/>
+        </w:rPr>
+        <w:t>Why:</w:t>
+      </w:r>
+      <w:r>
+        <w:rPr>
+          <w:sz w:val="28"/>
+          <w:szCs w:val="28"/>
+        </w:rPr>
+        <w:t xml:space="preserve"> It helps you assign a new machine name for identification on the network</w:t>
+      </w:r>
+      <w:r>
+        <w:t>.</w:t>
+      </w:r>
+    </w:p>
+    <w:p>
+      <w:pPr>
+        <w:pStyle w:val="NormalWeb"/>
+        <w:ind w:left="720"/>
+        <w:rPr>
+          <w:sz w:val="28"/>
+          <w:szCs w:val="28"/>
+        </w:rPr>
+      </w:pPr>
+      <w:r>
+        <w:rPr>
+          <w:noProof/>
+          <w:sz w:val="28"/>
+          <w:lang w:val="en-US" w:eastAsia="en-US"/>
+        </w:rPr>
+        <w:drawing>
+          <wp:inline distT="0" distB="0" distL="0" distR="0">
+            <wp:extent cx="5289550" cy="736600"/>
+            <wp:effectExtent l="19050" t="0" r="6350" b="0"/>
+            <wp:docPr id="22" name="Picture 22"/>
+            <wp:cNvGraphicFramePr>
+              <a:graphicFrameLocks xmlns:a="http://schemas.openxmlformats.org/drawingml/2006/main" noChangeAspect="1"/>
+            </wp:cNvGraphicFramePr>
+            <a:graphic xmlns:a="http://schemas.openxmlformats.org/drawingml/2006/main">
+              <a:graphicData uri="http://schemas.openxmlformats.org/drawingml/2006/picture">
+                <pic:pic xmlns:pic="http://schemas.openxmlformats.org/drawingml/2006/picture">
+                  <pic:nvPicPr>
+                    <pic:cNvPr id="0" name="Picture 22"/>
+                    <pic:cNvPicPr>
+                      <a:picLocks noChangeAspect="1" noChangeArrowheads="1"/>
+                    </pic:cNvPicPr>
+                  </pic:nvPicPr>
+                  <pic:blipFill>
+                    <a:blip r:embed="rId32" cstate="print"/>
+                    <a:srcRect/>
+                    <a:stretch>
+                      <a:fillRect/>
+                    </a:stretch>
+                  </pic:blipFill>
+                  <pic:spPr bwMode="auto">
+                    <a:xfrm>
+                      <a:off x="0" y="0"/>
+                      <a:ext cx="5289550" cy="736600"/>
+                    </a:xfrm>
+                    <a:prstGeom prst="rect">
+                      <a:avLst/>
+                    </a:prstGeom>
+                    <a:noFill/>
+                    <a:ln w="9525">
+                      <a:noFill/>
+                      <a:miter lim="800000"/>
+                      <a:headEnd/>
+                      <a:tailEnd/>
+                    </a:ln>
+                  </pic:spPr>
+                </pic:pic>
+              </a:graphicData>
+            </a:graphic>
+          </wp:inline>
+        </w:drawing>
+      </w:r>
+    </w:p>
+    <w:p>
+      <w:pPr>
+        <w:pStyle w:val="NormalWeb"/>
+        <w:ind w:left="720"/>
+        <w:rPr>
+          <w:sz w:val="28"/>
+          <w:szCs w:val="28"/>
+        </w:rPr>
+      </w:pPr>
+    </w:p>
+    <w:p>
+      <w:pPr>
+        <w:rPr>
+          <w:color w:val="EE0000"/>
+          <w:sz w:val="40"/>
+          <w:szCs w:val="40"/>
+        </w:rPr>
+      </w:pPr>
+      <w:r>
+        <w:rPr>
+          <w:color w:val="EE0000"/>
+          <w:sz w:val="40"/>
+          <w:szCs w:val="40"/>
+        </w:rPr>
+        <w:t>10</w:t>
+      </w:r>
+      <w:proofErr w:type="gramStart"/>
+      <w:r>
+        <w:rPr>
+          <w:color w:val="EE0000"/>
+          <w:sz w:val="40"/>
+          <w:szCs w:val="40"/>
+        </w:rPr>
+        <w:t>.</w:t>
+      </w:r>
+      <w:r>
+        <w:rPr>
+          <w:color w:val="EE0000"/>
+          <w:sz w:val="40"/>
+          <w:szCs w:val="40"/>
+        </w:rPr>
+        <w:t>ip</w:t>
+      </w:r>
+      <w:proofErr w:type="gramEnd"/>
+      <w:r>
+        <w:rPr>
+          <w:color w:val="EE0000"/>
+          <w:sz w:val="40"/>
+          <w:szCs w:val="40"/>
+        </w:rPr>
+        <w:t xml:space="preserve"> </w:t>
+      </w:r>
+      <w:proofErr w:type="spellStart"/>
+      <w:r>
+        <w:rPr>
+          <w:color w:val="EE0000"/>
+          <w:sz w:val="40"/>
+          <w:szCs w:val="40"/>
+        </w:rPr>
+        <w:t>addr</w:t>
+      </w:r>
+      <w:proofErr w:type="spellEnd"/>
+    </w:p>
+    <w:p>
+      <w:pPr>
+        <w:pStyle w:val="NormalWeb"/>
+        <w:ind w:left="720"/>
+        <w:rPr>
+          <w:sz w:val="28"/>
+          <w:szCs w:val="28"/>
+        </w:rPr>
+      </w:pPr>
+      <w:r>
+        <w:rPr>
+          <w:rStyle w:val="Strong"/>
+          <w:rFonts w:eastAsiaTheme="majorEastAsia"/>
+          <w:sz w:val="28"/>
+          <w:szCs w:val="28"/>
+        </w:rPr>
+        <w:t>What:</w:t>
+      </w:r>
+      <w:r>
+        <w:rPr>
+          <w:sz w:val="28"/>
+          <w:szCs w:val="28"/>
+        </w:rPr>
+        <w:t xml:space="preserve"> </w:t>
+      </w:r>
+      <w:proofErr w:type="spellStart"/>
+      <w:r>
+        <w:rPr>
+          <w:rStyle w:val="HTMLCode"/>
+          <w:rFonts w:eastAsiaTheme="majorEastAsia"/>
+          <w:sz w:val="28"/>
+          <w:szCs w:val="28"/>
+        </w:rPr>
+        <w:t>ip</w:t>
+      </w:r>
+      <w:proofErr w:type="spellEnd"/>
+      <w:r>
+        <w:rPr>
+          <w:rStyle w:val="HTMLCode"/>
+          <w:rFonts w:eastAsiaTheme="majorEastAsia"/>
+          <w:sz w:val="28"/>
+          <w:szCs w:val="28"/>
+        </w:rPr>
+        <w:t xml:space="preserve"> </w:t>
+      </w:r>
+      <w:proofErr w:type="spellStart"/>
+      <w:r>
+        <w:rPr>
+          <w:rStyle w:val="HTMLCode"/>
+          <w:rFonts w:eastAsiaTheme="majorEastAsia"/>
+          <w:sz w:val="28"/>
+          <w:szCs w:val="28"/>
+        </w:rPr>
+        <w:t>addr</w:t>
+      </w:r>
+      <w:proofErr w:type="spellEnd"/>
+      <w:r>
+        <w:rPr>
+          <w:sz w:val="28"/>
+          <w:szCs w:val="28"/>
+        </w:rPr>
+        <w:t xml:space="preserve"> is a command used to display the IP addresses and network interface details.</w:t>
+      </w:r>
+      <w:r>
+        <w:rPr>
+          <w:sz w:val="28"/>
+          <w:szCs w:val="28"/>
+        </w:rPr>
+        <w:br/>
+      </w:r>
+      <w:r>
+        <w:rPr>
+          <w:rStyle w:val="Strong"/>
+          <w:rFonts w:eastAsiaTheme="majorEastAsia"/>
+          <w:sz w:val="28"/>
+          <w:szCs w:val="28"/>
+        </w:rPr>
+        <w:t>Why:</w:t>
+      </w:r>
+      <w:r>
+        <w:rPr>
+          <w:sz w:val="28"/>
+          <w:szCs w:val="28"/>
+        </w:rPr>
+        <w:t xml:space="preserve"> It helps you check network configuration and connectivity information.</w:t>
+      </w:r>
+    </w:p>
+    <w:p>
+      <w:pPr>
+        <w:pStyle w:val="NormalWeb"/>
+        <w:ind w:left="720"/>
+        <w:rPr>
+          <w:sz w:val="28"/>
+          <w:szCs w:val="28"/>
+        </w:rPr>
+      </w:pPr>
+      <w:r>
+        <w:rPr>
+          <w:noProof/>
+          <w:sz w:val="28"/>
+          <w:lang w:val="en-US" w:eastAsia="en-US"/>
+        </w:rPr>
+        <w:drawing>
+          <wp:inline distT="0" distB="0" distL="0" distR="0">
+            <wp:extent cx="5731510" cy="2905835"/>
+            <wp:effectExtent l="19050" t="0" r="2540" b="0"/>
+            <wp:docPr id="25" name="Picture 25"/>
+            <wp:cNvGraphicFramePr>
+              <a:graphicFrameLocks xmlns:a="http://schemas.openxmlformats.org/drawingml/2006/main" noChangeAspect="1"/>
+            </wp:cNvGraphicFramePr>
+            <a:graphic xmlns:a="http://schemas.openxmlformats.org/drawingml/2006/main">
+              <a:graphicData uri="http://schemas.openxmlformats.org/drawingml/2006/picture">
+                <pic:pic xmlns:pic="http://schemas.openxmlformats.org/drawingml/2006/picture">
+                  <pic:nvPicPr>
+                    <pic:cNvPr id="0" name="Picture 25"/>
+                    <pic:cNvPicPr>
+                      <a:picLocks noChangeAspect="1" noChangeArrowheads="1"/>
+                    </pic:cNvPicPr>
+                  </pic:nvPicPr>
+                  <pic:blipFill>
+                    <a:blip r:embed="rId33" cstate="print"/>
+                    <a:srcRect/>
+                    <a:stretch>
+                      <a:fillRect/>
+                    </a:stretch>
+                  </pic:blipFill>
+                  <pic:spPr bwMode="auto">
+                    <a:xfrm>
+                      <a:off x="0" y="0"/>
+                      <a:ext cx="5731510" cy="2905835"/>
+                    </a:xfrm>
+                    <a:prstGeom prst="rect">
+                      <a:avLst/>
+                    </a:prstGeom>
+                    <a:noFill/>
+                    <a:ln w="9525">
+                      <a:noFill/>
+                      <a:miter lim="800000"/>
+                      <a:headEnd/>
+                      <a:tailEnd/>
+                    </a:ln>
+                  </pic:spPr>
+                </pic:pic>
+              </a:graphicData>
+            </a:graphic>
+          </wp:inline>
+        </w:drawing>
+      </w:r>
+    </w:p>
+    <w:p>
+      <w:pPr>
+        <w:pStyle w:val="ListParagraph"/>
+        <w:rPr>
+          <w:b/>
+          <w:color w:val="4472C4" w:themeColor="accent1"/>
+          <w:sz w:val="28"/>
+          <w:u w:val="single"/>
+        </w:rPr>
+      </w:pPr>
+    </w:p>
+    <w:p>
+      <w:pPr>
+        <w:rPr>
+          <w:color w:val="EE0000"/>
+          <w:sz w:val="40"/>
+          <w:szCs w:val="40"/>
+        </w:rPr>
+      </w:pPr>
+      <w:r>
+        <w:rPr>
+          <w:color w:val="EE0000"/>
+          <w:sz w:val="40"/>
+          <w:szCs w:val="40"/>
+        </w:rPr>
+        <w:t>11</w:t>
+      </w:r>
+      <w:proofErr w:type="gramStart"/>
+      <w:r>
+        <w:rPr>
+          <w:color w:val="EE0000"/>
+          <w:sz w:val="40"/>
+          <w:szCs w:val="40"/>
+        </w:rPr>
+        <w:t>.ip</w:t>
+      </w:r>
+      <w:proofErr w:type="gramEnd"/>
+      <w:r>
+        <w:rPr>
+          <w:color w:val="EE0000"/>
+          <w:sz w:val="40"/>
+          <w:szCs w:val="40"/>
+        </w:rPr>
+        <w:t xml:space="preserve"> route</w:t>
+      </w:r>
+    </w:p>
+    <w:p>
+      <w:pPr>
+        <w:pStyle w:val="NormalWeb"/>
+        <w:ind w:left="720"/>
+        <w:rPr>
+          <w:sz w:val="28"/>
+          <w:szCs w:val="28"/>
+        </w:rPr>
+      </w:pPr>
+      <w:r>
+        <w:rPr>
+          <w:rStyle w:val="Strong"/>
+          <w:rFonts w:eastAsiaTheme="majorEastAsia"/>
+          <w:sz w:val="28"/>
+          <w:szCs w:val="28"/>
+        </w:rPr>
+        <w:t>What:</w:t>
+      </w:r>
+      <w:r>
+        <w:rPr>
+          <w:sz w:val="28"/>
+          <w:szCs w:val="28"/>
+        </w:rPr>
+        <w:t xml:space="preserve"> </w:t>
+      </w:r>
+      <w:proofErr w:type="spellStart"/>
+      <w:r>
+        <w:rPr>
+          <w:rStyle w:val="HTMLCode"/>
+          <w:rFonts w:eastAsiaTheme="majorEastAsia"/>
+          <w:sz w:val="28"/>
+          <w:szCs w:val="28"/>
+        </w:rPr>
+        <w:t>ip</w:t>
+      </w:r>
+      <w:proofErr w:type="spellEnd"/>
+      <w:r>
+        <w:rPr>
+          <w:rStyle w:val="HTMLCode"/>
+          <w:rFonts w:eastAsiaTheme="majorEastAsia"/>
+          <w:sz w:val="28"/>
+          <w:szCs w:val="28"/>
+        </w:rPr>
+        <w:t xml:space="preserve"> route</w:t>
+      </w:r>
+      <w:r>
+        <w:rPr>
+          <w:sz w:val="28"/>
+          <w:szCs w:val="28"/>
+        </w:rPr>
+        <w:t xml:space="preserve"> is a command used to display the system’s routing table.</w:t>
+      </w:r>
+      <w:r>
+        <w:rPr>
+          <w:sz w:val="28"/>
+          <w:szCs w:val="28"/>
+        </w:rPr>
+        <w:br/>
+      </w:r>
+      <w:r>
+        <w:rPr>
+          <w:rStyle w:val="Strong"/>
+          <w:rFonts w:eastAsiaTheme="majorEastAsia"/>
+          <w:sz w:val="28"/>
+          <w:szCs w:val="28"/>
+        </w:rPr>
+        <w:t>Why:</w:t>
+      </w:r>
+      <w:r>
+        <w:rPr>
+          <w:sz w:val="28"/>
+          <w:szCs w:val="28"/>
+        </w:rPr>
+        <w:t xml:space="preserve"> It helps you understand how network traffic is directed to different destinations.</w:t>
+      </w:r>
+    </w:p>
+    <w:p>
+      <w:pPr>
+        <w:rPr>
+          <w:b/>
+          <w:color w:val="4472C4" w:themeColor="accent1"/>
+          <w:sz w:val="28"/>
+          <w:u w:val="single"/>
+        </w:rPr>
+      </w:pPr>
+      <w:r>
+        <w:rPr>
+          <w:b/>
+          <w:color w:val="4472C4" w:themeColor="accent1"/>
+          <w:sz w:val="28"/>
+          <w:u w:val="single"/>
+        </w:rPr>
+        <w:lastRenderedPageBreak/>
+        <w:tab/>
+      </w:r>
+      <w:r>
+        <w:rPr>
+          <w:b/>
+          <w:noProof/>
+          <w:color w:val="4472C4" w:themeColor="accent1"/>
+          <w:sz w:val="28"/>
+          <w:u w:val="single"/>
+          <w:lang w:val="en-US" w:bidi="ar-SA"/>
+        </w:rPr>
+        <w:drawing>
+          <wp:inline distT="0" distB="0" distL="0" distR="0">
+            <wp:extent cx="5731510" cy="1137138"/>
+            <wp:effectExtent l="19050" t="0" r="2540" b="0"/>
+            <wp:docPr id="28" name="Picture 28"/>
+            <wp:cNvGraphicFramePr>
+              <a:graphicFrameLocks xmlns:a="http://schemas.openxmlformats.org/drawingml/2006/main" noChangeAspect="1"/>
+            </wp:cNvGraphicFramePr>
+            <a:graphic xmlns:a="http://schemas.openxmlformats.org/drawingml/2006/main">
+              <a:graphicData uri="http://schemas.openxmlformats.org/drawingml/2006/picture">
+                <pic:pic xmlns:pic="http://schemas.openxmlformats.org/drawingml/2006/picture">
+                  <pic:nvPicPr>
+                    <pic:cNvPr id="0" name="Picture 28"/>
+                    <pic:cNvPicPr>
+                      <a:picLocks noChangeAspect="1" noChangeArrowheads="1"/>
+                    </pic:cNvPicPr>
+                  </pic:nvPicPr>
+                  <pic:blipFill>
+                    <a:blip r:embed="rId34" cstate="print"/>
+                    <a:srcRect/>
+                    <a:stretch>
+                      <a:fillRect/>
+                    </a:stretch>
+                  </pic:blipFill>
+                  <pic:spPr bwMode="auto">
+                    <a:xfrm>
+                      <a:off x="0" y="0"/>
+                      <a:ext cx="5731510" cy="1137138"/>
+                    </a:xfrm>
+                    <a:prstGeom prst="rect">
+                      <a:avLst/>
+                    </a:prstGeom>
+                    <a:noFill/>
+                    <a:ln w="9525">
+                      <a:noFill/>
+                      <a:miter lim="800000"/>
+                      <a:headEnd/>
+                      <a:tailEnd/>
+                    </a:ln>
+                  </pic:spPr>
+                </pic:pic>
+              </a:graphicData>
+            </a:graphic>
+          </wp:inline>
+        </w:drawing>
+      </w:r>
+    </w:p>
+    <w:p>
+      <w:pPr>
+        <w:rPr>
+          <w:color w:val="EE0000"/>
+          <w:sz w:val="40"/>
+          <w:szCs w:val="40"/>
+        </w:rPr>
+      </w:pPr>
+      <w:r>
+        <w:rPr>
+          <w:color w:val="EE0000"/>
+          <w:sz w:val="40"/>
+          <w:szCs w:val="40"/>
+        </w:rPr>
+        <w:t>12</w:t>
+      </w:r>
+      <w:proofErr w:type="gramStart"/>
+      <w:r>
+        <w:rPr>
+          <w:color w:val="EE0000"/>
+          <w:sz w:val="40"/>
+          <w:szCs w:val="40"/>
+        </w:rPr>
+        <w:t>.</w:t>
+      </w:r>
+      <w:r>
+        <w:rPr>
+          <w:color w:val="EE0000"/>
+          <w:sz w:val="40"/>
+          <w:szCs w:val="40"/>
+        </w:rPr>
+        <w:t>ifconfig</w:t>
+      </w:r>
+      <w:proofErr w:type="gramEnd"/>
+    </w:p>
+    <w:p>
+      <w:pPr>
+        <w:pStyle w:val="NormalWeb"/>
+        <w:ind w:left="720"/>
+        <w:rPr>
+          <w:sz w:val="28"/>
+          <w:szCs w:val="28"/>
+        </w:rPr>
+      </w:pPr>
+      <w:r>
+        <w:rPr>
+          <w:rStyle w:val="Strong"/>
+          <w:rFonts w:eastAsiaTheme="majorEastAsia"/>
+          <w:sz w:val="28"/>
+          <w:szCs w:val="28"/>
+        </w:rPr>
+        <w:t>What:</w:t>
+      </w:r>
+      <w:r>
+        <w:rPr>
+          <w:sz w:val="28"/>
+          <w:szCs w:val="28"/>
+        </w:rPr>
+        <w:t xml:space="preserve"> </w:t>
+      </w:r>
+      <w:proofErr w:type="spellStart"/>
+      <w:r>
+        <w:rPr>
+          <w:rStyle w:val="HTMLCode"/>
+          <w:rFonts w:eastAsiaTheme="majorEastAsia"/>
+          <w:sz w:val="28"/>
+          <w:szCs w:val="28"/>
+        </w:rPr>
+        <w:t>ifconfig</w:t>
+      </w:r>
+      <w:proofErr w:type="spellEnd"/>
+      <w:r>
+        <w:rPr>
+          <w:sz w:val="28"/>
+          <w:szCs w:val="28"/>
+        </w:rPr>
+        <w:t xml:space="preserve"> is a command used to display or configure network interface settings.</w:t>
+      </w:r>
+      <w:r>
+        <w:rPr>
+          <w:sz w:val="28"/>
+          <w:szCs w:val="28"/>
+        </w:rPr>
+        <w:br/>
+      </w:r>
+      <w:r>
+        <w:rPr>
+          <w:rStyle w:val="Strong"/>
+          <w:rFonts w:eastAsiaTheme="majorEastAsia"/>
+          <w:sz w:val="28"/>
+          <w:szCs w:val="28"/>
+        </w:rPr>
+        <w:t>Why:</w:t>
+      </w:r>
+      <w:r>
+        <w:rPr>
+          <w:sz w:val="28"/>
+          <w:szCs w:val="28"/>
+        </w:rPr>
+        <w:t xml:space="preserve"> It helps you check IP address, network status, and interface details.</w:t>
+      </w:r>
+    </w:p>
+    <w:p>
+      <w:pPr>
+        <w:pStyle w:val="ListParagraph"/>
+        <w:rPr>
+          <w:b/>
+          <w:color w:val="4472C4" w:themeColor="accent1"/>
+          <w:sz w:val="28"/>
+          <w:u w:val="single"/>
+        </w:rPr>
+      </w:pPr>
+      <w:r>
+        <w:rPr>
+          <w:b/>
+          <w:noProof/>
+          <w:color w:val="4472C4" w:themeColor="accent1"/>
+          <w:sz w:val="28"/>
+          <w:u w:val="single"/>
+          <w:lang w:val="en-US" w:bidi="ar-SA"/>
+        </w:rPr>
+        <w:drawing>
+          <wp:inline distT="0" distB="0" distL="0" distR="0">
+            <wp:extent cx="5731510" cy="3649049"/>
+            <wp:effectExtent l="19050" t="0" r="2540" b="0"/>
+            <wp:docPr id="31" name="Picture 31"/>
+            <wp:cNvGraphicFramePr>
+              <a:graphicFrameLocks xmlns:a="http://schemas.openxmlformats.org/drawingml/2006/main" noChangeAspect="1"/>
+            </wp:cNvGraphicFramePr>
+            <a:graphic xmlns:a="http://schemas.openxmlformats.org/drawingml/2006/main">
+              <a:graphicData uri="http://schemas.openxmlformats.org/drawingml/2006/picture">
+                <pic:pic xmlns:pic="http://schemas.openxmlformats.org/drawingml/2006/picture">
+                  <pic:nvPicPr>
+                    <pic:cNvPr id="0" name="Picture 31"/>
+                    <pic:cNvPicPr>
+                      <a:picLocks noChangeAspect="1" noChangeArrowheads="1"/>
+                    </pic:cNvPicPr>
+                  </pic:nvPicPr>
+                  <pic:blipFill>
+                    <a:blip r:embed="rId35" cstate="print"/>
+                    <a:srcRect/>
+                    <a:stretch>
+                      <a:fillRect/>
+                    </a:stretch>
+                  </pic:blipFill>
+                  <pic:spPr bwMode="auto">
+                    <a:xfrm>
+                      <a:off x="0" y="0"/>
+                      <a:ext cx="5731510" cy="3649049"/>
+                    </a:xfrm>
+                    <a:prstGeom prst="rect">
+                      <a:avLst/>
+                    </a:prstGeom>
+                    <a:noFill/>
+                    <a:ln w="9525">
+                      <a:noFill/>
+                      <a:miter lim="800000"/>
+                      <a:headEnd/>
+                      <a:tailEnd/>
+                    </a:ln>
+                  </pic:spPr>
+                </pic:pic>
+              </a:graphicData>
+            </a:graphic>
+          </wp:inline>
+        </w:drawing>
+      </w:r>
+    </w:p>
+    <w:p>
+      <w:pPr>
+        <w:pStyle w:val="ListParagraph"/>
+        <w:rPr>
+          <w:b/>
+          <w:color w:val="4472C4" w:themeColor="accent1"/>
+          <w:sz w:val="28"/>
+          <w:u w:val="single"/>
+        </w:rPr>
+      </w:pPr>
+    </w:p>
+    <w:p>
+      <w:pPr>
+        <w:rPr>
+          <w:color w:val="EE0000"/>
+          <w:sz w:val="40"/>
+          <w:szCs w:val="40"/>
+        </w:rPr>
+      </w:pPr>
+      <w:r>
+        <w:rPr>
+          <w:color w:val="EE0000"/>
+          <w:sz w:val="40"/>
+          <w:szCs w:val="40"/>
+        </w:rPr>
+        <w:t>13</w:t>
+      </w:r>
+      <w:proofErr w:type="gramStart"/>
+      <w:r>
+        <w:rPr>
+          <w:color w:val="EE0000"/>
+          <w:sz w:val="40"/>
+          <w:szCs w:val="40"/>
+        </w:rPr>
+        <w:t>.</w:t>
+      </w:r>
+      <w:r>
+        <w:rPr>
+          <w:color w:val="EE0000"/>
+          <w:sz w:val="40"/>
+          <w:szCs w:val="40"/>
+        </w:rPr>
+        <w:t>date</w:t>
+      </w:r>
+      <w:proofErr w:type="gramEnd"/>
+    </w:p>
+    <w:p>
+      <w:pPr>
+        <w:pStyle w:val="NormalWeb"/>
+        <w:ind w:left="720"/>
+        <w:rPr>
+          <w:sz w:val="28"/>
+          <w:szCs w:val="28"/>
+        </w:rPr>
+      </w:pPr>
+      <w:r>
+        <w:rPr>
+          <w:rStyle w:val="Strong"/>
+          <w:rFonts w:eastAsiaTheme="majorEastAsia"/>
+          <w:sz w:val="28"/>
+          <w:szCs w:val="28"/>
+        </w:rPr>
+        <w:t>What:</w:t>
+      </w:r>
+      <w:r>
+        <w:rPr>
+          <w:sz w:val="28"/>
+          <w:szCs w:val="28"/>
+        </w:rPr>
+        <w:t xml:space="preserve"> </w:t>
+      </w:r>
+      <w:r>
+        <w:rPr>
+          <w:rStyle w:val="HTMLCode"/>
+          <w:rFonts w:eastAsiaTheme="majorEastAsia"/>
+          <w:sz w:val="28"/>
+          <w:szCs w:val="28"/>
+        </w:rPr>
+        <w:t>date</w:t>
+      </w:r>
+      <w:r>
+        <w:rPr>
+          <w:sz w:val="28"/>
+          <w:szCs w:val="28"/>
+        </w:rPr>
+        <w:t xml:space="preserve"> is a command used to display the current system date and time.</w:t>
+      </w:r>
+      <w:r>
+        <w:rPr>
+          <w:sz w:val="28"/>
+          <w:szCs w:val="28"/>
+        </w:rPr>
+        <w:br/>
+      </w:r>
+      <w:r>
+        <w:rPr>
+          <w:rStyle w:val="Strong"/>
+          <w:rFonts w:eastAsiaTheme="majorEastAsia"/>
+          <w:sz w:val="28"/>
+          <w:szCs w:val="28"/>
+        </w:rPr>
+        <w:t>Why:</w:t>
+      </w:r>
+      <w:r>
+        <w:rPr>
+          <w:sz w:val="28"/>
+          <w:szCs w:val="28"/>
+        </w:rPr>
+        <w:t xml:space="preserve"> It helps you check or verify the system’s time settings.</w:t>
+      </w:r>
+    </w:p>
+    <w:p>
+      <w:pPr>
+        <w:pStyle w:val="NormalWeb"/>
+        <w:ind w:left="720"/>
+        <w:rPr>
+          <w:sz w:val="28"/>
+          <w:szCs w:val="28"/>
+        </w:rPr>
+      </w:pPr>
+      <w:r>
+        <w:rPr>
+          <w:noProof/>
+          <w:sz w:val="28"/>
+          <w:lang w:val="en-US" w:eastAsia="en-US"/>
+        </w:rPr>
+        <w:drawing>
+          <wp:inline distT="0" distB="0" distL="0" distR="0">
+            <wp:extent cx="3276600" cy="571500"/>
+            <wp:effectExtent l="19050" t="0" r="0" b="0"/>
+            <wp:docPr id="34" name="Picture 34"/>
+            <wp:cNvGraphicFramePr>
+              <a:graphicFrameLocks xmlns:a="http://schemas.openxmlformats.org/drawingml/2006/main" noChangeAspect="1"/>
+            </wp:cNvGraphicFramePr>
+            <a:graphic xmlns:a="http://schemas.openxmlformats.org/drawingml/2006/main">
+              <a:graphicData uri="http://schemas.openxmlformats.org/drawingml/2006/picture">
+                <pic:pic xmlns:pic="http://schemas.openxmlformats.org/drawingml/2006/picture">
+                  <pic:nvPicPr>
+                    <pic:cNvPr id="0" name="Picture 34"/>
+                    <pic:cNvPicPr>
+                      <a:picLocks noChangeAspect="1" noChangeArrowheads="1"/>
+                    </pic:cNvPicPr>
+                  </pic:nvPicPr>
+                  <pic:blipFill>
+                    <a:blip r:embed="rId36" cstate="print"/>
+                    <a:srcRect/>
+                    <a:stretch>
+                      <a:fillRect/>
+                    </a:stretch>
+                  </pic:blipFill>
+                  <pic:spPr bwMode="auto">
+                    <a:xfrm>
+                      <a:off x="0" y="0"/>
+                      <a:ext cx="3276600" cy="571500"/>
+                    </a:xfrm>
+                    <a:prstGeom prst="rect">
+                      <a:avLst/>
+                    </a:prstGeom>
+                    <a:noFill/>
+                    <a:ln w="9525">
+                      <a:noFill/>
+                      <a:miter lim="800000"/>
+                      <a:headEnd/>
+                      <a:tailEnd/>
+                    </a:ln>
+                  </pic:spPr>
+                </pic:pic>
+              </a:graphicData>
+            </a:graphic>
+          </wp:inline>
+        </w:drawing>
+      </w:r>
+    </w:p>
+    <w:p>
+      <w:pPr>
+        <w:rPr>
+          <w:color w:val="EE0000"/>
+          <w:sz w:val="40"/>
+          <w:szCs w:val="40"/>
+        </w:rPr>
+      </w:pPr>
+      <w:r>
+        <w:rPr>
+          <w:color w:val="EE0000"/>
+          <w:sz w:val="40"/>
+          <w:szCs w:val="40"/>
+        </w:rPr>
+        <w:lastRenderedPageBreak/>
+        <w:t>14.</w:t>
+      </w:r>
+      <w:r>
+        <w:rPr>
+          <w:color w:val="EE0000"/>
+          <w:sz w:val="40"/>
+          <w:szCs w:val="40"/>
+        </w:rPr>
+        <w:t xml:space="preserve"> </w:t>
+      </w:r>
+      <w:proofErr w:type="spellStart"/>
+      <w:proofErr w:type="gramStart"/>
+      <w:r>
+        <w:rPr>
+          <w:color w:val="EE0000"/>
+          <w:sz w:val="40"/>
+          <w:szCs w:val="40"/>
+        </w:rPr>
+        <w:t>timedatectl</w:t>
+      </w:r>
+      <w:proofErr w:type="spellEnd"/>
+      <w:proofErr w:type="gramEnd"/>
+    </w:p>
+    <w:p>
+      <w:pPr>
+        <w:pStyle w:val="NormalWeb"/>
+        <w:ind w:left="720"/>
+        <w:rPr>
+          <w:sz w:val="28"/>
+          <w:szCs w:val="28"/>
+        </w:rPr>
+      </w:pPr>
+      <w:r>
+        <w:rPr>
+          <w:rStyle w:val="Strong"/>
+          <w:rFonts w:eastAsiaTheme="majorEastAsia"/>
+          <w:sz w:val="28"/>
+          <w:szCs w:val="28"/>
+        </w:rPr>
+        <w:t>What:</w:t>
+      </w:r>
+      <w:r>
+        <w:rPr>
+          <w:sz w:val="28"/>
+          <w:szCs w:val="28"/>
+        </w:rPr>
+        <w:t xml:space="preserve"> </w:t>
+      </w:r>
+      <w:proofErr w:type="spellStart"/>
+      <w:r>
+        <w:rPr>
+          <w:rStyle w:val="HTMLCode"/>
+          <w:rFonts w:eastAsiaTheme="majorEastAsia"/>
+          <w:sz w:val="28"/>
+          <w:szCs w:val="28"/>
+        </w:rPr>
+        <w:t>timedatectl</w:t>
+      </w:r>
+      <w:proofErr w:type="spellEnd"/>
+      <w:r>
+        <w:rPr>
+          <w:sz w:val="28"/>
+          <w:szCs w:val="28"/>
+        </w:rPr>
+        <w:t xml:space="preserve"> is a command used to view or manage the system date, time, and </w:t>
+      </w:r>
+      <w:proofErr w:type="spellStart"/>
+      <w:r>
+        <w:rPr>
+          <w:sz w:val="28"/>
+          <w:szCs w:val="28"/>
+        </w:rPr>
+        <w:t>timezone</w:t>
+      </w:r>
+      <w:proofErr w:type="spellEnd"/>
+      <w:r>
+        <w:rPr>
+          <w:sz w:val="28"/>
+          <w:szCs w:val="28"/>
+        </w:rPr>
+        <w:t xml:space="preserve"> settings.</w:t>
+      </w:r>
+      <w:r>
+        <w:rPr>
+          <w:sz w:val="28"/>
+          <w:szCs w:val="28"/>
+        </w:rPr>
+        <w:br/>
+      </w:r>
+      <w:r>
+        <w:rPr>
+          <w:rStyle w:val="Strong"/>
+          <w:rFonts w:eastAsiaTheme="majorEastAsia"/>
+          <w:sz w:val="28"/>
+          <w:szCs w:val="28"/>
+        </w:rPr>
+        <w:t>Why:</w:t>
+      </w:r>
+      <w:r>
+        <w:rPr>
+          <w:sz w:val="28"/>
+          <w:szCs w:val="28"/>
+        </w:rPr>
+        <w:t xml:space="preserve"> It helps you configure correct time and synchronization on Linux.</w:t>
+      </w:r>
+    </w:p>
+    <w:p>
+      <w:pPr>
+        <w:pStyle w:val="ListParagraph"/>
+        <w:rPr>
+          <w:b/>
+          <w:color w:val="4472C4" w:themeColor="accent1"/>
+          <w:sz w:val="28"/>
+          <w:u w:val="single"/>
+        </w:rPr>
+      </w:pPr>
+      <w:r>
+        <w:rPr>
+          <w:b/>
+          <w:noProof/>
+          <w:color w:val="4472C4" w:themeColor="accent1"/>
+          <w:sz w:val="28"/>
+          <w:u w:val="single"/>
+          <w:lang w:val="en-US" w:bidi="ar-SA"/>
+        </w:rPr>
+        <w:drawing>
+          <wp:inline distT="0" distB="0" distL="0" distR="0">
+            <wp:extent cx="5731510" cy="1910503"/>
+            <wp:effectExtent l="19050" t="0" r="2540" b="0"/>
+            <wp:docPr id="37" name="Picture 37"/>
+            <wp:cNvGraphicFramePr>
+              <a:graphicFrameLocks xmlns:a="http://schemas.openxmlformats.org/drawingml/2006/main" noChangeAspect="1"/>
+            </wp:cNvGraphicFramePr>
+            <a:graphic xmlns:a="http://schemas.openxmlformats.org/drawingml/2006/main">
+              <a:graphicData uri="http://schemas.openxmlformats.org/drawingml/2006/picture">
+                <pic:pic xmlns:pic="http://schemas.openxmlformats.org/drawingml/2006/picture">
+                  <pic:nvPicPr>
+                    <pic:cNvPr id="0" name="Picture 37"/>
+                    <pic:cNvPicPr>
+                      <a:picLocks noChangeAspect="1" noChangeArrowheads="1"/>
+                    </pic:cNvPicPr>
+                  </pic:nvPicPr>
+                  <pic:blipFill>
+                    <a:blip r:embed="rId37" cstate="print"/>
+                    <a:srcRect/>
+                    <a:stretch>
+                      <a:fillRect/>
+                    </a:stretch>
+                  </pic:blipFill>
+                  <pic:spPr bwMode="auto">
+                    <a:xfrm>
+                      <a:off x="0" y="0"/>
+                      <a:ext cx="5731510" cy="1910503"/>
+                    </a:xfrm>
+                    <a:prstGeom prst="rect">
+                      <a:avLst/>
+                    </a:prstGeom>
+                    <a:noFill/>
+                    <a:ln w="9525">
+                      <a:noFill/>
+                      <a:miter lim="800000"/>
+                      <a:headEnd/>
+                      <a:tailEnd/>
+                    </a:ln>
+                  </pic:spPr>
+                </pic:pic>
+              </a:graphicData>
+            </a:graphic>
+          </wp:inline>
+        </w:drawing>
+      </w:r>
+    </w:p>
+    <w:p>
+      <w:pPr>
+        <w:pStyle w:val="ListParagraph"/>
+        <w:rPr>
+          <w:b/>
+          <w:color w:val="4472C4" w:themeColor="accent1"/>
+          <w:sz w:val="28"/>
+          <w:u w:val="single"/>
+        </w:rPr>
+      </w:pPr>
+    </w:p>
+    <w:p>
+      <w:pPr>
+        <w:rPr>
+          <w:color w:val="EE0000"/>
+          <w:sz w:val="40"/>
+          <w:szCs w:val="40"/>
+        </w:rPr>
+      </w:pPr>
+      <w:r>
+        <w:rPr>
+          <w:color w:val="EE0000"/>
+          <w:sz w:val="40"/>
+          <w:szCs w:val="40"/>
+        </w:rPr>
+        <w:t>15.</w:t>
+      </w:r>
+      <w:r>
+        <w:rPr>
+          <w:color w:val="EE0000"/>
+          <w:sz w:val="40"/>
+          <w:szCs w:val="40"/>
+        </w:rPr>
+        <w:t xml:space="preserve"> </w:t>
+      </w:r>
+      <w:proofErr w:type="spellStart"/>
+      <w:proofErr w:type="gramStart"/>
+      <w:r>
+        <w:rPr>
+          <w:color w:val="EE0000"/>
+          <w:sz w:val="40"/>
+          <w:szCs w:val="40"/>
+        </w:rPr>
+        <w:t>timedatectl</w:t>
+      </w:r>
+      <w:proofErr w:type="spellEnd"/>
+      <w:proofErr w:type="gramEnd"/>
+      <w:r>
+        <w:rPr>
+          <w:color w:val="EE0000"/>
+          <w:sz w:val="40"/>
+          <w:szCs w:val="40"/>
+        </w:rPr>
+        <w:t xml:space="preserve"> set-</w:t>
+      </w:r>
+      <w:proofErr w:type="spellStart"/>
+      <w:r>
+        <w:rPr>
+          <w:color w:val="EE0000"/>
+          <w:sz w:val="40"/>
+          <w:szCs w:val="40"/>
+        </w:rPr>
+        <w:t>timezone</w:t>
+      </w:r>
+      <w:proofErr w:type="spellEnd"/>
+      <w:r>
+        <w:rPr>
+          <w:color w:val="EE0000"/>
+          <w:sz w:val="40"/>
+          <w:szCs w:val="40"/>
+        </w:rPr>
+        <w:t xml:space="preserve"> Asia/Kolkata</w:t>
+      </w:r>
+    </w:p>
+    <w:p>
+      <w:pPr>
+        <w:pStyle w:val="NormalWeb"/>
+        <w:ind w:left="720"/>
+      </w:pPr>
+      <w:r>
+        <w:rPr>
+          <w:rStyle w:val="Strong"/>
+          <w:rFonts w:eastAsiaTheme="majorEastAsia"/>
+          <w:sz w:val="28"/>
+          <w:szCs w:val="28"/>
+        </w:rPr>
+        <w:t>What:</w:t>
+      </w:r>
+      <w:r>
+        <w:rPr>
+          <w:sz w:val="28"/>
+          <w:szCs w:val="28"/>
+        </w:rPr>
+        <w:t xml:space="preserve"> </w:t>
+      </w:r>
+      <w:proofErr w:type="spellStart"/>
+      <w:r>
+        <w:rPr>
+          <w:rStyle w:val="HTMLCode"/>
+          <w:rFonts w:eastAsiaTheme="majorEastAsia"/>
+          <w:sz w:val="28"/>
+          <w:szCs w:val="28"/>
+        </w:rPr>
+        <w:t>timedatectl</w:t>
+      </w:r>
+      <w:proofErr w:type="spellEnd"/>
+      <w:r>
+        <w:rPr>
+          <w:rStyle w:val="HTMLCode"/>
+          <w:rFonts w:eastAsiaTheme="majorEastAsia"/>
+          <w:sz w:val="28"/>
+          <w:szCs w:val="28"/>
+        </w:rPr>
+        <w:t xml:space="preserve"> set-</w:t>
+      </w:r>
+      <w:proofErr w:type="spellStart"/>
+      <w:r>
+        <w:rPr>
+          <w:rStyle w:val="HTMLCode"/>
+          <w:rFonts w:eastAsiaTheme="majorEastAsia"/>
+          <w:sz w:val="28"/>
+          <w:szCs w:val="28"/>
+        </w:rPr>
+        <w:t>timezone</w:t>
+      </w:r>
+      <w:proofErr w:type="spellEnd"/>
+      <w:r>
+        <w:rPr>
+          <w:rStyle w:val="HTMLCode"/>
+          <w:rFonts w:eastAsiaTheme="majorEastAsia"/>
+          <w:sz w:val="28"/>
+          <w:szCs w:val="28"/>
+        </w:rPr>
+        <w:t xml:space="preserve"> Asia/Kolkata</w:t>
+      </w:r>
+      <w:r>
+        <w:rPr>
+          <w:sz w:val="28"/>
+          <w:szCs w:val="28"/>
+        </w:rPr>
+        <w:t xml:space="preserve"> is a command used to set the system </w:t>
+      </w:r>
+      <w:proofErr w:type="spellStart"/>
+      <w:r>
+        <w:rPr>
+          <w:sz w:val="28"/>
+          <w:szCs w:val="28"/>
+        </w:rPr>
+        <w:t>timezone</w:t>
+      </w:r>
+      <w:proofErr w:type="spellEnd"/>
+      <w:r>
+        <w:rPr>
+          <w:sz w:val="28"/>
+          <w:szCs w:val="28"/>
+        </w:rPr>
+        <w:t xml:space="preserve"> to </w:t>
+      </w:r>
+      <w:r>
+        <w:rPr>
+          <w:rStyle w:val="Strong"/>
+          <w:rFonts w:eastAsiaTheme="majorEastAsia"/>
+          <w:sz w:val="28"/>
+          <w:szCs w:val="28"/>
+        </w:rPr>
+        <w:t>Asia/Kolkata</w:t>
+      </w:r>
+      <w:r>
+        <w:rPr>
+          <w:sz w:val="28"/>
+          <w:szCs w:val="28"/>
+        </w:rPr>
+        <w:t>.</w:t>
+      </w:r>
+      <w:r>
+        <w:rPr>
+          <w:sz w:val="28"/>
+          <w:szCs w:val="28"/>
+        </w:rPr>
+        <w:br/>
+      </w:r>
+      <w:r>
+        <w:rPr>
+          <w:rStyle w:val="Strong"/>
+          <w:rFonts w:eastAsiaTheme="majorEastAsia"/>
+          <w:sz w:val="28"/>
+          <w:szCs w:val="28"/>
+        </w:rPr>
+        <w:t>Why:</w:t>
+      </w:r>
+      <w:r>
+        <w:rPr>
+          <w:sz w:val="28"/>
+          <w:szCs w:val="28"/>
+        </w:rPr>
+        <w:t xml:space="preserve"> It helps ensure the system time matches the local </w:t>
+      </w:r>
+      <w:proofErr w:type="spellStart"/>
+      <w:r>
+        <w:rPr>
+          <w:sz w:val="28"/>
+          <w:szCs w:val="28"/>
+        </w:rPr>
+        <w:t>timezone</w:t>
+      </w:r>
+      <w:proofErr w:type="spellEnd"/>
+      <w:r>
+        <w:t>.</w:t>
+      </w:r>
+    </w:p>
+    <w:p>
+      <w:pPr>
+        <w:pStyle w:val="NormalWeb"/>
+        <w:ind w:left="720"/>
+        <w:rPr>
+          <w:sz w:val="28"/>
+          <w:szCs w:val="28"/>
+        </w:rPr>
+      </w:pPr>
+      <w:r>
+        <w:rPr>
+          <w:noProof/>
+          <w:sz w:val="28"/>
+          <w:lang w:val="en-US" w:eastAsia="en-US"/>
+        </w:rPr>
+        <w:drawing>
+          <wp:inline distT="0" distB="0" distL="0" distR="0">
+            <wp:extent cx="5731510" cy="2068735"/>
+            <wp:effectExtent l="19050" t="0" r="2540" b="0"/>
+            <wp:docPr id="40" name="Picture 40"/>
+            <wp:cNvGraphicFramePr>
+              <a:graphicFrameLocks xmlns:a="http://schemas.openxmlformats.org/drawingml/2006/main" noChangeAspect="1"/>
+            </wp:cNvGraphicFramePr>
+            <a:graphic xmlns:a="http://schemas.openxmlformats.org/drawingml/2006/main">
+              <a:graphicData uri="http://schemas.openxmlformats.org/drawingml/2006/picture">
+                <pic:pic xmlns:pic="http://schemas.openxmlformats.org/drawingml/2006/picture">
+                  <pic:nvPicPr>
+                    <pic:cNvPr id="0" name="Picture 40"/>
+                    <pic:cNvPicPr>
+                      <a:picLocks noChangeAspect="1" noChangeArrowheads="1"/>
+                    </pic:cNvPicPr>
+                  </pic:nvPicPr>
+                  <pic:blipFill>
+                    <a:blip r:embed="rId38" cstate="print"/>
+                    <a:srcRect/>
+                    <a:stretch>
+                      <a:fillRect/>
+                    </a:stretch>
+                  </pic:blipFill>
+                  <pic:spPr bwMode="auto">
+                    <a:xfrm>
+                      <a:off x="0" y="0"/>
+                      <a:ext cx="5731510" cy="2068735"/>
+                    </a:xfrm>
+                    <a:prstGeom prst="rect">
+                      <a:avLst/>
+                    </a:prstGeom>
+                    <a:noFill/>
+                    <a:ln w="9525">
+                      <a:noFill/>
+                      <a:miter lim="800000"/>
+                      <a:headEnd/>
+                      <a:tailEnd/>
+                    </a:ln>
+                  </pic:spPr>
+                </pic:pic>
+              </a:graphicData>
+            </a:graphic>
+          </wp:inline>
+        </w:drawing>
+      </w:r>
+    </w:p>
+    <w:p>
+      <w:pPr>
+        <w:pStyle w:val="NormalWeb"/>
+        <w:ind w:left="720"/>
+        <w:rPr>
+          <w:sz w:val="28"/>
+          <w:szCs w:val="28"/>
+        </w:rPr>
+      </w:pPr>
+    </w:p>
+    <w:p>
+      <w:pPr>
+        <w:rPr>
+          <w:color w:val="EE0000"/>
+          <w:sz w:val="40"/>
+          <w:szCs w:val="40"/>
+        </w:rPr>
+      </w:pPr>
+      <w:r>
+        <w:rPr>
+          <w:color w:val="EE0000"/>
+          <w:sz w:val="40"/>
+          <w:szCs w:val="40"/>
+        </w:rPr>
+        <w:t>16.</w:t>
+      </w:r>
+      <w:r>
+        <w:rPr>
+          <w:color w:val="EE0000"/>
+          <w:sz w:val="40"/>
+          <w:szCs w:val="40"/>
+        </w:rPr>
+        <w:t xml:space="preserve"> </w:t>
+      </w:r>
+      <w:proofErr w:type="gramStart"/>
+      <w:r>
+        <w:rPr>
+          <w:color w:val="EE0000"/>
+          <w:sz w:val="40"/>
+          <w:szCs w:val="40"/>
+        </w:rPr>
+        <w:t>who</w:t>
+      </w:r>
+      <w:proofErr w:type="gramEnd"/>
+    </w:p>
+    <w:p>
+      <w:pPr>
+        <w:pStyle w:val="ListParagraph"/>
+        <w:rPr>
+          <w:sz w:val="28"/>
+        </w:rPr>
+      </w:pPr>
+      <w:r>
+        <w:rPr>
+          <w:rStyle w:val="Strong"/>
+          <w:sz w:val="28"/>
+        </w:rPr>
+        <w:t>What:</w:t>
+      </w:r>
+      <w:r>
+        <w:rPr>
+          <w:sz w:val="28"/>
+        </w:rPr>
+        <w:t xml:space="preserve"> </w:t>
+      </w:r>
+      <w:r>
+        <w:rPr>
+          <w:rStyle w:val="HTMLCode"/>
+          <w:rFonts w:eastAsiaTheme="majorEastAsia"/>
+          <w:sz w:val="28"/>
+          <w:szCs w:val="28"/>
+        </w:rPr>
+        <w:t>who</w:t>
+      </w:r>
+      <w:r>
+        <w:rPr>
+          <w:sz w:val="28"/>
+        </w:rPr>
+        <w:t xml:space="preserve"> is a command used to show the users currently logged into the system.</w:t>
+      </w:r>
+      <w:r>
+        <w:rPr>
+          <w:sz w:val="28"/>
+        </w:rPr>
+        <w:br/>
+      </w:r>
+      <w:r>
+        <w:rPr>
+          <w:rStyle w:val="Strong"/>
+          <w:sz w:val="28"/>
+        </w:rPr>
+        <w:t>Why:</w:t>
+      </w:r>
+      <w:r>
+        <w:rPr>
+          <w:sz w:val="28"/>
+        </w:rPr>
+        <w:t xml:space="preserve"> It helps you see active sessions and who is using the system.</w:t>
+      </w:r>
+    </w:p>
+    <w:p>
+      <w:pPr>
+        <w:pStyle w:val="ListParagraph"/>
+        <w:rPr>
+          <w:b/>
+          <w:noProof/>
+          <w:color w:val="4472C4" w:themeColor="accent1"/>
+          <w:sz w:val="28"/>
+          <w:u w:val="single"/>
+          <w:lang w:val="en-US" w:bidi="ar-SA"/>
+        </w:rPr>
+      </w:pPr>
+    </w:p>
+    <w:p>
+      <w:pPr>
+        <w:rPr>
+          <w:color w:val="EE0000"/>
+          <w:sz w:val="40"/>
+          <w:szCs w:val="40"/>
+        </w:rPr>
+      </w:pPr>
+      <w:r>
+        <w:rPr>
+          <w:color w:val="EE0000"/>
+          <w:sz w:val="40"/>
+          <w:szCs w:val="40"/>
+        </w:rPr>
+        <w:t>16.</w:t>
+      </w:r>
+      <w:r>
+        <w:rPr>
+          <w:color w:val="EE0000"/>
+          <w:sz w:val="40"/>
+          <w:szCs w:val="40"/>
+        </w:rPr>
+        <w:t xml:space="preserve"> </w:t>
+      </w:r>
+      <w:proofErr w:type="spellStart"/>
+      <w:proofErr w:type="gramStart"/>
+      <w:r>
+        <w:rPr>
+          <w:color w:val="EE0000"/>
+          <w:sz w:val="40"/>
+          <w:szCs w:val="40"/>
+        </w:rPr>
+        <w:t>whoami</w:t>
+      </w:r>
+      <w:proofErr w:type="spellEnd"/>
+      <w:proofErr w:type="gramEnd"/>
+    </w:p>
+    <w:p>
+      <w:pPr>
+        <w:pStyle w:val="NormalWeb"/>
+        <w:ind w:left="720"/>
+        <w:rPr>
+          <w:sz w:val="28"/>
+          <w:szCs w:val="28"/>
+        </w:rPr>
+      </w:pPr>
+      <w:r>
+        <w:rPr>
+          <w:rStyle w:val="Strong"/>
+          <w:rFonts w:eastAsiaTheme="majorEastAsia"/>
+          <w:sz w:val="28"/>
+          <w:szCs w:val="28"/>
+        </w:rPr>
+        <w:t>What:</w:t>
+      </w:r>
+      <w:r>
+        <w:rPr>
+          <w:sz w:val="28"/>
+          <w:szCs w:val="28"/>
+        </w:rPr>
+        <w:t xml:space="preserve"> </w:t>
+      </w:r>
+      <w:proofErr w:type="spellStart"/>
+      <w:r>
+        <w:rPr>
+          <w:rStyle w:val="HTMLCode"/>
+          <w:rFonts w:eastAsiaTheme="majorEastAsia"/>
+          <w:sz w:val="28"/>
+          <w:szCs w:val="28"/>
+        </w:rPr>
+        <w:t>whoami</w:t>
+      </w:r>
+      <w:proofErr w:type="spellEnd"/>
+      <w:r>
+        <w:rPr>
+          <w:sz w:val="28"/>
+          <w:szCs w:val="28"/>
+        </w:rPr>
+        <w:t xml:space="preserve"> is a command used to display the currently logged-in user.</w:t>
+      </w:r>
+      <w:r>
+        <w:rPr>
+          <w:sz w:val="28"/>
+          <w:szCs w:val="28"/>
+        </w:rPr>
+        <w:br/>
+      </w:r>
+      <w:r>
+        <w:rPr>
+          <w:rStyle w:val="Strong"/>
+          <w:rFonts w:eastAsiaTheme="majorEastAsia"/>
+          <w:sz w:val="28"/>
+          <w:szCs w:val="28"/>
+        </w:rPr>
+        <w:t>Why:</w:t>
+      </w:r>
+      <w:r>
+        <w:rPr>
+          <w:sz w:val="28"/>
+          <w:szCs w:val="28"/>
+        </w:rPr>
+        <w:t xml:space="preserve"> It helps you confirm which user account you are using in the session.</w:t>
+      </w:r>
+    </w:p>
+    <w:p>
+      <w:pPr>
+        <w:pStyle w:val="ListParagraph"/>
+        <w:rPr>
+          <w:b/>
+          <w:color w:val="4472C4" w:themeColor="accent1"/>
+          <w:sz w:val="28"/>
+          <w:u w:val="single"/>
+        </w:rPr>
+      </w:pPr>
+      <w:r>
+        <w:rPr>
+          <w:b/>
+          <w:noProof/>
+          <w:color w:val="4472C4" w:themeColor="accent1"/>
+          <w:sz w:val="28"/>
+          <w:u w:val="single"/>
+          <w:lang w:val="en-US" w:bidi="ar-SA"/>
+        </w:rPr>
+        <w:drawing>
+          <wp:inline distT="0" distB="0" distL="0" distR="0">
+            <wp:extent cx="2527300" cy="508000"/>
+            <wp:effectExtent l="19050" t="0" r="6350" b="0"/>
+            <wp:docPr id="43" name="Picture 43"/>
+            <wp:cNvGraphicFramePr>
+              <a:graphicFrameLocks xmlns:a="http://schemas.openxmlformats.org/drawingml/2006/main" noChangeAspect="1"/>
+            </wp:cNvGraphicFramePr>
+            <a:graphic xmlns:a="http://schemas.openxmlformats.org/drawingml/2006/main">
+              <a:graphicData uri="http://schemas.openxmlformats.org/drawingml/2006/picture">
+                <pic:pic xmlns:pic="http://schemas.openxmlformats.org/drawingml/2006/picture">
+                  <pic:nvPicPr>
+                    <pic:cNvPr id="0" name="Picture 43"/>
+                    <pic:cNvPicPr>
+                      <a:picLocks noChangeAspect="1" noChangeArrowheads="1"/>
+                    </pic:cNvPicPr>
+                  </pic:nvPicPr>
+                  <pic:blipFill>
+                    <a:blip r:embed="rId39" cstate="print"/>
+                    <a:srcRect/>
+                    <a:stretch>
+                      <a:fillRect/>
+                    </a:stretch>
+                  </pic:blipFill>
+                  <pic:spPr bwMode="auto">
+                    <a:xfrm>
+                      <a:off x="0" y="0"/>
+                      <a:ext cx="2527300" cy="508000"/>
+                    </a:xfrm>
+                    <a:prstGeom prst="rect">
+                      <a:avLst/>
+                    </a:prstGeom>
+                    <a:noFill/>
+                    <a:ln w="9525">
+                      <a:noFill/>
+                      <a:miter lim="800000"/>
+                      <a:headEnd/>
+                      <a:tailEnd/>
+                    </a:ln>
+                  </pic:spPr>
+                </pic:pic>
+              </a:graphicData>
+            </a:graphic>
+          </wp:inline>
+        </w:drawing>
+      </w:r>
+    </w:p>
     <w:sectPr>
       <w:pgSz w:w="11906" w:h="16838"/>
       <w:pgMar w:top="1440" w:right="1440" w:bottom="1440" w:left="1440" w:header="708" w:footer="708" w:gutter="0"/>
@@ -3074,8 +5986,8 @@
 </file>
 
 <file path=word/numbering.xml><?xml version="1.0" encoding="utf-8"?>
-<w:numbering xmlns:wpc="http://schemas.microsoft.com/office/word/2010/wordprocessingCanvas" xmlns:cx="http://schemas.microsoft.com/office/drawing/2014/chartex" xmlns:cx1="http://schemas.microsoft.com/office/drawing/2015/9/8/chartex" xmlns:cx2="http://schemas.microsoft.com/office/drawing/2015/10/21/chartex" xmlns:cx3="http://schemas.microsoft.com/office/drawing/2016/5/9/chartex" xmlns:cx4="http://schemas.microsoft.com/office/drawing/2016/5/10/chartex" xmlns:cx5="http://schemas.microsoft.com/office/drawing/2016/5/11/chartex" xmlns:cx6="http://schemas.microsoft.com/office/drawing/2016/5/12/chartex" xmlns:cx7="http://schemas.microsoft.com/office/drawing/2016/5/13/chartex" xmlns:cx8="http://schemas.microsoft.com/office/drawing/2016/5/14/chartex" xmlns:mc="http://schemas.openxmlformats.org/markup-compatibility/2006" xmlns:aink="http://schemas.microsoft.com/office/drawing/2016/ink" xmlns:am3d="http://schemas.microsoft.com/office/drawing/2017/model3d" xmlns:o="urn:schemas-microsoft-com:office:office" xmlns:oel="http://schemas.microsoft.com/office/2019/extlst" xmlns:r="http://schemas.openxmlformats.org/officeDocument/2006/relationships" xmlns:m="http://schemas.openxmlformats.org/officeDocument/2006/math" xmlns:v="urn:schemas-microsoft-com:vml" xmlns:wp14="http://schemas.microsoft.com/office/word/2010/wordprocessingDrawing" xmlns:wp="http://schemas.openxmlformats.org/drawingml/2006/wordprocessingDrawing" xmlns:w10="urn:schemas-microsoft-com:office:word" xmlns:w="http://schemas.openxmlformats.org/wordprocessingml/2006/main" xmlns:w14="http://schemas.microsoft.com/office/word/2010/wordml" xmlns:w15="http://schemas.microsoft.com/office/word/2012/wordml" xmlns:w16cex="http://schemas.microsoft.com/office/word/2018/wordml/cex" xmlns:w16cid="http://schemas.microsoft.com/office/word/2016/wordml/cid" xmlns:w16="http://schemas.microsoft.com/office/word/2018/wordml" xmlns:w16du="http://schemas.microsoft.com/office/word/2023/wordml/word16du" xmlns:w16sdtdh="http://schemas.microsoft.com/office/word/2020/wordml/sdtdatahash" xmlns:w16sdtfl="http://schemas.microsoft.com/office/word/2024/wordml/sdtformatlock" xmlns:w16se="http://schemas.microsoft.com/office/word/2015/wordml/symex" xmlns:wpg="http://schemas.microsoft.com/office/word/2010/wordprocessingGroup" xmlns:wpi="http://schemas.microsoft.com/office/word/2010/wordprocessingInk" xmlns:wne="http://schemas.microsoft.com/office/word/2006/wordml" xmlns:wps="http://schemas.microsoft.com/office/word/2010/wordprocessingShape" mc:Ignorable="w14 w15 w16se w16cid w16 w16cex w16sdtdh w16sdtfl w16du wp14">
-  <w:abstractNum w:abstractNumId="0" w15:restartNumberingAfterBreak="0">
+<w:numbering xmlns:ve="http://schemas.openxmlformats.org/markup-compatibility/2006" xmlns:o="urn:schemas-microsoft-com:office:office" xmlns:r="http://schemas.openxmlformats.org/officeDocument/2006/relationships" xmlns:m="http://schemas.openxmlformats.org/officeDocument/2006/math" xmlns:v="urn:schemas-microsoft-com:vml" xmlns:wp="http://schemas.openxmlformats.org/drawingml/2006/wordprocessingDrawing" xmlns:w10="urn:schemas-microsoft-com:office:word" xmlns:w="http://schemas.openxmlformats.org/wordprocessingml/2006/main" xmlns:wne="http://schemas.microsoft.com/office/word/2006/wordml">
+  <w:abstractNum w:abstractNumId="0">
     <w:nsid w:val="23E252F1"/>
     <w:multiLevelType w:val="multilevel"/>
     <w:tmpl w:val="4FE437DC"/>
@@ -3224,7 +6136,7 @@
       </w:rPr>
     </w:lvl>
   </w:abstractNum>
-  <w:abstractNum w:abstractNumId="1" w15:restartNumberingAfterBreak="0">
+  <w:abstractNum w:abstractNumId="1">
     <w:nsid w:val="365226FB"/>
     <w:multiLevelType w:val="hybridMultilevel"/>
     <w:tmpl w:val="5DEC82F2"/>
@@ -3337,7 +6249,7 @@
       </w:rPr>
     </w:lvl>
   </w:abstractNum>
-  <w:abstractNum w:abstractNumId="2" w15:restartNumberingAfterBreak="0">
+  <w:abstractNum w:abstractNumId="2">
     <w:nsid w:val="4C41178F"/>
     <w:multiLevelType w:val="hybridMultilevel"/>
     <w:tmpl w:val="EC5E5352"/>
@@ -3450,7 +6362,7 @@
       </w:rPr>
     </w:lvl>
   </w:abstractNum>
-  <w:abstractNum w:abstractNumId="3" w15:restartNumberingAfterBreak="0">
+  <w:abstractNum w:abstractNumId="3">
     <w:nsid w:val="51A919EC"/>
     <w:multiLevelType w:val="hybridMultilevel"/>
     <w:tmpl w:val="67546E6E"/>
@@ -3563,7 +6475,7 @@
       </w:rPr>
     </w:lvl>
   </w:abstractNum>
-  <w:abstractNum w:abstractNumId="4" w15:restartNumberingAfterBreak="0">
+  <w:abstractNum w:abstractNumId="4">
     <w:nsid w:val="53411A6A"/>
     <w:multiLevelType w:val="hybridMultilevel"/>
     <w:tmpl w:val="30B60BC8"/>
@@ -3676,7 +6588,7 @@
       </w:rPr>
     </w:lvl>
   </w:abstractNum>
-  <w:abstractNum w:abstractNumId="5" w15:restartNumberingAfterBreak="0">
+  <w:abstractNum w:abstractNumId="5">
     <w:nsid w:val="75447E97"/>
     <w:multiLevelType w:val="hybridMultilevel"/>
     <w:tmpl w:val="0DC45948"/>
@@ -3765,29 +6677,29 @@
       </w:pPr>
     </w:lvl>
   </w:abstractNum>
-  <w:num w:numId="1" w16cid:durableId="427697517">
+  <w:num w:numId="1">
     <w:abstractNumId w:val="5"/>
   </w:num>
-  <w:num w:numId="2" w16cid:durableId="362945389">
+  <w:num w:numId="2">
     <w:abstractNumId w:val="3"/>
   </w:num>
-  <w:num w:numId="3" w16cid:durableId="1093430487">
+  <w:num w:numId="3">
     <w:abstractNumId w:val="0"/>
   </w:num>
-  <w:num w:numId="4" w16cid:durableId="1921715104">
+  <w:num w:numId="4">
     <w:abstractNumId w:val="1"/>
   </w:num>
-  <w:num w:numId="5" w16cid:durableId="762801648">
+  <w:num w:numId="5">
     <w:abstractNumId w:val="4"/>
   </w:num>
-  <w:num w:numId="6" w16cid:durableId="1519351307">
+  <w:num w:numId="6">
     <w:abstractNumId w:val="2"/>
   </w:num>
 </w:numbering>
 </file>
 
 <file path=word/styles.xml><?xml version="1.0" encoding="utf-8"?>
-<w:styles xmlns:mc="http://schemas.openxmlformats.org/markup-compatibility/2006" xmlns:r="http://schemas.openxmlformats.org/officeDocument/2006/relationships" xmlns:w="http://schemas.openxmlformats.org/wordprocessingml/2006/main" xmlns:w14="http://schemas.microsoft.com/office/word/2010/wordml" xmlns:w15="http://schemas.microsoft.com/office/word/2012/wordml" xmlns:w16cex="http://schemas.microsoft.com/office/word/2018/wordml/cex" xmlns:w16cid="http://schemas.microsoft.com/office/word/2016/wordml/cid" xmlns:w16="http://schemas.microsoft.com/office/word/2018/wordml" xmlns:w16du="http://schemas.microsoft.com/office/word/2023/wordml/word16du" xmlns:w16sdtdh="http://schemas.microsoft.com/office/word/2020/wordml/sdtdatahash" xmlns:w16sdtfl="http://schemas.microsoft.com/office/word/2024/wordml/sdtformatlock" xmlns:w16se="http://schemas.microsoft.com/office/word/2015/wordml/symex" mc:Ignorable="w14 w15 w16se w16cid w16 w16cex w16sdtdh w16sdtfl w16du">
+<w:styles xmlns:r="http://schemas.openxmlformats.org/officeDocument/2006/relationships" xmlns:w="http://schemas.openxmlformats.org/wordprocessingml/2006/main">
   <w:docDefaults>
     <w:rPrDefault>
       <w:rPr>
@@ -3804,383 +6716,144 @@
       </w:pPr>
     </w:pPrDefault>
   </w:docDefaults>
-  <w:latentStyles w:defLockedState="0" w:defUIPriority="99" w:defSemiHidden="0" w:defUnhideWhenUsed="0" w:defQFormat="0" w:count="376">
-    <w:lsdException w:name="Normal" w:uiPriority="0" w:qFormat="1"/>
-    <w:lsdException w:name="heading 1" w:uiPriority="9" w:qFormat="1"/>
-    <w:lsdException w:name="heading 2" w:semiHidden="1" w:uiPriority="9" w:unhideWhenUsed="1" w:qFormat="1"/>
-    <w:lsdException w:name="heading 3" w:semiHidden="1" w:uiPriority="9" w:unhideWhenUsed="1" w:qFormat="1"/>
-    <w:lsdException w:name="heading 4" w:semiHidden="1" w:uiPriority="9" w:unhideWhenUsed="1" w:qFormat="1"/>
-    <w:lsdException w:name="heading 5" w:semiHidden="1" w:uiPriority="9" w:unhideWhenUsed="1" w:qFormat="1"/>
-    <w:lsdException w:name="heading 6" w:semiHidden="1" w:uiPriority="9" w:unhideWhenUsed="1" w:qFormat="1"/>
-    <w:lsdException w:name="heading 7" w:semiHidden="1" w:uiPriority="9" w:unhideWhenUsed="1" w:qFormat="1"/>
-    <w:lsdException w:name="heading 8" w:semiHidden="1" w:uiPriority="9" w:unhideWhenUsed="1" w:qFormat="1"/>
-    <w:lsdException w:name="heading 9" w:semiHidden="1" w:uiPriority="9" w:unhideWhenUsed="1" w:qFormat="1"/>
-    <w:lsdException w:name="index 1" w:semiHidden="1" w:unhideWhenUsed="1"/>
-    <w:lsdException w:name="index 2" w:semiHidden="1" w:unhideWhenUsed="1"/>
-    <w:lsdException w:name="index 3" w:semiHidden="1" w:unhideWhenUsed="1"/>
-    <w:lsdException w:name="index 4" w:semiHidden="1" w:unhideWhenUsed="1"/>
-    <w:lsdException w:name="index 5" w:semiHidden="1" w:unhideWhenUsed="1"/>
-    <w:lsdException w:name="index 6" w:semiHidden="1" w:unhideWhenUsed="1"/>
-    <w:lsdException w:name="index 7" w:semiHidden="1" w:unhideWhenUsed="1"/>
-    <w:lsdException w:name="index 8" w:semiHidden="1" w:unhideWhenUsed="1"/>
-    <w:lsdException w:name="index 9" w:semiHidden="1" w:unhideWhenUsed="1"/>
-    <w:lsdException w:name="toc 1" w:semiHidden="1" w:uiPriority="39" w:unhideWhenUsed="1"/>
-    <w:lsdException w:name="toc 2" w:semiHidden="1" w:uiPriority="39" w:unhideWhenUsed="1"/>
-    <w:lsdException w:name="toc 3" w:semiHidden="1" w:uiPriority="39" w:unhideWhenUsed="1"/>
-    <w:lsdException w:name="toc 4" w:semiHidden="1" w:uiPriority="39" w:unhideWhenUsed="1"/>
-    <w:lsdException w:name="toc 5" w:semiHidden="1" w:uiPriority="39" w:unhideWhenUsed="1"/>
-    <w:lsdException w:name="toc 6" w:semiHidden="1" w:uiPriority="39" w:unhideWhenUsed="1"/>
-    <w:lsdException w:name="toc 7" w:semiHidden="1" w:uiPriority="39" w:unhideWhenUsed="1"/>
-    <w:lsdException w:name="toc 8" w:semiHidden="1" w:uiPriority="39" w:unhideWhenUsed="1"/>
-    <w:lsdException w:name="toc 9" w:semiHidden="1" w:uiPriority="39" w:unhideWhenUsed="1"/>
-    <w:lsdException w:name="Normal Indent" w:semiHidden="1" w:unhideWhenUsed="1"/>
-    <w:lsdException w:name="footnote text" w:semiHidden="1" w:unhideWhenUsed="1"/>
-    <w:lsdException w:name="annotation text" w:semiHidden="1" w:unhideWhenUsed="1"/>
-    <w:lsdException w:name="header" w:semiHidden="1" w:unhideWhenUsed="1"/>
-    <w:lsdException w:name="footer" w:semiHidden="1" w:unhideWhenUsed="1"/>
-    <w:lsdException w:name="index heading" w:semiHidden="1" w:unhideWhenUsed="1"/>
-    <w:lsdException w:name="caption" w:semiHidden="1" w:uiPriority="35" w:unhideWhenUsed="1" w:qFormat="1"/>
-    <w:lsdException w:name="table of figures" w:semiHidden="1" w:unhideWhenUsed="1"/>
-    <w:lsdException w:name="envelope address" w:semiHidden="1" w:unhideWhenUsed="1"/>
-    <w:lsdException w:name="envelope return" w:semiHidden="1" w:unhideWhenUsed="1"/>
-    <w:lsdException w:name="footnote reference" w:semiHidden="1" w:unhideWhenUsed="1"/>
-    <w:lsdException w:name="annotation reference" w:semiHidden="1" w:unhideWhenUsed="1"/>
-    <w:lsdException w:name="line number" w:semiHidden="1" w:unhideWhenUsed="1"/>
-    <w:lsdException w:name="page number" w:semiHidden="1" w:unhideWhenUsed="1"/>
-    <w:lsdException w:name="endnote reference" w:semiHidden="1" w:unhideWhenUsed="1"/>
-    <w:lsdException w:name="endnote text" w:semiHidden="1" w:unhideWhenUsed="1"/>
-    <w:lsdException w:name="table of authorities" w:semiHidden="1" w:unhideWhenUsed="1"/>
-    <w:lsdException w:name="macro" w:semiHidden="1" w:unhideWhenUsed="1"/>
-    <w:lsdException w:name="toa heading" w:semiHidden="1" w:unhideWhenUsed="1"/>
-    <w:lsdException w:name="List" w:semiHidden="1" w:unhideWhenUsed="1"/>
-    <w:lsdException w:name="List Bullet" w:semiHidden="1" w:unhideWhenUsed="1"/>
-    <w:lsdException w:name="List Number" w:semiHidden="1" w:unhideWhenUsed="1"/>
-    <w:lsdException w:name="List 2" w:semiHidden="1" w:unhideWhenUsed="1"/>
-    <w:lsdException w:name="List 3" w:semiHidden="1" w:unhideWhenUsed="1"/>
-    <w:lsdException w:name="List 4" w:semiHidden="1" w:unhideWhenUsed="1"/>
-    <w:lsdException w:name="List 5" w:semiHidden="1" w:unhideWhenUsed="1"/>
-    <w:lsdException w:name="List Bullet 2" w:semiHidden="1" w:unhideWhenUsed="1"/>
-    <w:lsdException w:name="List Bullet 3" w:semiHidden="1" w:unhideWhenUsed="1"/>
-    <w:lsdException w:name="List Bullet 4" w:semiHidden="1" w:unhideWhenUsed="1"/>
-    <w:lsdException w:name="List Bullet 5" w:semiHidden="1" w:unhideWhenUsed="1"/>
-    <w:lsdException w:name="List Number 2" w:semiHidden="1" w:unhideWhenUsed="1"/>
-    <w:lsdException w:name="List Number 3" w:semiHidden="1" w:unhideWhenUsed="1"/>
-    <w:lsdException w:name="List Number 4" w:semiHidden="1" w:unhideWhenUsed="1"/>
-    <w:lsdException w:name="List Number 5" w:semiHidden="1" w:unhideWhenUsed="1"/>
-    <w:lsdException w:name="Title" w:uiPriority="10" w:qFormat="1"/>
-    <w:lsdException w:name="Closing" w:semiHidden="1" w:unhideWhenUsed="1"/>
-    <w:lsdException w:name="Signature" w:semiHidden="1" w:unhideWhenUsed="1"/>
-    <w:lsdException w:name="Default Paragraph Font" w:semiHidden="1" w:uiPriority="1" w:unhideWhenUsed="1"/>
-    <w:lsdException w:name="Body Text" w:semiHidden="1" w:unhideWhenUsed="1"/>
-    <w:lsdException w:name="Body Text Indent" w:semiHidden="1" w:unhideWhenUsed="1"/>
-    <w:lsdException w:name="List Continue" w:semiHidden="1" w:unhideWhenUsed="1"/>
-    <w:lsdException w:name="List Continue 2" w:semiHidden="1" w:unhideWhenUsed="1"/>
-    <w:lsdException w:name="List Continue 3" w:semiHidden="1" w:unhideWhenUsed="1"/>
-    <w:lsdException w:name="List Continue 4" w:semiHidden="1" w:unhideWhenUsed="1"/>
-    <w:lsdException w:name="List Continue 5" w:semiHidden="1" w:unhideWhenUsed="1"/>
-    <w:lsdException w:name="Message Header" w:semiHidden="1" w:unhideWhenUsed="1"/>
-    <w:lsdException w:name="Subtitle" w:uiPriority="11" w:qFormat="1"/>
-    <w:lsdException w:name="Salutation" w:semiHidden="1" w:unhideWhenUsed="1"/>
-    <w:lsdException w:name="Date" w:semiHidden="1" w:unhideWhenUsed="1"/>
-    <w:lsdException w:name="Body Text First Indent" w:semiHidden="1" w:unhideWhenUsed="1"/>
-    <w:lsdException w:name="Body Text First Indent 2" w:semiHidden="1" w:unhideWhenUsed="1"/>
-    <w:lsdException w:name="Note Heading" w:semiHidden="1" w:unhideWhenUsed="1"/>
-    <w:lsdException w:name="Body Text 2" w:semiHidden="1" w:unhideWhenUsed="1"/>
-    <w:lsdException w:name="Body Text 3" w:semiHidden="1" w:unhideWhenUsed="1"/>
-    <w:lsdException w:name="Body Text Indent 2" w:semiHidden="1" w:unhideWhenUsed="1"/>
-    <w:lsdException w:name="Body Text Indent 3" w:semiHidden="1" w:unhideWhenUsed="1"/>
-    <w:lsdException w:name="Block Text" w:semiHidden="1" w:unhideWhenUsed="1"/>
-    <w:lsdException w:name="Hyperlink" w:semiHidden="1" w:unhideWhenUsed="1"/>
-    <w:lsdException w:name="FollowedHyperlink" w:semiHidden="1" w:unhideWhenUsed="1"/>
-    <w:lsdException w:name="Strong" w:uiPriority="22" w:qFormat="1"/>
-    <w:lsdException w:name="Emphasis" w:uiPriority="20" w:qFormat="1"/>
-    <w:lsdException w:name="Document Map" w:semiHidden="1" w:unhideWhenUsed="1"/>
-    <w:lsdException w:name="Plain Text" w:semiHidden="1" w:unhideWhenUsed="1"/>
-    <w:lsdException w:name="E-mail Signature" w:semiHidden="1" w:unhideWhenUsed="1"/>
-    <w:lsdException w:name="HTML Top of Form" w:semiHidden="1" w:unhideWhenUsed="1"/>
-    <w:lsdException w:name="HTML Bottom of Form" w:semiHidden="1" w:unhideWhenUsed="1"/>
-    <w:lsdException w:name="Normal (Web)" w:semiHidden="1" w:unhideWhenUsed="1"/>
-    <w:lsdException w:name="HTML Acronym" w:semiHidden="1" w:unhideWhenUsed="1"/>
-    <w:lsdException w:name="HTML Address" w:semiHidden="1" w:unhideWhenUsed="1"/>
-    <w:lsdException w:name="HTML Cite" w:semiHidden="1" w:unhideWhenUsed="1"/>
-    <w:lsdException w:name="HTML Code" w:semiHidden="1" w:unhideWhenUsed="1"/>
-    <w:lsdException w:name="HTML Definition" w:semiHidden="1" w:unhideWhenUsed="1"/>
-    <w:lsdException w:name="HTML Keyboard" w:semiHidden="1" w:unhideWhenUsed="1"/>
-    <w:lsdException w:name="HTML Preformatted" w:semiHidden="1" w:unhideWhenUsed="1"/>
-    <w:lsdException w:name="HTML Sample" w:semiHidden="1" w:unhideWhenUsed="1"/>
-    <w:lsdException w:name="HTML Typewriter" w:semiHidden="1" w:unhideWhenUsed="1"/>
-    <w:lsdException w:name="HTML Variable" w:semiHidden="1" w:unhideWhenUsed="1"/>
-    <w:lsdException w:name="Normal Table" w:semiHidden="1" w:unhideWhenUsed="1"/>
-    <w:lsdException w:name="annotation subject" w:semiHidden="1" w:unhideWhenUsed="1"/>
-    <w:lsdException w:name="No List" w:semiHidden="1" w:unhideWhenUsed="1"/>
-    <w:lsdException w:name="Outline List 1" w:semiHidden="1" w:unhideWhenUsed="1"/>
-    <w:lsdException w:name="Outline List 2" w:semiHidden="1" w:unhideWhenUsed="1"/>
-    <w:lsdException w:name="Outline List 3" w:semiHidden="1" w:unhideWhenUsed="1"/>
-    <w:lsdException w:name="Table Simple 1" w:semiHidden="1" w:unhideWhenUsed="1"/>
-    <w:lsdException w:name="Table Simple 2" w:semiHidden="1" w:unhideWhenUsed="1"/>
-    <w:lsdException w:name="Table Simple 3" w:semiHidden="1" w:unhideWhenUsed="1"/>
-    <w:lsdException w:name="Table Classic 1" w:semiHidden="1" w:unhideWhenUsed="1"/>
-    <w:lsdException w:name="Table Classic 2" w:semiHidden="1" w:unhideWhenUsed="1"/>
-    <w:lsdException w:name="Table Classic 3" w:semiHidden="1" w:unhideWhenUsed="1"/>
-    <w:lsdException w:name="Table Classic 4" w:semiHidden="1" w:unhideWhenUsed="1"/>
-    <w:lsdException w:name="Table Colorful 1" w:semiHidden="1" w:unhideWhenUsed="1"/>
-    <w:lsdException w:name="Table Colorful 2" w:semiHidden="1" w:unhideWhenUsed="1"/>
-    <w:lsdException w:name="Table Colorful 3" w:semiHidden="1" w:unhideWhenUsed="1"/>
-    <w:lsdException w:name="Table Columns 1" w:semiHidden="1" w:unhideWhenUsed="1"/>
-    <w:lsdException w:name="Table Columns 2" w:semiHidden="1" w:unhideWhenUsed="1"/>
-    <w:lsdException w:name="Table Columns 3" w:semiHidden="1" w:unhideWhenUsed="1"/>
-    <w:lsdException w:name="Table Columns 4" w:semiHidden="1" w:unhideWhenUsed="1"/>
-    <w:lsdException w:name="Table Columns 5" w:semiHidden="1" w:unhideWhenUsed="1"/>
-    <w:lsdException w:name="Table Grid 1" w:semiHidden="1" w:unhideWhenUsed="1"/>
-    <w:lsdException w:name="Table Grid 2" w:semiHidden="1" w:unhideWhenUsed="1"/>
-    <w:lsdException w:name="Table Grid 3" w:semiHidden="1" w:unhideWhenUsed="1"/>
-    <w:lsdException w:name="Table Grid 4" w:semiHidden="1" w:unhideWhenUsed="1"/>
-    <w:lsdException w:name="Table Grid 5" w:semiHidden="1" w:unhideWhenUsed="1"/>
-    <w:lsdException w:name="Table Grid 6" w:semiHidden="1" w:unhideWhenUsed="1"/>
-    <w:lsdException w:name="Table Grid 7" w:semiHidden="1" w:unhideWhenUsed="1"/>
-    <w:lsdException w:name="Table Grid 8" w:semiHidden="1" w:unhideWhenUsed="1"/>
-    <w:lsdException w:name="Table List 1" w:semiHidden="1" w:unhideWhenUsed="1"/>
-    <w:lsdException w:name="Table List 2" w:semiHidden="1" w:unhideWhenUsed="1"/>
-    <w:lsdException w:name="Table List 3" w:semiHidden="1" w:unhideWhenUsed="1"/>
-    <w:lsdException w:name="Table List 4" w:semiHidden="1" w:unhideWhenUsed="1"/>
-    <w:lsdException w:name="Table List 5" w:semiHidden="1" w:unhideWhenUsed="1"/>
-    <w:lsdException w:name="Table List 6" w:semiHidden="1" w:unhideWhenUsed="1"/>
-    <w:lsdException w:name="Table List 7" w:semiHidden="1" w:unhideWhenUsed="1"/>
-    <w:lsdException w:name="Table List 8" w:semiHidden="1" w:unhideWhenUsed="1"/>
-    <w:lsdException w:name="Table 3D effects 1" w:semiHidden="1" w:unhideWhenUsed="1"/>
-    <w:lsdException w:name="Table 3D effects 2" w:semiHidden="1" w:unhideWhenUsed="1"/>
-    <w:lsdException w:name="Table 3D effects 3" w:semiHidden="1" w:unhideWhenUsed="1"/>
-    <w:lsdException w:name="Table Contemporary" w:semiHidden="1" w:unhideWhenUsed="1"/>
-    <w:lsdException w:name="Table Elegant" w:semiHidden="1" w:unhideWhenUsed="1"/>
-    <w:lsdException w:name="Table Professional" w:semiHidden="1" w:unhideWhenUsed="1"/>
-    <w:lsdException w:name="Table Subtle 1" w:semiHidden="1" w:unhideWhenUsed="1"/>
-    <w:lsdException w:name="Table Subtle 2" w:semiHidden="1" w:unhideWhenUsed="1"/>
-    <w:lsdException w:name="Table Web 1" w:semiHidden="1" w:unhideWhenUsed="1"/>
-    <w:lsdException w:name="Table Web 2" w:semiHidden="1" w:unhideWhenUsed="1"/>
-    <w:lsdException w:name="Table Web 3" w:semiHidden="1" w:unhideWhenUsed="1"/>
-    <w:lsdException w:name="Balloon Text" w:semiHidden="1" w:unhideWhenUsed="1"/>
-    <w:lsdException w:name="Table Grid" w:uiPriority="39"/>
-    <w:lsdException w:name="Table Theme" w:semiHidden="1" w:unhideWhenUsed="1"/>
-    <w:lsdException w:name="Placeholder Text" w:semiHidden="1"/>
-    <w:lsdException w:name="No Spacing" w:uiPriority="1" w:qFormat="1"/>
-    <w:lsdException w:name="Light Shading" w:uiPriority="60"/>
-    <w:lsdException w:name="Light List" w:uiPriority="61"/>
-    <w:lsdException w:name="Light Grid" w:uiPriority="62"/>
-    <w:lsdException w:name="Medium Shading 1" w:uiPriority="63"/>
-    <w:lsdException w:name="Medium Shading 2" w:uiPriority="64"/>
-    <w:lsdException w:name="Medium List 1" w:uiPriority="65"/>
-    <w:lsdException w:name="Medium List 2" w:uiPriority="66"/>
-    <w:lsdException w:name="Medium Grid 1" w:uiPriority="67"/>
-    <w:lsdException w:name="Medium Grid 2" w:uiPriority="68"/>
-    <w:lsdException w:name="Medium Grid 3" w:uiPriority="69"/>
-    <w:lsdException w:name="Dark List" w:uiPriority="70"/>
-    <w:lsdException w:name="Colorful Shading" w:uiPriority="71"/>
-    <w:lsdException w:name="Colorful List" w:uiPriority="72"/>
-    <w:lsdException w:name="Colorful Grid" w:uiPriority="73"/>
-    <w:lsdException w:name="Light Shading Accent 1" w:uiPriority="60"/>
-    <w:lsdException w:name="Light List Accent 1" w:uiPriority="61"/>
-    <w:lsdException w:name="Light Grid Accent 1" w:uiPriority="62"/>
-    <w:lsdException w:name="Medium Shading 1 Accent 1" w:uiPriority="63"/>
-    <w:lsdException w:name="Medium Shading 2 Accent 1" w:uiPriority="64"/>
-    <w:lsdException w:name="Medium List 1 Accent 1" w:uiPriority="65"/>
-    <w:lsdException w:name="Revision" w:semiHidden="1"/>
-    <w:lsdException w:name="List Paragraph" w:uiPriority="34" w:qFormat="1"/>
-    <w:lsdException w:name="Quote" w:uiPriority="29" w:qFormat="1"/>
-    <w:lsdException w:name="Intense Quote" w:uiPriority="30" w:qFormat="1"/>
-    <w:lsdException w:name="Medium List 2 Accent 1" w:uiPriority="66"/>
-    <w:lsdException w:name="Medium Grid 1 Accent 1" w:uiPriority="67"/>
-    <w:lsdException w:name="Medium Grid 2 Accent 1" w:uiPriority="68"/>
-    <w:lsdException w:name="Medium Grid 3 Accent 1" w:uiPriority="69"/>
-    <w:lsdException w:name="Dark List Accent 1" w:uiPriority="70"/>
-    <w:lsdException w:name="Colorful Shading Accent 1" w:uiPriority="71"/>
-    <w:lsdException w:name="Colorful List Accent 1" w:uiPriority="72"/>
-    <w:lsdException w:name="Colorful Grid Accent 1" w:uiPriority="73"/>
-    <w:lsdException w:name="Light Shading Accent 2" w:uiPriority="60"/>
-    <w:lsdException w:name="Light List Accent 2" w:uiPriority="61"/>
-    <w:lsdException w:name="Light Grid Accent 2" w:uiPriority="62"/>
-    <w:lsdException w:name="Medium Shading 1 Accent 2" w:uiPriority="63"/>
-    <w:lsdException w:name="Medium Shading 2 Accent 2" w:uiPriority="64"/>
-    <w:lsdException w:name="Medium List 1 Accent 2" w:uiPriority="65"/>
-    <w:lsdException w:name="Medium List 2 Accent 2" w:uiPriority="66"/>
-    <w:lsdException w:name="Medium Grid 1 Accent 2" w:uiPriority="67"/>
-    <w:lsdException w:name="Medium Grid 2 Accent 2" w:uiPriority="68"/>
-    <w:lsdException w:name="Medium Grid 3 Accent 2" w:uiPriority="69"/>
-    <w:lsdException w:name="Dark List Accent 2" w:uiPriority="70"/>
-    <w:lsdException w:name="Colorful Shading Accent 2" w:uiPriority="71"/>
-    <w:lsdException w:name="Colorful List Accent 2" w:uiPriority="72"/>
-    <w:lsdException w:name="Colorful Grid Accent 2" w:uiPriority="73"/>
-    <w:lsdException w:name="Light Shading Accent 3" w:uiPriority="60"/>
-    <w:lsdException w:name="Light List Accent 3" w:uiPriority="61"/>
-    <w:lsdException w:name="Light Grid Accent 3" w:uiPriority="62"/>
-    <w:lsdException w:name="Medium Shading 1 Accent 3" w:uiPriority="63"/>
-    <w:lsdException w:name="Medium Shading 2 Accent 3" w:uiPriority="64"/>
-    <w:lsdException w:name="Medium List 1 Accent 3" w:uiPriority="65"/>
-    <w:lsdException w:name="Medium List 2 Accent 3" w:uiPriority="66"/>
-    <w:lsdException w:name="Medium Grid 1 Accent 3" w:uiPriority="67"/>
-    <w:lsdException w:name="Medium Grid 2 Accent 3" w:uiPriority="68"/>
-    <w:lsdException w:name="Medium Grid 3 Accent 3" w:uiPriority="69"/>
-    <w:lsdException w:name="Dark List Accent 3" w:uiPriority="70"/>
-    <w:lsdException w:name="Colorful Shading Accent 3" w:uiPriority="71"/>
-    <w:lsdException w:name="Colorful List Accent 3" w:uiPriority="72"/>
-    <w:lsdException w:name="Colorful Grid Accent 3" w:uiPriority="73"/>
-    <w:lsdException w:name="Light Shading Accent 4" w:uiPriority="60"/>
-    <w:lsdException w:name="Light List Accent 4" w:uiPriority="61"/>
-    <w:lsdException w:name="Light Grid Accent 4" w:uiPriority="62"/>
-    <w:lsdException w:name="Medium Shading 1 Accent 4" w:uiPriority="63"/>
-    <w:lsdException w:name="Medium Shading 2 Accent 4" w:uiPriority="64"/>
-    <w:lsdException w:name="Medium List 1 Accent 4" w:uiPriority="65"/>
-    <w:lsdException w:name="Medium List 2 Accent 4" w:uiPriority="66"/>
-    <w:lsdException w:name="Medium Grid 1 Accent 4" w:uiPriority="67"/>
-    <w:lsdException w:name="Medium Grid 2 Accent 4" w:uiPriority="68"/>
-    <w:lsdException w:name="Medium Grid 3 Accent 4" w:uiPriority="69"/>
-    <w:lsdException w:name="Dark List Accent 4" w:uiPriority="70"/>
-    <w:lsdException w:name="Colorful Shading Accent 4" w:uiPriority="71"/>
-    <w:lsdException w:name="Colorful List Accent 4" w:uiPriority="72"/>
-    <w:lsdException w:name="Colorful Grid Accent 4" w:uiPriority="73"/>
-    <w:lsdException w:name="Light Shading Accent 5" w:uiPriority="60"/>
-    <w:lsdException w:name="Light List Accent 5" w:uiPriority="61"/>
-    <w:lsdException w:name="Light Grid Accent 5" w:uiPriority="62"/>
-    <w:lsdException w:name="Medium Shading 1 Accent 5" w:uiPriority="63"/>
-    <w:lsdException w:name="Medium Shading 2 Accent 5" w:uiPriority="64"/>
-    <w:lsdException w:name="Medium List 1 Accent 5" w:uiPriority="65"/>
-    <w:lsdException w:name="Medium List 2 Accent 5" w:uiPriority="66"/>
-    <w:lsdException w:name="Medium Grid 1 Accent 5" w:uiPriority="67"/>
-    <w:lsdException w:name="Medium Grid 2 Accent 5" w:uiPriority="68"/>
-    <w:lsdException w:name="Medium Grid 3 Accent 5" w:uiPriority="69"/>
-    <w:lsdException w:name="Dark List Accent 5" w:uiPriority="70"/>
-    <w:lsdException w:name="Colorful Shading Accent 5" w:uiPriority="71"/>
-    <w:lsdException w:name="Colorful List Accent 5" w:uiPriority="72"/>
-    <w:lsdException w:name="Colorful Grid Accent 5" w:uiPriority="73"/>
-    <w:lsdException w:name="Light Shading Accent 6" w:uiPriority="60"/>
-    <w:lsdException w:name="Light List Accent 6" w:uiPriority="61"/>
-    <w:lsdException w:name="Light Grid Accent 6" w:uiPriority="62"/>
-    <w:lsdException w:name="Medium Shading 1 Accent 6" w:uiPriority="63"/>
-    <w:lsdException w:name="Medium Shading 2 Accent 6" w:uiPriority="64"/>
-    <w:lsdException w:name="Medium List 1 Accent 6" w:uiPriority="65"/>
-    <w:lsdException w:name="Medium List 2 Accent 6" w:uiPriority="66"/>
-    <w:lsdException w:name="Medium Grid 1 Accent 6" w:uiPriority="67"/>
-    <w:lsdException w:name="Medium Grid 2 Accent 6" w:uiPriority="68"/>
-    <w:lsdException w:name="Medium Grid 3 Accent 6" w:uiPriority="69"/>
-    <w:lsdException w:name="Dark List Accent 6" w:uiPriority="70"/>
-    <w:lsdException w:name="Colorful Shading Accent 6" w:uiPriority="71"/>
-    <w:lsdException w:name="Colorful List Accent 6" w:uiPriority="72"/>
-    <w:lsdException w:name="Colorful Grid Accent 6" w:uiPriority="73"/>
-    <w:lsdException w:name="Subtle Emphasis" w:uiPriority="19" w:qFormat="1"/>
-    <w:lsdException w:name="Intense Emphasis" w:uiPriority="21" w:qFormat="1"/>
-    <w:lsdException w:name="Subtle Reference" w:uiPriority="31" w:qFormat="1"/>
-    <w:lsdException w:name="Intense Reference" w:uiPriority="32" w:qFormat="1"/>
-    <w:lsdException w:name="Book Title" w:uiPriority="33" w:qFormat="1"/>
-    <w:lsdException w:name="Bibliography" w:semiHidden="1" w:uiPriority="37" w:unhideWhenUsed="1"/>
-    <w:lsdException w:name="TOC Heading" w:semiHidden="1" w:uiPriority="39" w:unhideWhenUsed="1" w:qFormat="1"/>
-    <w:lsdException w:name="Plain Table 1" w:uiPriority="41"/>
-    <w:lsdException w:name="Plain Table 2" w:uiPriority="42"/>
-    <w:lsdException w:name="Plain Table 3" w:uiPriority="43"/>
-    <w:lsdException w:name="Plain Table 4" w:uiPriority="44"/>
-    <w:lsdException w:name="Plain Table 5" w:uiPriority="45"/>
-    <w:lsdException w:name="Grid Table Light" w:uiPriority="40"/>
-    <w:lsdException w:name="Grid Table 1 Light" w:uiPriority="46"/>
-    <w:lsdException w:name="Grid Table 2" w:uiPriority="47"/>
-    <w:lsdException w:name="Grid Table 3" w:uiPriority="48"/>
-    <w:lsdException w:name="Grid Table 4" w:uiPriority="49"/>
-    <w:lsdException w:name="Grid Table 5 Dark" w:uiPriority="50"/>
-    <w:lsdException w:name="Grid Table 6 Colorful" w:uiPriority="51"/>
-    <w:lsdException w:name="Grid Table 7 Colorful" w:uiPriority="52"/>
-    <w:lsdException w:name="Grid Table 1 Light Accent 1" w:uiPriority="46"/>
-    <w:lsdException w:name="Grid Table 2 Accent 1" w:uiPriority="47"/>
-    <w:lsdException w:name="Grid Table 3 Accent 1" w:uiPriority="48"/>
-    <w:lsdException w:name="Grid Table 4 Accent 1" w:uiPriority="49"/>
-    <w:lsdException w:name="Grid Table 5 Dark Accent 1" w:uiPriority="50"/>
-    <w:lsdException w:name="Grid Table 6 Colorful Accent 1" w:uiPriority="51"/>
-    <w:lsdException w:name="Grid Table 7 Colorful Accent 1" w:uiPriority="52"/>
-    <w:lsdException w:name="Grid Table 1 Light Accent 2" w:uiPriority="46"/>
-    <w:lsdException w:name="Grid Table 2 Accent 2" w:uiPriority="47"/>
-    <w:lsdException w:name="Grid Table 3 Accent 2" w:uiPriority="48"/>
-    <w:lsdException w:name="Grid Table 4 Accent 2" w:uiPriority="49"/>
-    <w:lsdException w:name="Grid Table 5 Dark Accent 2" w:uiPriority="50"/>
-    <w:lsdException w:name="Grid Table 6 Colorful Accent 2" w:uiPriority="51"/>
-    <w:lsdException w:name="Grid Table 7 Colorful Accent 2" w:uiPriority="52"/>
-    <w:lsdException w:name="Grid Table 1 Light Accent 3" w:uiPriority="46"/>
-    <w:lsdException w:name="Grid Table 2 Accent 3" w:uiPriority="47"/>
-    <w:lsdException w:name="Grid Table 3 Accent 3" w:uiPriority="48"/>
-    <w:lsdException w:name="Grid Table 4 Accent 3" w:uiPriority="49"/>
-    <w:lsdException w:name="Grid Table 5 Dark Accent 3" w:uiPriority="50"/>
-    <w:lsdException w:name="Grid Table 6 Colorful Accent 3" w:uiPriority="51"/>
-    <w:lsdException w:name="Grid Table 7 Colorful Accent 3" w:uiPriority="52"/>
-    <w:lsdException w:name="Grid Table 1 Light Accent 4" w:uiPriority="46"/>
-    <w:lsdException w:name="Grid Table 2 Accent 4" w:uiPriority="47"/>
-    <w:lsdException w:name="Grid Table 3 Accent 4" w:uiPriority="48"/>
-    <w:lsdException w:name="Grid Table 4 Accent 4" w:uiPriority="49"/>
-    <w:lsdException w:name="Grid Table 5 Dark Accent 4" w:uiPriority="50"/>
-    <w:lsdException w:name="Grid Table 6 Colorful Accent 4" w:uiPriority="51"/>
-    <w:lsdException w:name="Grid Table 7 Colorful Accent 4" w:uiPriority="52"/>
-    <w:lsdException w:name="Grid Table 1 Light Accent 5" w:uiPriority="46"/>
-    <w:lsdException w:name="Grid Table 2 Accent 5" w:uiPriority="47"/>
-    <w:lsdException w:name="Grid Table 3 Accent 5" w:uiPriority="48"/>
-    <w:lsdException w:name="Grid Table 4 Accent 5" w:uiPriority="49"/>
-    <w:lsdException w:name="Grid Table 5 Dark Accent 5" w:uiPriority="50"/>
-    <w:lsdException w:name="Grid Table 6 Colorful Accent 5" w:uiPriority="51"/>
-    <w:lsdException w:name="Grid Table 7 Colorful Accent 5" w:uiPriority="52"/>
-    <w:lsdException w:name="Grid Table 1 Light Accent 6" w:uiPriority="46"/>
-    <w:lsdException w:name="Grid Table 2 Accent 6" w:uiPriority="47"/>
-    <w:lsdException w:name="Grid Table 3 Accent 6" w:uiPriority="48"/>
-    <w:lsdException w:name="Grid Table 4 Accent 6" w:uiPriority="49"/>
-    <w:lsdException w:name="Grid Table 5 Dark Accent 6" w:uiPriority="50"/>
-    <w:lsdException w:name="Grid Table 6 Colorful Accent 6" w:uiPriority="51"/>
-    <w:lsdException w:name="Grid Table 7 Colorful Accent 6" w:uiPriority="52"/>
-    <w:lsdException w:name="List Table 1 Light" w:uiPriority="46"/>
-    <w:lsdException w:name="List Table 2" w:uiPriority="47"/>
-    <w:lsdException w:name="List Table 3" w:uiPriority="48"/>
-    <w:lsdException w:name="List Table 4" w:uiPriority="49"/>
-    <w:lsdException w:name="List Table 5 Dark" w:uiPriority="50"/>
-    <w:lsdException w:name="List Table 6 Colorful" w:uiPriority="51"/>
-    <w:lsdException w:name="List Table 7 Colorful" w:uiPriority="52"/>
-    <w:lsdException w:name="List Table 1 Light Accent 1" w:uiPriority="46"/>
-    <w:lsdException w:name="List Table 2 Accent 1" w:uiPriority="47"/>
-    <w:lsdException w:name="List Table 3 Accent 1" w:uiPriority="48"/>
-    <w:lsdException w:name="List Table 4 Accent 1" w:uiPriority="49"/>
-    <w:lsdException w:name="List Table 5 Dark Accent 1" w:uiPriority="50"/>
-    <w:lsdException w:name="List Table 6 Colorful Accent 1" w:uiPriority="51"/>
-    <w:lsdException w:name="List Table 7 Colorful Accent 1" w:uiPriority="52"/>
-    <w:lsdException w:name="List Table 1 Light Accent 2" w:uiPriority="46"/>
-    <w:lsdException w:name="List Table 2 Accent 2" w:uiPriority="47"/>
-    <w:lsdException w:name="List Table 3 Accent 2" w:uiPriority="48"/>
-    <w:lsdException w:name="List Table 4 Accent 2" w:uiPriority="49"/>
-    <w:lsdException w:name="List Table 5 Dark Accent 2" w:uiPriority="50"/>
-    <w:lsdException w:name="List Table 6 Colorful Accent 2" w:uiPriority="51"/>
-    <w:lsdException w:name="List Table 7 Colorful Accent 2" w:uiPriority="52"/>
-    <w:lsdException w:name="List Table 1 Light Accent 3" w:uiPriority="46"/>
-    <w:lsdException w:name="List Table 2 Accent 3" w:uiPriority="47"/>
-    <w:lsdException w:name="List Table 3 Accent 3" w:uiPriority="48"/>
-    <w:lsdException w:name="List Table 4 Accent 3" w:uiPriority="49"/>
-    <w:lsdException w:name="List Table 5 Dark Accent 3" w:uiPriority="50"/>
-    <w:lsdException w:name="List Table 6 Colorful Accent 3" w:uiPriority="51"/>
-    <w:lsdException w:name="List Table 7 Colorful Accent 3" w:uiPriority="52"/>
-    <w:lsdException w:name="List Table 1 Light Accent 4" w:uiPriority="46"/>
-    <w:lsdException w:name="List Table 2 Accent 4" w:uiPriority="47"/>
-    <w:lsdException w:name="List Table 3 Accent 4" w:uiPriority="48"/>
-    <w:lsdException w:name="List Table 4 Accent 4" w:uiPriority="49"/>
-    <w:lsdException w:name="List Table 5 Dark Accent 4" w:uiPriority="50"/>
-    <w:lsdException w:name="List Table 6 Colorful Accent 4" w:uiPriority="51"/>
-    <w:lsdException w:name="List Table 7 Colorful Accent 4" w:uiPriority="52"/>
-    <w:lsdException w:name="List Table 1 Light Accent 5" w:uiPriority="46"/>
-    <w:lsdException w:name="List Table 2 Accent 5" w:uiPriority="47"/>
-    <w:lsdException w:name="List Table 3 Accent 5" w:uiPriority="48"/>
-    <w:lsdException w:name="List Table 4 Accent 5" w:uiPriority="49"/>
-    <w:lsdException w:name="List Table 5 Dark Accent 5" w:uiPriority="50"/>
-    <w:lsdException w:name="List Table 6 Colorful Accent 5" w:uiPriority="51"/>
-    <w:lsdException w:name="List Table 7 Colorful Accent 5" w:uiPriority="52"/>
-    <w:lsdException w:name="List Table 1 Light Accent 6" w:uiPriority="46"/>
-    <w:lsdException w:name="List Table 2 Accent 6" w:uiPriority="47"/>
-    <w:lsdException w:name="List Table 3 Accent 6" w:uiPriority="48"/>
-    <w:lsdException w:name="List Table 4 Accent 6" w:uiPriority="49"/>
-    <w:lsdException w:name="List Table 5 Dark Accent 6" w:uiPriority="50"/>
-    <w:lsdException w:name="List Table 6 Colorful Accent 6" w:uiPriority="51"/>
-    <w:lsdException w:name="List Table 7 Colorful Accent 6" w:uiPriority="52"/>
-    <w:lsdException w:name="Mention" w:semiHidden="1" w:unhideWhenUsed="1"/>
-    <w:lsdException w:name="Smart Hyperlink" w:semiHidden="1" w:unhideWhenUsed="1"/>
-    <w:lsdException w:name="Hashtag" w:semiHidden="1" w:unhideWhenUsed="1"/>
-    <w:lsdException w:name="Unresolved Mention" w:semiHidden="1" w:unhideWhenUsed="1"/>
-    <w:lsdException w:name="Smart Link" w:semiHidden="1" w:unhideWhenUsed="1"/>
+  <w:latentStyles w:defLockedState="0" w:defUIPriority="99" w:defSemiHidden="1" w:defUnhideWhenUsed="1" w:defQFormat="0" w:count="267">
+    <w:lsdException w:name="Normal" w:semiHidden="0" w:uiPriority="0" w:unhideWhenUsed="0" w:qFormat="1"/>
+    <w:lsdException w:name="heading 1" w:semiHidden="0" w:uiPriority="9" w:unhideWhenUsed="0" w:qFormat="1"/>
+    <w:lsdException w:name="heading 2" w:uiPriority="9" w:qFormat="1"/>
+    <w:lsdException w:name="heading 3" w:uiPriority="9" w:qFormat="1"/>
+    <w:lsdException w:name="heading 4" w:uiPriority="9" w:qFormat="1"/>
+    <w:lsdException w:name="heading 5" w:uiPriority="9" w:qFormat="1"/>
+    <w:lsdException w:name="heading 6" w:uiPriority="9" w:qFormat="1"/>
+    <w:lsdException w:name="heading 7" w:uiPriority="9" w:qFormat="1"/>
+    <w:lsdException w:name="heading 8" w:uiPriority="9" w:qFormat="1"/>
+    <w:lsdException w:name="heading 9" w:uiPriority="9" w:qFormat="1"/>
+    <w:lsdException w:name="toc 1" w:uiPriority="39"/>
+    <w:lsdException w:name="toc 2" w:uiPriority="39"/>
+    <w:lsdException w:name="toc 3" w:uiPriority="39"/>
+    <w:lsdException w:name="toc 4" w:uiPriority="39"/>
+    <w:lsdException w:name="toc 5" w:uiPriority="39"/>
+    <w:lsdException w:name="toc 6" w:uiPriority="39"/>
+    <w:lsdException w:name="toc 7" w:uiPriority="39"/>
+    <w:lsdException w:name="toc 8" w:uiPriority="39"/>
+    <w:lsdException w:name="toc 9" w:uiPriority="39"/>
+    <w:lsdException w:name="caption" w:uiPriority="35" w:qFormat="1"/>
+    <w:lsdException w:name="Title" w:semiHidden="0" w:uiPriority="10" w:unhideWhenUsed="0" w:qFormat="1"/>
+    <w:lsdException w:name="Default Paragraph Font" w:uiPriority="1"/>
+    <w:lsdException w:name="Subtitle" w:semiHidden="0" w:uiPriority="11" w:unhideWhenUsed="0" w:qFormat="1"/>
+    <w:lsdException w:name="Strong" w:semiHidden="0" w:uiPriority="22" w:unhideWhenUsed="0" w:qFormat="1"/>
+    <w:lsdException w:name="Emphasis" w:semiHidden="0" w:uiPriority="20" w:unhideWhenUsed="0" w:qFormat="1"/>
+    <w:lsdException w:name="Table Grid" w:semiHidden="0" w:uiPriority="39" w:unhideWhenUsed="0"/>
+    <w:lsdException w:name="Placeholder Text" w:unhideWhenUsed="0"/>
+    <w:lsdException w:name="No Spacing" w:semiHidden="0" w:uiPriority="1" w:unhideWhenUsed="0" w:qFormat="1"/>
+    <w:lsdException w:name="Light Shading" w:semiHidden="0" w:uiPriority="60" w:unhideWhenUsed="0"/>
+    <w:lsdException w:name="Light List" w:semiHidden="0" w:uiPriority="61" w:unhideWhenUsed="0"/>
+    <w:lsdException w:name="Light Grid" w:semiHidden="0" w:uiPriority="62" w:unhideWhenUsed="0"/>
+    <w:lsdException w:name="Medium Shading 1" w:semiHidden="0" w:uiPriority="63" w:unhideWhenUsed="0"/>
+    <w:lsdException w:name="Medium Shading 2" w:semiHidden="0" w:uiPriority="64" w:unhideWhenUsed="0"/>
+    <w:lsdException w:name="Medium List 1" w:semiHidden="0" w:uiPriority="65" w:unhideWhenUsed="0"/>
+    <w:lsdException w:name="Medium List 2" w:semiHidden="0" w:uiPriority="66" w:unhideWhenUsed="0"/>
+    <w:lsdException w:name="Medium Grid 1" w:semiHidden="0" w:uiPriority="67" w:unhideWhenUsed="0"/>
+    <w:lsdException w:name="Medium Grid 2" w:semiHidden="0" w:uiPriority="68" w:unhideWhenUsed="0"/>
+    <w:lsdException w:name="Medium Grid 3" w:semiHidden="0" w:uiPriority="69" w:unhideWhenUsed="0"/>
+    <w:lsdException w:name="Dark List" w:semiHidden="0" w:uiPriority="70" w:unhideWhenUsed="0"/>
+    <w:lsdException w:name="Colorful Shading" w:semiHidden="0" w:uiPriority="71" w:unhideWhenUsed="0"/>
+    <w:lsdException w:name="Colorful List" w:semiHidden="0" w:uiPriority="72" w:unhideWhenUsed="0"/>
+    <w:lsdException w:name="Colorful Grid" w:semiHidden="0" w:uiPriority="73" w:unhideWhenUsed="0"/>
+    <w:lsdException w:name="Light Shading Accent 1" w:semiHidden="0" w:uiPriority="60" w:unhideWhenUsed="0"/>
+    <w:lsdException w:name="Light List Accent 1" w:semiHidden="0" w:uiPriority="61" w:unhideWhenUsed="0"/>
+    <w:lsdException w:name="Light Grid Accent 1" w:semiHidden="0" w:uiPriority="62" w:unhideWhenUsed="0"/>
+    <w:lsdException w:name="Medium Shading 1 Accent 1" w:semiHidden="0" w:uiPriority="63" w:unhideWhenUsed="0"/>
+    <w:lsdException w:name="Medium Shading 2 Accent 1" w:semiHidden="0" w:uiPriority="64" w:unhideWhenUsed="0"/>
+    <w:lsdException w:name="Medium List 1 Accent 1" w:semiHidden="0" w:uiPriority="65" w:unhideWhenUsed="0"/>
+    <w:lsdException w:name="Revision" w:unhideWhenUsed="0"/>
+    <w:lsdException w:name="List Paragraph" w:semiHidden="0" w:uiPriority="34" w:unhideWhenUsed="0" w:qFormat="1"/>
+    <w:lsdException w:name="Quote" w:semiHidden="0" w:uiPriority="29" w:unhideWhenUsed="0" w:qFormat="1"/>
+    <w:lsdException w:name="Intense Quote" w:semiHidden="0" w:uiPriority="30" w:unhideWhenUsed="0" w:qFormat="1"/>
+    <w:lsdException w:name="Medium List 2 Accent 1" w:semiHidden="0" w:uiPriority="66" w:unhideWhenUsed="0"/>
+    <w:lsdException w:name="Medium Grid 1 Accent 1" w:semiHidden="0" w:uiPriority="67" w:unhideWhenUsed="0"/>
+    <w:lsdException w:name="Medium Grid 2 Accent 1" w:semiHidden="0" w:uiPriority="68" w:unhideWhenUsed="0"/>
+    <w:lsdException w:name="Medium Grid 3 Accent 1" w:semiHidden="0" w:uiPriority="69" w:unhideWhenUsed="0"/>
+    <w:lsdException w:name="Dark List Accent 1" w:semiHidden="0" w:uiPriority="70" w:unhideWhenUsed="0"/>
+    <w:lsdException w:name="Colorful Shading Accent 1" w:semiHidden="0" w:uiPriority="71" w:unhideWhenUsed="0"/>
+    <w:lsdException w:name="Colorful List Accent 1" w:semiHidden="0" w:uiPriority="72" w:unhideWhenUsed="0"/>
+    <w:lsdException w:name="Colorful Grid Accent 1" w:semiHidden="0" w:uiPriority="73" w:unhideWhenUsed="0"/>
+    <w:lsdException w:name="Light Shading Accent 2" w:semiHidden="0" w:uiPriority="60" w:unhideWhenUsed="0"/>
+    <w:lsdException w:name="Light List Accent 2" w:semiHidden="0" w:uiPriority="61" w:unhideWhenUsed="0"/>
+    <w:lsdException w:name="Light Grid Accent 2" w:semiHidden="0" w:uiPriority="62" w:unhideWhenUsed="0"/>
+    <w:lsdException w:name="Medium Shading 1 Accent 2" w:semiHidden="0" w:uiPriority="63" w:unhideWhenUsed="0"/>
+    <w:lsdException w:name="Medium Shading 2 Accent 2" w:semiHidden="0" w:uiPriority="64" w:unhideWhenUsed="0"/>
+    <w:lsdException w:name="Medium List 1 Accent 2" w:semiHidden="0" w:uiPriority="65" w:unhideWhenUsed="0"/>
+    <w:lsdException w:name="Medium List 2 Accent 2" w:semiHidden="0" w:uiPriority="66" w:unhideWhenUsed="0"/>
+    <w:lsdException w:name="Medium Grid 1 Accent 2" w:semiHidden="0" w:uiPriority="67" w:unhideWhenUsed="0"/>
+    <w:lsdException w:name="Medium Grid 2 Accent 2" w:semiHidden="0" w:uiPriority="68" w:unhideWhenUsed="0"/>
+    <w:lsdException w:name="Medium Grid 3 Accent 2" w:semiHidden="0" w:uiPriority="69" w:unhideWhenUsed="0"/>
+    <w:lsdException w:name="Dark List Accent 2" w:semiHidden="0" w:uiPriority="70" w:unhideWhenUsed="0"/>
+    <w:lsdException w:name="Colorful Shading Accent 2" w:semiHidden="0" w:uiPriority="71" w:unhideWhenUsed="0"/>
+    <w:lsdException w:name="Colorful List Accent 2" w:semiHidden="0" w:uiPriority="72" w:unhideWhenUsed="0"/>
+    <w:lsdException w:name="Colorful Grid Accent 2" w:semiHidden="0" w:uiPriority="73" w:unhideWhenUsed="0"/>
+    <w:lsdException w:name="Light Shading Accent 3" w:semiHidden="0" w:uiPriority="60" w:unhideWhenUsed="0"/>
+    <w:lsdException w:name="Light List Accent 3" w:semiHidden="0" w:uiPriority="61" w:unhideWhenUsed="0"/>
+    <w:lsdException w:name="Light Grid Accent 3" w:semiHidden="0" w:uiPriority="62" w:unhideWhenUsed="0"/>
+    <w:lsdException w:name="Medium Shading 1 Accent 3" w:semiHidden="0" w:uiPriority="63" w:unhideWhenUsed="0"/>
+    <w:lsdException w:name="Medium Shading 2 Accent 3" w:semiHidden="0" w:uiPriority="64" w:unhideWhenUsed="0"/>
+    <w:lsdException w:name="Medium List 1 Accent 3" w:semiHidden="0" w:uiPriority="65" w:unhideWhenUsed="0"/>
+    <w:lsdException w:name="Medium List 2 Accent 3" w:semiHidden="0" w:uiPriority="66" w:unhideWhenUsed="0"/>
+    <w:lsdException w:name="Medium Grid 1 Accent 3" w:semiHidden="0" w:uiPriority="67" w:unhideWhenUsed="0"/>
+    <w:lsdException w:name="Medium Grid 2 Accent 3" w:semiHidden="0" w:uiPriority="68" w:unhideWhenUsed="0"/>
+    <w:lsdException w:name="Medium Grid 3 Accent 3" w:semiHidden="0" w:uiPriority="69" w:unhideWhenUsed="0"/>
+    <w:lsdException w:name="Dark List Accent 3" w:semiHidden="0" w:uiPriority="70" w:unhideWhenUsed="0"/>
+    <w:lsdException w:name="Colorful Shading Accent 3" w:semiHidden="0" w:uiPriority="71" w:unhideWhenUsed="0"/>
+    <w:lsdException w:name="Colorful List Accent 3" w:semiHidden="0" w:uiPriority="72" w:unhideWhenUsed="0"/>
+    <w:lsdException w:name="Colorful Grid Accent 3" w:semiHidden="0" w:uiPriority="73" w:unhideWhenUsed="0"/>
+    <w:lsdException w:name="Light Shading Accent 4" w:semiHidden="0" w:uiPriority="60" w:unhideWhenUsed="0"/>
+    <w:lsdException w:name="Light List Accent 4" w:semiHidden="0" w:uiPriority="61" w:unhideWhenUsed="0"/>
+    <w:lsdException w:name="Light Grid Accent 4" w:semiHidden="0" w:uiPriority="62" w:unhideWhenUsed="0"/>
+    <w:lsdException w:name="Medium Shading 1 Accent 4" w:semiHidden="0" w:uiPriority="63" w:unhideWhenUsed="0"/>
+    <w:lsdException w:name="Medium Shading 2 Accent 4" w:semiHidden="0" w:uiPriority="64" w:unhideWhenUsed="0"/>
+    <w:lsdException w:name="Medium List 1 Accent 4" w:semiHidden="0" w:uiPriority="65" w:unhideWhenUsed="0"/>
+    <w:lsdException w:name="Medium List 2 Accent 4" w:semiHidden="0" w:uiPriority="66" w:unhideWhenUsed="0"/>
+    <w:lsdException w:name="Medium Grid 1 Accent 4" w:semiHidden="0" w:uiPriority="67" w:unhideWhenUsed="0"/>
+    <w:lsdException w:name="Medium Grid 2 Accent 4" w:semiHidden="0" w:uiPriority="68" w:unhideWhenUsed="0"/>
+    <w:lsdException w:name="Medium Grid 3 Accent 4" w:semiHidden="0" w:uiPriority="69" w:unhideWhenUsed="0"/>
+    <w:lsdException w:name="Dark List Accent 4" w:semiHidden="0" w:uiPriority="70" w:unhideWhenUsed="0"/>
+    <w:lsdException w:name="Colorful Shading Accent 4" w:semiHidden="0" w:uiPriority="71" w:unhideWhenUsed="0"/>
+    <w:lsdException w:name="Colorful List Accent 4" w:semiHidden="0" w:uiPriority="72" w:unhideWhenUsed="0"/>
+    <w:lsdException w:name="Colorful Grid Accent 4" w:semiHidden="0" w:uiPriority="73" w:unhideWhenUsed="0"/>
+    <w:lsdException w:name="Light Shading Accent 5" w:semiHidden="0" w:uiPriority="60" w:unhideWhenUsed="0"/>
+    <w:lsdException w:name="Light List Accent 5" w:semiHidden="0" w:uiPriority="61" w:unhideWhenUsed="0"/>
+    <w:lsdException w:name="Light Grid Accent 5" w:semiHidden="0" w:uiPriority="62" w:unhideWhenUsed="0"/>
+    <w:lsdException w:name="Medium Shading 1 Accent 5" w:semiHidden="0" w:uiPriority="63" w:unhideWhenUsed="0"/>
+    <w:lsdException w:name="Medium Shading 2 Accent 5" w:semiHidden="0" w:uiPriority="64" w:unhideWhenUsed="0"/>
+    <w:lsdException w:name="Medium List 1 Accent 5" w:semiHidden="0" w:uiPriority="65" w:unhideWhenUsed="0"/>
+    <w:lsdException w:name="Medium List 2 Accent 5" w:semiHidden="0" w:uiPriority="66" w:unhideWhenUsed="0"/>
+    <w:lsdException w:name="Medium Grid 1 Accent 5" w:semiHidden="0" w:uiPriority="67" w:unhideWhenUsed="0"/>
+    <w:lsdException w:name="Medium Grid 2 Accent 5" w:semiHidden="0" w:uiPriority="68" w:unhideWhenUsed="0"/>
+    <w:lsdException w:name="Medium Grid 3 Accent 5" w:semiHidden="0" w:uiPriority="69" w:unhideWhenUsed="0"/>
+    <w:lsdException w:name="Dark List Accent 5" w:semiHidden="0" w:uiPriority="70" w:unhideWhenUsed="0"/>
+    <w:lsdException w:name="Colorful Shading Accent 5" w:semiHidden="0" w:uiPriority="71" w:unhideWhenUsed="0"/>
+    <w:lsdException w:name="Colorful List Accent 5" w:semiHidden="0" w:uiPriority="72" w:unhideWhenUsed="0"/>
+    <w:lsdException w:name="Colorful Grid Accent 5" w:semiHidden="0" w:uiPriority="73" w:unhideWhenUsed="0"/>
+    <w:lsdException w:name="Light Shading Accent 6" w:semiHidden="0" w:uiPriority="60" w:unhideWhenUsed="0"/>
+    <w:lsdException w:name="Light List Accent 6" w:semiHidden="0" w:uiPriority="61" w:unhideWhenUsed="0"/>
+    <w:lsdException w:name="Light Grid Accent 6" w:semiHidden="0" w:uiPriority="62" w:unhideWhenUsed="0"/>
+    <w:lsdException w:name="Medium Shading 1 Accent 6" w:semiHidden="0" w:uiPriority="63" w:unhideWhenUsed="0"/>
+    <w:lsdException w:name="Medium Shading 2 Accent 6" w:semiHidden="0" w:uiPriority="64" w:unhideWhenUsed="0"/>
+    <w:lsdException w:name="Medium List 1 Accent 6" w:semiHidden="0" w:uiPriority="65" w:unhideWhenUsed="0"/>
+    <w:lsdException w:name="Medium List 2 Accent 6" w:semiHidden="0" w:uiPriority="66" w:unhideWhenUsed="0"/>
+    <w:lsdException w:name="Medium Grid 1 Accent 6" w:semiHidden="0" w:uiPriority="67" w:unhideWhenUsed="0"/>
+    <w:lsdException w:name="Medium Grid 2 Accent 6" w:semiHidden="0" w:uiPriority="68" w:unhideWhenUsed="0"/>
+    <w:lsdException w:name="Medium Grid 3 Accent 6" w:semiHidden="0" w:uiPriority="69" w:unhideWhenUsed="0"/>
+    <w:lsdException w:name="Dark List Accent 6" w:semiHidden="0" w:uiPriority="70" w:unhideWhenUsed="0"/>
+    <w:lsdException w:name="Colorful Shading Accent 6" w:semiHidden="0" w:uiPriority="71" w:unhideWhenUsed="0"/>
+    <w:lsdException w:name="Colorful List Accent 6" w:semiHidden="0" w:uiPriority="72" w:unhideWhenUsed="0"/>
+    <w:lsdException w:name="Colorful Grid Accent 6" w:semiHidden="0" w:uiPriority="73" w:unhideWhenUsed="0"/>
+    <w:lsdException w:name="Subtle Emphasis" w:semiHidden="0" w:uiPriority="19" w:unhideWhenUsed="0" w:qFormat="1"/>
+    <w:lsdException w:name="Intense Emphasis" w:semiHidden="0" w:uiPriority="21" w:unhideWhenUsed="0" w:qFormat="1"/>
+    <w:lsdException w:name="Subtle Reference" w:semiHidden="0" w:uiPriority="31" w:unhideWhenUsed="0" w:qFormat="1"/>
+    <w:lsdException w:name="Intense Reference" w:semiHidden="0" w:uiPriority="32" w:unhideWhenUsed="0" w:qFormat="1"/>
+    <w:lsdException w:name="Book Title" w:semiHidden="0" w:uiPriority="33" w:unhideWhenUsed="0" w:qFormat="1"/>
+    <w:lsdException w:name="Bibliography" w:uiPriority="37"/>
+    <w:lsdException w:name="TOC Heading" w:uiPriority="39" w:qFormat="1"/>
   </w:latentStyles>
   <w:style w:type="paragraph" w:default="1" w:styleId="Normal">
     <w:name w:val="Normal"/>
@@ -4388,6 +7061,7 @@
   <w:style w:type="character" w:default="1" w:styleId="DefaultParagraphFont">
     <w:name w:val="Default Paragraph Font"/>
     <w:uiPriority w:val="1"/>
+    <w:semiHidden/>
     <w:unhideWhenUsed/>
   </w:style>
   <w:style w:type="table" w:default="1" w:styleId="TableNormal">
@@ -4395,6 +7069,7 @@
     <w:uiPriority w:val="99"/>
     <w:semiHidden/>
     <w:unhideWhenUsed/>
+    <w:qFormat/>
     <w:tblPr>
       <w:tblInd w:w="0" w:type="dxa"/>
       <w:tblCellMar>
@@ -4715,7 +7390,6 @@
     <w:name w:val="Normal (Web)"/>
     <w:basedOn w:val="Normal"/>
     <w:uiPriority w:val="99"/>
-    <w:semiHidden/>
     <w:unhideWhenUsed/>
     <w:rsid w:val="005B53C2"/>
     <w:pPr>
@@ -4739,6 +7413,36 @@
     <w:rPr>
       <w:rFonts w:ascii="Courier New" w:eastAsia="Times New Roman" w:hAnsi="Courier New" w:cs="Courier New"/>
       <w:sz w:val="20"/>
+      <w:szCs w:val="20"/>
+    </w:rPr>
+  </w:style>
+  <w:style w:type="paragraph" w:styleId="BalloonText">
+    <w:name w:val="Balloon Text"/>
+    <w:basedOn w:val="Normal"/>
+    <w:link w:val="BalloonTextChar"/>
+    <w:uiPriority w:val="99"/>
+    <w:semiHidden/>
+    <w:unhideWhenUsed/>
+    <w:rsid w:val="000B4151"/>
+    <w:pPr>
+      <w:spacing w:after="0" w:line="240" w:lineRule="auto"/>
+    </w:pPr>
+    <w:rPr>
+      <w:rFonts w:ascii="Tahoma" w:hAnsi="Tahoma" w:cs="Angsana New"/>
+      <w:sz w:val="16"/>
+      <w:szCs w:val="20"/>
+    </w:rPr>
+  </w:style>
+  <w:style w:type="character" w:customStyle="1" w:styleId="BalloonTextChar">
+    <w:name w:val="Balloon Text Char"/>
+    <w:basedOn w:val="DefaultParagraphFont"/>
+    <w:link w:val="BalloonText"/>
+    <w:uiPriority w:val="99"/>
+    <w:semiHidden/>
+    <w:rsid w:val="000B4151"/>
+    <w:rPr>
+      <w:rFonts w:ascii="Tahoma" w:hAnsi="Tahoma" w:cs="Angsana New"/>
+      <w:sz w:val="16"/>
       <w:szCs w:val="20"/>
     </w:rPr>
   </w:style>
@@ -4788,7 +7492,7 @@
     </a:clrScheme>
     <a:fontScheme name="Office">
       <a:majorFont>
-        <a:latin typeface="Calibri Light" panose="020F0302020204030204"/>
+        <a:latin typeface="Calibri Light"/>
         <a:ea typeface=""/>
         <a:cs typeface=""/>
         <a:font script="Jpan" typeface="游ゴシック Light"/>
@@ -4840,7 +7544,7 @@
         <a:font script="Tfng" typeface="Ebrima"/>
       </a:majorFont>
       <a:minorFont>
-        <a:latin typeface="Calibri" panose="020F0502020204030204"/>
+        <a:latin typeface="Calibri"/>
         <a:ea typeface=""/>
         <a:cs typeface=""/>
         <a:font script="Jpan" typeface="游ゴシック"/>
@@ -5034,7 +7738,7 @@
   <a:extraClrSchemeLst/>
   <a:extLst>
     <a:ext uri="{05A4C25C-085E-4340-85A3-A5531E510DB2}">
-      <thm15:themeFamily xmlns:thm15="http://schemas.microsoft.com/office/thememl/2012/main" name="Office Theme" id="{62F939B6-93AF-4DB8-9C6B-D6C7DFDC589F}" vid="{4A3C46E8-61CC-4603-A589-7422A47A8E4A}"/>
+      <thm15:themeFamily xmlns:thm15="http://schemas.microsoft.com/office/thememl/2012/main" xmlns="" name="Office Theme" id="{62F939B6-93AF-4DB8-9C6B-D6C7DFDC589F}" vid="{4A3C46E8-61CC-4603-A589-7422A47A8E4A}"/>
     </a:ext>
   </a:extLst>
 </a:theme>

--- a/Linux_Command.docx
+++ b/Linux_Command.docx
@@ -5975,6 +5975,8687 @@
         </w:drawing>
       </w:r>
     </w:p>
+    <w:p>
+      <w:pPr>
+        <w:pStyle w:val="ListParagraph"/>
+        <w:rPr>
+          <w:b/>
+          <w:color w:val="4472C4" w:themeColor="accent1"/>
+          <w:sz w:val="28"/>
+          <w:u w:val="single"/>
+        </w:rPr>
+      </w:pPr>
+    </w:p>
+    <w:p>
+      <w:pPr>
+        <w:pStyle w:val="ListParagraph"/>
+        <w:rPr>
+          <w:b/>
+          <w:color w:val="4472C4" w:themeColor="accent1"/>
+          <w:sz w:val="28"/>
+          <w:u w:val="single"/>
+        </w:rPr>
+      </w:pPr>
+    </w:p>
+    <w:p>
+      <w:pPr>
+        <w:pStyle w:val="ListParagraph"/>
+        <w:rPr>
+          <w:b/>
+          <w:color w:val="4472C4" w:themeColor="accent1"/>
+          <w:sz w:val="28"/>
+          <w:u w:val="single"/>
+        </w:rPr>
+      </w:pPr>
+    </w:p>
+    <w:p>
+      <w:pPr>
+        <w:pStyle w:val="ListParagraph"/>
+        <w:rPr>
+          <w:b/>
+          <w:color w:val="4472C4" w:themeColor="accent1"/>
+          <w:sz w:val="28"/>
+          <w:u w:val="single"/>
+        </w:rPr>
+      </w:pPr>
+    </w:p>
+    <w:p>
+      <w:pPr>
+        <w:pStyle w:val="ListParagraph"/>
+        <w:rPr>
+          <w:b/>
+          <w:color w:val="4472C4" w:themeColor="accent1"/>
+          <w:sz w:val="28"/>
+          <w:u w:val="single"/>
+        </w:rPr>
+      </w:pPr>
+    </w:p>
+    <w:p>
+      <w:pPr>
+        <w:pStyle w:val="ListParagraph"/>
+        <w:rPr>
+          <w:b/>
+          <w:color w:val="4472C4" w:themeColor="accent1"/>
+          <w:sz w:val="28"/>
+          <w:u w:val="single"/>
+        </w:rPr>
+      </w:pPr>
+    </w:p>
+    <w:p>
+      <w:pPr>
+        <w:pStyle w:val="ListParagraph"/>
+        <w:rPr>
+          <w:b/>
+          <w:color w:val="4472C4" w:themeColor="accent1"/>
+          <w:sz w:val="28"/>
+          <w:u w:val="single"/>
+        </w:rPr>
+      </w:pPr>
+    </w:p>
+    <w:p>
+      <w:pPr>
+        <w:pStyle w:val="ListParagraph"/>
+        <w:rPr>
+          <w:b/>
+          <w:color w:val="4472C4" w:themeColor="accent1"/>
+          <w:sz w:val="28"/>
+          <w:u w:val="single"/>
+        </w:rPr>
+      </w:pPr>
+    </w:p>
+    <w:p>
+      <w:pPr>
+        <w:pStyle w:val="ListParagraph"/>
+        <w:rPr>
+          <w:b/>
+          <w:color w:val="4472C4" w:themeColor="accent1"/>
+          <w:sz w:val="28"/>
+          <w:u w:val="single"/>
+        </w:rPr>
+      </w:pPr>
+    </w:p>
+    <w:p>
+      <w:pPr>
+        <w:pStyle w:val="ListParagraph"/>
+        <w:rPr>
+          <w:b/>
+          <w:color w:val="4472C4" w:themeColor="accent1"/>
+          <w:sz w:val="28"/>
+          <w:u w:val="single"/>
+        </w:rPr>
+      </w:pPr>
+    </w:p>
+    <w:p>
+      <w:pPr>
+        <w:pStyle w:val="ListParagraph"/>
+        <w:rPr>
+          <w:b/>
+          <w:color w:val="4472C4" w:themeColor="accent1"/>
+          <w:sz w:val="28"/>
+          <w:u w:val="single"/>
+        </w:rPr>
+      </w:pPr>
+    </w:p>
+    <w:p>
+      <w:pPr>
+        <w:pStyle w:val="ListParagraph"/>
+        <w:rPr>
+          <w:b/>
+          <w:color w:val="4472C4" w:themeColor="accent1"/>
+          <w:sz w:val="28"/>
+          <w:u w:val="single"/>
+        </w:rPr>
+      </w:pPr>
+    </w:p>
+    <w:p>
+      <w:pPr>
+        <w:pStyle w:val="ListParagraph"/>
+        <w:rPr>
+          <w:b/>
+          <w:color w:val="4472C4" w:themeColor="accent1"/>
+          <w:sz w:val="28"/>
+          <w:u w:val="single"/>
+        </w:rPr>
+      </w:pPr>
+    </w:p>
+    <w:p>
+      <w:pPr>
+        <w:pStyle w:val="ListParagraph"/>
+        <w:rPr>
+          <w:b/>
+          <w:color w:val="4472C4" w:themeColor="accent1"/>
+          <w:sz w:val="28"/>
+          <w:u w:val="single"/>
+        </w:rPr>
+      </w:pPr>
+    </w:p>
+    <w:p>
+      <w:pPr>
+        <w:pStyle w:val="ListParagraph"/>
+        <w:rPr>
+          <w:b/>
+          <w:color w:val="4472C4" w:themeColor="accent1"/>
+          <w:sz w:val="28"/>
+          <w:u w:val="single"/>
+        </w:rPr>
+      </w:pPr>
+    </w:p>
+    <w:p>
+      <w:pPr>
+        <w:pStyle w:val="ListParagraph"/>
+        <w:rPr>
+          <w:b/>
+          <w:color w:val="4472C4" w:themeColor="accent1"/>
+          <w:sz w:val="28"/>
+          <w:u w:val="single"/>
+        </w:rPr>
+      </w:pPr>
+    </w:p>
+    <w:p>
+      <w:pPr>
+        <w:pStyle w:val="ListParagraph"/>
+        <w:rPr>
+          <w:b/>
+          <w:color w:val="4472C4" w:themeColor="accent1"/>
+          <w:sz w:val="28"/>
+          <w:u w:val="single"/>
+        </w:rPr>
+      </w:pPr>
+    </w:p>
+    <w:p>
+      <w:pPr>
+        <w:pStyle w:val="ListParagraph"/>
+        <w:rPr>
+          <w:b/>
+          <w:color w:val="4472C4" w:themeColor="accent1"/>
+          <w:sz w:val="28"/>
+          <w:u w:val="single"/>
+        </w:rPr>
+      </w:pPr>
+    </w:p>
+    <w:p>
+      <w:pPr>
+        <w:pStyle w:val="ListParagraph"/>
+        <w:rPr>
+          <w:b/>
+          <w:color w:val="4472C4" w:themeColor="accent1"/>
+          <w:sz w:val="28"/>
+          <w:u w:val="single"/>
+        </w:rPr>
+      </w:pPr>
+    </w:p>
+    <w:p>
+      <w:pPr>
+        <w:pStyle w:val="ListParagraph"/>
+        <w:rPr>
+          <w:b/>
+          <w:color w:val="4472C4" w:themeColor="accent1"/>
+          <w:sz w:val="28"/>
+          <w:u w:val="single"/>
+        </w:rPr>
+      </w:pPr>
+    </w:p>
+    <w:p>
+      <w:pPr>
+        <w:pStyle w:val="ListParagraph"/>
+        <w:rPr>
+          <w:b/>
+          <w:color w:val="4472C4" w:themeColor="accent1"/>
+          <w:sz w:val="28"/>
+          <w:u w:val="single"/>
+        </w:rPr>
+      </w:pPr>
+    </w:p>
+    <w:p>
+      <w:pPr>
+        <w:pStyle w:val="ListParagraph"/>
+        <w:rPr>
+          <w:b/>
+          <w:color w:val="4472C4" w:themeColor="accent1"/>
+          <w:sz w:val="28"/>
+          <w:u w:val="single"/>
+        </w:rPr>
+      </w:pPr>
+    </w:p>
+    <w:p>
+      <w:pPr>
+        <w:pStyle w:val="ListParagraph"/>
+        <w:rPr>
+          <w:b/>
+          <w:color w:val="4472C4" w:themeColor="accent1"/>
+          <w:sz w:val="28"/>
+          <w:u w:val="single"/>
+        </w:rPr>
+      </w:pPr>
+    </w:p>
+    <w:p>
+      <w:pPr>
+        <w:pStyle w:val="ListParagraph"/>
+        <w:rPr>
+          <w:b/>
+          <w:color w:val="4472C4" w:themeColor="accent1"/>
+          <w:sz w:val="28"/>
+          <w:u w:val="single"/>
+        </w:rPr>
+      </w:pPr>
+    </w:p>
+    <w:p>
+      <w:pPr>
+        <w:pStyle w:val="ListParagraph"/>
+        <w:rPr>
+          <w:b/>
+          <w:color w:val="4472C4" w:themeColor="accent1"/>
+          <w:sz w:val="28"/>
+          <w:u w:val="single"/>
+        </w:rPr>
+      </w:pPr>
+    </w:p>
+    <w:p>
+      <w:pPr>
+        <w:pStyle w:val="ListParagraph"/>
+        <w:rPr>
+          <w:b/>
+          <w:color w:val="4472C4" w:themeColor="accent1"/>
+          <w:sz w:val="28"/>
+          <w:u w:val="single"/>
+        </w:rPr>
+      </w:pPr>
+    </w:p>
+    <w:p>
+      <w:pPr>
+        <w:pStyle w:val="ListParagraph"/>
+        <w:rPr>
+          <w:b/>
+          <w:color w:val="4472C4" w:themeColor="accent1"/>
+          <w:sz w:val="28"/>
+          <w:u w:val="single"/>
+        </w:rPr>
+      </w:pPr>
+    </w:p>
+    <w:p>
+      <w:pPr>
+        <w:rPr>
+          <w:b/>
+          <w:color w:val="4472C4" w:themeColor="accent1"/>
+          <w:sz w:val="44"/>
+          <w:szCs w:val="44"/>
+          <w:u w:val="single"/>
+        </w:rPr>
+      </w:pPr>
+      <w:r>
+        <w:rPr>
+          <w:b/>
+          <w:color w:val="4472C4" w:themeColor="accent1"/>
+          <w:sz w:val="44"/>
+          <w:szCs w:val="44"/>
+          <w:u w:val="single"/>
+        </w:rPr>
+        <w:lastRenderedPageBreak/>
+        <w:t>HARDWARE COMMANDS</w:t>
+      </w:r>
+    </w:p>
+    <w:p>
+      <w:pPr>
+        <w:rPr>
+          <w:color w:val="4472C4" w:themeColor="accent1"/>
+          <w:sz w:val="44"/>
+          <w:szCs w:val="44"/>
+        </w:rPr>
+      </w:pPr>
+    </w:p>
+    <w:p>
+      <w:pPr>
+        <w:rPr>
+          <w:color w:val="EE0000"/>
+          <w:sz w:val="40"/>
+          <w:szCs w:val="40"/>
+        </w:rPr>
+      </w:pPr>
+      <w:proofErr w:type="gramStart"/>
+      <w:r>
+        <w:rPr>
+          <w:color w:val="EE0000"/>
+          <w:sz w:val="40"/>
+          <w:szCs w:val="40"/>
+        </w:rPr>
+        <w:t>1.lscpu</w:t>
+      </w:r>
+      <w:proofErr w:type="gramEnd"/>
+    </w:p>
+    <w:p>
+      <w:pPr>
+        <w:pStyle w:val="NormalWeb"/>
+        <w:ind w:left="720"/>
+        <w:rPr>
+          <w:sz w:val="28"/>
+          <w:szCs w:val="28"/>
+        </w:rPr>
+      </w:pPr>
+      <w:r>
+        <w:rPr>
+          <w:rStyle w:val="Strong"/>
+          <w:rFonts w:eastAsiaTheme="majorEastAsia"/>
+          <w:sz w:val="28"/>
+          <w:szCs w:val="28"/>
+        </w:rPr>
+        <w:t>What it gives:</w:t>
+      </w:r>
+      <w:r>
+        <w:rPr>
+          <w:sz w:val="28"/>
+          <w:szCs w:val="28"/>
+        </w:rPr>
+        <w:t xml:space="preserve"> Displays CPU architecture and details of the processor.</w:t>
+      </w:r>
+    </w:p>
+    <w:p>
+      <w:pPr>
+        <w:pStyle w:val="NormalWeb"/>
+        <w:ind w:left="720"/>
+      </w:pPr>
+      <w:r>
+        <w:rPr>
+          <w:sz w:val="28"/>
+          <w:szCs w:val="28"/>
+        </w:rPr>
+        <w:t xml:space="preserve"> </w:t>
+      </w:r>
+      <w:r>
+        <w:rPr>
+          <w:rStyle w:val="Strong"/>
+          <w:rFonts w:eastAsiaTheme="majorEastAsia"/>
+          <w:sz w:val="28"/>
+          <w:szCs w:val="28"/>
+        </w:rPr>
+        <w:t>Why we use it:</w:t>
+      </w:r>
+      <w:r>
+        <w:rPr>
+          <w:sz w:val="28"/>
+          <w:szCs w:val="28"/>
+        </w:rPr>
+        <w:t xml:space="preserve"> To quickly check CPU info like cores, threads, architecture, and speed</w:t>
+      </w:r>
+      <w:r>
+        <w:t>.</w:t>
+      </w:r>
+    </w:p>
+    <w:p>
+      <w:pPr>
+        <w:pStyle w:val="ListParagraph"/>
+        <w:rPr>
+          <w:b/>
+          <w:color w:val="4472C4" w:themeColor="accent1"/>
+          <w:sz w:val="28"/>
+          <w:u w:val="single"/>
+        </w:rPr>
+      </w:pPr>
+      <w:r>
+        <w:rPr>
+          <w:b/>
+          <w:noProof/>
+          <w:color w:val="4472C4" w:themeColor="accent1"/>
+          <w:sz w:val="28"/>
+          <w:u w:val="single"/>
+          <w:lang w:val="en-US" w:bidi="ar-SA"/>
+        </w:rPr>
+        <w:drawing>
+          <wp:inline distT="0" distB="0" distL="0" distR="0">
+            <wp:extent cx="5731510" cy="2904490"/>
+            <wp:effectExtent l="19050" t="0" r="2540" b="0"/>
+            <wp:docPr id="3" name="Picture 2" descr="Screenshot 2026-01-31 112553.png"/>
+            <wp:cNvGraphicFramePr>
+              <a:graphicFrameLocks xmlns:a="http://schemas.openxmlformats.org/drawingml/2006/main" noChangeAspect="1"/>
+            </wp:cNvGraphicFramePr>
+            <a:graphic xmlns:a="http://schemas.openxmlformats.org/drawingml/2006/main">
+              <a:graphicData uri="http://schemas.openxmlformats.org/drawingml/2006/picture">
+                <pic:pic xmlns:pic="http://schemas.openxmlformats.org/drawingml/2006/picture">
+                  <pic:nvPicPr>
+                    <pic:cNvPr id="0" name="Screenshot 2026-01-31 112553.png"/>
+                    <pic:cNvPicPr/>
+                  </pic:nvPicPr>
+                  <pic:blipFill>
+                    <a:blip r:embed="rId40" cstate="print"/>
+                    <a:stretch>
+                      <a:fillRect/>
+                    </a:stretch>
+                  </pic:blipFill>
+                  <pic:spPr>
+                    <a:xfrm>
+                      <a:off x="0" y="0"/>
+                      <a:ext cx="5731510" cy="2904490"/>
+                    </a:xfrm>
+                    <a:prstGeom prst="rect">
+                      <a:avLst/>
+                    </a:prstGeom>
+                  </pic:spPr>
+                </pic:pic>
+              </a:graphicData>
+            </a:graphic>
+          </wp:inline>
+        </w:drawing>
+      </w:r>
+    </w:p>
+    <w:p>
+      <w:pPr>
+        <w:rPr>
+          <w:b/>
+          <w:color w:val="4472C4" w:themeColor="accent1"/>
+          <w:sz w:val="28"/>
+          <w:u w:val="single"/>
+        </w:rPr>
+      </w:pPr>
+    </w:p>
+    <w:p>
+      <w:pPr>
+        <w:rPr>
+          <w:color w:val="EE0000"/>
+          <w:sz w:val="40"/>
+          <w:szCs w:val="40"/>
+        </w:rPr>
+      </w:pPr>
+      <w:proofErr w:type="gramStart"/>
+      <w:r>
+        <w:rPr>
+          <w:color w:val="EE0000"/>
+          <w:sz w:val="40"/>
+          <w:szCs w:val="40"/>
+        </w:rPr>
+        <w:t>2.lsblk</w:t>
+      </w:r>
+      <w:proofErr w:type="gramEnd"/>
+      <w:r>
+        <w:rPr>
+          <w:color w:val="EE0000"/>
+          <w:sz w:val="40"/>
+          <w:szCs w:val="40"/>
+        </w:rPr>
+        <w:t xml:space="preserve"> -a</w:t>
+      </w:r>
+    </w:p>
+    <w:p>
+      <w:pPr>
+        <w:pStyle w:val="NormalWeb"/>
+        <w:ind w:left="1080"/>
+        <w:rPr>
+          <w:sz w:val="28"/>
+          <w:szCs w:val="28"/>
+        </w:rPr>
+      </w:pPr>
+      <w:r>
+        <w:rPr>
+          <w:rStyle w:val="Strong"/>
+          <w:rFonts w:eastAsiaTheme="majorEastAsia"/>
+          <w:sz w:val="28"/>
+          <w:szCs w:val="28"/>
+        </w:rPr>
+        <w:t>What it gives:</w:t>
+      </w:r>
+      <w:r>
+        <w:rPr>
+          <w:sz w:val="28"/>
+          <w:szCs w:val="28"/>
+        </w:rPr>
+        <w:t xml:space="preserve"> Lists all block devices (disks, partitions, LVMs) including empty ones, in a tree format.</w:t>
+      </w:r>
+    </w:p>
+    <w:p>
+      <w:pPr>
+        <w:pStyle w:val="NormalWeb"/>
+        <w:ind w:left="1080"/>
+        <w:rPr>
+          <w:sz w:val="28"/>
+          <w:szCs w:val="28"/>
+        </w:rPr>
+      </w:pPr>
+      <w:r>
+        <w:rPr>
+          <w:rStyle w:val="Strong"/>
+          <w:rFonts w:eastAsiaTheme="majorEastAsia"/>
+          <w:sz w:val="28"/>
+          <w:szCs w:val="28"/>
+        </w:rPr>
+        <w:t>Why we use it:</w:t>
+      </w:r>
+      <w:r>
+        <w:rPr>
+          <w:sz w:val="28"/>
+          <w:szCs w:val="28"/>
+        </w:rPr>
+        <w:t xml:space="preserve"> To see the full storage layout of the system, even unused devices, for disk management or troubleshooting.</w:t>
+      </w:r>
+    </w:p>
+    <w:p>
+      <w:pPr>
+        <w:pStyle w:val="NormalWeb"/>
+        <w:ind w:left="1080"/>
+        <w:rPr>
+          <w:sz w:val="28"/>
+          <w:szCs w:val="28"/>
+        </w:rPr>
+      </w:pPr>
+      <w:r>
+        <w:rPr>
+          <w:noProof/>
+          <w:sz w:val="28"/>
+          <w:lang w:val="en-US" w:eastAsia="en-US"/>
+        </w:rPr>
+        <w:lastRenderedPageBreak/>
+        <w:drawing>
+          <wp:inline distT="0" distB="0" distL="0" distR="0">
+            <wp:extent cx="4718050" cy="3733800"/>
+            <wp:effectExtent l="19050" t="0" r="6350" b="0"/>
+            <wp:docPr id="46" name="Picture 46"/>
+            <wp:cNvGraphicFramePr>
+              <a:graphicFrameLocks xmlns:a="http://schemas.openxmlformats.org/drawingml/2006/main" noChangeAspect="1"/>
+            </wp:cNvGraphicFramePr>
+            <a:graphic xmlns:a="http://schemas.openxmlformats.org/drawingml/2006/main">
+              <a:graphicData uri="http://schemas.openxmlformats.org/drawingml/2006/picture">
+                <pic:pic xmlns:pic="http://schemas.openxmlformats.org/drawingml/2006/picture">
+                  <pic:nvPicPr>
+                    <pic:cNvPr id="0" name="Picture 46"/>
+                    <pic:cNvPicPr>
+                      <a:picLocks noChangeAspect="1" noChangeArrowheads="1"/>
+                    </pic:cNvPicPr>
+                  </pic:nvPicPr>
+                  <pic:blipFill>
+                    <a:blip r:embed="rId41" cstate="print"/>
+                    <a:srcRect/>
+                    <a:stretch>
+                      <a:fillRect/>
+                    </a:stretch>
+                  </pic:blipFill>
+                  <pic:spPr bwMode="auto">
+                    <a:xfrm>
+                      <a:off x="0" y="0"/>
+                      <a:ext cx="4718050" cy="3733800"/>
+                    </a:xfrm>
+                    <a:prstGeom prst="rect">
+                      <a:avLst/>
+                    </a:prstGeom>
+                    <a:noFill/>
+                    <a:ln w="9525">
+                      <a:noFill/>
+                      <a:miter lim="800000"/>
+                      <a:headEnd/>
+                      <a:tailEnd/>
+                    </a:ln>
+                  </pic:spPr>
+                </pic:pic>
+              </a:graphicData>
+            </a:graphic>
+          </wp:inline>
+        </w:drawing>
+      </w:r>
+    </w:p>
+    <w:p>
+      <w:pPr>
+        <w:pStyle w:val="NormalWeb"/>
+        <w:ind w:left="1080"/>
+        <w:rPr>
+          <w:sz w:val="28"/>
+          <w:szCs w:val="28"/>
+        </w:rPr>
+      </w:pPr>
+    </w:p>
+    <w:p>
+      <w:pPr>
+        <w:rPr>
+          <w:color w:val="EE0000"/>
+          <w:sz w:val="40"/>
+          <w:szCs w:val="40"/>
+        </w:rPr>
+      </w:pPr>
+      <w:proofErr w:type="gramStart"/>
+      <w:r>
+        <w:rPr>
+          <w:color w:val="EE0000"/>
+          <w:sz w:val="40"/>
+          <w:szCs w:val="40"/>
+        </w:rPr>
+        <w:t>3.free</w:t>
+      </w:r>
+      <w:proofErr w:type="gramEnd"/>
+    </w:p>
+    <w:p>
+      <w:pPr>
+        <w:pStyle w:val="NormalWeb"/>
+        <w:ind w:left="1080"/>
+        <w:rPr>
+          <w:sz w:val="28"/>
+          <w:szCs w:val="28"/>
+        </w:rPr>
+      </w:pPr>
+      <w:r>
+        <w:rPr>
+          <w:rStyle w:val="Strong"/>
+          <w:rFonts w:eastAsiaTheme="majorEastAsia"/>
+          <w:sz w:val="28"/>
+          <w:szCs w:val="28"/>
+        </w:rPr>
+        <w:t>What it gives:</w:t>
+      </w:r>
+      <w:r>
+        <w:rPr>
+          <w:sz w:val="28"/>
+          <w:szCs w:val="28"/>
+        </w:rPr>
+        <w:t xml:space="preserve"> Displays system memory usage (RAM and swap), including total, used, free, and available memory.</w:t>
+      </w:r>
+    </w:p>
+    <w:p>
+      <w:pPr>
+        <w:pStyle w:val="NormalWeb"/>
+        <w:ind w:left="1080"/>
+        <w:rPr>
+          <w:sz w:val="28"/>
+          <w:szCs w:val="28"/>
+        </w:rPr>
+      </w:pPr>
+      <w:r>
+        <w:rPr>
+          <w:rStyle w:val="Strong"/>
+          <w:rFonts w:eastAsiaTheme="majorEastAsia"/>
+          <w:sz w:val="28"/>
+          <w:szCs w:val="28"/>
+        </w:rPr>
+        <w:t>Why we use it:</w:t>
+      </w:r>
+      <w:r>
+        <w:rPr>
+          <w:sz w:val="28"/>
+          <w:szCs w:val="28"/>
+        </w:rPr>
+        <w:t xml:space="preserve"> To quickly check memory status and monitor if the system has enough free memory or is swapping.</w:t>
+      </w:r>
+    </w:p>
+    <w:p>
+      <w:pPr>
+        <w:pStyle w:val="NormalWeb"/>
+        <w:ind w:left="1080"/>
+        <w:rPr>
+          <w:sz w:val="28"/>
+          <w:szCs w:val="28"/>
+        </w:rPr>
+      </w:pPr>
+      <w:r>
+        <w:rPr>
+          <w:sz w:val="28"/>
+          <w:szCs w:val="28"/>
+        </w:rPr>
+        <w:t>.</w:t>
+      </w:r>
+      <w:r>
+        <w:rPr>
+          <w:sz w:val="28"/>
+        </w:rPr>
+        <w:t xml:space="preserve"> </w:t>
+      </w:r>
+      <w:r>
+        <w:rPr>
+          <w:noProof/>
+          <w:sz w:val="28"/>
+          <w:lang w:val="en-US" w:eastAsia="en-US"/>
+        </w:rPr>
+        <w:drawing>
+          <wp:inline distT="0" distB="0" distL="0" distR="0">
+            <wp:extent cx="5731510" cy="656473"/>
+            <wp:effectExtent l="19050" t="0" r="2540" b="0"/>
+            <wp:docPr id="49" name="Picture 49"/>
+            <wp:cNvGraphicFramePr>
+              <a:graphicFrameLocks xmlns:a="http://schemas.openxmlformats.org/drawingml/2006/main" noChangeAspect="1"/>
+            </wp:cNvGraphicFramePr>
+            <a:graphic xmlns:a="http://schemas.openxmlformats.org/drawingml/2006/main">
+              <a:graphicData uri="http://schemas.openxmlformats.org/drawingml/2006/picture">
+                <pic:pic xmlns:pic="http://schemas.openxmlformats.org/drawingml/2006/picture">
+                  <pic:nvPicPr>
+                    <pic:cNvPr id="0" name="Picture 49"/>
+                    <pic:cNvPicPr>
+                      <a:picLocks noChangeAspect="1" noChangeArrowheads="1"/>
+                    </pic:cNvPicPr>
+                  </pic:nvPicPr>
+                  <pic:blipFill>
+                    <a:blip r:embed="rId42" cstate="print"/>
+                    <a:srcRect/>
+                    <a:stretch>
+                      <a:fillRect/>
+                    </a:stretch>
+                  </pic:blipFill>
+                  <pic:spPr bwMode="auto">
+                    <a:xfrm>
+                      <a:off x="0" y="0"/>
+                      <a:ext cx="5731510" cy="656473"/>
+                    </a:xfrm>
+                    <a:prstGeom prst="rect">
+                      <a:avLst/>
+                    </a:prstGeom>
+                    <a:noFill/>
+                    <a:ln w="9525">
+                      <a:noFill/>
+                      <a:miter lim="800000"/>
+                      <a:headEnd/>
+                      <a:tailEnd/>
+                    </a:ln>
+                  </pic:spPr>
+                </pic:pic>
+              </a:graphicData>
+            </a:graphic>
+          </wp:inline>
+        </w:drawing>
+      </w:r>
+    </w:p>
+    <w:p>
+      <w:pPr>
+        <w:rPr>
+          <w:color w:val="EE0000"/>
+          <w:sz w:val="40"/>
+          <w:szCs w:val="40"/>
+        </w:rPr>
+      </w:pPr>
+      <w:proofErr w:type="gramStart"/>
+      <w:r>
+        <w:rPr>
+          <w:color w:val="EE0000"/>
+          <w:sz w:val="40"/>
+          <w:szCs w:val="40"/>
+        </w:rPr>
+        <w:t>4.free</w:t>
+      </w:r>
+      <w:proofErr w:type="gramEnd"/>
+      <w:r>
+        <w:rPr>
+          <w:color w:val="EE0000"/>
+          <w:sz w:val="40"/>
+          <w:szCs w:val="40"/>
+        </w:rPr>
+        <w:t xml:space="preserve"> -m</w:t>
+      </w:r>
+    </w:p>
+    <w:p>
+      <w:pPr>
+        <w:pStyle w:val="NormalWeb"/>
+        <w:ind w:left="1080"/>
+        <w:rPr>
+          <w:sz w:val="28"/>
+          <w:szCs w:val="28"/>
+        </w:rPr>
+      </w:pPr>
+      <w:r>
+        <w:rPr>
+          <w:rStyle w:val="Strong"/>
+          <w:rFonts w:eastAsiaTheme="majorEastAsia"/>
+          <w:sz w:val="28"/>
+          <w:szCs w:val="28"/>
+        </w:rPr>
+        <w:t>What it gives:</w:t>
+      </w:r>
+      <w:r>
+        <w:rPr>
+          <w:sz w:val="28"/>
+          <w:szCs w:val="28"/>
+        </w:rPr>
+        <w:t xml:space="preserve"> Shows memory usage in </w:t>
+      </w:r>
+      <w:r>
+        <w:rPr>
+          <w:rStyle w:val="Strong"/>
+          <w:rFonts w:eastAsiaTheme="majorEastAsia"/>
+          <w:sz w:val="28"/>
+          <w:szCs w:val="28"/>
+        </w:rPr>
+        <w:t>megabytes</w:t>
+      </w:r>
+      <w:r>
+        <w:rPr>
+          <w:sz w:val="28"/>
+          <w:szCs w:val="28"/>
+        </w:rPr>
+        <w:t xml:space="preserve"> instead of bytes.</w:t>
+      </w:r>
+    </w:p>
+    <w:p>
+      <w:pPr>
+        <w:pStyle w:val="NormalWeb"/>
+        <w:ind w:left="1080"/>
+        <w:rPr>
+          <w:sz w:val="28"/>
+          <w:szCs w:val="28"/>
+        </w:rPr>
+      </w:pPr>
+      <w:r>
+        <w:rPr>
+          <w:rStyle w:val="Strong"/>
+          <w:rFonts w:eastAsiaTheme="majorEastAsia"/>
+          <w:sz w:val="28"/>
+          <w:szCs w:val="28"/>
+        </w:rPr>
+        <w:t>Why we use it:</w:t>
+      </w:r>
+      <w:r>
+        <w:rPr>
+          <w:sz w:val="28"/>
+          <w:szCs w:val="28"/>
+        </w:rPr>
+        <w:t xml:space="preserve"> Easier to read and interpret memory usage for monitoring or troubleshooting.</w:t>
+      </w:r>
+    </w:p>
+    <w:p>
+      <w:pPr>
+        <w:pStyle w:val="NormalWeb"/>
+        <w:ind w:left="1080"/>
+        <w:rPr>
+          <w:sz w:val="28"/>
+          <w:szCs w:val="28"/>
+        </w:rPr>
+      </w:pPr>
+      <w:r>
+        <w:rPr>
+          <w:noProof/>
+          <w:sz w:val="28"/>
+          <w:lang w:val="en-US" w:eastAsia="en-US"/>
+        </w:rPr>
+        <w:lastRenderedPageBreak/>
+        <w:drawing>
+          <wp:inline distT="0" distB="0" distL="0" distR="0">
+            <wp:extent cx="5731510" cy="710623"/>
+            <wp:effectExtent l="19050" t="0" r="2540" b="0"/>
+            <wp:docPr id="52" name="Picture 52"/>
+            <wp:cNvGraphicFramePr>
+              <a:graphicFrameLocks xmlns:a="http://schemas.openxmlformats.org/drawingml/2006/main" noChangeAspect="1"/>
+            </wp:cNvGraphicFramePr>
+            <a:graphic xmlns:a="http://schemas.openxmlformats.org/drawingml/2006/main">
+              <a:graphicData uri="http://schemas.openxmlformats.org/drawingml/2006/picture">
+                <pic:pic xmlns:pic="http://schemas.openxmlformats.org/drawingml/2006/picture">
+                  <pic:nvPicPr>
+                    <pic:cNvPr id="0" name="Picture 52"/>
+                    <pic:cNvPicPr>
+                      <a:picLocks noChangeAspect="1" noChangeArrowheads="1"/>
+                    </pic:cNvPicPr>
+                  </pic:nvPicPr>
+                  <pic:blipFill>
+                    <a:blip r:embed="rId43" cstate="print"/>
+                    <a:srcRect/>
+                    <a:stretch>
+                      <a:fillRect/>
+                    </a:stretch>
+                  </pic:blipFill>
+                  <pic:spPr bwMode="auto">
+                    <a:xfrm>
+                      <a:off x="0" y="0"/>
+                      <a:ext cx="5731510" cy="710623"/>
+                    </a:xfrm>
+                    <a:prstGeom prst="rect">
+                      <a:avLst/>
+                    </a:prstGeom>
+                    <a:noFill/>
+                    <a:ln w="9525">
+                      <a:noFill/>
+                      <a:miter lim="800000"/>
+                      <a:headEnd/>
+                      <a:tailEnd/>
+                    </a:ln>
+                  </pic:spPr>
+                </pic:pic>
+              </a:graphicData>
+            </a:graphic>
+          </wp:inline>
+        </w:drawing>
+      </w:r>
+    </w:p>
+    <w:p>
+      <w:pPr>
+        <w:pStyle w:val="NormalWeb"/>
+        <w:ind w:left="1080"/>
+        <w:rPr>
+          <w:sz w:val="28"/>
+          <w:szCs w:val="28"/>
+        </w:rPr>
+      </w:pPr>
+    </w:p>
+    <w:p>
+      <w:pPr>
+        <w:rPr>
+          <w:color w:val="EE0000"/>
+          <w:sz w:val="40"/>
+          <w:szCs w:val="40"/>
+        </w:rPr>
+      </w:pPr>
+      <w:r>
+        <w:rPr>
+          <w:color w:val="EE0000"/>
+          <w:sz w:val="40"/>
+          <w:szCs w:val="40"/>
+        </w:rPr>
+        <w:t>5.df -h</w:t>
+      </w:r>
+    </w:p>
+    <w:p>
+      <w:pPr>
+        <w:pStyle w:val="NormalWeb"/>
+        <w:ind w:left="1080"/>
+        <w:rPr>
+          <w:sz w:val="28"/>
+          <w:szCs w:val="28"/>
+        </w:rPr>
+      </w:pPr>
+      <w:r>
+        <w:rPr>
+          <w:rStyle w:val="Strong"/>
+          <w:rFonts w:eastAsiaTheme="majorEastAsia"/>
+          <w:sz w:val="28"/>
+          <w:szCs w:val="28"/>
+        </w:rPr>
+        <w:t>What it gives:</w:t>
+      </w:r>
+      <w:r>
+        <w:rPr>
+          <w:sz w:val="28"/>
+          <w:szCs w:val="28"/>
+        </w:rPr>
+        <w:t xml:space="preserve"> Shows disk space usage of all mounted </w:t>
+      </w:r>
+      <w:proofErr w:type="spellStart"/>
+      <w:r>
+        <w:rPr>
+          <w:sz w:val="28"/>
+          <w:szCs w:val="28"/>
+        </w:rPr>
+        <w:t>filesystems</w:t>
+      </w:r>
+      <w:proofErr w:type="spellEnd"/>
+      <w:r>
+        <w:rPr>
+          <w:sz w:val="28"/>
+          <w:szCs w:val="28"/>
+        </w:rPr>
+        <w:t xml:space="preserve"> in </w:t>
+      </w:r>
+      <w:r>
+        <w:rPr>
+          <w:rStyle w:val="Strong"/>
+          <w:rFonts w:eastAsiaTheme="majorEastAsia"/>
+          <w:sz w:val="28"/>
+          <w:szCs w:val="28"/>
+        </w:rPr>
+        <w:t>human-readable format</w:t>
+      </w:r>
+      <w:r>
+        <w:rPr>
+          <w:sz w:val="28"/>
+          <w:szCs w:val="28"/>
+        </w:rPr>
+        <w:t xml:space="preserve"> (GB/MB).</w:t>
+      </w:r>
+    </w:p>
+    <w:p>
+      <w:pPr>
+        <w:pStyle w:val="NormalWeb"/>
+        <w:ind w:left="1080"/>
+        <w:rPr>
+          <w:sz w:val="28"/>
+          <w:szCs w:val="28"/>
+        </w:rPr>
+      </w:pPr>
+      <w:r>
+        <w:rPr>
+          <w:rStyle w:val="Strong"/>
+          <w:rFonts w:eastAsiaTheme="majorEastAsia"/>
+          <w:sz w:val="28"/>
+          <w:szCs w:val="28"/>
+        </w:rPr>
+        <w:t>Why we use it:</w:t>
+      </w:r>
+      <w:r>
+        <w:rPr>
+          <w:sz w:val="28"/>
+          <w:szCs w:val="28"/>
+        </w:rPr>
+        <w:t xml:space="preserve"> To quickly see how much disk space is used, free, and mounted locations without reading bytes.</w:t>
+      </w:r>
+    </w:p>
+    <w:p>
+      <w:pPr>
+        <w:pStyle w:val="NormalWeb"/>
+        <w:ind w:left="1080"/>
+        <w:rPr>
+          <w:sz w:val="28"/>
+          <w:szCs w:val="28"/>
+        </w:rPr>
+      </w:pPr>
+      <w:r>
+        <w:rPr>
+          <w:noProof/>
+          <w:sz w:val="28"/>
+          <w:lang w:val="en-US" w:eastAsia="en-US"/>
+        </w:rPr>
+        <w:drawing>
+          <wp:inline distT="0" distB="0" distL="0" distR="0">
+            <wp:extent cx="5731510" cy="2525255"/>
+            <wp:effectExtent l="19050" t="0" r="2540" b="0"/>
+            <wp:docPr id="55" name="Picture 55"/>
+            <wp:cNvGraphicFramePr>
+              <a:graphicFrameLocks xmlns:a="http://schemas.openxmlformats.org/drawingml/2006/main" noChangeAspect="1"/>
+            </wp:cNvGraphicFramePr>
+            <a:graphic xmlns:a="http://schemas.openxmlformats.org/drawingml/2006/main">
+              <a:graphicData uri="http://schemas.openxmlformats.org/drawingml/2006/picture">
+                <pic:pic xmlns:pic="http://schemas.openxmlformats.org/drawingml/2006/picture">
+                  <pic:nvPicPr>
+                    <pic:cNvPr id="0" name="Picture 55"/>
+                    <pic:cNvPicPr>
+                      <a:picLocks noChangeAspect="1" noChangeArrowheads="1"/>
+                    </pic:cNvPicPr>
+                  </pic:nvPicPr>
+                  <pic:blipFill>
+                    <a:blip r:embed="rId44" cstate="print"/>
+                    <a:srcRect/>
+                    <a:stretch>
+                      <a:fillRect/>
+                    </a:stretch>
+                  </pic:blipFill>
+                  <pic:spPr bwMode="auto">
+                    <a:xfrm>
+                      <a:off x="0" y="0"/>
+                      <a:ext cx="5731510" cy="2525255"/>
+                    </a:xfrm>
+                    <a:prstGeom prst="rect">
+                      <a:avLst/>
+                    </a:prstGeom>
+                    <a:noFill/>
+                    <a:ln w="9525">
+                      <a:noFill/>
+                      <a:miter lim="800000"/>
+                      <a:headEnd/>
+                      <a:tailEnd/>
+                    </a:ln>
+                  </pic:spPr>
+                </pic:pic>
+              </a:graphicData>
+            </a:graphic>
+          </wp:inline>
+        </w:drawing>
+      </w:r>
+    </w:p>
+    <w:p>
+      <w:pPr>
+        <w:pStyle w:val="NormalWeb"/>
+        <w:ind w:left="1080"/>
+        <w:rPr>
+          <w:sz w:val="28"/>
+          <w:szCs w:val="28"/>
+        </w:rPr>
+      </w:pPr>
+      <w:r>
+        <w:rPr>
+          <w:sz w:val="28"/>
+          <w:szCs w:val="28"/>
+        </w:rPr>
+        <w:t>.</w:t>
+      </w:r>
+    </w:p>
+    <w:p>
+      <w:pPr>
+        <w:pStyle w:val="NormalWeb"/>
+        <w:ind w:left="1080"/>
+        <w:rPr>
+          <w:sz w:val="28"/>
+          <w:szCs w:val="28"/>
+        </w:rPr>
+      </w:pPr>
+    </w:p>
+    <w:p>
+      <w:pPr>
+        <w:pStyle w:val="NormalWeb"/>
+        <w:ind w:left="1080"/>
+        <w:rPr>
+          <w:sz w:val="28"/>
+          <w:szCs w:val="28"/>
+        </w:rPr>
+      </w:pPr>
+    </w:p>
+    <w:p>
+      <w:pPr>
+        <w:pStyle w:val="NormalWeb"/>
+        <w:ind w:left="720"/>
+      </w:pPr>
+    </w:p>
+    <w:p>
+      <w:pPr>
+        <w:pStyle w:val="ListParagraph"/>
+        <w:rPr>
+          <w:b/>
+          <w:color w:val="4472C4" w:themeColor="accent1"/>
+          <w:sz w:val="28"/>
+          <w:u w:val="single"/>
+        </w:rPr>
+      </w:pPr>
+    </w:p>
+    <w:p>
+      <w:pPr>
+        <w:pStyle w:val="ListParagraph"/>
+        <w:rPr>
+          <w:b/>
+          <w:color w:val="4472C4" w:themeColor="accent1"/>
+          <w:sz w:val="28"/>
+          <w:u w:val="single"/>
+        </w:rPr>
+      </w:pPr>
+    </w:p>
+    <w:p>
+      <w:pPr>
+        <w:pStyle w:val="ListParagraph"/>
+        <w:rPr>
+          <w:b/>
+          <w:color w:val="4472C4" w:themeColor="accent1"/>
+          <w:sz w:val="28"/>
+          <w:u w:val="single"/>
+        </w:rPr>
+      </w:pPr>
+    </w:p>
+    <w:p>
+      <w:pPr>
+        <w:rPr>
+          <w:b/>
+          <w:color w:val="4472C4" w:themeColor="accent1"/>
+          <w:sz w:val="28"/>
+          <w:u w:val="single"/>
+        </w:rPr>
+      </w:pPr>
+    </w:p>
+    <w:p>
+      <w:pPr>
+        <w:rPr>
+          <w:b/>
+          <w:color w:val="4472C4" w:themeColor="accent1"/>
+          <w:sz w:val="28"/>
+          <w:u w:val="single"/>
+        </w:rPr>
+      </w:pPr>
+    </w:p>
+    <w:p>
+      <w:pPr>
+        <w:pStyle w:val="ListParagraph"/>
+        <w:rPr>
+          <w:b/>
+          <w:color w:val="4472C4" w:themeColor="accent1"/>
+          <w:sz w:val="28"/>
+          <w:u w:val="single"/>
+        </w:rPr>
+      </w:pPr>
+    </w:p>
+    <w:tbl>
+      <w:tblPr>
+        <w:tblW w:w="0" w:type="auto"/>
+        <w:tblCellSpacing w:w="15" w:type="dxa"/>
+        <w:tblCellMar>
+          <w:top w:w="15" w:type="dxa"/>
+          <w:left w:w="15" w:type="dxa"/>
+          <w:bottom w:w="15" w:type="dxa"/>
+          <w:right w:w="15" w:type="dxa"/>
+        </w:tblCellMar>
+        <w:tblLook w:val="04A0"/>
+      </w:tblPr>
+      <w:tblGrid>
+        <w:gridCol w:w="2840"/>
+        <w:gridCol w:w="3324"/>
+        <w:gridCol w:w="2952"/>
+      </w:tblGrid>
+      <w:tr>
+        <w:trPr>
+          <w:tblHeader/>
+          <w:tblCellSpacing w:w="15" w:type="dxa"/>
+        </w:trPr>
+        <w:tc>
+          <w:tcPr>
+            <w:tcW w:w="0" w:type="auto"/>
+            <w:vAlign w:val="center"/>
+            <w:hideMark/>
+          </w:tcPr>
+          <w:p>
+            <w:pPr>
+              <w:spacing w:after="0" w:line="240" w:lineRule="auto"/>
+              <w:jc w:val="center"/>
+              <w:rPr>
+                <w:rFonts w:ascii="Times New Roman" w:eastAsia="Times New Roman" w:hAnsi="Times New Roman" w:cs="Times New Roman"/>
+                <w:b/>
+                <w:bCs/>
+                <w:kern w:val="0"/>
+                <w:sz w:val="24"/>
+                <w:szCs w:val="24"/>
+                <w:lang w:val="en-US" w:bidi="ar-SA"/>
+              </w:rPr>
+            </w:pPr>
+            <w:r>
+              <w:rPr>
+                <w:rFonts w:ascii="Times New Roman" w:eastAsia="Times New Roman" w:hAnsi="Times New Roman" w:cs="Times New Roman"/>
+                <w:b/>
+                <w:bCs/>
+                <w:kern w:val="0"/>
+                <w:sz w:val="24"/>
+                <w:szCs w:val="24"/>
+                <w:lang w:val="en-US" w:bidi="ar-SA"/>
+              </w:rPr>
+              <w:lastRenderedPageBreak/>
+              <w:t>Command</w:t>
+            </w:r>
+          </w:p>
+        </w:tc>
+        <w:tc>
+          <w:tcPr>
+            <w:tcW w:w="0" w:type="auto"/>
+            <w:vAlign w:val="center"/>
+            <w:hideMark/>
+          </w:tcPr>
+          <w:p>
+            <w:pPr>
+              <w:spacing w:after="0" w:line="240" w:lineRule="auto"/>
+              <w:jc w:val="center"/>
+              <w:rPr>
+                <w:rFonts w:ascii="Times New Roman" w:eastAsia="Times New Roman" w:hAnsi="Times New Roman" w:cs="Times New Roman"/>
+                <w:b/>
+                <w:bCs/>
+                <w:kern w:val="0"/>
+                <w:sz w:val="24"/>
+                <w:szCs w:val="24"/>
+                <w:lang w:val="en-US" w:bidi="ar-SA"/>
+              </w:rPr>
+            </w:pPr>
+            <w:r>
+              <w:rPr>
+                <w:rFonts w:ascii="Times New Roman" w:eastAsia="Times New Roman" w:hAnsi="Times New Roman" w:cs="Times New Roman"/>
+                <w:b/>
+                <w:bCs/>
+                <w:kern w:val="0"/>
+                <w:sz w:val="24"/>
+                <w:szCs w:val="24"/>
+                <w:lang w:val="en-US" w:bidi="ar-SA"/>
+              </w:rPr>
+              <w:t>What</w:t>
+            </w:r>
+          </w:p>
+        </w:tc>
+        <w:tc>
+          <w:tcPr>
+            <w:tcW w:w="0" w:type="auto"/>
+            <w:vAlign w:val="center"/>
+            <w:hideMark/>
+          </w:tcPr>
+          <w:p>
+            <w:pPr>
+              <w:spacing w:after="0" w:line="240" w:lineRule="auto"/>
+              <w:jc w:val="center"/>
+              <w:rPr>
+                <w:rFonts w:ascii="Times New Roman" w:eastAsia="Times New Roman" w:hAnsi="Times New Roman" w:cs="Times New Roman"/>
+                <w:b/>
+                <w:bCs/>
+                <w:kern w:val="0"/>
+                <w:sz w:val="24"/>
+                <w:szCs w:val="24"/>
+                <w:lang w:val="en-US" w:bidi="ar-SA"/>
+              </w:rPr>
+            </w:pPr>
+            <w:r>
+              <w:rPr>
+                <w:rFonts w:ascii="Times New Roman" w:eastAsia="Times New Roman" w:hAnsi="Times New Roman" w:cs="Times New Roman"/>
+                <w:b/>
+                <w:bCs/>
+                <w:kern w:val="0"/>
+                <w:sz w:val="24"/>
+                <w:szCs w:val="24"/>
+                <w:lang w:val="en-US" w:bidi="ar-SA"/>
+              </w:rPr>
+              <w:t>Why</w:t>
+            </w:r>
+          </w:p>
+        </w:tc>
+      </w:tr>
+      <w:tr>
+        <w:trPr>
+          <w:tblCellSpacing w:w="15" w:type="dxa"/>
+        </w:trPr>
+        <w:tc>
+          <w:tcPr>
+            <w:tcW w:w="0" w:type="auto"/>
+            <w:vAlign w:val="center"/>
+            <w:hideMark/>
+          </w:tcPr>
+          <w:p>
+            <w:pPr>
+              <w:spacing w:after="0" w:line="240" w:lineRule="auto"/>
+              <w:rPr>
+                <w:rFonts w:ascii="Times New Roman" w:eastAsia="Times New Roman" w:hAnsi="Times New Roman" w:cs="Times New Roman"/>
+                <w:kern w:val="0"/>
+                <w:sz w:val="24"/>
+                <w:szCs w:val="24"/>
+                <w:lang w:val="en-US" w:bidi="ar-SA"/>
+              </w:rPr>
+            </w:pPr>
+            <w:proofErr w:type="spellStart"/>
+            <w:r>
+              <w:rPr>
+                <w:rFonts w:ascii="Times New Roman" w:eastAsia="Times New Roman" w:hAnsi="Times New Roman" w:cs="Times New Roman"/>
+                <w:b/>
+                <w:bCs/>
+                <w:kern w:val="0"/>
+                <w:sz w:val="24"/>
+                <w:szCs w:val="24"/>
+                <w:lang w:val="en-US" w:bidi="ar-SA"/>
+              </w:rPr>
+              <w:t>ls</w:t>
+            </w:r>
+            <w:proofErr w:type="spellEnd"/>
+          </w:p>
+        </w:tc>
+        <w:tc>
+          <w:tcPr>
+            <w:tcW w:w="0" w:type="auto"/>
+            <w:vAlign w:val="center"/>
+            <w:hideMark/>
+          </w:tcPr>
+          <w:p>
+            <w:pPr>
+              <w:spacing w:after="0" w:line="240" w:lineRule="auto"/>
+              <w:rPr>
+                <w:rFonts w:ascii="Times New Roman" w:eastAsia="Times New Roman" w:hAnsi="Times New Roman" w:cs="Times New Roman"/>
+                <w:kern w:val="0"/>
+                <w:sz w:val="24"/>
+                <w:szCs w:val="24"/>
+                <w:lang w:val="en-US" w:bidi="ar-SA"/>
+              </w:rPr>
+            </w:pPr>
+            <w:r>
+              <w:rPr>
+                <w:rFonts w:ascii="Times New Roman" w:eastAsia="Times New Roman" w:hAnsi="Times New Roman" w:cs="Times New Roman"/>
+                <w:kern w:val="0"/>
+                <w:sz w:val="24"/>
+                <w:szCs w:val="24"/>
+                <w:lang w:val="en-US" w:bidi="ar-SA"/>
+              </w:rPr>
+              <w:t>Lists files and folders in the current directory</w:t>
+            </w:r>
+          </w:p>
+        </w:tc>
+        <w:tc>
+          <w:tcPr>
+            <w:tcW w:w="0" w:type="auto"/>
+            <w:vAlign w:val="center"/>
+            <w:hideMark/>
+          </w:tcPr>
+          <w:p>
+            <w:pPr>
+              <w:spacing w:after="0" w:line="240" w:lineRule="auto"/>
+              <w:rPr>
+                <w:rFonts w:ascii="Times New Roman" w:eastAsia="Times New Roman" w:hAnsi="Times New Roman" w:cs="Times New Roman"/>
+                <w:kern w:val="0"/>
+                <w:sz w:val="24"/>
+                <w:szCs w:val="24"/>
+                <w:lang w:val="en-US" w:bidi="ar-SA"/>
+              </w:rPr>
+            </w:pPr>
+            <w:r>
+              <w:rPr>
+                <w:rFonts w:ascii="Times New Roman" w:eastAsia="Times New Roman" w:hAnsi="Times New Roman" w:cs="Times New Roman"/>
+                <w:kern w:val="0"/>
+                <w:sz w:val="24"/>
+                <w:szCs w:val="24"/>
+                <w:lang w:val="en-US" w:bidi="ar-SA"/>
+              </w:rPr>
+              <w:t>To see folder contents</w:t>
+            </w:r>
+          </w:p>
+        </w:tc>
+      </w:tr>
+      <w:tr>
+        <w:trPr>
+          <w:tblCellSpacing w:w="15" w:type="dxa"/>
+        </w:trPr>
+        <w:tc>
+          <w:tcPr>
+            <w:tcW w:w="0" w:type="auto"/>
+            <w:vAlign w:val="center"/>
+            <w:hideMark/>
+          </w:tcPr>
+          <w:p>
+            <w:pPr>
+              <w:spacing w:after="0" w:line="240" w:lineRule="auto"/>
+              <w:rPr>
+                <w:rFonts w:ascii="Times New Roman" w:eastAsia="Times New Roman" w:hAnsi="Times New Roman" w:cs="Times New Roman"/>
+                <w:kern w:val="0"/>
+                <w:sz w:val="24"/>
+                <w:szCs w:val="24"/>
+                <w:lang w:val="en-US" w:bidi="ar-SA"/>
+              </w:rPr>
+            </w:pPr>
+            <w:r>
+              <w:rPr>
+                <w:rFonts w:ascii="Times New Roman" w:eastAsia="Times New Roman" w:hAnsi="Times New Roman" w:cs="Times New Roman"/>
+                <w:b/>
+                <w:bCs/>
+                <w:kern w:val="0"/>
+                <w:sz w:val="24"/>
+                <w:szCs w:val="24"/>
+                <w:lang w:val="en-US" w:bidi="ar-SA"/>
+              </w:rPr>
+              <w:t>touch</w:t>
+            </w:r>
+          </w:p>
+        </w:tc>
+        <w:tc>
+          <w:tcPr>
+            <w:tcW w:w="0" w:type="auto"/>
+            <w:vAlign w:val="center"/>
+            <w:hideMark/>
+          </w:tcPr>
+          <w:p>
+            <w:pPr>
+              <w:spacing w:after="0" w:line="240" w:lineRule="auto"/>
+              <w:rPr>
+                <w:rFonts w:ascii="Times New Roman" w:eastAsia="Times New Roman" w:hAnsi="Times New Roman" w:cs="Times New Roman"/>
+                <w:kern w:val="0"/>
+                <w:sz w:val="24"/>
+                <w:szCs w:val="24"/>
+                <w:lang w:val="en-US" w:bidi="ar-SA"/>
+              </w:rPr>
+            </w:pPr>
+            <w:r>
+              <w:rPr>
+                <w:rFonts w:ascii="Times New Roman" w:eastAsia="Times New Roman" w:hAnsi="Times New Roman" w:cs="Times New Roman"/>
+                <w:kern w:val="0"/>
+                <w:sz w:val="24"/>
+                <w:szCs w:val="24"/>
+                <w:lang w:val="en-US" w:bidi="ar-SA"/>
+              </w:rPr>
+              <w:t>Creates a new empty file or updates timestamp</w:t>
+            </w:r>
+          </w:p>
+        </w:tc>
+        <w:tc>
+          <w:tcPr>
+            <w:tcW w:w="0" w:type="auto"/>
+            <w:vAlign w:val="center"/>
+            <w:hideMark/>
+          </w:tcPr>
+          <w:p>
+            <w:pPr>
+              <w:spacing w:after="0" w:line="240" w:lineRule="auto"/>
+              <w:rPr>
+                <w:rFonts w:ascii="Times New Roman" w:eastAsia="Times New Roman" w:hAnsi="Times New Roman" w:cs="Times New Roman"/>
+                <w:kern w:val="0"/>
+                <w:sz w:val="24"/>
+                <w:szCs w:val="24"/>
+                <w:lang w:val="en-US" w:bidi="ar-SA"/>
+              </w:rPr>
+            </w:pPr>
+            <w:r>
+              <w:rPr>
+                <w:rFonts w:ascii="Times New Roman" w:eastAsia="Times New Roman" w:hAnsi="Times New Roman" w:cs="Times New Roman"/>
+                <w:kern w:val="0"/>
+                <w:sz w:val="24"/>
+                <w:szCs w:val="24"/>
+                <w:lang w:val="en-US" w:bidi="ar-SA"/>
+              </w:rPr>
+              <w:t>To make files or refresh modification time</w:t>
+            </w:r>
+          </w:p>
+        </w:tc>
+      </w:tr>
+      <w:tr>
+        <w:trPr>
+          <w:tblCellSpacing w:w="15" w:type="dxa"/>
+        </w:trPr>
+        <w:tc>
+          <w:tcPr>
+            <w:tcW w:w="0" w:type="auto"/>
+            <w:vAlign w:val="center"/>
+            <w:hideMark/>
+          </w:tcPr>
+          <w:p>
+            <w:pPr>
+              <w:spacing w:after="0" w:line="240" w:lineRule="auto"/>
+              <w:rPr>
+                <w:rFonts w:ascii="Times New Roman" w:eastAsia="Times New Roman" w:hAnsi="Times New Roman" w:cs="Times New Roman"/>
+                <w:kern w:val="0"/>
+                <w:sz w:val="24"/>
+                <w:szCs w:val="24"/>
+                <w:lang w:val="en-US" w:bidi="ar-SA"/>
+              </w:rPr>
+            </w:pPr>
+            <w:proofErr w:type="spellStart"/>
+            <w:r>
+              <w:rPr>
+                <w:rFonts w:ascii="Times New Roman" w:eastAsia="Times New Roman" w:hAnsi="Times New Roman" w:cs="Times New Roman"/>
+                <w:b/>
+                <w:bCs/>
+                <w:kern w:val="0"/>
+                <w:sz w:val="24"/>
+                <w:szCs w:val="24"/>
+                <w:lang w:val="en-US" w:bidi="ar-SA"/>
+              </w:rPr>
+              <w:t>mkdir</w:t>
+            </w:r>
+            <w:proofErr w:type="spellEnd"/>
+          </w:p>
+        </w:tc>
+        <w:tc>
+          <w:tcPr>
+            <w:tcW w:w="0" w:type="auto"/>
+            <w:vAlign w:val="center"/>
+            <w:hideMark/>
+          </w:tcPr>
+          <w:p>
+            <w:pPr>
+              <w:spacing w:after="0" w:line="240" w:lineRule="auto"/>
+              <w:rPr>
+                <w:rFonts w:ascii="Times New Roman" w:eastAsia="Times New Roman" w:hAnsi="Times New Roman" w:cs="Times New Roman"/>
+                <w:kern w:val="0"/>
+                <w:sz w:val="24"/>
+                <w:szCs w:val="24"/>
+                <w:lang w:val="en-US" w:bidi="ar-SA"/>
+              </w:rPr>
+            </w:pPr>
+            <w:r>
+              <w:rPr>
+                <w:rFonts w:ascii="Times New Roman" w:eastAsia="Times New Roman" w:hAnsi="Times New Roman" w:cs="Times New Roman"/>
+                <w:kern w:val="0"/>
+                <w:sz w:val="24"/>
+                <w:szCs w:val="24"/>
+                <w:lang w:val="en-US" w:bidi="ar-SA"/>
+              </w:rPr>
+              <w:t>Creates a new directory</w:t>
+            </w:r>
+          </w:p>
+        </w:tc>
+        <w:tc>
+          <w:tcPr>
+            <w:tcW w:w="0" w:type="auto"/>
+            <w:vAlign w:val="center"/>
+            <w:hideMark/>
+          </w:tcPr>
+          <w:p>
+            <w:pPr>
+              <w:spacing w:after="0" w:line="240" w:lineRule="auto"/>
+              <w:rPr>
+                <w:rFonts w:ascii="Times New Roman" w:eastAsia="Times New Roman" w:hAnsi="Times New Roman" w:cs="Times New Roman"/>
+                <w:kern w:val="0"/>
+                <w:sz w:val="24"/>
+                <w:szCs w:val="24"/>
+                <w:lang w:val="en-US" w:bidi="ar-SA"/>
+              </w:rPr>
+            </w:pPr>
+            <w:r>
+              <w:rPr>
+                <w:rFonts w:ascii="Times New Roman" w:eastAsia="Times New Roman" w:hAnsi="Times New Roman" w:cs="Times New Roman"/>
+                <w:kern w:val="0"/>
+                <w:sz w:val="24"/>
+                <w:szCs w:val="24"/>
+                <w:lang w:val="en-US" w:bidi="ar-SA"/>
+              </w:rPr>
+              <w:t>To organize files in separate folders</w:t>
+            </w:r>
+          </w:p>
+        </w:tc>
+      </w:tr>
+      <w:tr>
+        <w:trPr>
+          <w:tblCellSpacing w:w="15" w:type="dxa"/>
+        </w:trPr>
+        <w:tc>
+          <w:tcPr>
+            <w:tcW w:w="0" w:type="auto"/>
+            <w:vAlign w:val="center"/>
+            <w:hideMark/>
+          </w:tcPr>
+          <w:p>
+            <w:pPr>
+              <w:spacing w:after="0" w:line="240" w:lineRule="auto"/>
+              <w:rPr>
+                <w:rFonts w:ascii="Times New Roman" w:eastAsia="Times New Roman" w:hAnsi="Times New Roman" w:cs="Times New Roman"/>
+                <w:kern w:val="0"/>
+                <w:sz w:val="24"/>
+                <w:szCs w:val="24"/>
+                <w:lang w:val="en-US" w:bidi="ar-SA"/>
+              </w:rPr>
+            </w:pPr>
+            <w:proofErr w:type="spellStart"/>
+            <w:r>
+              <w:rPr>
+                <w:rFonts w:ascii="Times New Roman" w:eastAsia="Times New Roman" w:hAnsi="Times New Roman" w:cs="Times New Roman"/>
+                <w:b/>
+                <w:bCs/>
+                <w:kern w:val="0"/>
+                <w:sz w:val="24"/>
+                <w:szCs w:val="24"/>
+                <w:lang w:val="en-US" w:bidi="ar-SA"/>
+              </w:rPr>
+              <w:t>pwd</w:t>
+            </w:r>
+            <w:proofErr w:type="spellEnd"/>
+          </w:p>
+        </w:tc>
+        <w:tc>
+          <w:tcPr>
+            <w:tcW w:w="0" w:type="auto"/>
+            <w:vAlign w:val="center"/>
+            <w:hideMark/>
+          </w:tcPr>
+          <w:p>
+            <w:pPr>
+              <w:spacing w:after="0" w:line="240" w:lineRule="auto"/>
+              <w:rPr>
+                <w:rFonts w:ascii="Times New Roman" w:eastAsia="Times New Roman" w:hAnsi="Times New Roman" w:cs="Times New Roman"/>
+                <w:kern w:val="0"/>
+                <w:sz w:val="24"/>
+                <w:szCs w:val="24"/>
+                <w:lang w:val="en-US" w:bidi="ar-SA"/>
+              </w:rPr>
+            </w:pPr>
+            <w:r>
+              <w:rPr>
+                <w:rFonts w:ascii="Times New Roman" w:eastAsia="Times New Roman" w:hAnsi="Times New Roman" w:cs="Times New Roman"/>
+                <w:kern w:val="0"/>
+                <w:sz w:val="24"/>
+                <w:szCs w:val="24"/>
+                <w:lang w:val="en-US" w:bidi="ar-SA"/>
+              </w:rPr>
+              <w:t>Shows the current directory path</w:t>
+            </w:r>
+          </w:p>
+        </w:tc>
+        <w:tc>
+          <w:tcPr>
+            <w:tcW w:w="0" w:type="auto"/>
+            <w:vAlign w:val="center"/>
+            <w:hideMark/>
+          </w:tcPr>
+          <w:p>
+            <w:pPr>
+              <w:spacing w:after="0" w:line="240" w:lineRule="auto"/>
+              <w:rPr>
+                <w:rFonts w:ascii="Times New Roman" w:eastAsia="Times New Roman" w:hAnsi="Times New Roman" w:cs="Times New Roman"/>
+                <w:kern w:val="0"/>
+                <w:sz w:val="24"/>
+                <w:szCs w:val="24"/>
+                <w:lang w:val="en-US" w:bidi="ar-SA"/>
+              </w:rPr>
+            </w:pPr>
+            <w:r>
+              <w:rPr>
+                <w:rFonts w:ascii="Times New Roman" w:eastAsia="Times New Roman" w:hAnsi="Times New Roman" w:cs="Times New Roman"/>
+                <w:kern w:val="0"/>
+                <w:sz w:val="24"/>
+                <w:szCs w:val="24"/>
+                <w:lang w:val="en-US" w:bidi="ar-SA"/>
+              </w:rPr>
+              <w:t>To know your location in the file system</w:t>
+            </w:r>
+          </w:p>
+        </w:tc>
+      </w:tr>
+      <w:tr>
+        <w:trPr>
+          <w:tblCellSpacing w:w="15" w:type="dxa"/>
+        </w:trPr>
+        <w:tc>
+          <w:tcPr>
+            <w:tcW w:w="0" w:type="auto"/>
+            <w:vAlign w:val="center"/>
+            <w:hideMark/>
+          </w:tcPr>
+          <w:p>
+            <w:pPr>
+              <w:spacing w:after="0" w:line="240" w:lineRule="auto"/>
+              <w:rPr>
+                <w:rFonts w:ascii="Times New Roman" w:eastAsia="Times New Roman" w:hAnsi="Times New Roman" w:cs="Times New Roman"/>
+                <w:kern w:val="0"/>
+                <w:sz w:val="24"/>
+                <w:szCs w:val="24"/>
+                <w:lang w:val="en-US" w:bidi="ar-SA"/>
+              </w:rPr>
+            </w:pPr>
+            <w:proofErr w:type="spellStart"/>
+            <w:r>
+              <w:rPr>
+                <w:rFonts w:ascii="Times New Roman" w:eastAsia="Times New Roman" w:hAnsi="Times New Roman" w:cs="Times New Roman"/>
+                <w:b/>
+                <w:bCs/>
+                <w:kern w:val="0"/>
+                <w:sz w:val="24"/>
+                <w:szCs w:val="24"/>
+                <w:lang w:val="en-US" w:bidi="ar-SA"/>
+              </w:rPr>
+              <w:t>cd</w:t>
+            </w:r>
+            <w:proofErr w:type="spellEnd"/>
+          </w:p>
+        </w:tc>
+        <w:tc>
+          <w:tcPr>
+            <w:tcW w:w="0" w:type="auto"/>
+            <w:vAlign w:val="center"/>
+            <w:hideMark/>
+          </w:tcPr>
+          <w:p>
+            <w:pPr>
+              <w:spacing w:after="0" w:line="240" w:lineRule="auto"/>
+              <w:rPr>
+                <w:rFonts w:ascii="Times New Roman" w:eastAsia="Times New Roman" w:hAnsi="Times New Roman" w:cs="Times New Roman"/>
+                <w:kern w:val="0"/>
+                <w:sz w:val="24"/>
+                <w:szCs w:val="24"/>
+                <w:lang w:val="en-US" w:bidi="ar-SA"/>
+              </w:rPr>
+            </w:pPr>
+            <w:r>
+              <w:rPr>
+                <w:rFonts w:ascii="Times New Roman" w:eastAsia="Times New Roman" w:hAnsi="Times New Roman" w:cs="Times New Roman"/>
+                <w:kern w:val="0"/>
+                <w:sz w:val="24"/>
+                <w:szCs w:val="24"/>
+                <w:lang w:val="en-US" w:bidi="ar-SA"/>
+              </w:rPr>
+              <w:t>Changes the current directory</w:t>
+            </w:r>
+          </w:p>
+        </w:tc>
+        <w:tc>
+          <w:tcPr>
+            <w:tcW w:w="0" w:type="auto"/>
+            <w:vAlign w:val="center"/>
+            <w:hideMark/>
+          </w:tcPr>
+          <w:p>
+            <w:pPr>
+              <w:spacing w:after="0" w:line="240" w:lineRule="auto"/>
+              <w:rPr>
+                <w:rFonts w:ascii="Times New Roman" w:eastAsia="Times New Roman" w:hAnsi="Times New Roman" w:cs="Times New Roman"/>
+                <w:kern w:val="0"/>
+                <w:sz w:val="24"/>
+                <w:szCs w:val="24"/>
+                <w:lang w:val="en-US" w:bidi="ar-SA"/>
+              </w:rPr>
+            </w:pPr>
+            <w:r>
+              <w:rPr>
+                <w:rFonts w:ascii="Times New Roman" w:eastAsia="Times New Roman" w:hAnsi="Times New Roman" w:cs="Times New Roman"/>
+                <w:kern w:val="0"/>
+                <w:sz w:val="24"/>
+                <w:szCs w:val="24"/>
+                <w:lang w:val="en-US" w:bidi="ar-SA"/>
+              </w:rPr>
+              <w:t>To move between folders</w:t>
+            </w:r>
+          </w:p>
+        </w:tc>
+      </w:tr>
+      <w:tr>
+        <w:trPr>
+          <w:tblCellSpacing w:w="15" w:type="dxa"/>
+        </w:trPr>
+        <w:tc>
+          <w:tcPr>
+            <w:tcW w:w="0" w:type="auto"/>
+            <w:vAlign w:val="center"/>
+            <w:hideMark/>
+          </w:tcPr>
+          <w:p>
+            <w:pPr>
+              <w:spacing w:after="0" w:line="240" w:lineRule="auto"/>
+              <w:rPr>
+                <w:rFonts w:ascii="Times New Roman" w:eastAsia="Times New Roman" w:hAnsi="Times New Roman" w:cs="Times New Roman"/>
+                <w:kern w:val="0"/>
+                <w:sz w:val="24"/>
+                <w:szCs w:val="24"/>
+                <w:lang w:val="en-US" w:bidi="ar-SA"/>
+              </w:rPr>
+            </w:pPr>
+            <w:r>
+              <w:rPr>
+                <w:rFonts w:ascii="Times New Roman" w:eastAsia="Times New Roman" w:hAnsi="Times New Roman" w:cs="Times New Roman"/>
+                <w:b/>
+                <w:bCs/>
+                <w:kern w:val="0"/>
+                <w:sz w:val="24"/>
+                <w:szCs w:val="24"/>
+                <w:lang w:val="en-US" w:bidi="ar-SA"/>
+              </w:rPr>
+              <w:t>vi</w:t>
+            </w:r>
+          </w:p>
+        </w:tc>
+        <w:tc>
+          <w:tcPr>
+            <w:tcW w:w="0" w:type="auto"/>
+            <w:vAlign w:val="center"/>
+            <w:hideMark/>
+          </w:tcPr>
+          <w:p>
+            <w:pPr>
+              <w:spacing w:after="0" w:line="240" w:lineRule="auto"/>
+              <w:rPr>
+                <w:rFonts w:ascii="Times New Roman" w:eastAsia="Times New Roman" w:hAnsi="Times New Roman" w:cs="Times New Roman"/>
+                <w:kern w:val="0"/>
+                <w:sz w:val="24"/>
+                <w:szCs w:val="24"/>
+                <w:lang w:val="en-US" w:bidi="ar-SA"/>
+              </w:rPr>
+            </w:pPr>
+            <w:r>
+              <w:rPr>
+                <w:rFonts w:ascii="Times New Roman" w:eastAsia="Times New Roman" w:hAnsi="Times New Roman" w:cs="Times New Roman"/>
+                <w:kern w:val="0"/>
+                <w:sz w:val="24"/>
+                <w:szCs w:val="24"/>
+                <w:lang w:val="en-US" w:bidi="ar-SA"/>
+              </w:rPr>
+              <w:t>Command-line text editor</w:t>
+            </w:r>
+          </w:p>
+        </w:tc>
+        <w:tc>
+          <w:tcPr>
+            <w:tcW w:w="0" w:type="auto"/>
+            <w:vAlign w:val="center"/>
+            <w:hideMark/>
+          </w:tcPr>
+          <w:p>
+            <w:pPr>
+              <w:spacing w:after="0" w:line="240" w:lineRule="auto"/>
+              <w:rPr>
+                <w:rFonts w:ascii="Times New Roman" w:eastAsia="Times New Roman" w:hAnsi="Times New Roman" w:cs="Times New Roman"/>
+                <w:kern w:val="0"/>
+                <w:sz w:val="24"/>
+                <w:szCs w:val="24"/>
+                <w:lang w:val="en-US" w:bidi="ar-SA"/>
+              </w:rPr>
+            </w:pPr>
+            <w:r>
+              <w:rPr>
+                <w:rFonts w:ascii="Times New Roman" w:eastAsia="Times New Roman" w:hAnsi="Times New Roman" w:cs="Times New Roman"/>
+                <w:kern w:val="0"/>
+                <w:sz w:val="24"/>
+                <w:szCs w:val="24"/>
+                <w:lang w:val="en-US" w:bidi="ar-SA"/>
+              </w:rPr>
+              <w:t>To create or edit files</w:t>
+            </w:r>
+          </w:p>
+        </w:tc>
+      </w:tr>
+      <w:tr>
+        <w:trPr>
+          <w:tblCellSpacing w:w="15" w:type="dxa"/>
+        </w:trPr>
+        <w:tc>
+          <w:tcPr>
+            <w:tcW w:w="0" w:type="auto"/>
+            <w:vAlign w:val="center"/>
+            <w:hideMark/>
+          </w:tcPr>
+          <w:p>
+            <w:pPr>
+              <w:spacing w:after="0" w:line="240" w:lineRule="auto"/>
+              <w:rPr>
+                <w:rFonts w:ascii="Times New Roman" w:eastAsia="Times New Roman" w:hAnsi="Times New Roman" w:cs="Times New Roman"/>
+                <w:kern w:val="0"/>
+                <w:sz w:val="24"/>
+                <w:szCs w:val="24"/>
+                <w:lang w:val="en-US" w:bidi="ar-SA"/>
+              </w:rPr>
+            </w:pPr>
+            <w:proofErr w:type="spellStart"/>
+            <w:r>
+              <w:rPr>
+                <w:rFonts w:ascii="Times New Roman" w:eastAsia="Times New Roman" w:hAnsi="Times New Roman" w:cs="Times New Roman"/>
+                <w:b/>
+                <w:bCs/>
+                <w:kern w:val="0"/>
+                <w:sz w:val="24"/>
+                <w:szCs w:val="24"/>
+                <w:lang w:val="en-US" w:bidi="ar-SA"/>
+              </w:rPr>
+              <w:t>i</w:t>
+            </w:r>
+            <w:proofErr w:type="spellEnd"/>
+          </w:p>
+        </w:tc>
+        <w:tc>
+          <w:tcPr>
+            <w:tcW w:w="0" w:type="auto"/>
+            <w:vAlign w:val="center"/>
+            <w:hideMark/>
+          </w:tcPr>
+          <w:p>
+            <w:pPr>
+              <w:spacing w:after="0" w:line="240" w:lineRule="auto"/>
+              <w:rPr>
+                <w:rFonts w:ascii="Times New Roman" w:eastAsia="Times New Roman" w:hAnsi="Times New Roman" w:cs="Times New Roman"/>
+                <w:kern w:val="0"/>
+                <w:sz w:val="24"/>
+                <w:szCs w:val="24"/>
+                <w:lang w:val="en-US" w:bidi="ar-SA"/>
+              </w:rPr>
+            </w:pPr>
+            <w:r>
+              <w:rPr>
+                <w:rFonts w:ascii="Times New Roman" w:eastAsia="Times New Roman" w:hAnsi="Times New Roman" w:cs="Times New Roman"/>
+                <w:kern w:val="0"/>
+                <w:sz w:val="24"/>
+                <w:szCs w:val="24"/>
+                <w:lang w:val="en-US" w:bidi="ar-SA"/>
+              </w:rPr>
+              <w:t xml:space="preserve">Enter Insert mode in </w:t>
+            </w:r>
+            <w:r>
+              <w:rPr>
+                <w:rFonts w:ascii="Courier New" w:eastAsia="Times New Roman" w:hAnsi="Courier New" w:cs="Courier New"/>
+                <w:kern w:val="0"/>
+                <w:sz w:val="20"/>
+                <w:lang w:val="en-US" w:bidi="ar-SA"/>
+              </w:rPr>
+              <w:t>vi</w:t>
+            </w:r>
+          </w:p>
+        </w:tc>
+        <w:tc>
+          <w:tcPr>
+            <w:tcW w:w="0" w:type="auto"/>
+            <w:vAlign w:val="center"/>
+            <w:hideMark/>
+          </w:tcPr>
+          <w:p>
+            <w:pPr>
+              <w:spacing w:after="0" w:line="240" w:lineRule="auto"/>
+              <w:rPr>
+                <w:rFonts w:ascii="Times New Roman" w:eastAsia="Times New Roman" w:hAnsi="Times New Roman" w:cs="Times New Roman"/>
+                <w:kern w:val="0"/>
+                <w:sz w:val="24"/>
+                <w:szCs w:val="24"/>
+                <w:lang w:val="en-US" w:bidi="ar-SA"/>
+              </w:rPr>
+            </w:pPr>
+            <w:r>
+              <w:rPr>
+                <w:rFonts w:ascii="Times New Roman" w:eastAsia="Times New Roman" w:hAnsi="Times New Roman" w:cs="Times New Roman"/>
+                <w:kern w:val="0"/>
+                <w:sz w:val="24"/>
+                <w:szCs w:val="24"/>
+                <w:lang w:val="en-US" w:bidi="ar-SA"/>
+              </w:rPr>
+              <w:t>To start typing/editing in a file</w:t>
+            </w:r>
+          </w:p>
+        </w:tc>
+      </w:tr>
+      <w:tr>
+        <w:trPr>
+          <w:tblCellSpacing w:w="15" w:type="dxa"/>
+        </w:trPr>
+        <w:tc>
+          <w:tcPr>
+            <w:tcW w:w="0" w:type="auto"/>
+            <w:vAlign w:val="center"/>
+            <w:hideMark/>
+          </w:tcPr>
+          <w:p>
+            <w:pPr>
+              <w:spacing w:after="0" w:line="240" w:lineRule="auto"/>
+              <w:rPr>
+                <w:rFonts w:ascii="Times New Roman" w:eastAsia="Times New Roman" w:hAnsi="Times New Roman" w:cs="Times New Roman"/>
+                <w:kern w:val="0"/>
+                <w:sz w:val="24"/>
+                <w:szCs w:val="24"/>
+                <w:lang w:val="en-US" w:bidi="ar-SA"/>
+              </w:rPr>
+            </w:pPr>
+            <w:r>
+              <w:rPr>
+                <w:rFonts w:ascii="Times New Roman" w:eastAsia="Times New Roman" w:hAnsi="Times New Roman" w:cs="Times New Roman"/>
+                <w:b/>
+                <w:bCs/>
+                <w:kern w:val="0"/>
+                <w:sz w:val="24"/>
+                <w:szCs w:val="24"/>
+                <w:lang w:val="en-US" w:bidi="ar-SA"/>
+              </w:rPr>
+              <w:t>:</w:t>
+            </w:r>
+            <w:proofErr w:type="spellStart"/>
+            <w:r>
+              <w:rPr>
+                <w:rFonts w:ascii="Times New Roman" w:eastAsia="Times New Roman" w:hAnsi="Times New Roman" w:cs="Times New Roman"/>
+                <w:b/>
+                <w:bCs/>
+                <w:kern w:val="0"/>
+                <w:sz w:val="24"/>
+                <w:szCs w:val="24"/>
+                <w:lang w:val="en-US" w:bidi="ar-SA"/>
+              </w:rPr>
+              <w:t>wq</w:t>
+            </w:r>
+            <w:proofErr w:type="spellEnd"/>
+          </w:p>
+        </w:tc>
+        <w:tc>
+          <w:tcPr>
+            <w:tcW w:w="0" w:type="auto"/>
+            <w:vAlign w:val="center"/>
+            <w:hideMark/>
+          </w:tcPr>
+          <w:p>
+            <w:pPr>
+              <w:spacing w:after="0" w:line="240" w:lineRule="auto"/>
+              <w:rPr>
+                <w:rFonts w:ascii="Times New Roman" w:eastAsia="Times New Roman" w:hAnsi="Times New Roman" w:cs="Times New Roman"/>
+                <w:kern w:val="0"/>
+                <w:sz w:val="24"/>
+                <w:szCs w:val="24"/>
+                <w:lang w:val="en-US" w:bidi="ar-SA"/>
+              </w:rPr>
+            </w:pPr>
+            <w:r>
+              <w:rPr>
+                <w:rFonts w:ascii="Times New Roman" w:eastAsia="Times New Roman" w:hAnsi="Times New Roman" w:cs="Times New Roman"/>
+                <w:kern w:val="0"/>
+                <w:sz w:val="24"/>
+                <w:szCs w:val="24"/>
+                <w:lang w:val="en-US" w:bidi="ar-SA"/>
+              </w:rPr>
+              <w:t xml:space="preserve">Save changes and exit </w:t>
+            </w:r>
+            <w:r>
+              <w:rPr>
+                <w:rFonts w:ascii="Courier New" w:eastAsia="Times New Roman" w:hAnsi="Courier New" w:cs="Courier New"/>
+                <w:kern w:val="0"/>
+                <w:sz w:val="20"/>
+                <w:lang w:val="en-US" w:bidi="ar-SA"/>
+              </w:rPr>
+              <w:t>vi</w:t>
+            </w:r>
+          </w:p>
+        </w:tc>
+        <w:tc>
+          <w:tcPr>
+            <w:tcW w:w="0" w:type="auto"/>
+            <w:vAlign w:val="center"/>
+            <w:hideMark/>
+          </w:tcPr>
+          <w:p>
+            <w:pPr>
+              <w:spacing w:after="0" w:line="240" w:lineRule="auto"/>
+              <w:rPr>
+                <w:rFonts w:ascii="Times New Roman" w:eastAsia="Times New Roman" w:hAnsi="Times New Roman" w:cs="Times New Roman"/>
+                <w:kern w:val="0"/>
+                <w:sz w:val="24"/>
+                <w:szCs w:val="24"/>
+                <w:lang w:val="en-US" w:bidi="ar-SA"/>
+              </w:rPr>
+            </w:pPr>
+            <w:r>
+              <w:rPr>
+                <w:rFonts w:ascii="Times New Roman" w:eastAsia="Times New Roman" w:hAnsi="Times New Roman" w:cs="Times New Roman"/>
+                <w:kern w:val="0"/>
+                <w:sz w:val="24"/>
+                <w:szCs w:val="24"/>
+                <w:lang w:val="en-US" w:bidi="ar-SA"/>
+              </w:rPr>
+              <w:t>To store edits and close the editor</w:t>
+            </w:r>
+          </w:p>
+        </w:tc>
+      </w:tr>
+      <w:tr>
+        <w:trPr>
+          <w:tblCellSpacing w:w="15" w:type="dxa"/>
+        </w:trPr>
+        <w:tc>
+          <w:tcPr>
+            <w:tcW w:w="0" w:type="auto"/>
+            <w:vAlign w:val="center"/>
+            <w:hideMark/>
+          </w:tcPr>
+          <w:p>
+            <w:pPr>
+              <w:spacing w:after="0" w:line="240" w:lineRule="auto"/>
+              <w:rPr>
+                <w:rFonts w:ascii="Times New Roman" w:eastAsia="Times New Roman" w:hAnsi="Times New Roman" w:cs="Times New Roman"/>
+                <w:kern w:val="0"/>
+                <w:sz w:val="24"/>
+                <w:szCs w:val="24"/>
+                <w:lang w:val="en-US" w:bidi="ar-SA"/>
+              </w:rPr>
+            </w:pPr>
+            <w:r>
+              <w:rPr>
+                <w:rFonts w:ascii="Times New Roman" w:eastAsia="Times New Roman" w:hAnsi="Times New Roman" w:cs="Times New Roman"/>
+                <w:b/>
+                <w:bCs/>
+                <w:kern w:val="0"/>
+                <w:sz w:val="24"/>
+                <w:szCs w:val="24"/>
+                <w:lang w:val="en-US" w:bidi="ar-SA"/>
+              </w:rPr>
+              <w:t>Esc</w:t>
+            </w:r>
+          </w:p>
+        </w:tc>
+        <w:tc>
+          <w:tcPr>
+            <w:tcW w:w="0" w:type="auto"/>
+            <w:vAlign w:val="center"/>
+            <w:hideMark/>
+          </w:tcPr>
+          <w:p>
+            <w:pPr>
+              <w:spacing w:after="0" w:line="240" w:lineRule="auto"/>
+              <w:rPr>
+                <w:rFonts w:ascii="Times New Roman" w:eastAsia="Times New Roman" w:hAnsi="Times New Roman" w:cs="Times New Roman"/>
+                <w:kern w:val="0"/>
+                <w:sz w:val="24"/>
+                <w:szCs w:val="24"/>
+                <w:lang w:val="en-US" w:bidi="ar-SA"/>
+              </w:rPr>
+            </w:pPr>
+            <w:r>
+              <w:rPr>
+                <w:rFonts w:ascii="Times New Roman" w:eastAsia="Times New Roman" w:hAnsi="Times New Roman" w:cs="Times New Roman"/>
+                <w:kern w:val="0"/>
+                <w:sz w:val="24"/>
+                <w:szCs w:val="24"/>
+                <w:lang w:val="en-US" w:bidi="ar-SA"/>
+              </w:rPr>
+              <w:t xml:space="preserve">Exit Insert mode in </w:t>
+            </w:r>
+            <w:r>
+              <w:rPr>
+                <w:rFonts w:ascii="Courier New" w:eastAsia="Times New Roman" w:hAnsi="Courier New" w:cs="Courier New"/>
+                <w:kern w:val="0"/>
+                <w:sz w:val="20"/>
+                <w:lang w:val="en-US" w:bidi="ar-SA"/>
+              </w:rPr>
+              <w:t>vi</w:t>
+            </w:r>
+          </w:p>
+        </w:tc>
+        <w:tc>
+          <w:tcPr>
+            <w:tcW w:w="0" w:type="auto"/>
+            <w:vAlign w:val="center"/>
+            <w:hideMark/>
+          </w:tcPr>
+          <w:p>
+            <w:pPr>
+              <w:spacing w:after="0" w:line="240" w:lineRule="auto"/>
+              <w:rPr>
+                <w:rFonts w:ascii="Times New Roman" w:eastAsia="Times New Roman" w:hAnsi="Times New Roman" w:cs="Times New Roman"/>
+                <w:kern w:val="0"/>
+                <w:sz w:val="24"/>
+                <w:szCs w:val="24"/>
+                <w:lang w:val="en-US" w:bidi="ar-SA"/>
+              </w:rPr>
+            </w:pPr>
+            <w:r>
+              <w:rPr>
+                <w:rFonts w:ascii="Times New Roman" w:eastAsia="Times New Roman" w:hAnsi="Times New Roman" w:cs="Times New Roman"/>
+                <w:kern w:val="0"/>
+                <w:sz w:val="24"/>
+                <w:szCs w:val="24"/>
+                <w:lang w:val="en-US" w:bidi="ar-SA"/>
+              </w:rPr>
+              <w:t>To stop typing and run commands</w:t>
+            </w:r>
+          </w:p>
+        </w:tc>
+      </w:tr>
+      <w:tr>
+        <w:trPr>
+          <w:tblCellSpacing w:w="15" w:type="dxa"/>
+        </w:trPr>
+        <w:tc>
+          <w:tcPr>
+            <w:tcW w:w="0" w:type="auto"/>
+            <w:vAlign w:val="center"/>
+            <w:hideMark/>
+          </w:tcPr>
+          <w:p>
+            <w:pPr>
+              <w:spacing w:after="0" w:line="240" w:lineRule="auto"/>
+              <w:rPr>
+                <w:rFonts w:ascii="Times New Roman" w:eastAsia="Times New Roman" w:hAnsi="Times New Roman" w:cs="Times New Roman"/>
+                <w:kern w:val="0"/>
+                <w:sz w:val="24"/>
+                <w:szCs w:val="24"/>
+                <w:lang w:val="en-US" w:bidi="ar-SA"/>
+              </w:rPr>
+            </w:pPr>
+            <w:r>
+              <w:rPr>
+                <w:rFonts w:ascii="Times New Roman" w:eastAsia="Times New Roman" w:hAnsi="Times New Roman" w:cs="Times New Roman"/>
+                <w:b/>
+                <w:bCs/>
+                <w:kern w:val="0"/>
+                <w:sz w:val="24"/>
+                <w:szCs w:val="24"/>
+                <w:lang w:val="en-US" w:bidi="ar-SA"/>
+              </w:rPr>
+              <w:t>cat</w:t>
+            </w:r>
+          </w:p>
+        </w:tc>
+        <w:tc>
+          <w:tcPr>
+            <w:tcW w:w="0" w:type="auto"/>
+            <w:vAlign w:val="center"/>
+            <w:hideMark/>
+          </w:tcPr>
+          <w:p>
+            <w:pPr>
+              <w:spacing w:after="0" w:line="240" w:lineRule="auto"/>
+              <w:rPr>
+                <w:rFonts w:ascii="Times New Roman" w:eastAsia="Times New Roman" w:hAnsi="Times New Roman" w:cs="Times New Roman"/>
+                <w:kern w:val="0"/>
+                <w:sz w:val="24"/>
+                <w:szCs w:val="24"/>
+                <w:lang w:val="en-US" w:bidi="ar-SA"/>
+              </w:rPr>
+            </w:pPr>
+            <w:r>
+              <w:rPr>
+                <w:rFonts w:ascii="Times New Roman" w:eastAsia="Times New Roman" w:hAnsi="Times New Roman" w:cs="Times New Roman"/>
+                <w:kern w:val="0"/>
+                <w:sz w:val="24"/>
+                <w:szCs w:val="24"/>
+                <w:lang w:val="en-US" w:bidi="ar-SA"/>
+              </w:rPr>
+              <w:t>Displays file content</w:t>
+            </w:r>
+          </w:p>
+        </w:tc>
+        <w:tc>
+          <w:tcPr>
+            <w:tcW w:w="0" w:type="auto"/>
+            <w:vAlign w:val="center"/>
+            <w:hideMark/>
+          </w:tcPr>
+          <w:p>
+            <w:pPr>
+              <w:spacing w:after="0" w:line="240" w:lineRule="auto"/>
+              <w:rPr>
+                <w:rFonts w:ascii="Times New Roman" w:eastAsia="Times New Roman" w:hAnsi="Times New Roman" w:cs="Times New Roman"/>
+                <w:kern w:val="0"/>
+                <w:sz w:val="24"/>
+                <w:szCs w:val="24"/>
+                <w:lang w:val="en-US" w:bidi="ar-SA"/>
+              </w:rPr>
+            </w:pPr>
+            <w:r>
+              <w:rPr>
+                <w:rFonts w:ascii="Times New Roman" w:eastAsia="Times New Roman" w:hAnsi="Times New Roman" w:cs="Times New Roman"/>
+                <w:kern w:val="0"/>
+                <w:sz w:val="24"/>
+                <w:szCs w:val="24"/>
+                <w:lang w:val="en-US" w:bidi="ar-SA"/>
+              </w:rPr>
+              <w:t>To quickly view a file</w:t>
+            </w:r>
+          </w:p>
+        </w:tc>
+      </w:tr>
+      <w:tr>
+        <w:trPr>
+          <w:tblCellSpacing w:w="15" w:type="dxa"/>
+        </w:trPr>
+        <w:tc>
+          <w:tcPr>
+            <w:tcW w:w="0" w:type="auto"/>
+            <w:vAlign w:val="center"/>
+            <w:hideMark/>
+          </w:tcPr>
+          <w:p>
+            <w:pPr>
+              <w:spacing w:after="0" w:line="240" w:lineRule="auto"/>
+              <w:rPr>
+                <w:rFonts w:ascii="Times New Roman" w:eastAsia="Times New Roman" w:hAnsi="Times New Roman" w:cs="Times New Roman"/>
+                <w:kern w:val="0"/>
+                <w:sz w:val="24"/>
+                <w:szCs w:val="24"/>
+                <w:lang w:val="en-US" w:bidi="ar-SA"/>
+              </w:rPr>
+            </w:pPr>
+            <w:proofErr w:type="spellStart"/>
+            <w:r>
+              <w:rPr>
+                <w:rFonts w:ascii="Times New Roman" w:eastAsia="Times New Roman" w:hAnsi="Times New Roman" w:cs="Times New Roman"/>
+                <w:b/>
+                <w:bCs/>
+                <w:kern w:val="0"/>
+                <w:sz w:val="24"/>
+                <w:szCs w:val="24"/>
+                <w:lang w:val="en-US" w:bidi="ar-SA"/>
+              </w:rPr>
+              <w:t>nano</w:t>
+            </w:r>
+            <w:proofErr w:type="spellEnd"/>
+          </w:p>
+        </w:tc>
+        <w:tc>
+          <w:tcPr>
+            <w:tcW w:w="0" w:type="auto"/>
+            <w:vAlign w:val="center"/>
+            <w:hideMark/>
+          </w:tcPr>
+          <w:p>
+            <w:pPr>
+              <w:spacing w:after="0" w:line="240" w:lineRule="auto"/>
+              <w:rPr>
+                <w:rFonts w:ascii="Times New Roman" w:eastAsia="Times New Roman" w:hAnsi="Times New Roman" w:cs="Times New Roman"/>
+                <w:kern w:val="0"/>
+                <w:sz w:val="24"/>
+                <w:szCs w:val="24"/>
+                <w:lang w:val="en-US" w:bidi="ar-SA"/>
+              </w:rPr>
+            </w:pPr>
+            <w:r>
+              <w:rPr>
+                <w:rFonts w:ascii="Times New Roman" w:eastAsia="Times New Roman" w:hAnsi="Times New Roman" w:cs="Times New Roman"/>
+                <w:kern w:val="0"/>
+                <w:sz w:val="24"/>
+                <w:szCs w:val="24"/>
+                <w:lang w:val="en-US" w:bidi="ar-SA"/>
+              </w:rPr>
+              <w:t>Simple command-line editor</w:t>
+            </w:r>
+          </w:p>
+        </w:tc>
+        <w:tc>
+          <w:tcPr>
+            <w:tcW w:w="0" w:type="auto"/>
+            <w:vAlign w:val="center"/>
+            <w:hideMark/>
+          </w:tcPr>
+          <w:p>
+            <w:pPr>
+              <w:spacing w:after="0" w:line="240" w:lineRule="auto"/>
+              <w:rPr>
+                <w:rFonts w:ascii="Times New Roman" w:eastAsia="Times New Roman" w:hAnsi="Times New Roman" w:cs="Times New Roman"/>
+                <w:kern w:val="0"/>
+                <w:sz w:val="24"/>
+                <w:szCs w:val="24"/>
+                <w:lang w:val="en-US" w:bidi="ar-SA"/>
+              </w:rPr>
+            </w:pPr>
+            <w:r>
+              <w:rPr>
+                <w:rFonts w:ascii="Times New Roman" w:eastAsia="Times New Roman" w:hAnsi="Times New Roman" w:cs="Times New Roman"/>
+                <w:kern w:val="0"/>
+                <w:sz w:val="24"/>
+                <w:szCs w:val="24"/>
+                <w:lang w:val="en-US" w:bidi="ar-SA"/>
+              </w:rPr>
+              <w:t>To edit files easily in terminal</w:t>
+            </w:r>
+          </w:p>
+        </w:tc>
+      </w:tr>
+      <w:tr>
+        <w:trPr>
+          <w:tblCellSpacing w:w="15" w:type="dxa"/>
+        </w:trPr>
+        <w:tc>
+          <w:tcPr>
+            <w:tcW w:w="0" w:type="auto"/>
+            <w:vAlign w:val="center"/>
+            <w:hideMark/>
+          </w:tcPr>
+          <w:p>
+            <w:pPr>
+              <w:spacing w:after="0" w:line="240" w:lineRule="auto"/>
+              <w:rPr>
+                <w:rFonts w:ascii="Times New Roman" w:eastAsia="Times New Roman" w:hAnsi="Times New Roman" w:cs="Times New Roman"/>
+                <w:kern w:val="0"/>
+                <w:sz w:val="24"/>
+                <w:szCs w:val="24"/>
+                <w:lang w:val="en-US" w:bidi="ar-SA"/>
+              </w:rPr>
+            </w:pPr>
+            <w:proofErr w:type="spellStart"/>
+            <w:r>
+              <w:rPr>
+                <w:rFonts w:ascii="Times New Roman" w:eastAsia="Times New Roman" w:hAnsi="Times New Roman" w:cs="Times New Roman"/>
+                <w:b/>
+                <w:bCs/>
+                <w:kern w:val="0"/>
+                <w:sz w:val="24"/>
+                <w:szCs w:val="24"/>
+                <w:lang w:val="en-US" w:bidi="ar-SA"/>
+              </w:rPr>
+              <w:t>rm</w:t>
+            </w:r>
+            <w:proofErr w:type="spellEnd"/>
+          </w:p>
+        </w:tc>
+        <w:tc>
+          <w:tcPr>
+            <w:tcW w:w="0" w:type="auto"/>
+            <w:vAlign w:val="center"/>
+            <w:hideMark/>
+          </w:tcPr>
+          <w:p>
+            <w:pPr>
+              <w:spacing w:after="0" w:line="240" w:lineRule="auto"/>
+              <w:rPr>
+                <w:rFonts w:ascii="Times New Roman" w:eastAsia="Times New Roman" w:hAnsi="Times New Roman" w:cs="Times New Roman"/>
+                <w:kern w:val="0"/>
+                <w:sz w:val="24"/>
+                <w:szCs w:val="24"/>
+                <w:lang w:val="en-US" w:bidi="ar-SA"/>
+              </w:rPr>
+            </w:pPr>
+            <w:r>
+              <w:rPr>
+                <w:rFonts w:ascii="Times New Roman" w:eastAsia="Times New Roman" w:hAnsi="Times New Roman" w:cs="Times New Roman"/>
+                <w:kern w:val="0"/>
+                <w:sz w:val="24"/>
+                <w:szCs w:val="24"/>
+                <w:lang w:val="en-US" w:bidi="ar-SA"/>
+              </w:rPr>
+              <w:t>Deletes files or directories</w:t>
+            </w:r>
+          </w:p>
+        </w:tc>
+        <w:tc>
+          <w:tcPr>
+            <w:tcW w:w="0" w:type="auto"/>
+            <w:vAlign w:val="center"/>
+            <w:hideMark/>
+          </w:tcPr>
+          <w:p>
+            <w:pPr>
+              <w:spacing w:after="0" w:line="240" w:lineRule="auto"/>
+              <w:rPr>
+                <w:rFonts w:ascii="Times New Roman" w:eastAsia="Times New Roman" w:hAnsi="Times New Roman" w:cs="Times New Roman"/>
+                <w:kern w:val="0"/>
+                <w:sz w:val="24"/>
+                <w:szCs w:val="24"/>
+                <w:lang w:val="en-US" w:bidi="ar-SA"/>
+              </w:rPr>
+            </w:pPr>
+            <w:r>
+              <w:rPr>
+                <w:rFonts w:ascii="Times New Roman" w:eastAsia="Times New Roman" w:hAnsi="Times New Roman" w:cs="Times New Roman"/>
+                <w:kern w:val="0"/>
+                <w:sz w:val="24"/>
+                <w:szCs w:val="24"/>
+                <w:lang w:val="en-US" w:bidi="ar-SA"/>
+              </w:rPr>
+              <w:t>To remove unwanted files</w:t>
+            </w:r>
+          </w:p>
+        </w:tc>
+      </w:tr>
+      <w:tr>
+        <w:trPr>
+          <w:tblCellSpacing w:w="15" w:type="dxa"/>
+        </w:trPr>
+        <w:tc>
+          <w:tcPr>
+            <w:tcW w:w="0" w:type="auto"/>
+            <w:vAlign w:val="center"/>
+            <w:hideMark/>
+          </w:tcPr>
+          <w:p>
+            <w:pPr>
+              <w:spacing w:after="0" w:line="240" w:lineRule="auto"/>
+              <w:rPr>
+                <w:rFonts w:ascii="Times New Roman" w:eastAsia="Times New Roman" w:hAnsi="Times New Roman" w:cs="Times New Roman"/>
+                <w:kern w:val="0"/>
+                <w:sz w:val="24"/>
+                <w:szCs w:val="24"/>
+                <w:lang w:val="en-US" w:bidi="ar-SA"/>
+              </w:rPr>
+            </w:pPr>
+            <w:proofErr w:type="spellStart"/>
+            <w:r>
+              <w:rPr>
+                <w:rFonts w:ascii="Times New Roman" w:eastAsia="Times New Roman" w:hAnsi="Times New Roman" w:cs="Times New Roman"/>
+                <w:b/>
+                <w:bCs/>
+                <w:kern w:val="0"/>
+                <w:sz w:val="24"/>
+                <w:szCs w:val="24"/>
+                <w:lang w:val="en-US" w:bidi="ar-SA"/>
+              </w:rPr>
+              <w:t>rmdir</w:t>
+            </w:r>
+            <w:proofErr w:type="spellEnd"/>
+          </w:p>
+        </w:tc>
+        <w:tc>
+          <w:tcPr>
+            <w:tcW w:w="0" w:type="auto"/>
+            <w:vAlign w:val="center"/>
+            <w:hideMark/>
+          </w:tcPr>
+          <w:p>
+            <w:pPr>
+              <w:spacing w:after="0" w:line="240" w:lineRule="auto"/>
+              <w:rPr>
+                <w:rFonts w:ascii="Times New Roman" w:eastAsia="Times New Roman" w:hAnsi="Times New Roman" w:cs="Times New Roman"/>
+                <w:kern w:val="0"/>
+                <w:sz w:val="24"/>
+                <w:szCs w:val="24"/>
+                <w:lang w:val="en-US" w:bidi="ar-SA"/>
+              </w:rPr>
+            </w:pPr>
+            <w:r>
+              <w:rPr>
+                <w:rFonts w:ascii="Times New Roman" w:eastAsia="Times New Roman" w:hAnsi="Times New Roman" w:cs="Times New Roman"/>
+                <w:kern w:val="0"/>
+                <w:sz w:val="24"/>
+                <w:szCs w:val="24"/>
+                <w:lang w:val="en-US" w:bidi="ar-SA"/>
+              </w:rPr>
+              <w:t>Deletes an empty directory</w:t>
+            </w:r>
+          </w:p>
+        </w:tc>
+        <w:tc>
+          <w:tcPr>
+            <w:tcW w:w="0" w:type="auto"/>
+            <w:vAlign w:val="center"/>
+            <w:hideMark/>
+          </w:tcPr>
+          <w:p>
+            <w:pPr>
+              <w:spacing w:after="0" w:line="240" w:lineRule="auto"/>
+              <w:rPr>
+                <w:rFonts w:ascii="Times New Roman" w:eastAsia="Times New Roman" w:hAnsi="Times New Roman" w:cs="Times New Roman"/>
+                <w:kern w:val="0"/>
+                <w:sz w:val="24"/>
+                <w:szCs w:val="24"/>
+                <w:lang w:val="en-US" w:bidi="ar-SA"/>
+              </w:rPr>
+            </w:pPr>
+            <w:r>
+              <w:rPr>
+                <w:rFonts w:ascii="Times New Roman" w:eastAsia="Times New Roman" w:hAnsi="Times New Roman" w:cs="Times New Roman"/>
+                <w:kern w:val="0"/>
+                <w:sz w:val="24"/>
+                <w:szCs w:val="24"/>
+                <w:lang w:val="en-US" w:bidi="ar-SA"/>
+              </w:rPr>
+              <w:t>To remove unnecessary folders</w:t>
+            </w:r>
+          </w:p>
+        </w:tc>
+      </w:tr>
+      <w:tr>
+        <w:trPr>
+          <w:tblCellSpacing w:w="15" w:type="dxa"/>
+        </w:trPr>
+        <w:tc>
+          <w:tcPr>
+            <w:tcW w:w="0" w:type="auto"/>
+            <w:vAlign w:val="center"/>
+            <w:hideMark/>
+          </w:tcPr>
+          <w:p>
+            <w:pPr>
+              <w:spacing w:after="0" w:line="240" w:lineRule="auto"/>
+              <w:rPr>
+                <w:rFonts w:ascii="Times New Roman" w:eastAsia="Times New Roman" w:hAnsi="Times New Roman" w:cs="Times New Roman"/>
+                <w:kern w:val="0"/>
+                <w:sz w:val="24"/>
+                <w:szCs w:val="24"/>
+                <w:lang w:val="en-US" w:bidi="ar-SA"/>
+              </w:rPr>
+            </w:pPr>
+            <w:r>
+              <w:rPr>
+                <w:rFonts w:ascii="Times New Roman" w:eastAsia="Times New Roman" w:hAnsi="Times New Roman" w:cs="Times New Roman"/>
+                <w:b/>
+                <w:bCs/>
+                <w:kern w:val="0"/>
+                <w:sz w:val="24"/>
+                <w:szCs w:val="24"/>
+                <w:lang w:val="en-US" w:bidi="ar-SA"/>
+              </w:rPr>
+              <w:t>history</w:t>
+            </w:r>
+          </w:p>
+        </w:tc>
+        <w:tc>
+          <w:tcPr>
+            <w:tcW w:w="0" w:type="auto"/>
+            <w:vAlign w:val="center"/>
+            <w:hideMark/>
+          </w:tcPr>
+          <w:p>
+            <w:pPr>
+              <w:spacing w:after="0" w:line="240" w:lineRule="auto"/>
+              <w:rPr>
+                <w:rFonts w:ascii="Times New Roman" w:eastAsia="Times New Roman" w:hAnsi="Times New Roman" w:cs="Times New Roman"/>
+                <w:kern w:val="0"/>
+                <w:sz w:val="24"/>
+                <w:szCs w:val="24"/>
+                <w:lang w:val="en-US" w:bidi="ar-SA"/>
+              </w:rPr>
+            </w:pPr>
+            <w:r>
+              <w:rPr>
+                <w:rFonts w:ascii="Times New Roman" w:eastAsia="Times New Roman" w:hAnsi="Times New Roman" w:cs="Times New Roman"/>
+                <w:kern w:val="0"/>
+                <w:sz w:val="24"/>
+                <w:szCs w:val="24"/>
+                <w:lang w:val="en-US" w:bidi="ar-SA"/>
+              </w:rPr>
+              <w:t>Shows previously executed commands</w:t>
+            </w:r>
+          </w:p>
+        </w:tc>
+        <w:tc>
+          <w:tcPr>
+            <w:tcW w:w="0" w:type="auto"/>
+            <w:vAlign w:val="center"/>
+            <w:hideMark/>
+          </w:tcPr>
+          <w:p>
+            <w:pPr>
+              <w:spacing w:after="0" w:line="240" w:lineRule="auto"/>
+              <w:rPr>
+                <w:rFonts w:ascii="Times New Roman" w:eastAsia="Times New Roman" w:hAnsi="Times New Roman" w:cs="Times New Roman"/>
+                <w:kern w:val="0"/>
+                <w:sz w:val="24"/>
+                <w:szCs w:val="24"/>
+                <w:lang w:val="en-US" w:bidi="ar-SA"/>
+              </w:rPr>
+            </w:pPr>
+            <w:r>
+              <w:rPr>
+                <w:rFonts w:ascii="Times New Roman" w:eastAsia="Times New Roman" w:hAnsi="Times New Roman" w:cs="Times New Roman"/>
+                <w:kern w:val="0"/>
+                <w:sz w:val="24"/>
+                <w:szCs w:val="24"/>
+                <w:lang w:val="en-US" w:bidi="ar-SA"/>
+              </w:rPr>
+              <w:t>To review or reuse past commands</w:t>
+            </w:r>
+          </w:p>
+        </w:tc>
+      </w:tr>
+      <w:tr>
+        <w:trPr>
+          <w:tblCellSpacing w:w="15" w:type="dxa"/>
+        </w:trPr>
+        <w:tc>
+          <w:tcPr>
+            <w:tcW w:w="0" w:type="auto"/>
+            <w:vAlign w:val="center"/>
+            <w:hideMark/>
+          </w:tcPr>
+          <w:p>
+            <w:pPr>
+              <w:spacing w:after="0" w:line="240" w:lineRule="auto"/>
+              <w:rPr>
+                <w:rFonts w:ascii="Times New Roman" w:eastAsia="Times New Roman" w:hAnsi="Times New Roman" w:cs="Times New Roman"/>
+                <w:kern w:val="0"/>
+                <w:sz w:val="24"/>
+                <w:szCs w:val="24"/>
+                <w:lang w:val="en-US" w:bidi="ar-SA"/>
+              </w:rPr>
+            </w:pPr>
+            <w:r>
+              <w:rPr>
+                <w:rFonts w:ascii="Times New Roman" w:eastAsia="Times New Roman" w:hAnsi="Times New Roman" w:cs="Times New Roman"/>
+                <w:b/>
+                <w:bCs/>
+                <w:kern w:val="0"/>
+                <w:sz w:val="24"/>
+                <w:szCs w:val="24"/>
+                <w:lang w:val="en-US" w:bidi="ar-SA"/>
+              </w:rPr>
+              <w:t>cal</w:t>
+            </w:r>
+          </w:p>
+        </w:tc>
+        <w:tc>
+          <w:tcPr>
+            <w:tcW w:w="0" w:type="auto"/>
+            <w:vAlign w:val="center"/>
+            <w:hideMark/>
+          </w:tcPr>
+          <w:p>
+            <w:pPr>
+              <w:spacing w:after="0" w:line="240" w:lineRule="auto"/>
+              <w:rPr>
+                <w:rFonts w:ascii="Times New Roman" w:eastAsia="Times New Roman" w:hAnsi="Times New Roman" w:cs="Times New Roman"/>
+                <w:kern w:val="0"/>
+                <w:sz w:val="24"/>
+                <w:szCs w:val="24"/>
+                <w:lang w:val="en-US" w:bidi="ar-SA"/>
+              </w:rPr>
+            </w:pPr>
+            <w:r>
+              <w:rPr>
+                <w:rFonts w:ascii="Times New Roman" w:eastAsia="Times New Roman" w:hAnsi="Times New Roman" w:cs="Times New Roman"/>
+                <w:kern w:val="0"/>
+                <w:sz w:val="24"/>
+                <w:szCs w:val="24"/>
+                <w:lang w:val="en-US" w:bidi="ar-SA"/>
+              </w:rPr>
+              <w:t>Displays a calendar</w:t>
+            </w:r>
+          </w:p>
+        </w:tc>
+        <w:tc>
+          <w:tcPr>
+            <w:tcW w:w="0" w:type="auto"/>
+            <w:vAlign w:val="center"/>
+            <w:hideMark/>
+          </w:tcPr>
+          <w:p>
+            <w:pPr>
+              <w:spacing w:after="0" w:line="240" w:lineRule="auto"/>
+              <w:rPr>
+                <w:rFonts w:ascii="Times New Roman" w:eastAsia="Times New Roman" w:hAnsi="Times New Roman" w:cs="Times New Roman"/>
+                <w:kern w:val="0"/>
+                <w:sz w:val="24"/>
+                <w:szCs w:val="24"/>
+                <w:lang w:val="en-US" w:bidi="ar-SA"/>
+              </w:rPr>
+            </w:pPr>
+            <w:r>
+              <w:rPr>
+                <w:rFonts w:ascii="Times New Roman" w:eastAsia="Times New Roman" w:hAnsi="Times New Roman" w:cs="Times New Roman"/>
+                <w:kern w:val="0"/>
+                <w:sz w:val="24"/>
+                <w:szCs w:val="24"/>
+                <w:lang w:val="en-US" w:bidi="ar-SA"/>
+              </w:rPr>
+              <w:t>To check dates quickly</w:t>
+            </w:r>
+          </w:p>
+        </w:tc>
+      </w:tr>
+      <w:tr>
+        <w:trPr>
+          <w:tblCellSpacing w:w="15" w:type="dxa"/>
+        </w:trPr>
+        <w:tc>
+          <w:tcPr>
+            <w:tcW w:w="0" w:type="auto"/>
+            <w:vAlign w:val="center"/>
+            <w:hideMark/>
+          </w:tcPr>
+          <w:p>
+            <w:pPr>
+              <w:spacing w:after="0" w:line="240" w:lineRule="auto"/>
+              <w:rPr>
+                <w:rFonts w:ascii="Times New Roman" w:eastAsia="Times New Roman" w:hAnsi="Times New Roman" w:cs="Times New Roman"/>
+                <w:kern w:val="0"/>
+                <w:sz w:val="24"/>
+                <w:szCs w:val="24"/>
+                <w:lang w:val="en-US" w:bidi="ar-SA"/>
+              </w:rPr>
+            </w:pPr>
+            <w:proofErr w:type="spellStart"/>
+            <w:r>
+              <w:rPr>
+                <w:rFonts w:ascii="Times New Roman" w:eastAsia="Times New Roman" w:hAnsi="Times New Roman" w:cs="Times New Roman"/>
+                <w:b/>
+                <w:bCs/>
+                <w:kern w:val="0"/>
+                <w:sz w:val="24"/>
+                <w:szCs w:val="24"/>
+                <w:lang w:val="en-US" w:bidi="ar-SA"/>
+              </w:rPr>
+              <w:t>df</w:t>
+            </w:r>
+            <w:proofErr w:type="spellEnd"/>
+          </w:p>
+        </w:tc>
+        <w:tc>
+          <w:tcPr>
+            <w:tcW w:w="0" w:type="auto"/>
+            <w:vAlign w:val="center"/>
+            <w:hideMark/>
+          </w:tcPr>
+          <w:p>
+            <w:pPr>
+              <w:spacing w:after="0" w:line="240" w:lineRule="auto"/>
+              <w:rPr>
+                <w:rFonts w:ascii="Times New Roman" w:eastAsia="Times New Roman" w:hAnsi="Times New Roman" w:cs="Times New Roman"/>
+                <w:kern w:val="0"/>
+                <w:sz w:val="24"/>
+                <w:szCs w:val="24"/>
+                <w:lang w:val="en-US" w:bidi="ar-SA"/>
+              </w:rPr>
+            </w:pPr>
+            <w:r>
+              <w:rPr>
+                <w:rFonts w:ascii="Times New Roman" w:eastAsia="Times New Roman" w:hAnsi="Times New Roman" w:cs="Times New Roman"/>
+                <w:kern w:val="0"/>
+                <w:sz w:val="24"/>
+                <w:szCs w:val="24"/>
+                <w:lang w:val="en-US" w:bidi="ar-SA"/>
+              </w:rPr>
+              <w:t>Shows disk space usage</w:t>
+            </w:r>
+          </w:p>
+        </w:tc>
+        <w:tc>
+          <w:tcPr>
+            <w:tcW w:w="0" w:type="auto"/>
+            <w:vAlign w:val="center"/>
+            <w:hideMark/>
+          </w:tcPr>
+          <w:p>
+            <w:pPr>
+              <w:spacing w:after="0" w:line="240" w:lineRule="auto"/>
+              <w:rPr>
+                <w:rFonts w:ascii="Times New Roman" w:eastAsia="Times New Roman" w:hAnsi="Times New Roman" w:cs="Times New Roman"/>
+                <w:kern w:val="0"/>
+                <w:sz w:val="24"/>
+                <w:szCs w:val="24"/>
+                <w:lang w:val="en-US" w:bidi="ar-SA"/>
+              </w:rPr>
+            </w:pPr>
+            <w:r>
+              <w:rPr>
+                <w:rFonts w:ascii="Times New Roman" w:eastAsia="Times New Roman" w:hAnsi="Times New Roman" w:cs="Times New Roman"/>
+                <w:kern w:val="0"/>
+                <w:sz w:val="24"/>
+                <w:szCs w:val="24"/>
+                <w:lang w:val="en-US" w:bidi="ar-SA"/>
+              </w:rPr>
+              <w:t>To monitor storage</w:t>
+            </w:r>
+          </w:p>
+        </w:tc>
+      </w:tr>
+      <w:tr>
+        <w:trPr>
+          <w:tblCellSpacing w:w="15" w:type="dxa"/>
+        </w:trPr>
+        <w:tc>
+          <w:tcPr>
+            <w:tcW w:w="0" w:type="auto"/>
+            <w:vAlign w:val="center"/>
+            <w:hideMark/>
+          </w:tcPr>
+          <w:p>
+            <w:pPr>
+              <w:spacing w:after="0" w:line="240" w:lineRule="auto"/>
+              <w:rPr>
+                <w:rFonts w:ascii="Times New Roman" w:eastAsia="Times New Roman" w:hAnsi="Times New Roman" w:cs="Times New Roman"/>
+                <w:kern w:val="0"/>
+                <w:sz w:val="24"/>
+                <w:szCs w:val="24"/>
+                <w:lang w:val="en-US" w:bidi="ar-SA"/>
+              </w:rPr>
+            </w:pPr>
+            <w:r>
+              <w:rPr>
+                <w:rFonts w:ascii="Times New Roman" w:eastAsia="Times New Roman" w:hAnsi="Times New Roman" w:cs="Times New Roman"/>
+                <w:b/>
+                <w:bCs/>
+                <w:kern w:val="0"/>
+                <w:sz w:val="24"/>
+                <w:szCs w:val="24"/>
+                <w:lang w:val="en-US" w:bidi="ar-SA"/>
+              </w:rPr>
+              <w:t>free</w:t>
+            </w:r>
+            <w:r>
+              <w:rPr>
+                <w:rFonts w:ascii="Times New Roman" w:eastAsia="Times New Roman" w:hAnsi="Times New Roman" w:cs="Times New Roman"/>
+                <w:kern w:val="0"/>
+                <w:sz w:val="24"/>
+                <w:szCs w:val="24"/>
+                <w:lang w:val="en-US" w:bidi="ar-SA"/>
+              </w:rPr>
+              <w:t xml:space="preserve"> or </w:t>
+            </w:r>
+            <w:r>
+              <w:rPr>
+                <w:rFonts w:ascii="Courier New" w:eastAsia="Times New Roman" w:hAnsi="Courier New" w:cs="Courier New"/>
+                <w:kern w:val="0"/>
+                <w:sz w:val="20"/>
+                <w:lang w:val="en-US" w:bidi="ar-SA"/>
+              </w:rPr>
+              <w:t>cat /proc/</w:t>
+            </w:r>
+            <w:proofErr w:type="spellStart"/>
+            <w:r>
+              <w:rPr>
+                <w:rFonts w:ascii="Courier New" w:eastAsia="Times New Roman" w:hAnsi="Courier New" w:cs="Courier New"/>
+                <w:kern w:val="0"/>
+                <w:sz w:val="20"/>
+                <w:lang w:val="en-US" w:bidi="ar-SA"/>
+              </w:rPr>
+              <w:t>meminfo</w:t>
+            </w:r>
+            <w:proofErr w:type="spellEnd"/>
+          </w:p>
+        </w:tc>
+        <w:tc>
+          <w:tcPr>
+            <w:tcW w:w="0" w:type="auto"/>
+            <w:vAlign w:val="center"/>
+            <w:hideMark/>
+          </w:tcPr>
+          <w:p>
+            <w:pPr>
+              <w:spacing w:after="0" w:line="240" w:lineRule="auto"/>
+              <w:rPr>
+                <w:rFonts w:ascii="Times New Roman" w:eastAsia="Times New Roman" w:hAnsi="Times New Roman" w:cs="Times New Roman"/>
+                <w:kern w:val="0"/>
+                <w:sz w:val="24"/>
+                <w:szCs w:val="24"/>
+                <w:lang w:val="en-US" w:bidi="ar-SA"/>
+              </w:rPr>
+            </w:pPr>
+            <w:r>
+              <w:rPr>
+                <w:rFonts w:ascii="Times New Roman" w:eastAsia="Times New Roman" w:hAnsi="Times New Roman" w:cs="Times New Roman"/>
+                <w:kern w:val="0"/>
+                <w:sz w:val="24"/>
+                <w:szCs w:val="24"/>
+                <w:lang w:val="en-US" w:bidi="ar-SA"/>
+              </w:rPr>
+              <w:t>Shows RAM in KB</w:t>
+            </w:r>
+          </w:p>
+        </w:tc>
+        <w:tc>
+          <w:tcPr>
+            <w:tcW w:w="0" w:type="auto"/>
+            <w:vAlign w:val="center"/>
+            <w:hideMark/>
+          </w:tcPr>
+          <w:p>
+            <w:pPr>
+              <w:spacing w:after="0" w:line="240" w:lineRule="auto"/>
+              <w:rPr>
+                <w:rFonts w:ascii="Times New Roman" w:eastAsia="Times New Roman" w:hAnsi="Times New Roman" w:cs="Times New Roman"/>
+                <w:kern w:val="0"/>
+                <w:sz w:val="24"/>
+                <w:szCs w:val="24"/>
+                <w:lang w:val="en-US" w:bidi="ar-SA"/>
+              </w:rPr>
+            </w:pPr>
+            <w:r>
+              <w:rPr>
+                <w:rFonts w:ascii="Times New Roman" w:eastAsia="Times New Roman" w:hAnsi="Times New Roman" w:cs="Times New Roman"/>
+                <w:kern w:val="0"/>
+                <w:sz w:val="24"/>
+                <w:szCs w:val="24"/>
+                <w:lang w:val="en-US" w:bidi="ar-SA"/>
+              </w:rPr>
+              <w:t>To check memory usage</w:t>
+            </w:r>
+          </w:p>
+        </w:tc>
+      </w:tr>
+      <w:tr>
+        <w:trPr>
+          <w:tblCellSpacing w:w="15" w:type="dxa"/>
+        </w:trPr>
+        <w:tc>
+          <w:tcPr>
+            <w:tcW w:w="0" w:type="auto"/>
+            <w:vAlign w:val="center"/>
+            <w:hideMark/>
+          </w:tcPr>
+          <w:p>
+            <w:pPr>
+              <w:spacing w:after="0" w:line="240" w:lineRule="auto"/>
+              <w:rPr>
+                <w:rFonts w:ascii="Times New Roman" w:eastAsia="Times New Roman" w:hAnsi="Times New Roman" w:cs="Times New Roman"/>
+                <w:kern w:val="0"/>
+                <w:sz w:val="24"/>
+                <w:szCs w:val="24"/>
+                <w:lang w:val="en-US" w:bidi="ar-SA"/>
+              </w:rPr>
+            </w:pPr>
+            <w:r>
+              <w:rPr>
+                <w:rFonts w:ascii="Times New Roman" w:eastAsia="Times New Roman" w:hAnsi="Times New Roman" w:cs="Times New Roman"/>
+                <w:b/>
+                <w:bCs/>
+                <w:kern w:val="0"/>
+                <w:sz w:val="24"/>
+                <w:szCs w:val="24"/>
+                <w:lang w:val="en-US" w:bidi="ar-SA"/>
+              </w:rPr>
+              <w:t>free -m</w:t>
+            </w:r>
+          </w:p>
+        </w:tc>
+        <w:tc>
+          <w:tcPr>
+            <w:tcW w:w="0" w:type="auto"/>
+            <w:vAlign w:val="center"/>
+            <w:hideMark/>
+          </w:tcPr>
+          <w:p>
+            <w:pPr>
+              <w:spacing w:after="0" w:line="240" w:lineRule="auto"/>
+              <w:rPr>
+                <w:rFonts w:ascii="Times New Roman" w:eastAsia="Times New Roman" w:hAnsi="Times New Roman" w:cs="Times New Roman"/>
+                <w:kern w:val="0"/>
+                <w:sz w:val="24"/>
+                <w:szCs w:val="24"/>
+                <w:lang w:val="en-US" w:bidi="ar-SA"/>
+              </w:rPr>
+            </w:pPr>
+            <w:r>
+              <w:rPr>
+                <w:rFonts w:ascii="Times New Roman" w:eastAsia="Times New Roman" w:hAnsi="Times New Roman" w:cs="Times New Roman"/>
+                <w:kern w:val="0"/>
+                <w:sz w:val="24"/>
+                <w:szCs w:val="24"/>
+                <w:lang w:val="en-US" w:bidi="ar-SA"/>
+              </w:rPr>
+              <w:t>Shows RAM in MB</w:t>
+            </w:r>
+          </w:p>
+        </w:tc>
+        <w:tc>
+          <w:tcPr>
+            <w:tcW w:w="0" w:type="auto"/>
+            <w:vAlign w:val="center"/>
+            <w:hideMark/>
+          </w:tcPr>
+          <w:p>
+            <w:pPr>
+              <w:spacing w:after="0" w:line="240" w:lineRule="auto"/>
+              <w:rPr>
+                <w:rFonts w:ascii="Times New Roman" w:eastAsia="Times New Roman" w:hAnsi="Times New Roman" w:cs="Times New Roman"/>
+                <w:kern w:val="0"/>
+                <w:sz w:val="24"/>
+                <w:szCs w:val="24"/>
+                <w:lang w:val="en-US" w:bidi="ar-SA"/>
+              </w:rPr>
+            </w:pPr>
+            <w:r>
+              <w:rPr>
+                <w:rFonts w:ascii="Times New Roman" w:eastAsia="Times New Roman" w:hAnsi="Times New Roman" w:cs="Times New Roman"/>
+                <w:kern w:val="0"/>
+                <w:sz w:val="24"/>
+                <w:szCs w:val="24"/>
+                <w:lang w:val="en-US" w:bidi="ar-SA"/>
+              </w:rPr>
+              <w:t>Easier to read memory info</w:t>
+            </w:r>
+          </w:p>
+        </w:tc>
+      </w:tr>
+      <w:tr>
+        <w:trPr>
+          <w:tblCellSpacing w:w="15" w:type="dxa"/>
+        </w:trPr>
+        <w:tc>
+          <w:tcPr>
+            <w:tcW w:w="0" w:type="auto"/>
+            <w:vAlign w:val="center"/>
+            <w:hideMark/>
+          </w:tcPr>
+          <w:p>
+            <w:pPr>
+              <w:spacing w:after="0" w:line="240" w:lineRule="auto"/>
+              <w:rPr>
+                <w:rFonts w:ascii="Times New Roman" w:eastAsia="Times New Roman" w:hAnsi="Times New Roman" w:cs="Times New Roman"/>
+                <w:kern w:val="0"/>
+                <w:sz w:val="24"/>
+                <w:szCs w:val="24"/>
+                <w:lang w:val="en-US" w:bidi="ar-SA"/>
+              </w:rPr>
+            </w:pPr>
+            <w:proofErr w:type="spellStart"/>
+            <w:r>
+              <w:rPr>
+                <w:rFonts w:ascii="Times New Roman" w:eastAsia="Times New Roman" w:hAnsi="Times New Roman" w:cs="Times New Roman"/>
+                <w:b/>
+                <w:bCs/>
+                <w:kern w:val="0"/>
+                <w:sz w:val="24"/>
+                <w:szCs w:val="24"/>
+                <w:lang w:val="en-US" w:bidi="ar-SA"/>
+              </w:rPr>
+              <w:t>df</w:t>
+            </w:r>
+            <w:proofErr w:type="spellEnd"/>
+            <w:r>
+              <w:rPr>
+                <w:rFonts w:ascii="Times New Roman" w:eastAsia="Times New Roman" w:hAnsi="Times New Roman" w:cs="Times New Roman"/>
+                <w:b/>
+                <w:bCs/>
+                <w:kern w:val="0"/>
+                <w:sz w:val="24"/>
+                <w:szCs w:val="24"/>
+                <w:lang w:val="en-US" w:bidi="ar-SA"/>
+              </w:rPr>
+              <w:t xml:space="preserve"> -h</w:t>
+            </w:r>
+          </w:p>
+        </w:tc>
+        <w:tc>
+          <w:tcPr>
+            <w:tcW w:w="0" w:type="auto"/>
+            <w:vAlign w:val="center"/>
+            <w:hideMark/>
+          </w:tcPr>
+          <w:p>
+            <w:pPr>
+              <w:spacing w:after="0" w:line="240" w:lineRule="auto"/>
+              <w:rPr>
+                <w:rFonts w:ascii="Times New Roman" w:eastAsia="Times New Roman" w:hAnsi="Times New Roman" w:cs="Times New Roman"/>
+                <w:kern w:val="0"/>
+                <w:sz w:val="24"/>
+                <w:szCs w:val="24"/>
+                <w:lang w:val="en-US" w:bidi="ar-SA"/>
+              </w:rPr>
+            </w:pPr>
+            <w:r>
+              <w:rPr>
+                <w:rFonts w:ascii="Times New Roman" w:eastAsia="Times New Roman" w:hAnsi="Times New Roman" w:cs="Times New Roman"/>
+                <w:kern w:val="0"/>
+                <w:sz w:val="24"/>
+                <w:szCs w:val="24"/>
+                <w:lang w:val="en-US" w:bidi="ar-SA"/>
+              </w:rPr>
+              <w:t>Shows disk space in human-readable format</w:t>
+            </w:r>
+          </w:p>
+        </w:tc>
+        <w:tc>
+          <w:tcPr>
+            <w:tcW w:w="0" w:type="auto"/>
+            <w:vAlign w:val="center"/>
+            <w:hideMark/>
+          </w:tcPr>
+          <w:p>
+            <w:pPr>
+              <w:spacing w:after="0" w:line="240" w:lineRule="auto"/>
+              <w:rPr>
+                <w:rFonts w:ascii="Times New Roman" w:eastAsia="Times New Roman" w:hAnsi="Times New Roman" w:cs="Times New Roman"/>
+                <w:kern w:val="0"/>
+                <w:sz w:val="24"/>
+                <w:szCs w:val="24"/>
+                <w:lang w:val="en-US" w:bidi="ar-SA"/>
+              </w:rPr>
+            </w:pPr>
+            <w:r>
+              <w:rPr>
+                <w:rFonts w:ascii="Times New Roman" w:eastAsia="Times New Roman" w:hAnsi="Times New Roman" w:cs="Times New Roman"/>
+                <w:kern w:val="0"/>
+                <w:sz w:val="24"/>
+                <w:szCs w:val="24"/>
+                <w:lang w:val="en-US" w:bidi="ar-SA"/>
+              </w:rPr>
+              <w:t>To quickly check storage usage</w:t>
+            </w:r>
+          </w:p>
+        </w:tc>
+      </w:tr>
+      <w:tr>
+        <w:trPr>
+          <w:tblCellSpacing w:w="15" w:type="dxa"/>
+        </w:trPr>
+        <w:tc>
+          <w:tcPr>
+            <w:tcW w:w="0" w:type="auto"/>
+            <w:vAlign w:val="center"/>
+            <w:hideMark/>
+          </w:tcPr>
+          <w:p>
+            <w:pPr>
+              <w:spacing w:after="0" w:line="240" w:lineRule="auto"/>
+              <w:rPr>
+                <w:rFonts w:ascii="Times New Roman" w:eastAsia="Times New Roman" w:hAnsi="Times New Roman" w:cs="Times New Roman"/>
+                <w:kern w:val="0"/>
+                <w:sz w:val="24"/>
+                <w:szCs w:val="24"/>
+                <w:lang w:val="en-US" w:bidi="ar-SA"/>
+              </w:rPr>
+            </w:pPr>
+            <w:proofErr w:type="spellStart"/>
+            <w:r>
+              <w:rPr>
+                <w:rFonts w:ascii="Times New Roman" w:eastAsia="Times New Roman" w:hAnsi="Times New Roman" w:cs="Times New Roman"/>
+                <w:b/>
+                <w:bCs/>
+                <w:kern w:val="0"/>
+                <w:sz w:val="24"/>
+                <w:szCs w:val="24"/>
+                <w:lang w:val="en-US" w:bidi="ar-SA"/>
+              </w:rPr>
+              <w:t>whoami</w:t>
+            </w:r>
+            <w:proofErr w:type="spellEnd"/>
+          </w:p>
+        </w:tc>
+        <w:tc>
+          <w:tcPr>
+            <w:tcW w:w="0" w:type="auto"/>
+            <w:vAlign w:val="center"/>
+            <w:hideMark/>
+          </w:tcPr>
+          <w:p>
+            <w:pPr>
+              <w:spacing w:after="0" w:line="240" w:lineRule="auto"/>
+              <w:rPr>
+                <w:rFonts w:ascii="Times New Roman" w:eastAsia="Times New Roman" w:hAnsi="Times New Roman" w:cs="Times New Roman"/>
+                <w:kern w:val="0"/>
+                <w:sz w:val="24"/>
+                <w:szCs w:val="24"/>
+                <w:lang w:val="en-US" w:bidi="ar-SA"/>
+              </w:rPr>
+            </w:pPr>
+            <w:r>
+              <w:rPr>
+                <w:rFonts w:ascii="Times New Roman" w:eastAsia="Times New Roman" w:hAnsi="Times New Roman" w:cs="Times New Roman"/>
+                <w:kern w:val="0"/>
+                <w:sz w:val="24"/>
+                <w:szCs w:val="24"/>
+                <w:lang w:val="en-US" w:bidi="ar-SA"/>
+              </w:rPr>
+              <w:t>Shows current logged-in user</w:t>
+            </w:r>
+          </w:p>
+        </w:tc>
+        <w:tc>
+          <w:tcPr>
+            <w:tcW w:w="0" w:type="auto"/>
+            <w:vAlign w:val="center"/>
+            <w:hideMark/>
+          </w:tcPr>
+          <w:p>
+            <w:pPr>
+              <w:spacing w:after="0" w:line="240" w:lineRule="auto"/>
+              <w:rPr>
+                <w:rFonts w:ascii="Times New Roman" w:eastAsia="Times New Roman" w:hAnsi="Times New Roman" w:cs="Times New Roman"/>
+                <w:kern w:val="0"/>
+                <w:sz w:val="24"/>
+                <w:szCs w:val="24"/>
+                <w:lang w:val="en-US" w:bidi="ar-SA"/>
+              </w:rPr>
+            </w:pPr>
+            <w:r>
+              <w:rPr>
+                <w:rFonts w:ascii="Times New Roman" w:eastAsia="Times New Roman" w:hAnsi="Times New Roman" w:cs="Times New Roman"/>
+                <w:kern w:val="0"/>
+                <w:sz w:val="24"/>
+                <w:szCs w:val="24"/>
+                <w:lang w:val="en-US" w:bidi="ar-SA"/>
+              </w:rPr>
+              <w:t>To confirm active account</w:t>
+            </w:r>
+          </w:p>
+        </w:tc>
+      </w:tr>
+      <w:tr>
+        <w:trPr>
+          <w:tblCellSpacing w:w="15" w:type="dxa"/>
+        </w:trPr>
+        <w:tc>
+          <w:tcPr>
+            <w:tcW w:w="0" w:type="auto"/>
+            <w:vAlign w:val="center"/>
+            <w:hideMark/>
+          </w:tcPr>
+          <w:p>
+            <w:pPr>
+              <w:spacing w:after="0" w:line="240" w:lineRule="auto"/>
+              <w:rPr>
+                <w:rFonts w:ascii="Times New Roman" w:eastAsia="Times New Roman" w:hAnsi="Times New Roman" w:cs="Times New Roman"/>
+                <w:kern w:val="0"/>
+                <w:sz w:val="24"/>
+                <w:szCs w:val="24"/>
+                <w:lang w:val="en-US" w:bidi="ar-SA"/>
+              </w:rPr>
+            </w:pPr>
+            <w:r>
+              <w:rPr>
+                <w:rFonts w:ascii="Times New Roman" w:eastAsia="Times New Roman" w:hAnsi="Times New Roman" w:cs="Times New Roman"/>
+                <w:b/>
+                <w:bCs/>
+                <w:kern w:val="0"/>
+                <w:sz w:val="24"/>
+                <w:szCs w:val="24"/>
+                <w:lang w:val="en-US" w:bidi="ar-SA"/>
+              </w:rPr>
+              <w:t>who</w:t>
+            </w:r>
+          </w:p>
+        </w:tc>
+        <w:tc>
+          <w:tcPr>
+            <w:tcW w:w="0" w:type="auto"/>
+            <w:vAlign w:val="center"/>
+            <w:hideMark/>
+          </w:tcPr>
+          <w:p>
+            <w:pPr>
+              <w:spacing w:after="0" w:line="240" w:lineRule="auto"/>
+              <w:rPr>
+                <w:rFonts w:ascii="Times New Roman" w:eastAsia="Times New Roman" w:hAnsi="Times New Roman" w:cs="Times New Roman"/>
+                <w:kern w:val="0"/>
+                <w:sz w:val="24"/>
+                <w:szCs w:val="24"/>
+                <w:lang w:val="en-US" w:bidi="ar-SA"/>
+              </w:rPr>
+            </w:pPr>
+            <w:r>
+              <w:rPr>
+                <w:rFonts w:ascii="Times New Roman" w:eastAsia="Times New Roman" w:hAnsi="Times New Roman" w:cs="Times New Roman"/>
+                <w:kern w:val="0"/>
+                <w:sz w:val="24"/>
+                <w:szCs w:val="24"/>
+                <w:lang w:val="en-US" w:bidi="ar-SA"/>
+              </w:rPr>
+              <w:t>Shows users currently logged in</w:t>
+            </w:r>
+          </w:p>
+        </w:tc>
+        <w:tc>
+          <w:tcPr>
+            <w:tcW w:w="0" w:type="auto"/>
+            <w:vAlign w:val="center"/>
+            <w:hideMark/>
+          </w:tcPr>
+          <w:p>
+            <w:pPr>
+              <w:spacing w:after="0" w:line="240" w:lineRule="auto"/>
+              <w:rPr>
+                <w:rFonts w:ascii="Times New Roman" w:eastAsia="Times New Roman" w:hAnsi="Times New Roman" w:cs="Times New Roman"/>
+                <w:kern w:val="0"/>
+                <w:sz w:val="24"/>
+                <w:szCs w:val="24"/>
+                <w:lang w:val="en-US" w:bidi="ar-SA"/>
+              </w:rPr>
+            </w:pPr>
+            <w:r>
+              <w:rPr>
+                <w:rFonts w:ascii="Times New Roman" w:eastAsia="Times New Roman" w:hAnsi="Times New Roman" w:cs="Times New Roman"/>
+                <w:kern w:val="0"/>
+                <w:sz w:val="24"/>
+                <w:szCs w:val="24"/>
+                <w:lang w:val="en-US" w:bidi="ar-SA"/>
+              </w:rPr>
+              <w:t>To see active sessions</w:t>
+            </w:r>
+          </w:p>
+        </w:tc>
+      </w:tr>
+      <w:tr>
+        <w:trPr>
+          <w:tblCellSpacing w:w="15" w:type="dxa"/>
+        </w:trPr>
+        <w:tc>
+          <w:tcPr>
+            <w:tcW w:w="0" w:type="auto"/>
+            <w:vAlign w:val="center"/>
+            <w:hideMark/>
+          </w:tcPr>
+          <w:p>
+            <w:pPr>
+              <w:spacing w:after="0" w:line="240" w:lineRule="auto"/>
+              <w:rPr>
+                <w:rFonts w:ascii="Times New Roman" w:eastAsia="Times New Roman" w:hAnsi="Times New Roman" w:cs="Times New Roman"/>
+                <w:kern w:val="0"/>
+                <w:sz w:val="24"/>
+                <w:szCs w:val="24"/>
+                <w:lang w:val="en-US" w:bidi="ar-SA"/>
+              </w:rPr>
+            </w:pPr>
+            <w:r>
+              <w:rPr>
+                <w:rFonts w:ascii="Times New Roman" w:eastAsia="Times New Roman" w:hAnsi="Times New Roman" w:cs="Times New Roman"/>
+                <w:b/>
+                <w:bCs/>
+                <w:kern w:val="0"/>
+                <w:sz w:val="24"/>
+                <w:szCs w:val="24"/>
+                <w:lang w:val="en-US" w:bidi="ar-SA"/>
+              </w:rPr>
+              <w:t>ping</w:t>
+            </w:r>
+          </w:p>
+        </w:tc>
+        <w:tc>
+          <w:tcPr>
+            <w:tcW w:w="0" w:type="auto"/>
+            <w:vAlign w:val="center"/>
+            <w:hideMark/>
+          </w:tcPr>
+          <w:p>
+            <w:pPr>
+              <w:spacing w:after="0" w:line="240" w:lineRule="auto"/>
+              <w:rPr>
+                <w:rFonts w:ascii="Times New Roman" w:eastAsia="Times New Roman" w:hAnsi="Times New Roman" w:cs="Times New Roman"/>
+                <w:kern w:val="0"/>
+                <w:sz w:val="24"/>
+                <w:szCs w:val="24"/>
+                <w:lang w:val="en-US" w:bidi="ar-SA"/>
+              </w:rPr>
+            </w:pPr>
+            <w:r>
+              <w:rPr>
+                <w:rFonts w:ascii="Times New Roman" w:eastAsia="Times New Roman" w:hAnsi="Times New Roman" w:cs="Times New Roman"/>
+                <w:kern w:val="0"/>
+                <w:sz w:val="24"/>
+                <w:szCs w:val="24"/>
+                <w:lang w:val="en-US" w:bidi="ar-SA"/>
+              </w:rPr>
+              <w:t>Checks network connectivity</w:t>
+            </w:r>
+          </w:p>
+        </w:tc>
+        <w:tc>
+          <w:tcPr>
+            <w:tcW w:w="0" w:type="auto"/>
+            <w:vAlign w:val="center"/>
+            <w:hideMark/>
+          </w:tcPr>
+          <w:p>
+            <w:pPr>
+              <w:spacing w:after="0" w:line="240" w:lineRule="auto"/>
+              <w:rPr>
+                <w:rFonts w:ascii="Times New Roman" w:eastAsia="Times New Roman" w:hAnsi="Times New Roman" w:cs="Times New Roman"/>
+                <w:kern w:val="0"/>
+                <w:sz w:val="24"/>
+                <w:szCs w:val="24"/>
+                <w:lang w:val="en-US" w:bidi="ar-SA"/>
+              </w:rPr>
+            </w:pPr>
+            <w:r>
+              <w:rPr>
+                <w:rFonts w:ascii="Times New Roman" w:eastAsia="Times New Roman" w:hAnsi="Times New Roman" w:cs="Times New Roman"/>
+                <w:kern w:val="0"/>
+                <w:sz w:val="24"/>
+                <w:szCs w:val="24"/>
+                <w:lang w:val="en-US" w:bidi="ar-SA"/>
+              </w:rPr>
+              <w:t>To see if a host/device is reachable</w:t>
+            </w:r>
+          </w:p>
+        </w:tc>
+      </w:tr>
+      <w:tr>
+        <w:trPr>
+          <w:tblCellSpacing w:w="15" w:type="dxa"/>
+        </w:trPr>
+        <w:tc>
+          <w:tcPr>
+            <w:tcW w:w="0" w:type="auto"/>
+            <w:vAlign w:val="center"/>
+            <w:hideMark/>
+          </w:tcPr>
+          <w:p>
+            <w:pPr>
+              <w:spacing w:after="0" w:line="240" w:lineRule="auto"/>
+              <w:rPr>
+                <w:rFonts w:ascii="Times New Roman" w:eastAsia="Times New Roman" w:hAnsi="Times New Roman" w:cs="Times New Roman"/>
+                <w:kern w:val="0"/>
+                <w:sz w:val="24"/>
+                <w:szCs w:val="24"/>
+                <w:lang w:val="en-US" w:bidi="ar-SA"/>
+              </w:rPr>
+            </w:pPr>
+            <w:proofErr w:type="spellStart"/>
+            <w:r>
+              <w:rPr>
+                <w:rFonts w:ascii="Times New Roman" w:eastAsia="Times New Roman" w:hAnsi="Times New Roman" w:cs="Times New Roman"/>
+                <w:b/>
+                <w:bCs/>
+                <w:kern w:val="0"/>
+                <w:sz w:val="24"/>
+                <w:szCs w:val="24"/>
+                <w:lang w:val="en-US" w:bidi="ar-SA"/>
+              </w:rPr>
+              <w:t>mv</w:t>
+            </w:r>
+            <w:proofErr w:type="spellEnd"/>
+          </w:p>
+        </w:tc>
+        <w:tc>
+          <w:tcPr>
+            <w:tcW w:w="0" w:type="auto"/>
+            <w:vAlign w:val="center"/>
+            <w:hideMark/>
+          </w:tcPr>
+          <w:p>
+            <w:pPr>
+              <w:spacing w:after="0" w:line="240" w:lineRule="auto"/>
+              <w:rPr>
+                <w:rFonts w:ascii="Times New Roman" w:eastAsia="Times New Roman" w:hAnsi="Times New Roman" w:cs="Times New Roman"/>
+                <w:kern w:val="0"/>
+                <w:sz w:val="24"/>
+                <w:szCs w:val="24"/>
+                <w:lang w:val="en-US" w:bidi="ar-SA"/>
+              </w:rPr>
+            </w:pPr>
+            <w:r>
+              <w:rPr>
+                <w:rFonts w:ascii="Times New Roman" w:eastAsia="Times New Roman" w:hAnsi="Times New Roman" w:cs="Times New Roman"/>
+                <w:kern w:val="0"/>
+                <w:sz w:val="24"/>
+                <w:szCs w:val="24"/>
+                <w:lang w:val="en-US" w:bidi="ar-SA"/>
+              </w:rPr>
+              <w:t>Moves or renames files/directories</w:t>
+            </w:r>
+          </w:p>
+        </w:tc>
+        <w:tc>
+          <w:tcPr>
+            <w:tcW w:w="0" w:type="auto"/>
+            <w:vAlign w:val="center"/>
+            <w:hideMark/>
+          </w:tcPr>
+          <w:p>
+            <w:pPr>
+              <w:spacing w:after="0" w:line="240" w:lineRule="auto"/>
+              <w:rPr>
+                <w:rFonts w:ascii="Times New Roman" w:eastAsia="Times New Roman" w:hAnsi="Times New Roman" w:cs="Times New Roman"/>
+                <w:kern w:val="0"/>
+                <w:sz w:val="24"/>
+                <w:szCs w:val="24"/>
+                <w:lang w:val="en-US" w:bidi="ar-SA"/>
+              </w:rPr>
+            </w:pPr>
+            <w:r>
+              <w:rPr>
+                <w:rFonts w:ascii="Times New Roman" w:eastAsia="Times New Roman" w:hAnsi="Times New Roman" w:cs="Times New Roman"/>
+                <w:kern w:val="0"/>
+                <w:sz w:val="24"/>
+                <w:szCs w:val="24"/>
+                <w:lang w:val="en-US" w:bidi="ar-SA"/>
+              </w:rPr>
+              <w:t>To organize files or rename them</w:t>
+            </w:r>
+          </w:p>
+        </w:tc>
+      </w:tr>
+      <w:tr>
+        <w:trPr>
+          <w:tblCellSpacing w:w="15" w:type="dxa"/>
+        </w:trPr>
+        <w:tc>
+          <w:tcPr>
+            <w:tcW w:w="0" w:type="auto"/>
+            <w:vAlign w:val="center"/>
+            <w:hideMark/>
+          </w:tcPr>
+          <w:p>
+            <w:pPr>
+              <w:spacing w:after="0" w:line="240" w:lineRule="auto"/>
+              <w:rPr>
+                <w:rFonts w:ascii="Times New Roman" w:eastAsia="Times New Roman" w:hAnsi="Times New Roman" w:cs="Times New Roman"/>
+                <w:kern w:val="0"/>
+                <w:sz w:val="24"/>
+                <w:szCs w:val="24"/>
+                <w:lang w:val="en-US" w:bidi="ar-SA"/>
+              </w:rPr>
+            </w:pPr>
+            <w:r>
+              <w:rPr>
+                <w:rFonts w:ascii="Times New Roman" w:eastAsia="Times New Roman" w:hAnsi="Times New Roman" w:cs="Times New Roman"/>
+                <w:b/>
+                <w:bCs/>
+                <w:kern w:val="0"/>
+                <w:sz w:val="24"/>
+                <w:szCs w:val="24"/>
+                <w:lang w:val="en-US" w:bidi="ar-SA"/>
+              </w:rPr>
+              <w:t>cp</w:t>
+            </w:r>
+          </w:p>
+        </w:tc>
+        <w:tc>
+          <w:tcPr>
+            <w:tcW w:w="0" w:type="auto"/>
+            <w:vAlign w:val="center"/>
+            <w:hideMark/>
+          </w:tcPr>
+          <w:p>
+            <w:pPr>
+              <w:spacing w:after="0" w:line="240" w:lineRule="auto"/>
+              <w:rPr>
+                <w:rFonts w:ascii="Times New Roman" w:eastAsia="Times New Roman" w:hAnsi="Times New Roman" w:cs="Times New Roman"/>
+                <w:kern w:val="0"/>
+                <w:sz w:val="24"/>
+                <w:szCs w:val="24"/>
+                <w:lang w:val="en-US" w:bidi="ar-SA"/>
+              </w:rPr>
+            </w:pPr>
+            <w:r>
+              <w:rPr>
+                <w:rFonts w:ascii="Times New Roman" w:eastAsia="Times New Roman" w:hAnsi="Times New Roman" w:cs="Times New Roman"/>
+                <w:kern w:val="0"/>
+                <w:sz w:val="24"/>
+                <w:szCs w:val="24"/>
+                <w:lang w:val="en-US" w:bidi="ar-SA"/>
+              </w:rPr>
+              <w:t>Copies files/directories</w:t>
+            </w:r>
+          </w:p>
+        </w:tc>
+        <w:tc>
+          <w:tcPr>
+            <w:tcW w:w="0" w:type="auto"/>
+            <w:vAlign w:val="center"/>
+            <w:hideMark/>
+          </w:tcPr>
+          <w:p>
+            <w:pPr>
+              <w:spacing w:after="0" w:line="240" w:lineRule="auto"/>
+              <w:rPr>
+                <w:rFonts w:ascii="Times New Roman" w:eastAsia="Times New Roman" w:hAnsi="Times New Roman" w:cs="Times New Roman"/>
+                <w:kern w:val="0"/>
+                <w:sz w:val="24"/>
+                <w:szCs w:val="24"/>
+                <w:lang w:val="en-US" w:bidi="ar-SA"/>
+              </w:rPr>
+            </w:pPr>
+            <w:r>
+              <w:rPr>
+                <w:rFonts w:ascii="Times New Roman" w:eastAsia="Times New Roman" w:hAnsi="Times New Roman" w:cs="Times New Roman"/>
+                <w:kern w:val="0"/>
+                <w:sz w:val="24"/>
+                <w:szCs w:val="24"/>
+                <w:lang w:val="en-US" w:bidi="ar-SA"/>
+              </w:rPr>
+              <w:t>To duplicate files for backup or use elsewhere</w:t>
+            </w:r>
+          </w:p>
+        </w:tc>
+      </w:tr>
+      <w:tr>
+        <w:trPr>
+          <w:tblCellSpacing w:w="15" w:type="dxa"/>
+        </w:trPr>
+        <w:tc>
+          <w:tcPr>
+            <w:tcW w:w="0" w:type="auto"/>
+            <w:vAlign w:val="center"/>
+            <w:hideMark/>
+          </w:tcPr>
+          <w:p>
+            <w:pPr>
+              <w:spacing w:after="0" w:line="240" w:lineRule="auto"/>
+              <w:rPr>
+                <w:rFonts w:ascii="Times New Roman" w:eastAsia="Times New Roman" w:hAnsi="Times New Roman" w:cs="Times New Roman"/>
+                <w:kern w:val="0"/>
+                <w:sz w:val="24"/>
+                <w:szCs w:val="24"/>
+                <w:lang w:val="en-US" w:bidi="ar-SA"/>
+              </w:rPr>
+            </w:pPr>
+            <w:proofErr w:type="spellStart"/>
+            <w:r>
+              <w:rPr>
+                <w:rFonts w:ascii="Times New Roman" w:eastAsia="Times New Roman" w:hAnsi="Times New Roman" w:cs="Times New Roman"/>
+                <w:b/>
+                <w:bCs/>
+                <w:kern w:val="0"/>
+                <w:sz w:val="24"/>
+                <w:szCs w:val="24"/>
+                <w:lang w:val="en-US" w:bidi="ar-SA"/>
+              </w:rPr>
+              <w:t>wget</w:t>
+            </w:r>
+            <w:proofErr w:type="spellEnd"/>
+          </w:p>
+        </w:tc>
+        <w:tc>
+          <w:tcPr>
+            <w:tcW w:w="0" w:type="auto"/>
+            <w:vAlign w:val="center"/>
+            <w:hideMark/>
+          </w:tcPr>
+          <w:p>
+            <w:pPr>
+              <w:spacing w:after="0" w:line="240" w:lineRule="auto"/>
+              <w:rPr>
+                <w:rFonts w:ascii="Times New Roman" w:eastAsia="Times New Roman" w:hAnsi="Times New Roman" w:cs="Times New Roman"/>
+                <w:kern w:val="0"/>
+                <w:sz w:val="24"/>
+                <w:szCs w:val="24"/>
+                <w:lang w:val="en-US" w:bidi="ar-SA"/>
+              </w:rPr>
+            </w:pPr>
+            <w:r>
+              <w:rPr>
+                <w:rFonts w:ascii="Times New Roman" w:eastAsia="Times New Roman" w:hAnsi="Times New Roman" w:cs="Times New Roman"/>
+                <w:kern w:val="0"/>
+                <w:sz w:val="24"/>
+                <w:szCs w:val="24"/>
+                <w:lang w:val="en-US" w:bidi="ar-SA"/>
+              </w:rPr>
+              <w:t>Downloads files from the internet</w:t>
+            </w:r>
+          </w:p>
+        </w:tc>
+        <w:tc>
+          <w:tcPr>
+            <w:tcW w:w="0" w:type="auto"/>
+            <w:vAlign w:val="center"/>
+            <w:hideMark/>
+          </w:tcPr>
+          <w:p>
+            <w:pPr>
+              <w:spacing w:after="0" w:line="240" w:lineRule="auto"/>
+              <w:rPr>
+                <w:rFonts w:ascii="Times New Roman" w:eastAsia="Times New Roman" w:hAnsi="Times New Roman" w:cs="Times New Roman"/>
+                <w:kern w:val="0"/>
+                <w:sz w:val="24"/>
+                <w:szCs w:val="24"/>
+                <w:lang w:val="en-US" w:bidi="ar-SA"/>
+              </w:rPr>
+            </w:pPr>
+            <w:r>
+              <w:rPr>
+                <w:rFonts w:ascii="Times New Roman" w:eastAsia="Times New Roman" w:hAnsi="Times New Roman" w:cs="Times New Roman"/>
+                <w:kern w:val="0"/>
+                <w:sz w:val="24"/>
+                <w:szCs w:val="24"/>
+                <w:lang w:val="en-US" w:bidi="ar-SA"/>
+              </w:rPr>
+              <w:t>To fetch web content via terminal</w:t>
+            </w:r>
+          </w:p>
+        </w:tc>
+      </w:tr>
+      <w:tr>
+        <w:trPr>
+          <w:tblCellSpacing w:w="15" w:type="dxa"/>
+        </w:trPr>
+        <w:tc>
+          <w:tcPr>
+            <w:tcW w:w="0" w:type="auto"/>
+            <w:vAlign w:val="center"/>
+            <w:hideMark/>
+          </w:tcPr>
+          <w:p>
+            <w:pPr>
+              <w:spacing w:after="0" w:line="240" w:lineRule="auto"/>
+              <w:rPr>
+                <w:rFonts w:ascii="Times New Roman" w:eastAsia="Times New Roman" w:hAnsi="Times New Roman" w:cs="Times New Roman"/>
+                <w:kern w:val="0"/>
+                <w:sz w:val="24"/>
+                <w:szCs w:val="24"/>
+                <w:lang w:val="en-US" w:bidi="ar-SA"/>
+              </w:rPr>
+            </w:pPr>
+            <w:proofErr w:type="spellStart"/>
+            <w:r>
+              <w:rPr>
+                <w:rFonts w:ascii="Times New Roman" w:eastAsia="Times New Roman" w:hAnsi="Times New Roman" w:cs="Times New Roman"/>
+                <w:b/>
+                <w:bCs/>
+                <w:kern w:val="0"/>
+                <w:sz w:val="24"/>
+                <w:szCs w:val="24"/>
+                <w:lang w:val="en-US" w:bidi="ar-SA"/>
+              </w:rPr>
+              <w:t>grep</w:t>
+            </w:r>
+            <w:proofErr w:type="spellEnd"/>
+            <w:r>
+              <w:rPr>
+                <w:rFonts w:ascii="Times New Roman" w:eastAsia="Times New Roman" w:hAnsi="Times New Roman" w:cs="Times New Roman"/>
+                <w:b/>
+                <w:bCs/>
+                <w:kern w:val="0"/>
+                <w:sz w:val="24"/>
+                <w:szCs w:val="24"/>
+                <w:lang w:val="en-US" w:bidi="ar-SA"/>
+              </w:rPr>
+              <w:t xml:space="preserve"> "pattern" filename</w:t>
+            </w:r>
+          </w:p>
+        </w:tc>
+        <w:tc>
+          <w:tcPr>
+            <w:tcW w:w="0" w:type="auto"/>
+            <w:vAlign w:val="center"/>
+            <w:hideMark/>
+          </w:tcPr>
+          <w:p>
+            <w:pPr>
+              <w:spacing w:after="0" w:line="240" w:lineRule="auto"/>
+              <w:rPr>
+                <w:rFonts w:ascii="Times New Roman" w:eastAsia="Times New Roman" w:hAnsi="Times New Roman" w:cs="Times New Roman"/>
+                <w:kern w:val="0"/>
+                <w:sz w:val="24"/>
+                <w:szCs w:val="24"/>
+                <w:lang w:val="en-US" w:bidi="ar-SA"/>
+              </w:rPr>
+            </w:pPr>
+            <w:r>
+              <w:rPr>
+                <w:rFonts w:ascii="Times New Roman" w:eastAsia="Times New Roman" w:hAnsi="Times New Roman" w:cs="Times New Roman"/>
+                <w:kern w:val="0"/>
+                <w:sz w:val="24"/>
+                <w:szCs w:val="24"/>
+                <w:lang w:val="en-US" w:bidi="ar-SA"/>
+              </w:rPr>
+              <w:t>Searches for a pattern in a file</w:t>
+            </w:r>
+          </w:p>
+        </w:tc>
+        <w:tc>
+          <w:tcPr>
+            <w:tcW w:w="0" w:type="auto"/>
+            <w:vAlign w:val="center"/>
+            <w:hideMark/>
+          </w:tcPr>
+          <w:p>
+            <w:pPr>
+              <w:spacing w:after="0" w:line="240" w:lineRule="auto"/>
+              <w:rPr>
+                <w:rFonts w:ascii="Times New Roman" w:eastAsia="Times New Roman" w:hAnsi="Times New Roman" w:cs="Times New Roman"/>
+                <w:kern w:val="0"/>
+                <w:sz w:val="24"/>
+                <w:szCs w:val="24"/>
+                <w:lang w:val="en-US" w:bidi="ar-SA"/>
+              </w:rPr>
+            </w:pPr>
+            <w:r>
+              <w:rPr>
+                <w:rFonts w:ascii="Times New Roman" w:eastAsia="Times New Roman" w:hAnsi="Times New Roman" w:cs="Times New Roman"/>
+                <w:kern w:val="0"/>
+                <w:sz w:val="24"/>
+                <w:szCs w:val="24"/>
+                <w:lang w:val="en-US" w:bidi="ar-SA"/>
+              </w:rPr>
+              <w:t>To quickly find specific text or data</w:t>
+            </w:r>
+          </w:p>
+        </w:tc>
+      </w:tr>
+      <w:tr>
+        <w:trPr>
+          <w:tblCellSpacing w:w="15" w:type="dxa"/>
+        </w:trPr>
+        <w:tc>
+          <w:tcPr>
+            <w:tcW w:w="0" w:type="auto"/>
+            <w:vAlign w:val="center"/>
+            <w:hideMark/>
+          </w:tcPr>
+          <w:p>
+            <w:pPr>
+              <w:spacing w:after="0" w:line="240" w:lineRule="auto"/>
+              <w:rPr>
+                <w:rFonts w:ascii="Times New Roman" w:eastAsia="Times New Roman" w:hAnsi="Times New Roman" w:cs="Times New Roman"/>
+                <w:kern w:val="0"/>
+                <w:sz w:val="24"/>
+                <w:szCs w:val="24"/>
+                <w:lang w:val="en-US" w:bidi="ar-SA"/>
+              </w:rPr>
+            </w:pPr>
+            <w:proofErr w:type="spellStart"/>
+            <w:r>
+              <w:rPr>
+                <w:rFonts w:ascii="Times New Roman" w:eastAsia="Times New Roman" w:hAnsi="Times New Roman" w:cs="Times New Roman"/>
+                <w:b/>
+                <w:bCs/>
+                <w:kern w:val="0"/>
+                <w:sz w:val="24"/>
+                <w:szCs w:val="24"/>
+                <w:lang w:val="en-US" w:bidi="ar-SA"/>
+              </w:rPr>
+              <w:t>useradd</w:t>
+            </w:r>
+            <w:proofErr w:type="spellEnd"/>
+            <w:r>
+              <w:rPr>
+                <w:rFonts w:ascii="Times New Roman" w:eastAsia="Times New Roman" w:hAnsi="Times New Roman" w:cs="Times New Roman"/>
+                <w:b/>
+                <w:bCs/>
+                <w:kern w:val="0"/>
+                <w:sz w:val="24"/>
+                <w:szCs w:val="24"/>
+                <w:lang w:val="en-US" w:bidi="ar-SA"/>
+              </w:rPr>
+              <w:t xml:space="preserve"> username</w:t>
+            </w:r>
+          </w:p>
+        </w:tc>
+        <w:tc>
+          <w:tcPr>
+            <w:tcW w:w="0" w:type="auto"/>
+            <w:vAlign w:val="center"/>
+            <w:hideMark/>
+          </w:tcPr>
+          <w:p>
+            <w:pPr>
+              <w:spacing w:after="0" w:line="240" w:lineRule="auto"/>
+              <w:rPr>
+                <w:rFonts w:ascii="Times New Roman" w:eastAsia="Times New Roman" w:hAnsi="Times New Roman" w:cs="Times New Roman"/>
+                <w:kern w:val="0"/>
+                <w:sz w:val="24"/>
+                <w:szCs w:val="24"/>
+                <w:lang w:val="en-US" w:bidi="ar-SA"/>
+              </w:rPr>
+            </w:pPr>
+            <w:r>
+              <w:rPr>
+                <w:rFonts w:ascii="Times New Roman" w:eastAsia="Times New Roman" w:hAnsi="Times New Roman" w:cs="Times New Roman"/>
+                <w:kern w:val="0"/>
+                <w:sz w:val="24"/>
+                <w:szCs w:val="24"/>
+                <w:lang w:val="en-US" w:bidi="ar-SA"/>
+              </w:rPr>
+              <w:t>Adds a new user to the system</w:t>
+            </w:r>
+          </w:p>
+        </w:tc>
+        <w:tc>
+          <w:tcPr>
+            <w:tcW w:w="0" w:type="auto"/>
+            <w:vAlign w:val="center"/>
+            <w:hideMark/>
+          </w:tcPr>
+          <w:p>
+            <w:pPr>
+              <w:spacing w:after="0" w:line="240" w:lineRule="auto"/>
+              <w:rPr>
+                <w:rFonts w:ascii="Times New Roman" w:eastAsia="Times New Roman" w:hAnsi="Times New Roman" w:cs="Times New Roman"/>
+                <w:kern w:val="0"/>
+                <w:sz w:val="24"/>
+                <w:szCs w:val="24"/>
+                <w:lang w:val="en-US" w:bidi="ar-SA"/>
+              </w:rPr>
+            </w:pPr>
+            <w:r>
+              <w:rPr>
+                <w:rFonts w:ascii="Times New Roman" w:eastAsia="Times New Roman" w:hAnsi="Times New Roman" w:cs="Times New Roman"/>
+                <w:kern w:val="0"/>
+                <w:sz w:val="24"/>
+                <w:szCs w:val="24"/>
+                <w:lang w:val="en-US" w:bidi="ar-SA"/>
+              </w:rPr>
+              <w:t>To create a new account</w:t>
+            </w:r>
+          </w:p>
+        </w:tc>
+      </w:tr>
+      <w:tr>
+        <w:trPr>
+          <w:tblCellSpacing w:w="15" w:type="dxa"/>
+        </w:trPr>
+        <w:tc>
+          <w:tcPr>
+            <w:tcW w:w="0" w:type="auto"/>
+            <w:vAlign w:val="center"/>
+            <w:hideMark/>
+          </w:tcPr>
+          <w:p>
+            <w:pPr>
+              <w:spacing w:after="0" w:line="240" w:lineRule="auto"/>
+              <w:rPr>
+                <w:rFonts w:ascii="Times New Roman" w:eastAsia="Times New Roman" w:hAnsi="Times New Roman" w:cs="Times New Roman"/>
+                <w:kern w:val="0"/>
+                <w:sz w:val="24"/>
+                <w:szCs w:val="24"/>
+                <w:lang w:val="en-US" w:bidi="ar-SA"/>
+              </w:rPr>
+            </w:pPr>
+            <w:proofErr w:type="spellStart"/>
+            <w:r>
+              <w:rPr>
+                <w:rFonts w:ascii="Times New Roman" w:eastAsia="Times New Roman" w:hAnsi="Times New Roman" w:cs="Times New Roman"/>
+                <w:b/>
+                <w:bCs/>
+                <w:kern w:val="0"/>
+                <w:sz w:val="24"/>
+                <w:szCs w:val="24"/>
+                <w:lang w:val="en-US" w:bidi="ar-SA"/>
+              </w:rPr>
+              <w:lastRenderedPageBreak/>
+              <w:t>sudo</w:t>
+            </w:r>
+            <w:proofErr w:type="spellEnd"/>
+            <w:r>
+              <w:rPr>
+                <w:rFonts w:ascii="Times New Roman" w:eastAsia="Times New Roman" w:hAnsi="Times New Roman" w:cs="Times New Roman"/>
+                <w:b/>
+                <w:bCs/>
+                <w:kern w:val="0"/>
+                <w:sz w:val="24"/>
+                <w:szCs w:val="24"/>
+                <w:lang w:val="en-US" w:bidi="ar-SA"/>
+              </w:rPr>
+              <w:t xml:space="preserve"> command</w:t>
+            </w:r>
+          </w:p>
+        </w:tc>
+        <w:tc>
+          <w:tcPr>
+            <w:tcW w:w="0" w:type="auto"/>
+            <w:vAlign w:val="center"/>
+            <w:hideMark/>
+          </w:tcPr>
+          <w:p>
+            <w:pPr>
+              <w:spacing w:after="0" w:line="240" w:lineRule="auto"/>
+              <w:rPr>
+                <w:rFonts w:ascii="Times New Roman" w:eastAsia="Times New Roman" w:hAnsi="Times New Roman" w:cs="Times New Roman"/>
+                <w:kern w:val="0"/>
+                <w:sz w:val="24"/>
+                <w:szCs w:val="24"/>
+                <w:lang w:val="en-US" w:bidi="ar-SA"/>
+              </w:rPr>
+            </w:pPr>
+            <w:r>
+              <w:rPr>
+                <w:rFonts w:ascii="Times New Roman" w:eastAsia="Times New Roman" w:hAnsi="Times New Roman" w:cs="Times New Roman"/>
+                <w:kern w:val="0"/>
+                <w:sz w:val="24"/>
+                <w:szCs w:val="24"/>
+                <w:lang w:val="en-US" w:bidi="ar-SA"/>
+              </w:rPr>
+              <w:t>Runs any command as root/admin</w:t>
+            </w:r>
+          </w:p>
+        </w:tc>
+        <w:tc>
+          <w:tcPr>
+            <w:tcW w:w="0" w:type="auto"/>
+            <w:vAlign w:val="center"/>
+            <w:hideMark/>
+          </w:tcPr>
+          <w:p>
+            <w:pPr>
+              <w:spacing w:after="0" w:line="240" w:lineRule="auto"/>
+              <w:rPr>
+                <w:rFonts w:ascii="Times New Roman" w:eastAsia="Times New Roman" w:hAnsi="Times New Roman" w:cs="Times New Roman"/>
+                <w:kern w:val="0"/>
+                <w:sz w:val="24"/>
+                <w:szCs w:val="24"/>
+                <w:lang w:val="en-US" w:bidi="ar-SA"/>
+              </w:rPr>
+            </w:pPr>
+            <w:r>
+              <w:rPr>
+                <w:rFonts w:ascii="Times New Roman" w:eastAsia="Times New Roman" w:hAnsi="Times New Roman" w:cs="Times New Roman"/>
+                <w:kern w:val="0"/>
+                <w:sz w:val="24"/>
+                <w:szCs w:val="24"/>
+                <w:lang w:val="en-US" w:bidi="ar-SA"/>
+              </w:rPr>
+              <w:t>To perform tasks requiring admin privileges</w:t>
+            </w:r>
+          </w:p>
+        </w:tc>
+      </w:tr>
+      <w:tr>
+        <w:trPr>
+          <w:tblCellSpacing w:w="15" w:type="dxa"/>
+        </w:trPr>
+        <w:tc>
+          <w:tcPr>
+            <w:tcW w:w="0" w:type="auto"/>
+            <w:vAlign w:val="center"/>
+            <w:hideMark/>
+          </w:tcPr>
+          <w:p>
+            <w:pPr>
+              <w:spacing w:after="0" w:line="240" w:lineRule="auto"/>
+              <w:rPr>
+                <w:rFonts w:ascii="Times New Roman" w:eastAsia="Times New Roman" w:hAnsi="Times New Roman" w:cs="Times New Roman"/>
+                <w:kern w:val="0"/>
+                <w:sz w:val="24"/>
+                <w:szCs w:val="24"/>
+                <w:lang w:val="en-US" w:bidi="ar-SA"/>
+              </w:rPr>
+            </w:pPr>
+            <w:proofErr w:type="spellStart"/>
+            <w:r>
+              <w:rPr>
+                <w:rFonts w:ascii="Times New Roman" w:eastAsia="Times New Roman" w:hAnsi="Times New Roman" w:cs="Times New Roman"/>
+                <w:b/>
+                <w:bCs/>
+                <w:kern w:val="0"/>
+                <w:sz w:val="24"/>
+                <w:szCs w:val="24"/>
+                <w:lang w:val="en-US" w:bidi="ar-SA"/>
+              </w:rPr>
+              <w:t>sudo</w:t>
+            </w:r>
+            <w:proofErr w:type="spellEnd"/>
+            <w:r>
+              <w:rPr>
+                <w:rFonts w:ascii="Times New Roman" w:eastAsia="Times New Roman" w:hAnsi="Times New Roman" w:cs="Times New Roman"/>
+                <w:b/>
+                <w:bCs/>
+                <w:kern w:val="0"/>
+                <w:sz w:val="24"/>
+                <w:szCs w:val="24"/>
+                <w:lang w:val="en-US" w:bidi="ar-SA"/>
+              </w:rPr>
+              <w:t xml:space="preserve"> apt update</w:t>
+            </w:r>
+          </w:p>
+        </w:tc>
+        <w:tc>
+          <w:tcPr>
+            <w:tcW w:w="0" w:type="auto"/>
+            <w:vAlign w:val="center"/>
+            <w:hideMark/>
+          </w:tcPr>
+          <w:p>
+            <w:pPr>
+              <w:spacing w:after="0" w:line="240" w:lineRule="auto"/>
+              <w:rPr>
+                <w:rFonts w:ascii="Times New Roman" w:eastAsia="Times New Roman" w:hAnsi="Times New Roman" w:cs="Times New Roman"/>
+                <w:kern w:val="0"/>
+                <w:sz w:val="24"/>
+                <w:szCs w:val="24"/>
+                <w:lang w:val="en-US" w:bidi="ar-SA"/>
+              </w:rPr>
+            </w:pPr>
+            <w:r>
+              <w:rPr>
+                <w:rFonts w:ascii="Times New Roman" w:eastAsia="Times New Roman" w:hAnsi="Times New Roman" w:cs="Times New Roman"/>
+                <w:kern w:val="0"/>
+                <w:sz w:val="24"/>
+                <w:szCs w:val="24"/>
+                <w:lang w:val="en-US" w:bidi="ar-SA"/>
+              </w:rPr>
+              <w:t>Updates package list (</w:t>
+            </w:r>
+            <w:proofErr w:type="spellStart"/>
+            <w:r>
+              <w:rPr>
+                <w:rFonts w:ascii="Times New Roman" w:eastAsia="Times New Roman" w:hAnsi="Times New Roman" w:cs="Times New Roman"/>
+                <w:kern w:val="0"/>
+                <w:sz w:val="24"/>
+                <w:szCs w:val="24"/>
+                <w:lang w:val="en-US" w:bidi="ar-SA"/>
+              </w:rPr>
+              <w:t>Debian</w:t>
+            </w:r>
+            <w:proofErr w:type="spellEnd"/>
+            <w:r>
+              <w:rPr>
+                <w:rFonts w:ascii="Times New Roman" w:eastAsia="Times New Roman" w:hAnsi="Times New Roman" w:cs="Times New Roman"/>
+                <w:kern w:val="0"/>
+                <w:sz w:val="24"/>
+                <w:szCs w:val="24"/>
+                <w:lang w:val="en-US" w:bidi="ar-SA"/>
+              </w:rPr>
+              <w:t>/</w:t>
+            </w:r>
+            <w:proofErr w:type="spellStart"/>
+            <w:r>
+              <w:rPr>
+                <w:rFonts w:ascii="Times New Roman" w:eastAsia="Times New Roman" w:hAnsi="Times New Roman" w:cs="Times New Roman"/>
+                <w:kern w:val="0"/>
+                <w:sz w:val="24"/>
+                <w:szCs w:val="24"/>
+                <w:lang w:val="en-US" w:bidi="ar-SA"/>
+              </w:rPr>
+              <w:t>Ubuntu</w:t>
+            </w:r>
+            <w:proofErr w:type="spellEnd"/>
+            <w:r>
+              <w:rPr>
+                <w:rFonts w:ascii="Times New Roman" w:eastAsia="Times New Roman" w:hAnsi="Times New Roman" w:cs="Times New Roman"/>
+                <w:kern w:val="0"/>
+                <w:sz w:val="24"/>
+                <w:szCs w:val="24"/>
+                <w:lang w:val="en-US" w:bidi="ar-SA"/>
+              </w:rPr>
+              <w:t>)</w:t>
+            </w:r>
+          </w:p>
+        </w:tc>
+        <w:tc>
+          <w:tcPr>
+            <w:tcW w:w="0" w:type="auto"/>
+            <w:vAlign w:val="center"/>
+            <w:hideMark/>
+          </w:tcPr>
+          <w:p>
+            <w:pPr>
+              <w:spacing w:after="0" w:line="240" w:lineRule="auto"/>
+              <w:rPr>
+                <w:rFonts w:ascii="Times New Roman" w:eastAsia="Times New Roman" w:hAnsi="Times New Roman" w:cs="Times New Roman"/>
+                <w:kern w:val="0"/>
+                <w:sz w:val="24"/>
+                <w:szCs w:val="24"/>
+                <w:lang w:val="en-US" w:bidi="ar-SA"/>
+              </w:rPr>
+            </w:pPr>
+            <w:r>
+              <w:rPr>
+                <w:rFonts w:ascii="Times New Roman" w:eastAsia="Times New Roman" w:hAnsi="Times New Roman" w:cs="Times New Roman"/>
+                <w:kern w:val="0"/>
+                <w:sz w:val="24"/>
+                <w:szCs w:val="24"/>
+                <w:lang w:val="en-US" w:bidi="ar-SA"/>
+              </w:rPr>
+              <w:t>To get latest software info</w:t>
+            </w:r>
+          </w:p>
+        </w:tc>
+      </w:tr>
+      <w:tr>
+        <w:trPr>
+          <w:tblCellSpacing w:w="15" w:type="dxa"/>
+        </w:trPr>
+        <w:tc>
+          <w:tcPr>
+            <w:tcW w:w="0" w:type="auto"/>
+            <w:vAlign w:val="center"/>
+            <w:hideMark/>
+          </w:tcPr>
+          <w:p>
+            <w:pPr>
+              <w:spacing w:after="0" w:line="240" w:lineRule="auto"/>
+              <w:rPr>
+                <w:rFonts w:ascii="Times New Roman" w:eastAsia="Times New Roman" w:hAnsi="Times New Roman" w:cs="Times New Roman"/>
+                <w:kern w:val="0"/>
+                <w:sz w:val="24"/>
+                <w:szCs w:val="24"/>
+                <w:lang w:val="en-US" w:bidi="ar-SA"/>
+              </w:rPr>
+            </w:pPr>
+            <w:proofErr w:type="spellStart"/>
+            <w:r>
+              <w:rPr>
+                <w:rFonts w:ascii="Times New Roman" w:eastAsia="Times New Roman" w:hAnsi="Times New Roman" w:cs="Times New Roman"/>
+                <w:b/>
+                <w:bCs/>
+                <w:kern w:val="0"/>
+                <w:sz w:val="24"/>
+                <w:szCs w:val="24"/>
+                <w:lang w:val="en-US" w:bidi="ar-SA"/>
+              </w:rPr>
+              <w:t>sudo</w:t>
+            </w:r>
+            <w:proofErr w:type="spellEnd"/>
+            <w:r>
+              <w:rPr>
+                <w:rFonts w:ascii="Times New Roman" w:eastAsia="Times New Roman" w:hAnsi="Times New Roman" w:cs="Times New Roman"/>
+                <w:b/>
+                <w:bCs/>
+                <w:kern w:val="0"/>
+                <w:sz w:val="24"/>
+                <w:szCs w:val="24"/>
+                <w:lang w:val="en-US" w:bidi="ar-SA"/>
+              </w:rPr>
+              <w:t xml:space="preserve"> apt upgrade</w:t>
+            </w:r>
+          </w:p>
+        </w:tc>
+        <w:tc>
+          <w:tcPr>
+            <w:tcW w:w="0" w:type="auto"/>
+            <w:vAlign w:val="center"/>
+            <w:hideMark/>
+          </w:tcPr>
+          <w:p>
+            <w:pPr>
+              <w:spacing w:after="0" w:line="240" w:lineRule="auto"/>
+              <w:rPr>
+                <w:rFonts w:ascii="Times New Roman" w:eastAsia="Times New Roman" w:hAnsi="Times New Roman" w:cs="Times New Roman"/>
+                <w:kern w:val="0"/>
+                <w:sz w:val="24"/>
+                <w:szCs w:val="24"/>
+                <w:lang w:val="en-US" w:bidi="ar-SA"/>
+              </w:rPr>
+            </w:pPr>
+            <w:r>
+              <w:rPr>
+                <w:rFonts w:ascii="Times New Roman" w:eastAsia="Times New Roman" w:hAnsi="Times New Roman" w:cs="Times New Roman"/>
+                <w:kern w:val="0"/>
+                <w:sz w:val="24"/>
+                <w:szCs w:val="24"/>
+                <w:lang w:val="en-US" w:bidi="ar-SA"/>
+              </w:rPr>
+              <w:t>Upgrades installed packages</w:t>
+            </w:r>
+          </w:p>
+        </w:tc>
+        <w:tc>
+          <w:tcPr>
+            <w:tcW w:w="0" w:type="auto"/>
+            <w:vAlign w:val="center"/>
+            <w:hideMark/>
+          </w:tcPr>
+          <w:p>
+            <w:pPr>
+              <w:spacing w:after="0" w:line="240" w:lineRule="auto"/>
+              <w:rPr>
+                <w:rFonts w:ascii="Times New Roman" w:eastAsia="Times New Roman" w:hAnsi="Times New Roman" w:cs="Times New Roman"/>
+                <w:kern w:val="0"/>
+                <w:sz w:val="24"/>
+                <w:szCs w:val="24"/>
+                <w:lang w:val="en-US" w:bidi="ar-SA"/>
+              </w:rPr>
+            </w:pPr>
+            <w:r>
+              <w:rPr>
+                <w:rFonts w:ascii="Times New Roman" w:eastAsia="Times New Roman" w:hAnsi="Times New Roman" w:cs="Times New Roman"/>
+                <w:kern w:val="0"/>
+                <w:sz w:val="24"/>
+                <w:szCs w:val="24"/>
+                <w:lang w:val="en-US" w:bidi="ar-SA"/>
+              </w:rPr>
+              <w:t>To update software to latest version</w:t>
+            </w:r>
+          </w:p>
+        </w:tc>
+      </w:tr>
+      <w:tr>
+        <w:trPr>
+          <w:tblCellSpacing w:w="15" w:type="dxa"/>
+        </w:trPr>
+        <w:tc>
+          <w:tcPr>
+            <w:tcW w:w="0" w:type="auto"/>
+            <w:vAlign w:val="center"/>
+            <w:hideMark/>
+          </w:tcPr>
+          <w:p>
+            <w:pPr>
+              <w:spacing w:after="0" w:line="240" w:lineRule="auto"/>
+              <w:rPr>
+                <w:rFonts w:ascii="Times New Roman" w:eastAsia="Times New Roman" w:hAnsi="Times New Roman" w:cs="Times New Roman"/>
+                <w:kern w:val="0"/>
+                <w:sz w:val="24"/>
+                <w:szCs w:val="24"/>
+                <w:lang w:val="en-US" w:bidi="ar-SA"/>
+              </w:rPr>
+            </w:pPr>
+            <w:proofErr w:type="spellStart"/>
+            <w:r>
+              <w:rPr>
+                <w:rFonts w:ascii="Times New Roman" w:eastAsia="Times New Roman" w:hAnsi="Times New Roman" w:cs="Times New Roman"/>
+                <w:b/>
+                <w:bCs/>
+                <w:kern w:val="0"/>
+                <w:sz w:val="24"/>
+                <w:szCs w:val="24"/>
+                <w:lang w:val="en-US" w:bidi="ar-SA"/>
+              </w:rPr>
+              <w:t>sudo</w:t>
+            </w:r>
+            <w:proofErr w:type="spellEnd"/>
+            <w:r>
+              <w:rPr>
+                <w:rFonts w:ascii="Times New Roman" w:eastAsia="Times New Roman" w:hAnsi="Times New Roman" w:cs="Times New Roman"/>
+                <w:b/>
+                <w:bCs/>
+                <w:kern w:val="0"/>
+                <w:sz w:val="24"/>
+                <w:szCs w:val="24"/>
+                <w:lang w:val="en-US" w:bidi="ar-SA"/>
+              </w:rPr>
+              <w:t xml:space="preserve"> yum update</w:t>
+            </w:r>
+          </w:p>
+        </w:tc>
+        <w:tc>
+          <w:tcPr>
+            <w:tcW w:w="0" w:type="auto"/>
+            <w:vAlign w:val="center"/>
+            <w:hideMark/>
+          </w:tcPr>
+          <w:p>
+            <w:pPr>
+              <w:spacing w:after="0" w:line="240" w:lineRule="auto"/>
+              <w:rPr>
+                <w:rFonts w:ascii="Times New Roman" w:eastAsia="Times New Roman" w:hAnsi="Times New Roman" w:cs="Times New Roman"/>
+                <w:kern w:val="0"/>
+                <w:sz w:val="24"/>
+                <w:szCs w:val="24"/>
+                <w:lang w:val="en-US" w:bidi="ar-SA"/>
+              </w:rPr>
+            </w:pPr>
+            <w:r>
+              <w:rPr>
+                <w:rFonts w:ascii="Times New Roman" w:eastAsia="Times New Roman" w:hAnsi="Times New Roman" w:cs="Times New Roman"/>
+                <w:kern w:val="0"/>
+                <w:sz w:val="24"/>
+                <w:szCs w:val="24"/>
+                <w:lang w:val="en-US" w:bidi="ar-SA"/>
+              </w:rPr>
+              <w:t>Updates packages (RHEL/</w:t>
+            </w:r>
+            <w:proofErr w:type="spellStart"/>
+            <w:r>
+              <w:rPr>
+                <w:rFonts w:ascii="Times New Roman" w:eastAsia="Times New Roman" w:hAnsi="Times New Roman" w:cs="Times New Roman"/>
+                <w:kern w:val="0"/>
+                <w:sz w:val="24"/>
+                <w:szCs w:val="24"/>
+                <w:lang w:val="en-US" w:bidi="ar-SA"/>
+              </w:rPr>
+              <w:t>CentOS</w:t>
+            </w:r>
+            <w:proofErr w:type="spellEnd"/>
+            <w:r>
+              <w:rPr>
+                <w:rFonts w:ascii="Times New Roman" w:eastAsia="Times New Roman" w:hAnsi="Times New Roman" w:cs="Times New Roman"/>
+                <w:kern w:val="0"/>
+                <w:sz w:val="24"/>
+                <w:szCs w:val="24"/>
+                <w:lang w:val="en-US" w:bidi="ar-SA"/>
+              </w:rPr>
+              <w:t>/Fedora)</w:t>
+            </w:r>
+          </w:p>
+        </w:tc>
+        <w:tc>
+          <w:tcPr>
+            <w:tcW w:w="0" w:type="auto"/>
+            <w:vAlign w:val="center"/>
+            <w:hideMark/>
+          </w:tcPr>
+          <w:p>
+            <w:pPr>
+              <w:spacing w:after="0" w:line="240" w:lineRule="auto"/>
+              <w:rPr>
+                <w:rFonts w:ascii="Times New Roman" w:eastAsia="Times New Roman" w:hAnsi="Times New Roman" w:cs="Times New Roman"/>
+                <w:kern w:val="0"/>
+                <w:sz w:val="24"/>
+                <w:szCs w:val="24"/>
+                <w:lang w:val="en-US" w:bidi="ar-SA"/>
+              </w:rPr>
+            </w:pPr>
+            <w:r>
+              <w:rPr>
+                <w:rFonts w:ascii="Times New Roman" w:eastAsia="Times New Roman" w:hAnsi="Times New Roman" w:cs="Times New Roman"/>
+                <w:kern w:val="0"/>
+                <w:sz w:val="24"/>
+                <w:szCs w:val="24"/>
+                <w:lang w:val="en-US" w:bidi="ar-SA"/>
+              </w:rPr>
+              <w:t>To keep system software up-to-date</w:t>
+            </w:r>
+          </w:p>
+        </w:tc>
+      </w:tr>
+      <w:tr>
+        <w:trPr>
+          <w:tblCellSpacing w:w="15" w:type="dxa"/>
+        </w:trPr>
+        <w:tc>
+          <w:tcPr>
+            <w:tcW w:w="0" w:type="auto"/>
+            <w:vAlign w:val="center"/>
+            <w:hideMark/>
+          </w:tcPr>
+          <w:p>
+            <w:pPr>
+              <w:spacing w:after="0" w:line="240" w:lineRule="auto"/>
+              <w:rPr>
+                <w:rFonts w:ascii="Times New Roman" w:eastAsia="Times New Roman" w:hAnsi="Times New Roman" w:cs="Times New Roman"/>
+                <w:kern w:val="0"/>
+                <w:sz w:val="24"/>
+                <w:szCs w:val="24"/>
+                <w:lang w:val="en-US" w:bidi="ar-SA"/>
+              </w:rPr>
+            </w:pPr>
+            <w:proofErr w:type="spellStart"/>
+            <w:r>
+              <w:rPr>
+                <w:rFonts w:ascii="Times New Roman" w:eastAsia="Times New Roman" w:hAnsi="Times New Roman" w:cs="Times New Roman"/>
+                <w:b/>
+                <w:bCs/>
+                <w:kern w:val="0"/>
+                <w:sz w:val="24"/>
+                <w:szCs w:val="24"/>
+                <w:lang w:val="en-US" w:bidi="ar-SA"/>
+              </w:rPr>
+              <w:t>sudo</w:t>
+            </w:r>
+            <w:proofErr w:type="spellEnd"/>
+            <w:r>
+              <w:rPr>
+                <w:rFonts w:ascii="Times New Roman" w:eastAsia="Times New Roman" w:hAnsi="Times New Roman" w:cs="Times New Roman"/>
+                <w:b/>
+                <w:bCs/>
+                <w:kern w:val="0"/>
+                <w:sz w:val="24"/>
+                <w:szCs w:val="24"/>
+                <w:lang w:val="en-US" w:bidi="ar-SA"/>
+              </w:rPr>
+              <w:t xml:space="preserve"> </w:t>
+            </w:r>
+            <w:proofErr w:type="spellStart"/>
+            <w:r>
+              <w:rPr>
+                <w:rFonts w:ascii="Times New Roman" w:eastAsia="Times New Roman" w:hAnsi="Times New Roman" w:cs="Times New Roman"/>
+                <w:b/>
+                <w:bCs/>
+                <w:kern w:val="0"/>
+                <w:sz w:val="24"/>
+                <w:szCs w:val="24"/>
+                <w:lang w:val="en-US" w:bidi="ar-SA"/>
+              </w:rPr>
+              <w:t>systemctl</w:t>
+            </w:r>
+            <w:proofErr w:type="spellEnd"/>
+            <w:r>
+              <w:rPr>
+                <w:rFonts w:ascii="Times New Roman" w:eastAsia="Times New Roman" w:hAnsi="Times New Roman" w:cs="Times New Roman"/>
+                <w:b/>
+                <w:bCs/>
+                <w:kern w:val="0"/>
+                <w:sz w:val="24"/>
+                <w:szCs w:val="24"/>
+                <w:lang w:val="en-US" w:bidi="ar-SA"/>
+              </w:rPr>
+              <w:t xml:space="preserve"> start service</w:t>
+            </w:r>
+          </w:p>
+        </w:tc>
+        <w:tc>
+          <w:tcPr>
+            <w:tcW w:w="0" w:type="auto"/>
+            <w:vAlign w:val="center"/>
+            <w:hideMark/>
+          </w:tcPr>
+          <w:p>
+            <w:pPr>
+              <w:spacing w:after="0" w:line="240" w:lineRule="auto"/>
+              <w:rPr>
+                <w:rFonts w:ascii="Times New Roman" w:eastAsia="Times New Roman" w:hAnsi="Times New Roman" w:cs="Times New Roman"/>
+                <w:kern w:val="0"/>
+                <w:sz w:val="24"/>
+                <w:szCs w:val="24"/>
+                <w:lang w:val="en-US" w:bidi="ar-SA"/>
+              </w:rPr>
+            </w:pPr>
+            <w:r>
+              <w:rPr>
+                <w:rFonts w:ascii="Times New Roman" w:eastAsia="Times New Roman" w:hAnsi="Times New Roman" w:cs="Times New Roman"/>
+                <w:kern w:val="0"/>
+                <w:sz w:val="24"/>
+                <w:szCs w:val="24"/>
+                <w:lang w:val="en-US" w:bidi="ar-SA"/>
+              </w:rPr>
+              <w:t>Starts a system service</w:t>
+            </w:r>
+          </w:p>
+        </w:tc>
+        <w:tc>
+          <w:tcPr>
+            <w:tcW w:w="0" w:type="auto"/>
+            <w:vAlign w:val="center"/>
+            <w:hideMark/>
+          </w:tcPr>
+          <w:p>
+            <w:pPr>
+              <w:spacing w:after="0" w:line="240" w:lineRule="auto"/>
+              <w:rPr>
+                <w:rFonts w:ascii="Times New Roman" w:eastAsia="Times New Roman" w:hAnsi="Times New Roman" w:cs="Times New Roman"/>
+                <w:kern w:val="0"/>
+                <w:sz w:val="24"/>
+                <w:szCs w:val="24"/>
+                <w:lang w:val="en-US" w:bidi="ar-SA"/>
+              </w:rPr>
+            </w:pPr>
+            <w:r>
+              <w:rPr>
+                <w:rFonts w:ascii="Times New Roman" w:eastAsia="Times New Roman" w:hAnsi="Times New Roman" w:cs="Times New Roman"/>
+                <w:kern w:val="0"/>
+                <w:sz w:val="24"/>
+                <w:szCs w:val="24"/>
+                <w:lang w:val="en-US" w:bidi="ar-SA"/>
+              </w:rPr>
+              <w:t>To run a service that needs root privileges</w:t>
+            </w:r>
+          </w:p>
+        </w:tc>
+      </w:tr>
+      <w:tr>
+        <w:trPr>
+          <w:tblCellSpacing w:w="15" w:type="dxa"/>
+        </w:trPr>
+        <w:tc>
+          <w:tcPr>
+            <w:tcW w:w="0" w:type="auto"/>
+            <w:vAlign w:val="center"/>
+            <w:hideMark/>
+          </w:tcPr>
+          <w:p>
+            <w:pPr>
+              <w:spacing w:after="0" w:line="240" w:lineRule="auto"/>
+              <w:rPr>
+                <w:rFonts w:ascii="Times New Roman" w:eastAsia="Times New Roman" w:hAnsi="Times New Roman" w:cs="Times New Roman"/>
+                <w:kern w:val="0"/>
+                <w:sz w:val="24"/>
+                <w:szCs w:val="24"/>
+                <w:lang w:val="en-US" w:bidi="ar-SA"/>
+              </w:rPr>
+            </w:pPr>
+            <w:proofErr w:type="spellStart"/>
+            <w:r>
+              <w:rPr>
+                <w:rFonts w:ascii="Times New Roman" w:eastAsia="Times New Roman" w:hAnsi="Times New Roman" w:cs="Times New Roman"/>
+                <w:b/>
+                <w:bCs/>
+                <w:kern w:val="0"/>
+                <w:sz w:val="24"/>
+                <w:szCs w:val="24"/>
+                <w:lang w:val="en-US" w:bidi="ar-SA"/>
+              </w:rPr>
+              <w:t>sudo</w:t>
+            </w:r>
+            <w:proofErr w:type="spellEnd"/>
+            <w:r>
+              <w:rPr>
+                <w:rFonts w:ascii="Times New Roman" w:eastAsia="Times New Roman" w:hAnsi="Times New Roman" w:cs="Times New Roman"/>
+                <w:b/>
+                <w:bCs/>
+                <w:kern w:val="0"/>
+                <w:sz w:val="24"/>
+                <w:szCs w:val="24"/>
+                <w:lang w:val="en-US" w:bidi="ar-SA"/>
+              </w:rPr>
+              <w:t xml:space="preserve"> </w:t>
+            </w:r>
+            <w:proofErr w:type="spellStart"/>
+            <w:r>
+              <w:rPr>
+                <w:rFonts w:ascii="Times New Roman" w:eastAsia="Times New Roman" w:hAnsi="Times New Roman" w:cs="Times New Roman"/>
+                <w:b/>
+                <w:bCs/>
+                <w:kern w:val="0"/>
+                <w:sz w:val="24"/>
+                <w:szCs w:val="24"/>
+                <w:lang w:val="en-US" w:bidi="ar-SA"/>
+              </w:rPr>
+              <w:t>systemctl</w:t>
+            </w:r>
+            <w:proofErr w:type="spellEnd"/>
+            <w:r>
+              <w:rPr>
+                <w:rFonts w:ascii="Times New Roman" w:eastAsia="Times New Roman" w:hAnsi="Times New Roman" w:cs="Times New Roman"/>
+                <w:b/>
+                <w:bCs/>
+                <w:kern w:val="0"/>
+                <w:sz w:val="24"/>
+                <w:szCs w:val="24"/>
+                <w:lang w:val="en-US" w:bidi="ar-SA"/>
+              </w:rPr>
+              <w:t xml:space="preserve"> stop service</w:t>
+            </w:r>
+          </w:p>
+        </w:tc>
+        <w:tc>
+          <w:tcPr>
+            <w:tcW w:w="0" w:type="auto"/>
+            <w:vAlign w:val="center"/>
+            <w:hideMark/>
+          </w:tcPr>
+          <w:p>
+            <w:pPr>
+              <w:spacing w:after="0" w:line="240" w:lineRule="auto"/>
+              <w:rPr>
+                <w:rFonts w:ascii="Times New Roman" w:eastAsia="Times New Roman" w:hAnsi="Times New Roman" w:cs="Times New Roman"/>
+                <w:kern w:val="0"/>
+                <w:sz w:val="24"/>
+                <w:szCs w:val="24"/>
+                <w:lang w:val="en-US" w:bidi="ar-SA"/>
+              </w:rPr>
+            </w:pPr>
+            <w:r>
+              <w:rPr>
+                <w:rFonts w:ascii="Times New Roman" w:eastAsia="Times New Roman" w:hAnsi="Times New Roman" w:cs="Times New Roman"/>
+                <w:kern w:val="0"/>
+                <w:sz w:val="24"/>
+                <w:szCs w:val="24"/>
+                <w:lang w:val="en-US" w:bidi="ar-SA"/>
+              </w:rPr>
+              <w:t>Stops a system service</w:t>
+            </w:r>
+          </w:p>
+        </w:tc>
+        <w:tc>
+          <w:tcPr>
+            <w:tcW w:w="0" w:type="auto"/>
+            <w:vAlign w:val="center"/>
+            <w:hideMark/>
+          </w:tcPr>
+          <w:p>
+            <w:pPr>
+              <w:spacing w:after="0" w:line="240" w:lineRule="auto"/>
+              <w:rPr>
+                <w:rFonts w:ascii="Times New Roman" w:eastAsia="Times New Roman" w:hAnsi="Times New Roman" w:cs="Times New Roman"/>
+                <w:kern w:val="0"/>
+                <w:sz w:val="24"/>
+                <w:szCs w:val="24"/>
+                <w:lang w:val="en-US" w:bidi="ar-SA"/>
+              </w:rPr>
+            </w:pPr>
+            <w:r>
+              <w:rPr>
+                <w:rFonts w:ascii="Times New Roman" w:eastAsia="Times New Roman" w:hAnsi="Times New Roman" w:cs="Times New Roman"/>
+                <w:kern w:val="0"/>
+                <w:sz w:val="24"/>
+                <w:szCs w:val="24"/>
+                <w:lang w:val="en-US" w:bidi="ar-SA"/>
+              </w:rPr>
+              <w:t>To stop a running service safely</w:t>
+            </w:r>
+          </w:p>
+        </w:tc>
+      </w:tr>
+      <w:tr>
+        <w:trPr>
+          <w:tblCellSpacing w:w="15" w:type="dxa"/>
+        </w:trPr>
+        <w:tc>
+          <w:tcPr>
+            <w:tcW w:w="0" w:type="auto"/>
+            <w:vAlign w:val="center"/>
+            <w:hideMark/>
+          </w:tcPr>
+          <w:p>
+            <w:pPr>
+              <w:spacing w:after="0" w:line="240" w:lineRule="auto"/>
+              <w:rPr>
+                <w:rFonts w:ascii="Times New Roman" w:eastAsia="Times New Roman" w:hAnsi="Times New Roman" w:cs="Times New Roman"/>
+                <w:kern w:val="0"/>
+                <w:sz w:val="24"/>
+                <w:szCs w:val="24"/>
+                <w:lang w:val="en-US" w:bidi="ar-SA"/>
+              </w:rPr>
+            </w:pPr>
+            <w:proofErr w:type="spellStart"/>
+            <w:r>
+              <w:rPr>
+                <w:rFonts w:ascii="Times New Roman" w:eastAsia="Times New Roman" w:hAnsi="Times New Roman" w:cs="Times New Roman"/>
+                <w:b/>
+                <w:bCs/>
+                <w:kern w:val="0"/>
+                <w:sz w:val="24"/>
+                <w:szCs w:val="24"/>
+                <w:lang w:val="en-US" w:bidi="ar-SA"/>
+              </w:rPr>
+              <w:t>sudo</w:t>
+            </w:r>
+            <w:proofErr w:type="spellEnd"/>
+            <w:r>
+              <w:rPr>
+                <w:rFonts w:ascii="Times New Roman" w:eastAsia="Times New Roman" w:hAnsi="Times New Roman" w:cs="Times New Roman"/>
+                <w:b/>
+                <w:bCs/>
+                <w:kern w:val="0"/>
+                <w:sz w:val="24"/>
+                <w:szCs w:val="24"/>
+                <w:lang w:val="en-US" w:bidi="ar-SA"/>
+              </w:rPr>
+              <w:t xml:space="preserve"> </w:t>
+            </w:r>
+            <w:proofErr w:type="spellStart"/>
+            <w:r>
+              <w:rPr>
+                <w:rFonts w:ascii="Times New Roman" w:eastAsia="Times New Roman" w:hAnsi="Times New Roman" w:cs="Times New Roman"/>
+                <w:b/>
+                <w:bCs/>
+                <w:kern w:val="0"/>
+                <w:sz w:val="24"/>
+                <w:szCs w:val="24"/>
+                <w:lang w:val="en-US" w:bidi="ar-SA"/>
+              </w:rPr>
+              <w:t>systemctl</w:t>
+            </w:r>
+            <w:proofErr w:type="spellEnd"/>
+            <w:r>
+              <w:rPr>
+                <w:rFonts w:ascii="Times New Roman" w:eastAsia="Times New Roman" w:hAnsi="Times New Roman" w:cs="Times New Roman"/>
+                <w:b/>
+                <w:bCs/>
+                <w:kern w:val="0"/>
+                <w:sz w:val="24"/>
+                <w:szCs w:val="24"/>
+                <w:lang w:val="en-US" w:bidi="ar-SA"/>
+              </w:rPr>
+              <w:t xml:space="preserve"> restart service</w:t>
+            </w:r>
+          </w:p>
+        </w:tc>
+        <w:tc>
+          <w:tcPr>
+            <w:tcW w:w="0" w:type="auto"/>
+            <w:vAlign w:val="center"/>
+            <w:hideMark/>
+          </w:tcPr>
+          <w:p>
+            <w:pPr>
+              <w:spacing w:after="0" w:line="240" w:lineRule="auto"/>
+              <w:rPr>
+                <w:rFonts w:ascii="Times New Roman" w:eastAsia="Times New Roman" w:hAnsi="Times New Roman" w:cs="Times New Roman"/>
+                <w:kern w:val="0"/>
+                <w:sz w:val="24"/>
+                <w:szCs w:val="24"/>
+                <w:lang w:val="en-US" w:bidi="ar-SA"/>
+              </w:rPr>
+            </w:pPr>
+            <w:r>
+              <w:rPr>
+                <w:rFonts w:ascii="Times New Roman" w:eastAsia="Times New Roman" w:hAnsi="Times New Roman" w:cs="Times New Roman"/>
+                <w:kern w:val="0"/>
+                <w:sz w:val="24"/>
+                <w:szCs w:val="24"/>
+                <w:lang w:val="en-US" w:bidi="ar-SA"/>
+              </w:rPr>
+              <w:t>Restarts a service</w:t>
+            </w:r>
+          </w:p>
+        </w:tc>
+        <w:tc>
+          <w:tcPr>
+            <w:tcW w:w="0" w:type="auto"/>
+            <w:vAlign w:val="center"/>
+            <w:hideMark/>
+          </w:tcPr>
+          <w:p>
+            <w:pPr>
+              <w:spacing w:after="0" w:line="240" w:lineRule="auto"/>
+              <w:rPr>
+                <w:rFonts w:ascii="Times New Roman" w:eastAsia="Times New Roman" w:hAnsi="Times New Roman" w:cs="Times New Roman"/>
+                <w:kern w:val="0"/>
+                <w:sz w:val="24"/>
+                <w:szCs w:val="24"/>
+                <w:lang w:val="en-US" w:bidi="ar-SA"/>
+              </w:rPr>
+            </w:pPr>
+            <w:r>
+              <w:rPr>
+                <w:rFonts w:ascii="Times New Roman" w:eastAsia="Times New Roman" w:hAnsi="Times New Roman" w:cs="Times New Roman"/>
+                <w:kern w:val="0"/>
+                <w:sz w:val="24"/>
+                <w:szCs w:val="24"/>
+                <w:lang w:val="en-US" w:bidi="ar-SA"/>
+              </w:rPr>
+              <w:t>To apply changes or fix service issues</w:t>
+            </w:r>
+          </w:p>
+        </w:tc>
+      </w:tr>
+      <w:tr>
+        <w:trPr>
+          <w:tblCellSpacing w:w="15" w:type="dxa"/>
+        </w:trPr>
+        <w:tc>
+          <w:tcPr>
+            <w:tcW w:w="0" w:type="auto"/>
+            <w:vAlign w:val="center"/>
+            <w:hideMark/>
+          </w:tcPr>
+          <w:p>
+            <w:pPr>
+              <w:spacing w:after="0" w:line="240" w:lineRule="auto"/>
+              <w:rPr>
+                <w:rFonts w:ascii="Times New Roman" w:eastAsia="Times New Roman" w:hAnsi="Times New Roman" w:cs="Times New Roman"/>
+                <w:kern w:val="0"/>
+                <w:sz w:val="24"/>
+                <w:szCs w:val="24"/>
+                <w:lang w:val="en-US" w:bidi="ar-SA"/>
+              </w:rPr>
+            </w:pPr>
+            <w:proofErr w:type="spellStart"/>
+            <w:r>
+              <w:rPr>
+                <w:rFonts w:ascii="Times New Roman" w:eastAsia="Times New Roman" w:hAnsi="Times New Roman" w:cs="Times New Roman"/>
+                <w:b/>
+                <w:bCs/>
+                <w:kern w:val="0"/>
+                <w:sz w:val="24"/>
+                <w:szCs w:val="24"/>
+                <w:lang w:val="en-US" w:bidi="ar-SA"/>
+              </w:rPr>
+              <w:t>sudo</w:t>
+            </w:r>
+            <w:proofErr w:type="spellEnd"/>
+            <w:r>
+              <w:rPr>
+                <w:rFonts w:ascii="Times New Roman" w:eastAsia="Times New Roman" w:hAnsi="Times New Roman" w:cs="Times New Roman"/>
+                <w:b/>
+                <w:bCs/>
+                <w:kern w:val="0"/>
+                <w:sz w:val="24"/>
+                <w:szCs w:val="24"/>
+                <w:lang w:val="en-US" w:bidi="ar-SA"/>
+              </w:rPr>
+              <w:t xml:space="preserve"> </w:t>
+            </w:r>
+            <w:proofErr w:type="spellStart"/>
+            <w:r>
+              <w:rPr>
+                <w:rFonts w:ascii="Times New Roman" w:eastAsia="Times New Roman" w:hAnsi="Times New Roman" w:cs="Times New Roman"/>
+                <w:b/>
+                <w:bCs/>
+                <w:kern w:val="0"/>
+                <w:sz w:val="24"/>
+                <w:szCs w:val="24"/>
+                <w:lang w:val="en-US" w:bidi="ar-SA"/>
+              </w:rPr>
+              <w:t>useradd</w:t>
+            </w:r>
+            <w:proofErr w:type="spellEnd"/>
+            <w:r>
+              <w:rPr>
+                <w:rFonts w:ascii="Times New Roman" w:eastAsia="Times New Roman" w:hAnsi="Times New Roman" w:cs="Times New Roman"/>
+                <w:b/>
+                <w:bCs/>
+                <w:kern w:val="0"/>
+                <w:sz w:val="24"/>
+                <w:szCs w:val="24"/>
+                <w:lang w:val="en-US" w:bidi="ar-SA"/>
+              </w:rPr>
+              <w:t xml:space="preserve"> username</w:t>
+            </w:r>
+          </w:p>
+        </w:tc>
+        <w:tc>
+          <w:tcPr>
+            <w:tcW w:w="0" w:type="auto"/>
+            <w:vAlign w:val="center"/>
+            <w:hideMark/>
+          </w:tcPr>
+          <w:p>
+            <w:pPr>
+              <w:spacing w:after="0" w:line="240" w:lineRule="auto"/>
+              <w:rPr>
+                <w:rFonts w:ascii="Times New Roman" w:eastAsia="Times New Roman" w:hAnsi="Times New Roman" w:cs="Times New Roman"/>
+                <w:kern w:val="0"/>
+                <w:sz w:val="24"/>
+                <w:szCs w:val="24"/>
+                <w:lang w:val="en-US" w:bidi="ar-SA"/>
+              </w:rPr>
+            </w:pPr>
+            <w:r>
+              <w:rPr>
+                <w:rFonts w:ascii="Times New Roman" w:eastAsia="Times New Roman" w:hAnsi="Times New Roman" w:cs="Times New Roman"/>
+                <w:kern w:val="0"/>
+                <w:sz w:val="24"/>
+                <w:szCs w:val="24"/>
+                <w:lang w:val="en-US" w:bidi="ar-SA"/>
+              </w:rPr>
+              <w:t>Adds a new user with root privileges</w:t>
+            </w:r>
+          </w:p>
+        </w:tc>
+        <w:tc>
+          <w:tcPr>
+            <w:tcW w:w="0" w:type="auto"/>
+            <w:vAlign w:val="center"/>
+            <w:hideMark/>
+          </w:tcPr>
+          <w:p>
+            <w:pPr>
+              <w:spacing w:after="0" w:line="240" w:lineRule="auto"/>
+              <w:rPr>
+                <w:rFonts w:ascii="Times New Roman" w:eastAsia="Times New Roman" w:hAnsi="Times New Roman" w:cs="Times New Roman"/>
+                <w:kern w:val="0"/>
+                <w:sz w:val="24"/>
+                <w:szCs w:val="24"/>
+                <w:lang w:val="en-US" w:bidi="ar-SA"/>
+              </w:rPr>
+            </w:pPr>
+            <w:r>
+              <w:rPr>
+                <w:rFonts w:ascii="Times New Roman" w:eastAsia="Times New Roman" w:hAnsi="Times New Roman" w:cs="Times New Roman"/>
+                <w:kern w:val="0"/>
+                <w:sz w:val="24"/>
+                <w:szCs w:val="24"/>
+                <w:lang w:val="en-US" w:bidi="ar-SA"/>
+              </w:rPr>
+              <w:t>To create a new account with admin tasks capability</w:t>
+            </w:r>
+          </w:p>
+        </w:tc>
+      </w:tr>
+      <w:tr>
+        <w:trPr>
+          <w:tblCellSpacing w:w="15" w:type="dxa"/>
+        </w:trPr>
+        <w:tc>
+          <w:tcPr>
+            <w:tcW w:w="0" w:type="auto"/>
+            <w:vAlign w:val="center"/>
+            <w:hideMark/>
+          </w:tcPr>
+          <w:p>
+            <w:pPr>
+              <w:spacing w:after="0" w:line="240" w:lineRule="auto"/>
+              <w:rPr>
+                <w:rFonts w:ascii="Times New Roman" w:eastAsia="Times New Roman" w:hAnsi="Times New Roman" w:cs="Times New Roman"/>
+                <w:kern w:val="0"/>
+                <w:sz w:val="24"/>
+                <w:szCs w:val="24"/>
+                <w:lang w:val="en-US" w:bidi="ar-SA"/>
+              </w:rPr>
+            </w:pPr>
+            <w:proofErr w:type="spellStart"/>
+            <w:r>
+              <w:rPr>
+                <w:rFonts w:ascii="Times New Roman" w:eastAsia="Times New Roman" w:hAnsi="Times New Roman" w:cs="Times New Roman"/>
+                <w:b/>
+                <w:bCs/>
+                <w:kern w:val="0"/>
+                <w:sz w:val="24"/>
+                <w:szCs w:val="24"/>
+                <w:lang w:val="en-US" w:bidi="ar-SA"/>
+              </w:rPr>
+              <w:t>sudo</w:t>
+            </w:r>
+            <w:proofErr w:type="spellEnd"/>
+            <w:r>
+              <w:rPr>
+                <w:rFonts w:ascii="Times New Roman" w:eastAsia="Times New Roman" w:hAnsi="Times New Roman" w:cs="Times New Roman"/>
+                <w:b/>
+                <w:bCs/>
+                <w:kern w:val="0"/>
+                <w:sz w:val="24"/>
+                <w:szCs w:val="24"/>
+                <w:lang w:val="en-US" w:bidi="ar-SA"/>
+              </w:rPr>
+              <w:t xml:space="preserve"> </w:t>
+            </w:r>
+            <w:proofErr w:type="spellStart"/>
+            <w:r>
+              <w:rPr>
+                <w:rFonts w:ascii="Times New Roman" w:eastAsia="Times New Roman" w:hAnsi="Times New Roman" w:cs="Times New Roman"/>
+                <w:b/>
+                <w:bCs/>
+                <w:kern w:val="0"/>
+                <w:sz w:val="24"/>
+                <w:szCs w:val="24"/>
+                <w:lang w:val="en-US" w:bidi="ar-SA"/>
+              </w:rPr>
+              <w:t>passwd</w:t>
+            </w:r>
+            <w:proofErr w:type="spellEnd"/>
+            <w:r>
+              <w:rPr>
+                <w:rFonts w:ascii="Times New Roman" w:eastAsia="Times New Roman" w:hAnsi="Times New Roman" w:cs="Times New Roman"/>
+                <w:b/>
+                <w:bCs/>
+                <w:kern w:val="0"/>
+                <w:sz w:val="24"/>
+                <w:szCs w:val="24"/>
+                <w:lang w:val="en-US" w:bidi="ar-SA"/>
+              </w:rPr>
+              <w:t xml:space="preserve"> username</w:t>
+            </w:r>
+          </w:p>
+        </w:tc>
+        <w:tc>
+          <w:tcPr>
+            <w:tcW w:w="0" w:type="auto"/>
+            <w:vAlign w:val="center"/>
+            <w:hideMark/>
+          </w:tcPr>
+          <w:p>
+            <w:pPr>
+              <w:spacing w:after="0" w:line="240" w:lineRule="auto"/>
+              <w:rPr>
+                <w:rFonts w:ascii="Times New Roman" w:eastAsia="Times New Roman" w:hAnsi="Times New Roman" w:cs="Times New Roman"/>
+                <w:kern w:val="0"/>
+                <w:sz w:val="24"/>
+                <w:szCs w:val="24"/>
+                <w:lang w:val="en-US" w:bidi="ar-SA"/>
+              </w:rPr>
+            </w:pPr>
+            <w:r>
+              <w:rPr>
+                <w:rFonts w:ascii="Times New Roman" w:eastAsia="Times New Roman" w:hAnsi="Times New Roman" w:cs="Times New Roman"/>
+                <w:kern w:val="0"/>
+                <w:sz w:val="24"/>
+                <w:szCs w:val="24"/>
+                <w:lang w:val="en-US" w:bidi="ar-SA"/>
+              </w:rPr>
+              <w:t>Sets or changes a user’s password</w:t>
+            </w:r>
+          </w:p>
+        </w:tc>
+        <w:tc>
+          <w:tcPr>
+            <w:tcW w:w="0" w:type="auto"/>
+            <w:vAlign w:val="center"/>
+            <w:hideMark/>
+          </w:tcPr>
+          <w:p>
+            <w:pPr>
+              <w:spacing w:after="0" w:line="240" w:lineRule="auto"/>
+              <w:rPr>
+                <w:rFonts w:ascii="Times New Roman" w:eastAsia="Times New Roman" w:hAnsi="Times New Roman" w:cs="Times New Roman"/>
+                <w:kern w:val="0"/>
+                <w:sz w:val="24"/>
+                <w:szCs w:val="24"/>
+                <w:lang w:val="en-US" w:bidi="ar-SA"/>
+              </w:rPr>
+            </w:pPr>
+            <w:r>
+              <w:rPr>
+                <w:rFonts w:ascii="Times New Roman" w:eastAsia="Times New Roman" w:hAnsi="Times New Roman" w:cs="Times New Roman"/>
+                <w:kern w:val="0"/>
+                <w:sz w:val="24"/>
+                <w:szCs w:val="24"/>
+                <w:lang w:val="en-US" w:bidi="ar-SA"/>
+              </w:rPr>
+              <w:t>To secure a new or existing user account</w:t>
+            </w:r>
+          </w:p>
+        </w:tc>
+      </w:tr>
+      <w:tr>
+        <w:trPr>
+          <w:tblCellSpacing w:w="15" w:type="dxa"/>
+        </w:trPr>
+        <w:tc>
+          <w:tcPr>
+            <w:tcW w:w="0" w:type="auto"/>
+            <w:vAlign w:val="center"/>
+            <w:hideMark/>
+          </w:tcPr>
+          <w:p>
+            <w:pPr>
+              <w:spacing w:after="0" w:line="240" w:lineRule="auto"/>
+              <w:rPr>
+                <w:rFonts w:ascii="Times New Roman" w:eastAsia="Times New Roman" w:hAnsi="Times New Roman" w:cs="Times New Roman"/>
+                <w:kern w:val="0"/>
+                <w:sz w:val="24"/>
+                <w:szCs w:val="24"/>
+                <w:lang w:val="en-US" w:bidi="ar-SA"/>
+              </w:rPr>
+            </w:pPr>
+            <w:proofErr w:type="spellStart"/>
+            <w:r>
+              <w:rPr>
+                <w:rFonts w:ascii="Times New Roman" w:eastAsia="Times New Roman" w:hAnsi="Times New Roman" w:cs="Times New Roman"/>
+                <w:b/>
+                <w:bCs/>
+                <w:kern w:val="0"/>
+                <w:sz w:val="24"/>
+                <w:szCs w:val="24"/>
+                <w:lang w:val="en-US" w:bidi="ar-SA"/>
+              </w:rPr>
+              <w:t>chown</w:t>
+            </w:r>
+            <w:proofErr w:type="spellEnd"/>
+            <w:r>
+              <w:rPr>
+                <w:rFonts w:ascii="Times New Roman" w:eastAsia="Times New Roman" w:hAnsi="Times New Roman" w:cs="Times New Roman"/>
+                <w:b/>
+                <w:bCs/>
+                <w:kern w:val="0"/>
+                <w:sz w:val="24"/>
+                <w:szCs w:val="24"/>
+                <w:lang w:val="en-US" w:bidi="ar-SA"/>
+              </w:rPr>
+              <w:t xml:space="preserve"> username filename</w:t>
+            </w:r>
+          </w:p>
+        </w:tc>
+        <w:tc>
+          <w:tcPr>
+            <w:tcW w:w="0" w:type="auto"/>
+            <w:vAlign w:val="center"/>
+            <w:hideMark/>
+          </w:tcPr>
+          <w:p>
+            <w:pPr>
+              <w:spacing w:after="0" w:line="240" w:lineRule="auto"/>
+              <w:rPr>
+                <w:rFonts w:ascii="Times New Roman" w:eastAsia="Times New Roman" w:hAnsi="Times New Roman" w:cs="Times New Roman"/>
+                <w:kern w:val="0"/>
+                <w:sz w:val="24"/>
+                <w:szCs w:val="24"/>
+                <w:lang w:val="en-US" w:bidi="ar-SA"/>
+              </w:rPr>
+            </w:pPr>
+            <w:r>
+              <w:rPr>
+                <w:rFonts w:ascii="Times New Roman" w:eastAsia="Times New Roman" w:hAnsi="Times New Roman" w:cs="Times New Roman"/>
+                <w:kern w:val="0"/>
+                <w:sz w:val="24"/>
+                <w:szCs w:val="24"/>
+                <w:lang w:val="en-US" w:bidi="ar-SA"/>
+              </w:rPr>
+              <w:t>Changes the owner of a file</w:t>
+            </w:r>
+          </w:p>
+        </w:tc>
+        <w:tc>
+          <w:tcPr>
+            <w:tcW w:w="0" w:type="auto"/>
+            <w:vAlign w:val="center"/>
+            <w:hideMark/>
+          </w:tcPr>
+          <w:p>
+            <w:pPr>
+              <w:spacing w:after="0" w:line="240" w:lineRule="auto"/>
+              <w:rPr>
+                <w:rFonts w:ascii="Times New Roman" w:eastAsia="Times New Roman" w:hAnsi="Times New Roman" w:cs="Times New Roman"/>
+                <w:kern w:val="0"/>
+                <w:sz w:val="24"/>
+                <w:szCs w:val="24"/>
+                <w:lang w:val="en-US" w:bidi="ar-SA"/>
+              </w:rPr>
+            </w:pPr>
+            <w:r>
+              <w:rPr>
+                <w:rFonts w:ascii="Times New Roman" w:eastAsia="Times New Roman" w:hAnsi="Times New Roman" w:cs="Times New Roman"/>
+                <w:kern w:val="0"/>
+                <w:sz w:val="24"/>
+                <w:szCs w:val="24"/>
+                <w:lang w:val="en-US" w:bidi="ar-SA"/>
+              </w:rPr>
+              <w:t>To give a specific user ownership</w:t>
+            </w:r>
+          </w:p>
+        </w:tc>
+      </w:tr>
+      <w:tr>
+        <w:trPr>
+          <w:tblCellSpacing w:w="15" w:type="dxa"/>
+        </w:trPr>
+        <w:tc>
+          <w:tcPr>
+            <w:tcW w:w="0" w:type="auto"/>
+            <w:vAlign w:val="center"/>
+            <w:hideMark/>
+          </w:tcPr>
+          <w:p>
+            <w:pPr>
+              <w:spacing w:after="0" w:line="240" w:lineRule="auto"/>
+              <w:rPr>
+                <w:rFonts w:ascii="Times New Roman" w:eastAsia="Times New Roman" w:hAnsi="Times New Roman" w:cs="Times New Roman"/>
+                <w:kern w:val="0"/>
+                <w:sz w:val="24"/>
+                <w:szCs w:val="24"/>
+                <w:lang w:val="en-US" w:bidi="ar-SA"/>
+              </w:rPr>
+            </w:pPr>
+            <w:proofErr w:type="spellStart"/>
+            <w:r>
+              <w:rPr>
+                <w:rFonts w:ascii="Times New Roman" w:eastAsia="Times New Roman" w:hAnsi="Times New Roman" w:cs="Times New Roman"/>
+                <w:b/>
+                <w:bCs/>
+                <w:kern w:val="0"/>
+                <w:sz w:val="24"/>
+                <w:szCs w:val="24"/>
+                <w:lang w:val="en-US" w:bidi="ar-SA"/>
+              </w:rPr>
+              <w:t>chgrp</w:t>
+            </w:r>
+            <w:proofErr w:type="spellEnd"/>
+            <w:r>
+              <w:rPr>
+                <w:rFonts w:ascii="Times New Roman" w:eastAsia="Times New Roman" w:hAnsi="Times New Roman" w:cs="Times New Roman"/>
+                <w:b/>
+                <w:bCs/>
+                <w:kern w:val="0"/>
+                <w:sz w:val="24"/>
+                <w:szCs w:val="24"/>
+                <w:lang w:val="en-US" w:bidi="ar-SA"/>
+              </w:rPr>
+              <w:t xml:space="preserve"> </w:t>
+            </w:r>
+            <w:proofErr w:type="spellStart"/>
+            <w:r>
+              <w:rPr>
+                <w:rFonts w:ascii="Times New Roman" w:eastAsia="Times New Roman" w:hAnsi="Times New Roman" w:cs="Times New Roman"/>
+                <w:b/>
+                <w:bCs/>
+                <w:kern w:val="0"/>
+                <w:sz w:val="24"/>
+                <w:szCs w:val="24"/>
+                <w:lang w:val="en-US" w:bidi="ar-SA"/>
+              </w:rPr>
+              <w:t>groupname</w:t>
+            </w:r>
+            <w:proofErr w:type="spellEnd"/>
+            <w:r>
+              <w:rPr>
+                <w:rFonts w:ascii="Times New Roman" w:eastAsia="Times New Roman" w:hAnsi="Times New Roman" w:cs="Times New Roman"/>
+                <w:b/>
+                <w:bCs/>
+                <w:kern w:val="0"/>
+                <w:sz w:val="24"/>
+                <w:szCs w:val="24"/>
+                <w:lang w:val="en-US" w:bidi="ar-SA"/>
+              </w:rPr>
+              <w:t xml:space="preserve"> filename</w:t>
+            </w:r>
+          </w:p>
+        </w:tc>
+        <w:tc>
+          <w:tcPr>
+            <w:tcW w:w="0" w:type="auto"/>
+            <w:vAlign w:val="center"/>
+            <w:hideMark/>
+          </w:tcPr>
+          <w:p>
+            <w:pPr>
+              <w:spacing w:after="0" w:line="240" w:lineRule="auto"/>
+              <w:rPr>
+                <w:rFonts w:ascii="Times New Roman" w:eastAsia="Times New Roman" w:hAnsi="Times New Roman" w:cs="Times New Roman"/>
+                <w:kern w:val="0"/>
+                <w:sz w:val="24"/>
+                <w:szCs w:val="24"/>
+                <w:lang w:val="en-US" w:bidi="ar-SA"/>
+              </w:rPr>
+            </w:pPr>
+            <w:r>
+              <w:rPr>
+                <w:rFonts w:ascii="Times New Roman" w:eastAsia="Times New Roman" w:hAnsi="Times New Roman" w:cs="Times New Roman"/>
+                <w:kern w:val="0"/>
+                <w:sz w:val="24"/>
+                <w:szCs w:val="24"/>
+                <w:lang w:val="en-US" w:bidi="ar-SA"/>
+              </w:rPr>
+              <w:t>Changes the group of a file</w:t>
+            </w:r>
+          </w:p>
+        </w:tc>
+        <w:tc>
+          <w:tcPr>
+            <w:tcW w:w="0" w:type="auto"/>
+            <w:vAlign w:val="center"/>
+            <w:hideMark/>
+          </w:tcPr>
+          <w:p>
+            <w:pPr>
+              <w:spacing w:after="0" w:line="240" w:lineRule="auto"/>
+              <w:rPr>
+                <w:rFonts w:ascii="Times New Roman" w:eastAsia="Times New Roman" w:hAnsi="Times New Roman" w:cs="Times New Roman"/>
+                <w:kern w:val="0"/>
+                <w:sz w:val="24"/>
+                <w:szCs w:val="24"/>
+                <w:lang w:val="en-US" w:bidi="ar-SA"/>
+              </w:rPr>
+            </w:pPr>
+            <w:r>
+              <w:rPr>
+                <w:rFonts w:ascii="Times New Roman" w:eastAsia="Times New Roman" w:hAnsi="Times New Roman" w:cs="Times New Roman"/>
+                <w:kern w:val="0"/>
+                <w:sz w:val="24"/>
+                <w:szCs w:val="24"/>
+                <w:lang w:val="en-US" w:bidi="ar-SA"/>
+              </w:rPr>
+              <w:t>To assign a file to a specific group</w:t>
+            </w:r>
+          </w:p>
+        </w:tc>
+      </w:tr>
+      <w:tr>
+        <w:trPr>
+          <w:tblCellSpacing w:w="15" w:type="dxa"/>
+        </w:trPr>
+        <w:tc>
+          <w:tcPr>
+            <w:tcW w:w="0" w:type="auto"/>
+            <w:vAlign w:val="center"/>
+            <w:hideMark/>
+          </w:tcPr>
+          <w:p>
+            <w:pPr>
+              <w:spacing w:after="0" w:line="240" w:lineRule="auto"/>
+              <w:rPr>
+                <w:rFonts w:ascii="Times New Roman" w:eastAsia="Times New Roman" w:hAnsi="Times New Roman" w:cs="Times New Roman"/>
+                <w:kern w:val="0"/>
+                <w:sz w:val="24"/>
+                <w:szCs w:val="24"/>
+                <w:lang w:val="en-US" w:bidi="ar-SA"/>
+              </w:rPr>
+            </w:pPr>
+            <w:proofErr w:type="spellStart"/>
+            <w:r>
+              <w:rPr>
+                <w:rFonts w:ascii="Times New Roman" w:eastAsia="Times New Roman" w:hAnsi="Times New Roman" w:cs="Times New Roman"/>
+                <w:b/>
+                <w:bCs/>
+                <w:kern w:val="0"/>
+                <w:sz w:val="24"/>
+                <w:szCs w:val="24"/>
+                <w:lang w:val="en-US" w:bidi="ar-SA"/>
+              </w:rPr>
+              <w:t>chown</w:t>
+            </w:r>
+            <w:proofErr w:type="spellEnd"/>
+            <w:r>
+              <w:rPr>
+                <w:rFonts w:ascii="Times New Roman" w:eastAsia="Times New Roman" w:hAnsi="Times New Roman" w:cs="Times New Roman"/>
+                <w:b/>
+                <w:bCs/>
+                <w:kern w:val="0"/>
+                <w:sz w:val="24"/>
+                <w:szCs w:val="24"/>
+                <w:lang w:val="en-US" w:bidi="ar-SA"/>
+              </w:rPr>
+              <w:t xml:space="preserve"> </w:t>
+            </w:r>
+            <w:proofErr w:type="spellStart"/>
+            <w:r>
+              <w:rPr>
+                <w:rFonts w:ascii="Times New Roman" w:eastAsia="Times New Roman" w:hAnsi="Times New Roman" w:cs="Times New Roman"/>
+                <w:b/>
+                <w:bCs/>
+                <w:kern w:val="0"/>
+                <w:sz w:val="24"/>
+                <w:szCs w:val="24"/>
+                <w:lang w:val="en-US" w:bidi="ar-SA"/>
+              </w:rPr>
+              <w:t>username:groupname</w:t>
+            </w:r>
+            <w:proofErr w:type="spellEnd"/>
+            <w:r>
+              <w:rPr>
+                <w:rFonts w:ascii="Times New Roman" w:eastAsia="Times New Roman" w:hAnsi="Times New Roman" w:cs="Times New Roman"/>
+                <w:b/>
+                <w:bCs/>
+                <w:kern w:val="0"/>
+                <w:sz w:val="24"/>
+                <w:szCs w:val="24"/>
+                <w:lang w:val="en-US" w:bidi="ar-SA"/>
+              </w:rPr>
+              <w:t xml:space="preserve"> filename</w:t>
+            </w:r>
+          </w:p>
+        </w:tc>
+        <w:tc>
+          <w:tcPr>
+            <w:tcW w:w="0" w:type="auto"/>
+            <w:vAlign w:val="center"/>
+            <w:hideMark/>
+          </w:tcPr>
+          <w:p>
+            <w:pPr>
+              <w:spacing w:after="0" w:line="240" w:lineRule="auto"/>
+              <w:rPr>
+                <w:rFonts w:ascii="Times New Roman" w:eastAsia="Times New Roman" w:hAnsi="Times New Roman" w:cs="Times New Roman"/>
+                <w:kern w:val="0"/>
+                <w:sz w:val="24"/>
+                <w:szCs w:val="24"/>
+                <w:lang w:val="en-US" w:bidi="ar-SA"/>
+              </w:rPr>
+            </w:pPr>
+            <w:r>
+              <w:rPr>
+                <w:rFonts w:ascii="Times New Roman" w:eastAsia="Times New Roman" w:hAnsi="Times New Roman" w:cs="Times New Roman"/>
+                <w:kern w:val="0"/>
+                <w:sz w:val="24"/>
+                <w:szCs w:val="24"/>
+                <w:lang w:val="en-US" w:bidi="ar-SA"/>
+              </w:rPr>
+              <w:t>Changes both owner and group of a file</w:t>
+            </w:r>
+          </w:p>
+        </w:tc>
+        <w:tc>
+          <w:tcPr>
+            <w:tcW w:w="0" w:type="auto"/>
+            <w:vAlign w:val="center"/>
+            <w:hideMark/>
+          </w:tcPr>
+          <w:p>
+            <w:pPr>
+              <w:spacing w:after="0" w:line="240" w:lineRule="auto"/>
+              <w:rPr>
+                <w:rFonts w:ascii="Times New Roman" w:eastAsia="Times New Roman" w:hAnsi="Times New Roman" w:cs="Times New Roman"/>
+                <w:kern w:val="0"/>
+                <w:sz w:val="24"/>
+                <w:szCs w:val="24"/>
+                <w:lang w:val="en-US" w:bidi="ar-SA"/>
+              </w:rPr>
+            </w:pPr>
+            <w:r>
+              <w:rPr>
+                <w:rFonts w:ascii="Times New Roman" w:eastAsia="Times New Roman" w:hAnsi="Times New Roman" w:cs="Times New Roman"/>
+                <w:kern w:val="0"/>
+                <w:sz w:val="24"/>
+                <w:szCs w:val="24"/>
+                <w:lang w:val="en-US" w:bidi="ar-SA"/>
+              </w:rPr>
+              <w:t>To set user and group ownership at the same time</w:t>
+            </w:r>
+          </w:p>
+        </w:tc>
+      </w:tr>
+      <w:tr>
+        <w:trPr>
+          <w:tblCellSpacing w:w="15" w:type="dxa"/>
+        </w:trPr>
+        <w:tc>
+          <w:tcPr>
+            <w:tcW w:w="0" w:type="auto"/>
+            <w:vAlign w:val="center"/>
+            <w:hideMark/>
+          </w:tcPr>
+          <w:p>
+            <w:pPr>
+              <w:spacing w:after="0" w:line="240" w:lineRule="auto"/>
+              <w:rPr>
+                <w:rFonts w:ascii="Times New Roman" w:eastAsia="Times New Roman" w:hAnsi="Times New Roman" w:cs="Times New Roman"/>
+                <w:kern w:val="0"/>
+                <w:sz w:val="24"/>
+                <w:szCs w:val="24"/>
+                <w:lang w:val="en-US" w:bidi="ar-SA"/>
+              </w:rPr>
+            </w:pPr>
+            <w:proofErr w:type="spellStart"/>
+            <w:r>
+              <w:rPr>
+                <w:rFonts w:ascii="Times New Roman" w:eastAsia="Times New Roman" w:hAnsi="Times New Roman" w:cs="Times New Roman"/>
+                <w:b/>
+                <w:bCs/>
+                <w:kern w:val="0"/>
+                <w:sz w:val="24"/>
+                <w:szCs w:val="24"/>
+                <w:lang w:val="en-US" w:bidi="ar-SA"/>
+              </w:rPr>
+              <w:t>chown</w:t>
+            </w:r>
+            <w:proofErr w:type="spellEnd"/>
+            <w:r>
+              <w:rPr>
+                <w:rFonts w:ascii="Times New Roman" w:eastAsia="Times New Roman" w:hAnsi="Times New Roman" w:cs="Times New Roman"/>
+                <w:b/>
+                <w:bCs/>
+                <w:kern w:val="0"/>
+                <w:sz w:val="24"/>
+                <w:szCs w:val="24"/>
+                <w:lang w:val="en-US" w:bidi="ar-SA"/>
+              </w:rPr>
+              <w:t xml:space="preserve"> </w:t>
+            </w:r>
+            <w:proofErr w:type="spellStart"/>
+            <w:r>
+              <w:rPr>
+                <w:rFonts w:ascii="Times New Roman" w:eastAsia="Times New Roman" w:hAnsi="Times New Roman" w:cs="Times New Roman"/>
+                <w:b/>
+                <w:bCs/>
+                <w:kern w:val="0"/>
+                <w:sz w:val="24"/>
+                <w:szCs w:val="24"/>
+                <w:lang w:val="en-US" w:bidi="ar-SA"/>
+              </w:rPr>
+              <w:t>username:groupname</w:t>
+            </w:r>
+            <w:proofErr w:type="spellEnd"/>
+            <w:r>
+              <w:rPr>
+                <w:rFonts w:ascii="Times New Roman" w:eastAsia="Times New Roman" w:hAnsi="Times New Roman" w:cs="Times New Roman"/>
+                <w:b/>
+                <w:bCs/>
+                <w:kern w:val="0"/>
+                <w:sz w:val="24"/>
+                <w:szCs w:val="24"/>
+                <w:lang w:val="en-US" w:bidi="ar-SA"/>
+              </w:rPr>
+              <w:t xml:space="preserve"> folder</w:t>
+            </w:r>
+          </w:p>
+        </w:tc>
+        <w:tc>
+          <w:tcPr>
+            <w:tcW w:w="0" w:type="auto"/>
+            <w:vAlign w:val="center"/>
+            <w:hideMark/>
+          </w:tcPr>
+          <w:p>
+            <w:pPr>
+              <w:spacing w:after="0" w:line="240" w:lineRule="auto"/>
+              <w:rPr>
+                <w:rFonts w:ascii="Times New Roman" w:eastAsia="Times New Roman" w:hAnsi="Times New Roman" w:cs="Times New Roman"/>
+                <w:kern w:val="0"/>
+                <w:sz w:val="24"/>
+                <w:szCs w:val="24"/>
+                <w:lang w:val="en-US" w:bidi="ar-SA"/>
+              </w:rPr>
+            </w:pPr>
+            <w:r>
+              <w:rPr>
+                <w:rFonts w:ascii="Times New Roman" w:eastAsia="Times New Roman" w:hAnsi="Times New Roman" w:cs="Times New Roman"/>
+                <w:kern w:val="0"/>
+                <w:sz w:val="24"/>
+                <w:szCs w:val="24"/>
+                <w:lang w:val="en-US" w:bidi="ar-SA"/>
+              </w:rPr>
+              <w:t>Changes owner and group of a folder</w:t>
+            </w:r>
+          </w:p>
+        </w:tc>
+        <w:tc>
+          <w:tcPr>
+            <w:tcW w:w="0" w:type="auto"/>
+            <w:vAlign w:val="center"/>
+            <w:hideMark/>
+          </w:tcPr>
+          <w:p>
+            <w:pPr>
+              <w:spacing w:after="0" w:line="240" w:lineRule="auto"/>
+              <w:rPr>
+                <w:rFonts w:ascii="Times New Roman" w:eastAsia="Times New Roman" w:hAnsi="Times New Roman" w:cs="Times New Roman"/>
+                <w:kern w:val="0"/>
+                <w:sz w:val="24"/>
+                <w:szCs w:val="24"/>
+                <w:lang w:val="en-US" w:bidi="ar-SA"/>
+              </w:rPr>
+            </w:pPr>
+            <w:r>
+              <w:rPr>
+                <w:rFonts w:ascii="Times New Roman" w:eastAsia="Times New Roman" w:hAnsi="Times New Roman" w:cs="Times New Roman"/>
+                <w:kern w:val="0"/>
+                <w:sz w:val="24"/>
+                <w:szCs w:val="24"/>
+                <w:lang w:val="en-US" w:bidi="ar-SA"/>
+              </w:rPr>
+              <w:t>To assign ownership for the folder itself</w:t>
+            </w:r>
+          </w:p>
+        </w:tc>
+      </w:tr>
+      <w:tr>
+        <w:trPr>
+          <w:tblCellSpacing w:w="15" w:type="dxa"/>
+        </w:trPr>
+        <w:tc>
+          <w:tcPr>
+            <w:tcW w:w="0" w:type="auto"/>
+            <w:vAlign w:val="center"/>
+            <w:hideMark/>
+          </w:tcPr>
+          <w:p>
+            <w:pPr>
+              <w:spacing w:after="0" w:line="240" w:lineRule="auto"/>
+              <w:rPr>
+                <w:rFonts w:ascii="Times New Roman" w:eastAsia="Times New Roman" w:hAnsi="Times New Roman" w:cs="Times New Roman"/>
+                <w:kern w:val="0"/>
+                <w:sz w:val="24"/>
+                <w:szCs w:val="24"/>
+                <w:lang w:val="en-US" w:bidi="ar-SA"/>
+              </w:rPr>
+            </w:pPr>
+            <w:proofErr w:type="spellStart"/>
+            <w:r>
+              <w:rPr>
+                <w:rFonts w:ascii="Times New Roman" w:eastAsia="Times New Roman" w:hAnsi="Times New Roman" w:cs="Times New Roman"/>
+                <w:b/>
+                <w:bCs/>
+                <w:kern w:val="0"/>
+                <w:sz w:val="24"/>
+                <w:szCs w:val="24"/>
+                <w:lang w:val="en-US" w:bidi="ar-SA"/>
+              </w:rPr>
+              <w:t>chown</w:t>
+            </w:r>
+            <w:proofErr w:type="spellEnd"/>
+            <w:r>
+              <w:rPr>
+                <w:rFonts w:ascii="Times New Roman" w:eastAsia="Times New Roman" w:hAnsi="Times New Roman" w:cs="Times New Roman"/>
+                <w:b/>
+                <w:bCs/>
+                <w:kern w:val="0"/>
+                <w:sz w:val="24"/>
+                <w:szCs w:val="24"/>
+                <w:lang w:val="en-US" w:bidi="ar-SA"/>
+              </w:rPr>
+              <w:t xml:space="preserve"> -R </w:t>
+            </w:r>
+            <w:proofErr w:type="spellStart"/>
+            <w:r>
+              <w:rPr>
+                <w:rFonts w:ascii="Times New Roman" w:eastAsia="Times New Roman" w:hAnsi="Times New Roman" w:cs="Times New Roman"/>
+                <w:b/>
+                <w:bCs/>
+                <w:kern w:val="0"/>
+                <w:sz w:val="24"/>
+                <w:szCs w:val="24"/>
+                <w:lang w:val="en-US" w:bidi="ar-SA"/>
+              </w:rPr>
+              <w:t>username:groupname</w:t>
+            </w:r>
+            <w:proofErr w:type="spellEnd"/>
+            <w:r>
+              <w:rPr>
+                <w:rFonts w:ascii="Times New Roman" w:eastAsia="Times New Roman" w:hAnsi="Times New Roman" w:cs="Times New Roman"/>
+                <w:b/>
+                <w:bCs/>
+                <w:kern w:val="0"/>
+                <w:sz w:val="24"/>
+                <w:szCs w:val="24"/>
+                <w:lang w:val="en-US" w:bidi="ar-SA"/>
+              </w:rPr>
+              <w:t xml:space="preserve"> folder</w:t>
+            </w:r>
+          </w:p>
+        </w:tc>
+        <w:tc>
+          <w:tcPr>
+            <w:tcW w:w="0" w:type="auto"/>
+            <w:vAlign w:val="center"/>
+            <w:hideMark/>
+          </w:tcPr>
+          <w:p>
+            <w:pPr>
+              <w:spacing w:after="0" w:line="240" w:lineRule="auto"/>
+              <w:rPr>
+                <w:rFonts w:ascii="Times New Roman" w:eastAsia="Times New Roman" w:hAnsi="Times New Roman" w:cs="Times New Roman"/>
+                <w:kern w:val="0"/>
+                <w:sz w:val="24"/>
+                <w:szCs w:val="24"/>
+                <w:lang w:val="en-US" w:bidi="ar-SA"/>
+              </w:rPr>
+            </w:pPr>
+            <w:r>
+              <w:rPr>
+                <w:rFonts w:ascii="Times New Roman" w:eastAsia="Times New Roman" w:hAnsi="Times New Roman" w:cs="Times New Roman"/>
+                <w:kern w:val="0"/>
+                <w:sz w:val="24"/>
+                <w:szCs w:val="24"/>
+                <w:lang w:val="en-US" w:bidi="ar-SA"/>
+              </w:rPr>
+              <w:t>Recursively changes owner/group of folder and contents</w:t>
+            </w:r>
+          </w:p>
+        </w:tc>
+        <w:tc>
+          <w:tcPr>
+            <w:tcW w:w="0" w:type="auto"/>
+            <w:vAlign w:val="center"/>
+            <w:hideMark/>
+          </w:tcPr>
+          <w:p>
+            <w:pPr>
+              <w:spacing w:after="0" w:line="240" w:lineRule="auto"/>
+              <w:rPr>
+                <w:rFonts w:ascii="Times New Roman" w:eastAsia="Times New Roman" w:hAnsi="Times New Roman" w:cs="Times New Roman"/>
+                <w:kern w:val="0"/>
+                <w:sz w:val="24"/>
+                <w:szCs w:val="24"/>
+                <w:lang w:val="en-US" w:bidi="ar-SA"/>
+              </w:rPr>
+            </w:pPr>
+            <w:r>
+              <w:rPr>
+                <w:rFonts w:ascii="Times New Roman" w:eastAsia="Times New Roman" w:hAnsi="Times New Roman" w:cs="Times New Roman"/>
+                <w:kern w:val="0"/>
+                <w:sz w:val="24"/>
+                <w:szCs w:val="24"/>
+                <w:lang w:val="en-US" w:bidi="ar-SA"/>
+              </w:rPr>
+              <w:t>To apply ownership changes to folder and all files inside</w:t>
+            </w:r>
+          </w:p>
+        </w:tc>
+      </w:tr>
+      <w:tr>
+        <w:trPr>
+          <w:tblCellSpacing w:w="15" w:type="dxa"/>
+        </w:trPr>
+        <w:tc>
+          <w:tcPr>
+            <w:tcW w:w="0" w:type="auto"/>
+            <w:vAlign w:val="center"/>
+            <w:hideMark/>
+          </w:tcPr>
+          <w:p>
+            <w:pPr>
+              <w:spacing w:after="0" w:line="240" w:lineRule="auto"/>
+              <w:rPr>
+                <w:rFonts w:ascii="Times New Roman" w:eastAsia="Times New Roman" w:hAnsi="Times New Roman" w:cs="Times New Roman"/>
+                <w:kern w:val="0"/>
+                <w:sz w:val="24"/>
+                <w:szCs w:val="24"/>
+                <w:lang w:val="en-US" w:bidi="ar-SA"/>
+              </w:rPr>
+            </w:pPr>
+            <w:r>
+              <w:rPr>
+                <w:rFonts w:ascii="Times New Roman" w:eastAsia="Times New Roman" w:hAnsi="Times New Roman" w:cs="Times New Roman"/>
+                <w:kern w:val="0"/>
+                <w:sz w:val="24"/>
+                <w:szCs w:val="24"/>
+                <w:lang w:val="en-US" w:bidi="ar-SA"/>
+              </w:rPr>
+              <w:t>*</w:t>
+            </w:r>
+            <w:proofErr w:type="spellStart"/>
+            <w:r>
+              <w:rPr>
+                <w:rFonts w:ascii="Times New Roman" w:eastAsia="Times New Roman" w:hAnsi="Times New Roman" w:cs="Times New Roman"/>
+                <w:i/>
+                <w:iCs/>
+                <w:kern w:val="0"/>
+                <w:sz w:val="24"/>
+                <w:szCs w:val="24"/>
+                <w:lang w:val="en-US" w:bidi="ar-SA"/>
+              </w:rPr>
+              <w:t>chown</w:t>
+            </w:r>
+            <w:proofErr w:type="spellEnd"/>
+            <w:r>
+              <w:rPr>
+                <w:rFonts w:ascii="Times New Roman" w:eastAsia="Times New Roman" w:hAnsi="Times New Roman" w:cs="Times New Roman"/>
+                <w:i/>
+                <w:iCs/>
+                <w:kern w:val="0"/>
+                <w:sz w:val="24"/>
+                <w:szCs w:val="24"/>
+                <w:lang w:val="en-US" w:bidi="ar-SA"/>
+              </w:rPr>
+              <w:t xml:space="preserve"> </w:t>
+            </w:r>
+            <w:proofErr w:type="spellStart"/>
+            <w:r>
+              <w:rPr>
+                <w:rFonts w:ascii="Times New Roman" w:eastAsia="Times New Roman" w:hAnsi="Times New Roman" w:cs="Times New Roman"/>
+                <w:i/>
+                <w:iCs/>
+                <w:kern w:val="0"/>
+                <w:sz w:val="24"/>
+                <w:szCs w:val="24"/>
+                <w:lang w:val="en-US" w:bidi="ar-SA"/>
+              </w:rPr>
+              <w:t>username:groupname</w:t>
+            </w:r>
+            <w:proofErr w:type="spellEnd"/>
+            <w:r>
+              <w:rPr>
+                <w:rFonts w:ascii="Times New Roman" w:eastAsia="Times New Roman" w:hAnsi="Times New Roman" w:cs="Times New Roman"/>
+                <w:i/>
+                <w:iCs/>
+                <w:kern w:val="0"/>
+                <w:sz w:val="24"/>
+                <w:szCs w:val="24"/>
+                <w:lang w:val="en-US" w:bidi="ar-SA"/>
+              </w:rPr>
+              <w:t xml:space="preserve"> folder/</w:t>
+            </w:r>
+            <w:r>
+              <w:rPr>
+                <w:rFonts w:ascii="Times New Roman" w:eastAsia="Times New Roman" w:hAnsi="Times New Roman" w:cs="Times New Roman"/>
+                <w:kern w:val="0"/>
+                <w:sz w:val="24"/>
+                <w:szCs w:val="24"/>
+                <w:lang w:val="en-US" w:bidi="ar-SA"/>
+              </w:rPr>
+              <w:t xml:space="preserve"> **</w:t>
+            </w:r>
+          </w:p>
+        </w:tc>
+        <w:tc>
+          <w:tcPr>
+            <w:tcW w:w="0" w:type="auto"/>
+            <w:vAlign w:val="center"/>
+            <w:hideMark/>
+          </w:tcPr>
+          <w:p>
+            <w:pPr>
+              <w:spacing w:after="0" w:line="240" w:lineRule="auto"/>
+              <w:rPr>
+                <w:rFonts w:ascii="Times New Roman" w:eastAsia="Times New Roman" w:hAnsi="Times New Roman" w:cs="Times New Roman"/>
+                <w:kern w:val="0"/>
+                <w:sz w:val="24"/>
+                <w:szCs w:val="24"/>
+                <w:lang w:val="en-US" w:bidi="ar-SA"/>
+              </w:rPr>
+            </w:pPr>
+            <w:r>
+              <w:rPr>
+                <w:rFonts w:ascii="Times New Roman" w:eastAsia="Times New Roman" w:hAnsi="Times New Roman" w:cs="Times New Roman"/>
+                <w:kern w:val="0"/>
+                <w:sz w:val="24"/>
+                <w:szCs w:val="24"/>
+                <w:lang w:val="en-US" w:bidi="ar-SA"/>
+              </w:rPr>
+              <w:t>Changes owner/group of all files in a folder</w:t>
+            </w:r>
+          </w:p>
+        </w:tc>
+        <w:tc>
+          <w:tcPr>
+            <w:tcW w:w="0" w:type="auto"/>
+            <w:vAlign w:val="center"/>
+            <w:hideMark/>
+          </w:tcPr>
+          <w:p>
+            <w:pPr>
+              <w:spacing w:after="0" w:line="240" w:lineRule="auto"/>
+              <w:rPr>
+                <w:rFonts w:ascii="Times New Roman" w:eastAsia="Times New Roman" w:hAnsi="Times New Roman" w:cs="Times New Roman"/>
+                <w:kern w:val="0"/>
+                <w:sz w:val="24"/>
+                <w:szCs w:val="24"/>
+                <w:lang w:val="en-US" w:bidi="ar-SA"/>
+              </w:rPr>
+            </w:pPr>
+            <w:r>
+              <w:rPr>
+                <w:rFonts w:ascii="Times New Roman" w:eastAsia="Times New Roman" w:hAnsi="Times New Roman" w:cs="Times New Roman"/>
+                <w:kern w:val="0"/>
+                <w:sz w:val="24"/>
+                <w:szCs w:val="24"/>
+                <w:lang w:val="en-US" w:bidi="ar-SA"/>
+              </w:rPr>
+              <w:t>To modify ownership of only the files within a folder</w:t>
+            </w:r>
+          </w:p>
+        </w:tc>
+      </w:tr>
+      <w:tr>
+        <w:trPr>
+          <w:tblCellSpacing w:w="15" w:type="dxa"/>
+        </w:trPr>
+        <w:tc>
+          <w:tcPr>
+            <w:tcW w:w="0" w:type="auto"/>
+            <w:vAlign w:val="center"/>
+            <w:hideMark/>
+          </w:tcPr>
+          <w:p>
+            <w:pPr>
+              <w:spacing w:after="0" w:line="240" w:lineRule="auto"/>
+              <w:rPr>
+                <w:rFonts w:ascii="Times New Roman" w:eastAsia="Times New Roman" w:hAnsi="Times New Roman" w:cs="Times New Roman"/>
+                <w:kern w:val="0"/>
+                <w:sz w:val="24"/>
+                <w:szCs w:val="24"/>
+                <w:lang w:val="en-US" w:bidi="ar-SA"/>
+              </w:rPr>
+            </w:pPr>
+            <w:proofErr w:type="spellStart"/>
+            <w:r>
+              <w:rPr>
+                <w:rFonts w:ascii="Times New Roman" w:eastAsia="Times New Roman" w:hAnsi="Times New Roman" w:cs="Times New Roman"/>
+                <w:b/>
+                <w:bCs/>
+                <w:kern w:val="0"/>
+                <w:sz w:val="24"/>
+                <w:szCs w:val="24"/>
+                <w:lang w:val="en-US" w:bidi="ar-SA"/>
+              </w:rPr>
+              <w:t>chmod</w:t>
+            </w:r>
+            <w:proofErr w:type="spellEnd"/>
+            <w:r>
+              <w:rPr>
+                <w:rFonts w:ascii="Times New Roman" w:eastAsia="Times New Roman" w:hAnsi="Times New Roman" w:cs="Times New Roman"/>
+                <w:b/>
+                <w:bCs/>
+                <w:kern w:val="0"/>
+                <w:sz w:val="24"/>
+                <w:szCs w:val="24"/>
+                <w:lang w:val="en-US" w:bidi="ar-SA"/>
+              </w:rPr>
+              <w:t xml:space="preserve"> 777 filename</w:t>
+            </w:r>
+          </w:p>
+        </w:tc>
+        <w:tc>
+          <w:tcPr>
+            <w:tcW w:w="0" w:type="auto"/>
+            <w:vAlign w:val="center"/>
+            <w:hideMark/>
+          </w:tcPr>
+          <w:p>
+            <w:pPr>
+              <w:spacing w:after="0" w:line="240" w:lineRule="auto"/>
+              <w:rPr>
+                <w:rFonts w:ascii="Times New Roman" w:eastAsia="Times New Roman" w:hAnsi="Times New Roman" w:cs="Times New Roman"/>
+                <w:kern w:val="0"/>
+                <w:sz w:val="24"/>
+                <w:szCs w:val="24"/>
+                <w:lang w:val="en-US" w:bidi="ar-SA"/>
+              </w:rPr>
+            </w:pPr>
+            <w:r>
+              <w:rPr>
+                <w:rFonts w:ascii="Times New Roman" w:eastAsia="Times New Roman" w:hAnsi="Times New Roman" w:cs="Times New Roman"/>
+                <w:kern w:val="0"/>
+                <w:sz w:val="24"/>
+                <w:szCs w:val="24"/>
+                <w:lang w:val="en-US" w:bidi="ar-SA"/>
+              </w:rPr>
+              <w:t>Changes file permissions to read, write, execute for all</w:t>
+            </w:r>
+          </w:p>
+        </w:tc>
+        <w:tc>
+          <w:tcPr>
+            <w:tcW w:w="0" w:type="auto"/>
+            <w:vAlign w:val="center"/>
+            <w:hideMark/>
+          </w:tcPr>
+          <w:p>
+            <w:pPr>
+              <w:spacing w:after="0" w:line="240" w:lineRule="auto"/>
+              <w:rPr>
+                <w:rFonts w:ascii="Times New Roman" w:eastAsia="Times New Roman" w:hAnsi="Times New Roman" w:cs="Times New Roman"/>
+                <w:kern w:val="0"/>
+                <w:sz w:val="24"/>
+                <w:szCs w:val="24"/>
+                <w:lang w:val="en-US" w:bidi="ar-SA"/>
+              </w:rPr>
+            </w:pPr>
+            <w:r>
+              <w:rPr>
+                <w:rFonts w:ascii="Times New Roman" w:eastAsia="Times New Roman" w:hAnsi="Times New Roman" w:cs="Times New Roman"/>
+                <w:kern w:val="0"/>
+                <w:sz w:val="24"/>
+                <w:szCs w:val="24"/>
+                <w:lang w:val="en-US" w:bidi="ar-SA"/>
+              </w:rPr>
+              <w:t>To allow full access to everyone for that file</w:t>
+            </w:r>
+          </w:p>
+        </w:tc>
+      </w:tr>
+      <w:tr>
+        <w:trPr>
+          <w:tblCellSpacing w:w="15" w:type="dxa"/>
+        </w:trPr>
+        <w:tc>
+          <w:tcPr>
+            <w:tcW w:w="0" w:type="auto"/>
+            <w:vAlign w:val="center"/>
+            <w:hideMark/>
+          </w:tcPr>
+          <w:p>
+            <w:pPr>
+              <w:spacing w:after="0" w:line="240" w:lineRule="auto"/>
+              <w:rPr>
+                <w:rFonts w:ascii="Times New Roman" w:eastAsia="Times New Roman" w:hAnsi="Times New Roman" w:cs="Times New Roman"/>
+                <w:kern w:val="0"/>
+                <w:sz w:val="24"/>
+                <w:szCs w:val="24"/>
+                <w:lang w:val="en-US" w:bidi="ar-SA"/>
+              </w:rPr>
+            </w:pPr>
+            <w:r>
+              <w:rPr>
+                <w:rFonts w:ascii="Times New Roman" w:eastAsia="Times New Roman" w:hAnsi="Times New Roman" w:cs="Times New Roman"/>
+                <w:b/>
+                <w:bCs/>
+                <w:kern w:val="0"/>
+                <w:sz w:val="24"/>
+                <w:szCs w:val="24"/>
+                <w:lang w:val="en-US" w:bidi="ar-SA"/>
+              </w:rPr>
+              <w:t xml:space="preserve">find path -name </w:t>
+            </w:r>
+            <w:proofErr w:type="spellStart"/>
+            <w:r>
+              <w:rPr>
+                <w:rFonts w:ascii="Times New Roman" w:eastAsia="Times New Roman" w:hAnsi="Times New Roman" w:cs="Times New Roman"/>
+                <w:b/>
+                <w:bCs/>
+                <w:kern w:val="0"/>
+                <w:sz w:val="24"/>
+                <w:szCs w:val="24"/>
+                <w:lang w:val="en-US" w:bidi="ar-SA"/>
+              </w:rPr>
+              <w:t>file_name</w:t>
+            </w:r>
+            <w:proofErr w:type="spellEnd"/>
+          </w:p>
+        </w:tc>
+        <w:tc>
+          <w:tcPr>
+            <w:tcW w:w="0" w:type="auto"/>
+            <w:vAlign w:val="center"/>
+            <w:hideMark/>
+          </w:tcPr>
+          <w:p>
+            <w:pPr>
+              <w:spacing w:after="0" w:line="240" w:lineRule="auto"/>
+              <w:rPr>
+                <w:rFonts w:ascii="Times New Roman" w:eastAsia="Times New Roman" w:hAnsi="Times New Roman" w:cs="Times New Roman"/>
+                <w:kern w:val="0"/>
+                <w:sz w:val="24"/>
+                <w:szCs w:val="24"/>
+                <w:lang w:val="en-US" w:bidi="ar-SA"/>
+              </w:rPr>
+            </w:pPr>
+            <w:r>
+              <w:rPr>
+                <w:rFonts w:ascii="Times New Roman" w:eastAsia="Times New Roman" w:hAnsi="Times New Roman" w:cs="Times New Roman"/>
+                <w:kern w:val="0"/>
+                <w:sz w:val="24"/>
+                <w:szCs w:val="24"/>
+                <w:lang w:val="en-US" w:bidi="ar-SA"/>
+              </w:rPr>
+              <w:t>Searches for a file by name in the given path</w:t>
+            </w:r>
+          </w:p>
+        </w:tc>
+        <w:tc>
+          <w:tcPr>
+            <w:tcW w:w="0" w:type="auto"/>
+            <w:vAlign w:val="center"/>
+            <w:hideMark/>
+          </w:tcPr>
+          <w:p>
+            <w:pPr>
+              <w:spacing w:after="0" w:line="240" w:lineRule="auto"/>
+              <w:rPr>
+                <w:rFonts w:ascii="Times New Roman" w:eastAsia="Times New Roman" w:hAnsi="Times New Roman" w:cs="Times New Roman"/>
+                <w:kern w:val="0"/>
+                <w:sz w:val="24"/>
+                <w:szCs w:val="24"/>
+                <w:lang w:val="en-US" w:bidi="ar-SA"/>
+              </w:rPr>
+            </w:pPr>
+            <w:r>
+              <w:rPr>
+                <w:rFonts w:ascii="Times New Roman" w:eastAsia="Times New Roman" w:hAnsi="Times New Roman" w:cs="Times New Roman"/>
+                <w:kern w:val="0"/>
+                <w:sz w:val="24"/>
+                <w:szCs w:val="24"/>
+                <w:lang w:val="en-US" w:bidi="ar-SA"/>
+              </w:rPr>
+              <w:t>To locate specific files quickly</w:t>
+            </w:r>
+          </w:p>
+        </w:tc>
+      </w:tr>
+      <w:tr>
+        <w:trPr>
+          <w:tblCellSpacing w:w="15" w:type="dxa"/>
+        </w:trPr>
+        <w:tc>
+          <w:tcPr>
+            <w:tcW w:w="0" w:type="auto"/>
+            <w:vAlign w:val="center"/>
+            <w:hideMark/>
+          </w:tcPr>
+          <w:p>
+            <w:pPr>
+              <w:spacing w:after="0" w:line="240" w:lineRule="auto"/>
+              <w:rPr>
+                <w:rFonts w:ascii="Times New Roman" w:eastAsia="Times New Roman" w:hAnsi="Times New Roman" w:cs="Times New Roman"/>
+                <w:kern w:val="0"/>
+                <w:sz w:val="24"/>
+                <w:szCs w:val="24"/>
+                <w:lang w:val="en-US" w:bidi="ar-SA"/>
+              </w:rPr>
+            </w:pPr>
+            <w:proofErr w:type="gramStart"/>
+            <w:r>
+              <w:rPr>
+                <w:rFonts w:ascii="Times New Roman" w:eastAsia="Times New Roman" w:hAnsi="Times New Roman" w:cs="Times New Roman"/>
+                <w:b/>
+                <w:bCs/>
+                <w:kern w:val="0"/>
+                <w:sz w:val="24"/>
+                <w:szCs w:val="24"/>
+                <w:lang w:val="en-US" w:bidi="ar-SA"/>
+              </w:rPr>
+              <w:t>find .</w:t>
+            </w:r>
+            <w:proofErr w:type="gramEnd"/>
+            <w:r>
+              <w:rPr>
+                <w:rFonts w:ascii="Times New Roman" w:eastAsia="Times New Roman" w:hAnsi="Times New Roman" w:cs="Times New Roman"/>
+                <w:b/>
+                <w:bCs/>
+                <w:kern w:val="0"/>
+                <w:sz w:val="24"/>
+                <w:szCs w:val="24"/>
+                <w:lang w:val="en-US" w:bidi="ar-SA"/>
+              </w:rPr>
+              <w:t xml:space="preserve"> -name file</w:t>
+            </w:r>
+          </w:p>
+        </w:tc>
+        <w:tc>
+          <w:tcPr>
+            <w:tcW w:w="0" w:type="auto"/>
+            <w:vAlign w:val="center"/>
+            <w:hideMark/>
+          </w:tcPr>
+          <w:p>
+            <w:pPr>
+              <w:spacing w:after="0" w:line="240" w:lineRule="auto"/>
+              <w:rPr>
+                <w:rFonts w:ascii="Times New Roman" w:eastAsia="Times New Roman" w:hAnsi="Times New Roman" w:cs="Times New Roman"/>
+                <w:kern w:val="0"/>
+                <w:sz w:val="24"/>
+                <w:szCs w:val="24"/>
+                <w:lang w:val="en-US" w:bidi="ar-SA"/>
+              </w:rPr>
+            </w:pPr>
+            <w:r>
+              <w:rPr>
+                <w:rFonts w:ascii="Times New Roman" w:eastAsia="Times New Roman" w:hAnsi="Times New Roman" w:cs="Times New Roman"/>
+                <w:kern w:val="0"/>
+                <w:sz w:val="24"/>
+                <w:szCs w:val="24"/>
+                <w:lang w:val="en-US" w:bidi="ar-SA"/>
+              </w:rPr>
+              <w:t>Finds a file in the current directory</w:t>
+            </w:r>
+          </w:p>
+        </w:tc>
+        <w:tc>
+          <w:tcPr>
+            <w:tcW w:w="0" w:type="auto"/>
+            <w:vAlign w:val="center"/>
+            <w:hideMark/>
+          </w:tcPr>
+          <w:p>
+            <w:pPr>
+              <w:spacing w:after="0" w:line="240" w:lineRule="auto"/>
+              <w:rPr>
+                <w:rFonts w:ascii="Times New Roman" w:eastAsia="Times New Roman" w:hAnsi="Times New Roman" w:cs="Times New Roman"/>
+                <w:kern w:val="0"/>
+                <w:sz w:val="24"/>
+                <w:szCs w:val="24"/>
+                <w:lang w:val="en-US" w:bidi="ar-SA"/>
+              </w:rPr>
+            </w:pPr>
+            <w:r>
+              <w:rPr>
+                <w:rFonts w:ascii="Times New Roman" w:eastAsia="Times New Roman" w:hAnsi="Times New Roman" w:cs="Times New Roman"/>
+                <w:kern w:val="0"/>
+                <w:sz w:val="24"/>
+                <w:szCs w:val="24"/>
+                <w:lang w:val="en-US" w:bidi="ar-SA"/>
+              </w:rPr>
+              <w:t>To search where you are currently located</w:t>
+            </w:r>
+          </w:p>
+        </w:tc>
+      </w:tr>
+      <w:tr>
+        <w:trPr>
+          <w:tblCellSpacing w:w="15" w:type="dxa"/>
+        </w:trPr>
+        <w:tc>
+          <w:tcPr>
+            <w:tcW w:w="0" w:type="auto"/>
+            <w:vAlign w:val="center"/>
+            <w:hideMark/>
+          </w:tcPr>
+          <w:p>
+            <w:pPr>
+              <w:spacing w:after="0" w:line="240" w:lineRule="auto"/>
+              <w:rPr>
+                <w:rFonts w:ascii="Times New Roman" w:eastAsia="Times New Roman" w:hAnsi="Times New Roman" w:cs="Times New Roman"/>
+                <w:kern w:val="0"/>
+                <w:sz w:val="24"/>
+                <w:szCs w:val="24"/>
+                <w:lang w:val="en-US" w:bidi="ar-SA"/>
+              </w:rPr>
+            </w:pPr>
+            <w:r>
+              <w:rPr>
+                <w:rFonts w:ascii="Times New Roman" w:eastAsia="Times New Roman" w:hAnsi="Times New Roman" w:cs="Times New Roman"/>
+                <w:b/>
+                <w:bCs/>
+                <w:kern w:val="0"/>
+                <w:sz w:val="24"/>
+                <w:szCs w:val="24"/>
+                <w:lang w:val="en-US" w:bidi="ar-SA"/>
+              </w:rPr>
+              <w:t>find /proc/ -name filename</w:t>
+            </w:r>
+          </w:p>
+        </w:tc>
+        <w:tc>
+          <w:tcPr>
+            <w:tcW w:w="0" w:type="auto"/>
+            <w:vAlign w:val="center"/>
+            <w:hideMark/>
+          </w:tcPr>
+          <w:p>
+            <w:pPr>
+              <w:spacing w:after="0" w:line="240" w:lineRule="auto"/>
+              <w:rPr>
+                <w:rFonts w:ascii="Times New Roman" w:eastAsia="Times New Roman" w:hAnsi="Times New Roman" w:cs="Times New Roman"/>
+                <w:kern w:val="0"/>
+                <w:sz w:val="24"/>
+                <w:szCs w:val="24"/>
+                <w:lang w:val="en-US" w:bidi="ar-SA"/>
+              </w:rPr>
+            </w:pPr>
+            <w:r>
+              <w:rPr>
+                <w:rFonts w:ascii="Times New Roman" w:eastAsia="Times New Roman" w:hAnsi="Times New Roman" w:cs="Times New Roman"/>
+                <w:kern w:val="0"/>
+                <w:sz w:val="24"/>
+                <w:szCs w:val="24"/>
+                <w:lang w:val="en-US" w:bidi="ar-SA"/>
+              </w:rPr>
+              <w:t xml:space="preserve">Finds a file in </w:t>
+            </w:r>
+            <w:r>
+              <w:rPr>
+                <w:rFonts w:ascii="Courier New" w:eastAsia="Times New Roman" w:hAnsi="Courier New" w:cs="Courier New"/>
+                <w:kern w:val="0"/>
+                <w:sz w:val="20"/>
+                <w:lang w:val="en-US" w:bidi="ar-SA"/>
+              </w:rPr>
+              <w:t>/proc</w:t>
+            </w:r>
+            <w:r>
+              <w:rPr>
+                <w:rFonts w:ascii="Times New Roman" w:eastAsia="Times New Roman" w:hAnsi="Times New Roman" w:cs="Times New Roman"/>
+                <w:kern w:val="0"/>
+                <w:sz w:val="24"/>
+                <w:szCs w:val="24"/>
+                <w:lang w:val="en-US" w:bidi="ar-SA"/>
+              </w:rPr>
+              <w:t xml:space="preserve"> directory</w:t>
+            </w:r>
+          </w:p>
+        </w:tc>
+        <w:tc>
+          <w:tcPr>
+            <w:tcW w:w="0" w:type="auto"/>
+            <w:vAlign w:val="center"/>
+            <w:hideMark/>
+          </w:tcPr>
+          <w:p>
+            <w:pPr>
+              <w:spacing w:after="0" w:line="240" w:lineRule="auto"/>
+              <w:rPr>
+                <w:rFonts w:ascii="Times New Roman" w:eastAsia="Times New Roman" w:hAnsi="Times New Roman" w:cs="Times New Roman"/>
+                <w:kern w:val="0"/>
+                <w:sz w:val="24"/>
+                <w:szCs w:val="24"/>
+                <w:lang w:val="en-US" w:bidi="ar-SA"/>
+              </w:rPr>
+            </w:pPr>
+            <w:r>
+              <w:rPr>
+                <w:rFonts w:ascii="Times New Roman" w:eastAsia="Times New Roman" w:hAnsi="Times New Roman" w:cs="Times New Roman"/>
+                <w:kern w:val="0"/>
+                <w:sz w:val="24"/>
+                <w:szCs w:val="24"/>
+                <w:lang w:val="en-US" w:bidi="ar-SA"/>
+              </w:rPr>
+              <w:t>To locate files in system process info</w:t>
+            </w:r>
+          </w:p>
+        </w:tc>
+      </w:tr>
+      <w:tr>
+        <w:trPr>
+          <w:tblCellSpacing w:w="15" w:type="dxa"/>
+        </w:trPr>
+        <w:tc>
+          <w:tcPr>
+            <w:tcW w:w="0" w:type="auto"/>
+            <w:vAlign w:val="center"/>
+            <w:hideMark/>
+          </w:tcPr>
+          <w:p>
+            <w:pPr>
+              <w:spacing w:after="0" w:line="240" w:lineRule="auto"/>
+              <w:rPr>
+                <w:rFonts w:ascii="Times New Roman" w:eastAsia="Times New Roman" w:hAnsi="Times New Roman" w:cs="Times New Roman"/>
+                <w:kern w:val="0"/>
+                <w:sz w:val="24"/>
+                <w:szCs w:val="24"/>
+                <w:lang w:val="en-US" w:bidi="ar-SA"/>
+              </w:rPr>
+            </w:pPr>
+            <w:proofErr w:type="gramStart"/>
+            <w:r>
+              <w:rPr>
+                <w:rFonts w:ascii="Times New Roman" w:eastAsia="Times New Roman" w:hAnsi="Times New Roman" w:cs="Times New Roman"/>
+                <w:b/>
+                <w:bCs/>
+                <w:kern w:val="0"/>
+                <w:sz w:val="24"/>
+                <w:szCs w:val="24"/>
+                <w:lang w:val="en-US" w:bidi="ar-SA"/>
+              </w:rPr>
+              <w:t>find .</w:t>
+            </w:r>
+            <w:proofErr w:type="gramEnd"/>
+            <w:r>
+              <w:rPr>
+                <w:rFonts w:ascii="Times New Roman" w:eastAsia="Times New Roman" w:hAnsi="Times New Roman" w:cs="Times New Roman"/>
+                <w:b/>
+                <w:bCs/>
+                <w:kern w:val="0"/>
+                <w:sz w:val="24"/>
+                <w:szCs w:val="24"/>
+                <w:lang w:val="en-US" w:bidi="ar-SA"/>
+              </w:rPr>
+              <w:t xml:space="preserve"> -type d -name folder</w:t>
+            </w:r>
+          </w:p>
+        </w:tc>
+        <w:tc>
+          <w:tcPr>
+            <w:tcW w:w="0" w:type="auto"/>
+            <w:vAlign w:val="center"/>
+            <w:hideMark/>
+          </w:tcPr>
+          <w:p>
+            <w:pPr>
+              <w:spacing w:after="0" w:line="240" w:lineRule="auto"/>
+              <w:rPr>
+                <w:rFonts w:ascii="Times New Roman" w:eastAsia="Times New Roman" w:hAnsi="Times New Roman" w:cs="Times New Roman"/>
+                <w:kern w:val="0"/>
+                <w:sz w:val="24"/>
+                <w:szCs w:val="24"/>
+                <w:lang w:val="en-US" w:bidi="ar-SA"/>
+              </w:rPr>
+            </w:pPr>
+            <w:r>
+              <w:rPr>
+                <w:rFonts w:ascii="Times New Roman" w:eastAsia="Times New Roman" w:hAnsi="Times New Roman" w:cs="Times New Roman"/>
+                <w:kern w:val="0"/>
+                <w:sz w:val="24"/>
+                <w:szCs w:val="24"/>
+                <w:lang w:val="en-US" w:bidi="ar-SA"/>
+              </w:rPr>
+              <w:t>Finds a folder in the current directory</w:t>
+            </w:r>
+          </w:p>
+        </w:tc>
+        <w:tc>
+          <w:tcPr>
+            <w:tcW w:w="0" w:type="auto"/>
+            <w:vAlign w:val="center"/>
+            <w:hideMark/>
+          </w:tcPr>
+          <w:p>
+            <w:pPr>
+              <w:spacing w:after="0" w:line="240" w:lineRule="auto"/>
+              <w:rPr>
+                <w:rFonts w:ascii="Times New Roman" w:eastAsia="Times New Roman" w:hAnsi="Times New Roman" w:cs="Times New Roman"/>
+                <w:kern w:val="0"/>
+                <w:sz w:val="24"/>
+                <w:szCs w:val="24"/>
+                <w:lang w:val="en-US" w:bidi="ar-SA"/>
+              </w:rPr>
+            </w:pPr>
+            <w:r>
+              <w:rPr>
+                <w:rFonts w:ascii="Times New Roman" w:eastAsia="Times New Roman" w:hAnsi="Times New Roman" w:cs="Times New Roman"/>
+                <w:kern w:val="0"/>
+                <w:sz w:val="24"/>
+                <w:szCs w:val="24"/>
+                <w:lang w:val="en-US" w:bidi="ar-SA"/>
+              </w:rPr>
+              <w:t>To search specifically for directories</w:t>
+            </w:r>
+          </w:p>
+        </w:tc>
+      </w:tr>
+      <w:tr>
+        <w:trPr>
+          <w:tblCellSpacing w:w="15" w:type="dxa"/>
+        </w:trPr>
+        <w:tc>
+          <w:tcPr>
+            <w:tcW w:w="0" w:type="auto"/>
+            <w:vAlign w:val="center"/>
+            <w:hideMark/>
+          </w:tcPr>
+          <w:p>
+            <w:pPr>
+              <w:spacing w:after="0" w:line="240" w:lineRule="auto"/>
+              <w:rPr>
+                <w:rFonts w:ascii="Times New Roman" w:eastAsia="Times New Roman" w:hAnsi="Times New Roman" w:cs="Times New Roman"/>
+                <w:kern w:val="0"/>
+                <w:sz w:val="24"/>
+                <w:szCs w:val="24"/>
+                <w:lang w:val="en-US" w:bidi="ar-SA"/>
+              </w:rPr>
+            </w:pPr>
+            <w:proofErr w:type="gramStart"/>
+            <w:r>
+              <w:rPr>
+                <w:rFonts w:ascii="Times New Roman" w:eastAsia="Times New Roman" w:hAnsi="Times New Roman" w:cs="Times New Roman"/>
+                <w:b/>
+                <w:bCs/>
+                <w:kern w:val="0"/>
+                <w:sz w:val="24"/>
+                <w:szCs w:val="24"/>
+                <w:lang w:val="en-US" w:bidi="ar-SA"/>
+              </w:rPr>
+              <w:lastRenderedPageBreak/>
+              <w:t>find .</w:t>
+            </w:r>
+            <w:proofErr w:type="gramEnd"/>
+            <w:r>
+              <w:rPr>
+                <w:rFonts w:ascii="Times New Roman" w:eastAsia="Times New Roman" w:hAnsi="Times New Roman" w:cs="Times New Roman"/>
+                <w:b/>
+                <w:bCs/>
+                <w:kern w:val="0"/>
+                <w:sz w:val="24"/>
+                <w:szCs w:val="24"/>
+                <w:lang w:val="en-US" w:bidi="ar-SA"/>
+              </w:rPr>
+              <w:t xml:space="preserve"> -type f -name file1.txt</w:t>
+            </w:r>
+          </w:p>
+        </w:tc>
+        <w:tc>
+          <w:tcPr>
+            <w:tcW w:w="0" w:type="auto"/>
+            <w:vAlign w:val="center"/>
+            <w:hideMark/>
+          </w:tcPr>
+          <w:p>
+            <w:pPr>
+              <w:spacing w:after="0" w:line="240" w:lineRule="auto"/>
+              <w:rPr>
+                <w:rFonts w:ascii="Times New Roman" w:eastAsia="Times New Roman" w:hAnsi="Times New Roman" w:cs="Times New Roman"/>
+                <w:kern w:val="0"/>
+                <w:sz w:val="24"/>
+                <w:szCs w:val="24"/>
+                <w:lang w:val="en-US" w:bidi="ar-SA"/>
+              </w:rPr>
+            </w:pPr>
+            <w:r>
+              <w:rPr>
+                <w:rFonts w:ascii="Times New Roman" w:eastAsia="Times New Roman" w:hAnsi="Times New Roman" w:cs="Times New Roman"/>
+                <w:kern w:val="0"/>
+                <w:sz w:val="24"/>
+                <w:szCs w:val="24"/>
+                <w:lang w:val="en-US" w:bidi="ar-SA"/>
+              </w:rPr>
+              <w:t>Finds a specific file in current directory</w:t>
+            </w:r>
+          </w:p>
+        </w:tc>
+        <w:tc>
+          <w:tcPr>
+            <w:tcW w:w="0" w:type="auto"/>
+            <w:vAlign w:val="center"/>
+            <w:hideMark/>
+          </w:tcPr>
+          <w:p>
+            <w:pPr>
+              <w:spacing w:after="0" w:line="240" w:lineRule="auto"/>
+              <w:rPr>
+                <w:rFonts w:ascii="Times New Roman" w:eastAsia="Times New Roman" w:hAnsi="Times New Roman" w:cs="Times New Roman"/>
+                <w:kern w:val="0"/>
+                <w:sz w:val="24"/>
+                <w:szCs w:val="24"/>
+                <w:lang w:val="en-US" w:bidi="ar-SA"/>
+              </w:rPr>
+            </w:pPr>
+            <w:r>
+              <w:rPr>
+                <w:rFonts w:ascii="Times New Roman" w:eastAsia="Times New Roman" w:hAnsi="Times New Roman" w:cs="Times New Roman"/>
+                <w:kern w:val="0"/>
+                <w:sz w:val="24"/>
+                <w:szCs w:val="24"/>
+                <w:lang w:val="en-US" w:bidi="ar-SA"/>
+              </w:rPr>
+              <w:t>To locate a particular file by name</w:t>
+            </w:r>
+          </w:p>
+        </w:tc>
+      </w:tr>
+      <w:tr>
+        <w:trPr>
+          <w:tblCellSpacing w:w="15" w:type="dxa"/>
+        </w:trPr>
+        <w:tc>
+          <w:tcPr>
+            <w:tcW w:w="0" w:type="auto"/>
+            <w:vAlign w:val="center"/>
+            <w:hideMark/>
+          </w:tcPr>
+          <w:p>
+            <w:pPr>
+              <w:spacing w:after="0" w:line="240" w:lineRule="auto"/>
+              <w:rPr>
+                <w:rFonts w:ascii="Times New Roman" w:eastAsia="Times New Roman" w:hAnsi="Times New Roman" w:cs="Times New Roman"/>
+                <w:kern w:val="0"/>
+                <w:sz w:val="24"/>
+                <w:szCs w:val="24"/>
+                <w:lang w:val="en-US" w:bidi="ar-SA"/>
+              </w:rPr>
+            </w:pPr>
+            <w:proofErr w:type="gramStart"/>
+            <w:r>
+              <w:rPr>
+                <w:rFonts w:ascii="Times New Roman" w:eastAsia="Times New Roman" w:hAnsi="Times New Roman" w:cs="Times New Roman"/>
+                <w:b/>
+                <w:bCs/>
+                <w:kern w:val="0"/>
+                <w:sz w:val="24"/>
+                <w:szCs w:val="24"/>
+                <w:lang w:val="en-US" w:bidi="ar-SA"/>
+              </w:rPr>
+              <w:t>find .</w:t>
+            </w:r>
+            <w:proofErr w:type="gramEnd"/>
+            <w:r>
+              <w:rPr>
+                <w:rFonts w:ascii="Times New Roman" w:eastAsia="Times New Roman" w:hAnsi="Times New Roman" w:cs="Times New Roman"/>
+                <w:b/>
+                <w:bCs/>
+                <w:kern w:val="0"/>
+                <w:sz w:val="24"/>
+                <w:szCs w:val="24"/>
+                <w:lang w:val="en-US" w:bidi="ar-SA"/>
+              </w:rPr>
+              <w:t xml:space="preserve"> -type f -perm 777</w:t>
+            </w:r>
+          </w:p>
+        </w:tc>
+        <w:tc>
+          <w:tcPr>
+            <w:tcW w:w="0" w:type="auto"/>
+            <w:vAlign w:val="center"/>
+            <w:hideMark/>
+          </w:tcPr>
+          <w:p>
+            <w:pPr>
+              <w:spacing w:after="0" w:line="240" w:lineRule="auto"/>
+              <w:rPr>
+                <w:rFonts w:ascii="Times New Roman" w:eastAsia="Times New Roman" w:hAnsi="Times New Roman" w:cs="Times New Roman"/>
+                <w:kern w:val="0"/>
+                <w:sz w:val="24"/>
+                <w:szCs w:val="24"/>
+                <w:lang w:val="en-US" w:bidi="ar-SA"/>
+              </w:rPr>
+            </w:pPr>
+            <w:r>
+              <w:rPr>
+                <w:rFonts w:ascii="Times New Roman" w:eastAsia="Times New Roman" w:hAnsi="Times New Roman" w:cs="Times New Roman"/>
+                <w:kern w:val="0"/>
+                <w:sz w:val="24"/>
+                <w:szCs w:val="24"/>
+                <w:lang w:val="en-US" w:bidi="ar-SA"/>
+              </w:rPr>
+              <w:t>Finds all files with 777 permissions</w:t>
+            </w:r>
+          </w:p>
+        </w:tc>
+        <w:tc>
+          <w:tcPr>
+            <w:tcW w:w="0" w:type="auto"/>
+            <w:vAlign w:val="center"/>
+            <w:hideMark/>
+          </w:tcPr>
+          <w:p>
+            <w:pPr>
+              <w:spacing w:after="0" w:line="240" w:lineRule="auto"/>
+              <w:rPr>
+                <w:rFonts w:ascii="Times New Roman" w:eastAsia="Times New Roman" w:hAnsi="Times New Roman" w:cs="Times New Roman"/>
+                <w:kern w:val="0"/>
+                <w:sz w:val="24"/>
+                <w:szCs w:val="24"/>
+                <w:lang w:val="en-US" w:bidi="ar-SA"/>
+              </w:rPr>
+            </w:pPr>
+            <w:r>
+              <w:rPr>
+                <w:rFonts w:ascii="Times New Roman" w:eastAsia="Times New Roman" w:hAnsi="Times New Roman" w:cs="Times New Roman"/>
+                <w:kern w:val="0"/>
+                <w:sz w:val="24"/>
+                <w:szCs w:val="24"/>
+                <w:lang w:val="en-US" w:bidi="ar-SA"/>
+              </w:rPr>
+              <w:t>To identify files with full access for everyone</w:t>
+            </w:r>
+          </w:p>
+        </w:tc>
+      </w:tr>
+      <w:tr>
+        <w:trPr>
+          <w:tblCellSpacing w:w="15" w:type="dxa"/>
+        </w:trPr>
+        <w:tc>
+          <w:tcPr>
+            <w:tcW w:w="0" w:type="auto"/>
+            <w:vAlign w:val="center"/>
+            <w:hideMark/>
+          </w:tcPr>
+          <w:p>
+            <w:pPr>
+              <w:spacing w:after="0" w:line="240" w:lineRule="auto"/>
+              <w:rPr>
+                <w:rFonts w:ascii="Times New Roman" w:eastAsia="Times New Roman" w:hAnsi="Times New Roman" w:cs="Times New Roman"/>
+                <w:kern w:val="0"/>
+                <w:sz w:val="24"/>
+                <w:szCs w:val="24"/>
+                <w:lang w:val="en-US" w:bidi="ar-SA"/>
+              </w:rPr>
+            </w:pPr>
+            <w:proofErr w:type="gramStart"/>
+            <w:r>
+              <w:rPr>
+                <w:rFonts w:ascii="Times New Roman" w:eastAsia="Times New Roman" w:hAnsi="Times New Roman" w:cs="Times New Roman"/>
+                <w:b/>
+                <w:bCs/>
+                <w:kern w:val="0"/>
+                <w:sz w:val="24"/>
+                <w:szCs w:val="24"/>
+                <w:lang w:val="en-US" w:bidi="ar-SA"/>
+              </w:rPr>
+              <w:t>find .</w:t>
+            </w:r>
+            <w:proofErr w:type="gramEnd"/>
+            <w:r>
+              <w:rPr>
+                <w:rFonts w:ascii="Times New Roman" w:eastAsia="Times New Roman" w:hAnsi="Times New Roman" w:cs="Times New Roman"/>
+                <w:b/>
+                <w:bCs/>
+                <w:kern w:val="0"/>
+                <w:sz w:val="24"/>
+                <w:szCs w:val="24"/>
+                <w:lang w:val="en-US" w:bidi="ar-SA"/>
+              </w:rPr>
+              <w:t xml:space="preserve"> -type </w:t>
+            </w:r>
+            <w:proofErr w:type="gramStart"/>
+            <w:r>
+              <w:rPr>
+                <w:rFonts w:ascii="Times New Roman" w:eastAsia="Times New Roman" w:hAnsi="Times New Roman" w:cs="Times New Roman"/>
+                <w:b/>
+                <w:bCs/>
+                <w:kern w:val="0"/>
+                <w:sz w:val="24"/>
+                <w:szCs w:val="24"/>
+                <w:lang w:val="en-US" w:bidi="ar-SA"/>
+              </w:rPr>
+              <w:t>f !</w:t>
+            </w:r>
+            <w:proofErr w:type="gramEnd"/>
+            <w:r>
+              <w:rPr>
+                <w:rFonts w:ascii="Times New Roman" w:eastAsia="Times New Roman" w:hAnsi="Times New Roman" w:cs="Times New Roman"/>
+                <w:b/>
+                <w:bCs/>
+                <w:kern w:val="0"/>
+                <w:sz w:val="24"/>
+                <w:szCs w:val="24"/>
+                <w:lang w:val="en-US" w:bidi="ar-SA"/>
+              </w:rPr>
+              <w:t xml:space="preserve"> -perm 777</w:t>
+            </w:r>
+          </w:p>
+        </w:tc>
+        <w:tc>
+          <w:tcPr>
+            <w:tcW w:w="0" w:type="auto"/>
+            <w:vAlign w:val="center"/>
+            <w:hideMark/>
+          </w:tcPr>
+          <w:p>
+            <w:pPr>
+              <w:spacing w:after="0" w:line="240" w:lineRule="auto"/>
+              <w:rPr>
+                <w:rFonts w:ascii="Times New Roman" w:eastAsia="Times New Roman" w:hAnsi="Times New Roman" w:cs="Times New Roman"/>
+                <w:kern w:val="0"/>
+                <w:sz w:val="24"/>
+                <w:szCs w:val="24"/>
+                <w:lang w:val="en-US" w:bidi="ar-SA"/>
+              </w:rPr>
+            </w:pPr>
+            <w:r>
+              <w:rPr>
+                <w:rFonts w:ascii="Times New Roman" w:eastAsia="Times New Roman" w:hAnsi="Times New Roman" w:cs="Times New Roman"/>
+                <w:kern w:val="0"/>
+                <w:sz w:val="24"/>
+                <w:szCs w:val="24"/>
+                <w:lang w:val="en-US" w:bidi="ar-SA"/>
+              </w:rPr>
+              <w:t>Finds all files NOT having 777 permissions</w:t>
+            </w:r>
+          </w:p>
+        </w:tc>
+        <w:tc>
+          <w:tcPr>
+            <w:tcW w:w="0" w:type="auto"/>
+            <w:vAlign w:val="center"/>
+            <w:hideMark/>
+          </w:tcPr>
+          <w:p>
+            <w:pPr>
+              <w:spacing w:after="0" w:line="240" w:lineRule="auto"/>
+              <w:rPr>
+                <w:rFonts w:ascii="Times New Roman" w:eastAsia="Times New Roman" w:hAnsi="Times New Roman" w:cs="Times New Roman"/>
+                <w:kern w:val="0"/>
+                <w:sz w:val="24"/>
+                <w:szCs w:val="24"/>
+                <w:lang w:val="en-US" w:bidi="ar-SA"/>
+              </w:rPr>
+            </w:pPr>
+            <w:r>
+              <w:rPr>
+                <w:rFonts w:ascii="Times New Roman" w:eastAsia="Times New Roman" w:hAnsi="Times New Roman" w:cs="Times New Roman"/>
+                <w:kern w:val="0"/>
+                <w:sz w:val="24"/>
+                <w:szCs w:val="24"/>
+                <w:lang w:val="en-US" w:bidi="ar-SA"/>
+              </w:rPr>
+              <w:t>To locate files with restricted/different permissions</w:t>
+            </w:r>
+          </w:p>
+        </w:tc>
+      </w:tr>
+      <w:tr>
+        <w:trPr>
+          <w:tblCellSpacing w:w="15" w:type="dxa"/>
+        </w:trPr>
+        <w:tc>
+          <w:tcPr>
+            <w:tcW w:w="0" w:type="auto"/>
+            <w:vAlign w:val="center"/>
+            <w:hideMark/>
+          </w:tcPr>
+          <w:p>
+            <w:pPr>
+              <w:spacing w:after="0" w:line="240" w:lineRule="auto"/>
+              <w:rPr>
+                <w:rFonts w:ascii="Times New Roman" w:eastAsia="Times New Roman" w:hAnsi="Times New Roman" w:cs="Times New Roman"/>
+                <w:kern w:val="0"/>
+                <w:sz w:val="24"/>
+                <w:szCs w:val="24"/>
+                <w:lang w:val="en-US" w:bidi="ar-SA"/>
+              </w:rPr>
+            </w:pPr>
+            <w:r>
+              <w:rPr>
+                <w:rFonts w:ascii="Times New Roman" w:eastAsia="Times New Roman" w:hAnsi="Times New Roman" w:cs="Times New Roman"/>
+                <w:b/>
+                <w:bCs/>
+                <w:kern w:val="0"/>
+                <w:sz w:val="24"/>
+                <w:szCs w:val="24"/>
+                <w:lang w:val="en-US" w:bidi="ar-SA"/>
+              </w:rPr>
+              <w:t>find / -user username</w:t>
+            </w:r>
+          </w:p>
+        </w:tc>
+        <w:tc>
+          <w:tcPr>
+            <w:tcW w:w="0" w:type="auto"/>
+            <w:vAlign w:val="center"/>
+            <w:hideMark/>
+          </w:tcPr>
+          <w:p>
+            <w:pPr>
+              <w:spacing w:after="0" w:line="240" w:lineRule="auto"/>
+              <w:rPr>
+                <w:rFonts w:ascii="Times New Roman" w:eastAsia="Times New Roman" w:hAnsi="Times New Roman" w:cs="Times New Roman"/>
+                <w:kern w:val="0"/>
+                <w:sz w:val="24"/>
+                <w:szCs w:val="24"/>
+                <w:lang w:val="en-US" w:bidi="ar-SA"/>
+              </w:rPr>
+            </w:pPr>
+            <w:r>
+              <w:rPr>
+                <w:rFonts w:ascii="Times New Roman" w:eastAsia="Times New Roman" w:hAnsi="Times New Roman" w:cs="Times New Roman"/>
+                <w:kern w:val="0"/>
+                <w:sz w:val="24"/>
+                <w:szCs w:val="24"/>
+                <w:lang w:val="en-US" w:bidi="ar-SA"/>
+              </w:rPr>
+              <w:t xml:space="preserve">Finds all files owned by a specific user in </w:t>
+            </w:r>
+            <w:r>
+              <w:rPr>
+                <w:rFonts w:ascii="Courier New" w:eastAsia="Times New Roman" w:hAnsi="Courier New" w:cs="Courier New"/>
+                <w:kern w:val="0"/>
+                <w:sz w:val="20"/>
+                <w:lang w:val="en-US" w:bidi="ar-SA"/>
+              </w:rPr>
+              <w:t>/</w:t>
+            </w:r>
+          </w:p>
+        </w:tc>
+        <w:tc>
+          <w:tcPr>
+            <w:tcW w:w="0" w:type="auto"/>
+            <w:vAlign w:val="center"/>
+            <w:hideMark/>
+          </w:tcPr>
+          <w:p>
+            <w:pPr>
+              <w:spacing w:after="0" w:line="240" w:lineRule="auto"/>
+              <w:rPr>
+                <w:rFonts w:ascii="Times New Roman" w:eastAsia="Times New Roman" w:hAnsi="Times New Roman" w:cs="Times New Roman"/>
+                <w:kern w:val="0"/>
+                <w:sz w:val="24"/>
+                <w:szCs w:val="24"/>
+                <w:lang w:val="en-US" w:bidi="ar-SA"/>
+              </w:rPr>
+            </w:pPr>
+            <w:r>
+              <w:rPr>
+                <w:rFonts w:ascii="Times New Roman" w:eastAsia="Times New Roman" w:hAnsi="Times New Roman" w:cs="Times New Roman"/>
+                <w:kern w:val="0"/>
+                <w:sz w:val="24"/>
+                <w:szCs w:val="24"/>
+                <w:lang w:val="en-US" w:bidi="ar-SA"/>
+              </w:rPr>
+              <w:t>To locate all files belonging to a user</w:t>
+            </w:r>
+          </w:p>
+        </w:tc>
+      </w:tr>
+      <w:tr>
+        <w:trPr>
+          <w:tblCellSpacing w:w="15" w:type="dxa"/>
+        </w:trPr>
+        <w:tc>
+          <w:tcPr>
+            <w:tcW w:w="0" w:type="auto"/>
+            <w:vAlign w:val="center"/>
+            <w:hideMark/>
+          </w:tcPr>
+          <w:p>
+            <w:pPr>
+              <w:spacing w:after="0" w:line="240" w:lineRule="auto"/>
+              <w:rPr>
+                <w:rFonts w:ascii="Times New Roman" w:eastAsia="Times New Roman" w:hAnsi="Times New Roman" w:cs="Times New Roman"/>
+                <w:kern w:val="0"/>
+                <w:sz w:val="24"/>
+                <w:szCs w:val="24"/>
+                <w:lang w:val="en-US" w:bidi="ar-SA"/>
+              </w:rPr>
+            </w:pPr>
+            <w:r>
+              <w:rPr>
+                <w:rFonts w:ascii="Times New Roman" w:eastAsia="Times New Roman" w:hAnsi="Times New Roman" w:cs="Times New Roman"/>
+                <w:b/>
+                <w:bCs/>
+                <w:kern w:val="0"/>
+                <w:sz w:val="24"/>
+                <w:szCs w:val="24"/>
+                <w:lang w:val="en-US" w:bidi="ar-SA"/>
+              </w:rPr>
+              <w:t xml:space="preserve">find / -group </w:t>
+            </w:r>
+            <w:proofErr w:type="spellStart"/>
+            <w:r>
+              <w:rPr>
+                <w:rFonts w:ascii="Times New Roman" w:eastAsia="Times New Roman" w:hAnsi="Times New Roman" w:cs="Times New Roman"/>
+                <w:b/>
+                <w:bCs/>
+                <w:kern w:val="0"/>
+                <w:sz w:val="24"/>
+                <w:szCs w:val="24"/>
+                <w:lang w:val="en-US" w:bidi="ar-SA"/>
+              </w:rPr>
+              <w:t>groupname</w:t>
+            </w:r>
+            <w:proofErr w:type="spellEnd"/>
+          </w:p>
+        </w:tc>
+        <w:tc>
+          <w:tcPr>
+            <w:tcW w:w="0" w:type="auto"/>
+            <w:vAlign w:val="center"/>
+            <w:hideMark/>
+          </w:tcPr>
+          <w:p>
+            <w:pPr>
+              <w:spacing w:after="0" w:line="240" w:lineRule="auto"/>
+              <w:rPr>
+                <w:rFonts w:ascii="Times New Roman" w:eastAsia="Times New Roman" w:hAnsi="Times New Roman" w:cs="Times New Roman"/>
+                <w:kern w:val="0"/>
+                <w:sz w:val="24"/>
+                <w:szCs w:val="24"/>
+                <w:lang w:val="en-US" w:bidi="ar-SA"/>
+              </w:rPr>
+            </w:pPr>
+            <w:r>
+              <w:rPr>
+                <w:rFonts w:ascii="Times New Roman" w:eastAsia="Times New Roman" w:hAnsi="Times New Roman" w:cs="Times New Roman"/>
+                <w:kern w:val="0"/>
+                <w:sz w:val="24"/>
+                <w:szCs w:val="24"/>
+                <w:lang w:val="en-US" w:bidi="ar-SA"/>
+              </w:rPr>
+              <w:t xml:space="preserve">Finds all files owned by a specific group in </w:t>
+            </w:r>
+            <w:r>
+              <w:rPr>
+                <w:rFonts w:ascii="Courier New" w:eastAsia="Times New Roman" w:hAnsi="Courier New" w:cs="Courier New"/>
+                <w:kern w:val="0"/>
+                <w:sz w:val="20"/>
+                <w:lang w:val="en-US" w:bidi="ar-SA"/>
+              </w:rPr>
+              <w:t>/</w:t>
+            </w:r>
+          </w:p>
+        </w:tc>
+        <w:tc>
+          <w:tcPr>
+            <w:tcW w:w="0" w:type="auto"/>
+            <w:vAlign w:val="center"/>
+            <w:hideMark/>
+          </w:tcPr>
+          <w:p>
+            <w:pPr>
+              <w:spacing w:after="0" w:line="240" w:lineRule="auto"/>
+              <w:rPr>
+                <w:rFonts w:ascii="Times New Roman" w:eastAsia="Times New Roman" w:hAnsi="Times New Roman" w:cs="Times New Roman"/>
+                <w:kern w:val="0"/>
+                <w:sz w:val="24"/>
+                <w:szCs w:val="24"/>
+                <w:lang w:val="en-US" w:bidi="ar-SA"/>
+              </w:rPr>
+            </w:pPr>
+            <w:r>
+              <w:rPr>
+                <w:rFonts w:ascii="Times New Roman" w:eastAsia="Times New Roman" w:hAnsi="Times New Roman" w:cs="Times New Roman"/>
+                <w:kern w:val="0"/>
+                <w:sz w:val="24"/>
+                <w:szCs w:val="24"/>
+                <w:lang w:val="en-US" w:bidi="ar-SA"/>
+              </w:rPr>
+              <w:t>To locate all files belonging to a group</w:t>
+            </w:r>
+          </w:p>
+        </w:tc>
+      </w:tr>
+      <w:tr>
+        <w:trPr>
+          <w:tblCellSpacing w:w="15" w:type="dxa"/>
+        </w:trPr>
+        <w:tc>
+          <w:tcPr>
+            <w:tcW w:w="0" w:type="auto"/>
+            <w:vAlign w:val="center"/>
+            <w:hideMark/>
+          </w:tcPr>
+          <w:p>
+            <w:pPr>
+              <w:spacing w:after="0" w:line="240" w:lineRule="auto"/>
+              <w:rPr>
+                <w:rFonts w:ascii="Times New Roman" w:eastAsia="Times New Roman" w:hAnsi="Times New Roman" w:cs="Times New Roman"/>
+                <w:kern w:val="0"/>
+                <w:sz w:val="24"/>
+                <w:szCs w:val="24"/>
+                <w:lang w:val="en-US" w:bidi="ar-SA"/>
+              </w:rPr>
+            </w:pPr>
+            <w:proofErr w:type="spellStart"/>
+            <w:r>
+              <w:rPr>
+                <w:rFonts w:ascii="Times New Roman" w:eastAsia="Times New Roman" w:hAnsi="Times New Roman" w:cs="Times New Roman"/>
+                <w:b/>
+                <w:bCs/>
+                <w:kern w:val="0"/>
+                <w:sz w:val="24"/>
+                <w:szCs w:val="24"/>
+                <w:lang w:val="en-US" w:bidi="ar-SA"/>
+              </w:rPr>
+              <w:t>uname</w:t>
+            </w:r>
+            <w:proofErr w:type="spellEnd"/>
+          </w:p>
+        </w:tc>
+        <w:tc>
+          <w:tcPr>
+            <w:tcW w:w="0" w:type="auto"/>
+            <w:vAlign w:val="center"/>
+            <w:hideMark/>
+          </w:tcPr>
+          <w:p>
+            <w:pPr>
+              <w:spacing w:after="0" w:line="240" w:lineRule="auto"/>
+              <w:rPr>
+                <w:rFonts w:ascii="Times New Roman" w:eastAsia="Times New Roman" w:hAnsi="Times New Roman" w:cs="Times New Roman"/>
+                <w:kern w:val="0"/>
+                <w:sz w:val="24"/>
+                <w:szCs w:val="24"/>
+                <w:lang w:val="en-US" w:bidi="ar-SA"/>
+              </w:rPr>
+            </w:pPr>
+            <w:r>
+              <w:rPr>
+                <w:rFonts w:ascii="Times New Roman" w:eastAsia="Times New Roman" w:hAnsi="Times New Roman" w:cs="Times New Roman"/>
+                <w:kern w:val="0"/>
+                <w:sz w:val="24"/>
+                <w:szCs w:val="24"/>
+                <w:lang w:val="en-US" w:bidi="ar-SA"/>
+              </w:rPr>
+              <w:t>Displays system info</w:t>
+            </w:r>
+          </w:p>
+        </w:tc>
+        <w:tc>
+          <w:tcPr>
+            <w:tcW w:w="0" w:type="auto"/>
+            <w:vAlign w:val="center"/>
+            <w:hideMark/>
+          </w:tcPr>
+          <w:p>
+            <w:pPr>
+              <w:spacing w:after="0" w:line="240" w:lineRule="auto"/>
+              <w:rPr>
+                <w:rFonts w:ascii="Times New Roman" w:eastAsia="Times New Roman" w:hAnsi="Times New Roman" w:cs="Times New Roman"/>
+                <w:kern w:val="0"/>
+                <w:sz w:val="24"/>
+                <w:szCs w:val="24"/>
+                <w:lang w:val="en-US" w:bidi="ar-SA"/>
+              </w:rPr>
+            </w:pPr>
+            <w:r>
+              <w:rPr>
+                <w:rFonts w:ascii="Times New Roman" w:eastAsia="Times New Roman" w:hAnsi="Times New Roman" w:cs="Times New Roman"/>
+                <w:kern w:val="0"/>
+                <w:sz w:val="24"/>
+                <w:szCs w:val="24"/>
+                <w:lang w:val="en-US" w:bidi="ar-SA"/>
+              </w:rPr>
+              <w:t>To identify OS/kernel details</w:t>
+            </w:r>
+          </w:p>
+        </w:tc>
+      </w:tr>
+      <w:tr>
+        <w:trPr>
+          <w:tblCellSpacing w:w="15" w:type="dxa"/>
+        </w:trPr>
+        <w:tc>
+          <w:tcPr>
+            <w:tcW w:w="0" w:type="auto"/>
+            <w:vAlign w:val="center"/>
+            <w:hideMark/>
+          </w:tcPr>
+          <w:p>
+            <w:pPr>
+              <w:spacing w:after="0" w:line="240" w:lineRule="auto"/>
+              <w:rPr>
+                <w:rFonts w:ascii="Times New Roman" w:eastAsia="Times New Roman" w:hAnsi="Times New Roman" w:cs="Times New Roman"/>
+                <w:kern w:val="0"/>
+                <w:sz w:val="24"/>
+                <w:szCs w:val="24"/>
+                <w:lang w:val="en-US" w:bidi="ar-SA"/>
+              </w:rPr>
+            </w:pPr>
+            <w:proofErr w:type="spellStart"/>
+            <w:r>
+              <w:rPr>
+                <w:rFonts w:ascii="Times New Roman" w:eastAsia="Times New Roman" w:hAnsi="Times New Roman" w:cs="Times New Roman"/>
+                <w:b/>
+                <w:bCs/>
+                <w:kern w:val="0"/>
+                <w:sz w:val="24"/>
+                <w:szCs w:val="24"/>
+                <w:lang w:val="en-US" w:bidi="ar-SA"/>
+              </w:rPr>
+              <w:t>uname</w:t>
+            </w:r>
+            <w:proofErr w:type="spellEnd"/>
+            <w:r>
+              <w:rPr>
+                <w:rFonts w:ascii="Times New Roman" w:eastAsia="Times New Roman" w:hAnsi="Times New Roman" w:cs="Times New Roman"/>
+                <w:b/>
+                <w:bCs/>
+                <w:kern w:val="0"/>
+                <w:sz w:val="24"/>
+                <w:szCs w:val="24"/>
+                <w:lang w:val="en-US" w:bidi="ar-SA"/>
+              </w:rPr>
+              <w:t xml:space="preserve"> -r</w:t>
+            </w:r>
+          </w:p>
+        </w:tc>
+        <w:tc>
+          <w:tcPr>
+            <w:tcW w:w="0" w:type="auto"/>
+            <w:vAlign w:val="center"/>
+            <w:hideMark/>
+          </w:tcPr>
+          <w:p>
+            <w:pPr>
+              <w:spacing w:after="0" w:line="240" w:lineRule="auto"/>
+              <w:rPr>
+                <w:rFonts w:ascii="Times New Roman" w:eastAsia="Times New Roman" w:hAnsi="Times New Roman" w:cs="Times New Roman"/>
+                <w:kern w:val="0"/>
+                <w:sz w:val="24"/>
+                <w:szCs w:val="24"/>
+                <w:lang w:val="en-US" w:bidi="ar-SA"/>
+              </w:rPr>
+            </w:pPr>
+            <w:r>
+              <w:rPr>
+                <w:rFonts w:ascii="Times New Roman" w:eastAsia="Times New Roman" w:hAnsi="Times New Roman" w:cs="Times New Roman"/>
+                <w:kern w:val="0"/>
+                <w:sz w:val="24"/>
+                <w:szCs w:val="24"/>
+                <w:lang w:val="en-US" w:bidi="ar-SA"/>
+              </w:rPr>
+              <w:t>Shows kernel version</w:t>
+            </w:r>
+          </w:p>
+        </w:tc>
+        <w:tc>
+          <w:tcPr>
+            <w:tcW w:w="0" w:type="auto"/>
+            <w:vAlign w:val="center"/>
+            <w:hideMark/>
+          </w:tcPr>
+          <w:p>
+            <w:pPr>
+              <w:spacing w:after="0" w:line="240" w:lineRule="auto"/>
+              <w:rPr>
+                <w:rFonts w:ascii="Times New Roman" w:eastAsia="Times New Roman" w:hAnsi="Times New Roman" w:cs="Times New Roman"/>
+                <w:kern w:val="0"/>
+                <w:sz w:val="24"/>
+                <w:szCs w:val="24"/>
+                <w:lang w:val="en-US" w:bidi="ar-SA"/>
+              </w:rPr>
+            </w:pPr>
+            <w:r>
+              <w:rPr>
+                <w:rFonts w:ascii="Times New Roman" w:eastAsia="Times New Roman" w:hAnsi="Times New Roman" w:cs="Times New Roman"/>
+                <w:kern w:val="0"/>
+                <w:sz w:val="24"/>
+                <w:szCs w:val="24"/>
+                <w:lang w:val="en-US" w:bidi="ar-SA"/>
+              </w:rPr>
+              <w:t>To know which kernel is running</w:t>
+            </w:r>
+          </w:p>
+        </w:tc>
+      </w:tr>
+      <w:tr>
+        <w:trPr>
+          <w:tblCellSpacing w:w="15" w:type="dxa"/>
+        </w:trPr>
+        <w:tc>
+          <w:tcPr>
+            <w:tcW w:w="0" w:type="auto"/>
+            <w:vAlign w:val="center"/>
+            <w:hideMark/>
+          </w:tcPr>
+          <w:p>
+            <w:pPr>
+              <w:spacing w:after="0" w:line="240" w:lineRule="auto"/>
+              <w:rPr>
+                <w:rFonts w:ascii="Times New Roman" w:eastAsia="Times New Roman" w:hAnsi="Times New Roman" w:cs="Times New Roman"/>
+                <w:kern w:val="0"/>
+                <w:sz w:val="24"/>
+                <w:szCs w:val="24"/>
+                <w:lang w:val="en-US" w:bidi="ar-SA"/>
+              </w:rPr>
+            </w:pPr>
+            <w:proofErr w:type="spellStart"/>
+            <w:r>
+              <w:rPr>
+                <w:rFonts w:ascii="Times New Roman" w:eastAsia="Times New Roman" w:hAnsi="Times New Roman" w:cs="Times New Roman"/>
+                <w:b/>
+                <w:bCs/>
+                <w:kern w:val="0"/>
+                <w:sz w:val="24"/>
+                <w:szCs w:val="24"/>
+                <w:lang w:val="en-US" w:bidi="ar-SA"/>
+              </w:rPr>
+              <w:t>uname</w:t>
+            </w:r>
+            <w:proofErr w:type="spellEnd"/>
+            <w:r>
+              <w:rPr>
+                <w:rFonts w:ascii="Times New Roman" w:eastAsia="Times New Roman" w:hAnsi="Times New Roman" w:cs="Times New Roman"/>
+                <w:b/>
+                <w:bCs/>
+                <w:kern w:val="0"/>
+                <w:sz w:val="24"/>
+                <w:szCs w:val="24"/>
+                <w:lang w:val="en-US" w:bidi="ar-SA"/>
+              </w:rPr>
+              <w:t xml:space="preserve"> -a</w:t>
+            </w:r>
+          </w:p>
+        </w:tc>
+        <w:tc>
+          <w:tcPr>
+            <w:tcW w:w="0" w:type="auto"/>
+            <w:vAlign w:val="center"/>
+            <w:hideMark/>
+          </w:tcPr>
+          <w:p>
+            <w:pPr>
+              <w:spacing w:after="0" w:line="240" w:lineRule="auto"/>
+              <w:rPr>
+                <w:rFonts w:ascii="Times New Roman" w:eastAsia="Times New Roman" w:hAnsi="Times New Roman" w:cs="Times New Roman"/>
+                <w:kern w:val="0"/>
+                <w:sz w:val="24"/>
+                <w:szCs w:val="24"/>
+                <w:lang w:val="en-US" w:bidi="ar-SA"/>
+              </w:rPr>
+            </w:pPr>
+            <w:r>
+              <w:rPr>
+                <w:rFonts w:ascii="Times New Roman" w:eastAsia="Times New Roman" w:hAnsi="Times New Roman" w:cs="Times New Roman"/>
+                <w:kern w:val="0"/>
+                <w:sz w:val="24"/>
+                <w:szCs w:val="24"/>
+                <w:lang w:val="en-US" w:bidi="ar-SA"/>
+              </w:rPr>
+              <w:t>Displays all system info</w:t>
+            </w:r>
+          </w:p>
+        </w:tc>
+        <w:tc>
+          <w:tcPr>
+            <w:tcW w:w="0" w:type="auto"/>
+            <w:vAlign w:val="center"/>
+            <w:hideMark/>
+          </w:tcPr>
+          <w:p>
+            <w:pPr>
+              <w:spacing w:after="0" w:line="240" w:lineRule="auto"/>
+              <w:rPr>
+                <w:rFonts w:ascii="Times New Roman" w:eastAsia="Times New Roman" w:hAnsi="Times New Roman" w:cs="Times New Roman"/>
+                <w:kern w:val="0"/>
+                <w:sz w:val="24"/>
+                <w:szCs w:val="24"/>
+                <w:lang w:val="en-US" w:bidi="ar-SA"/>
+              </w:rPr>
+            </w:pPr>
+            <w:r>
+              <w:rPr>
+                <w:rFonts w:ascii="Times New Roman" w:eastAsia="Times New Roman" w:hAnsi="Times New Roman" w:cs="Times New Roman"/>
+                <w:kern w:val="0"/>
+                <w:sz w:val="24"/>
+                <w:szCs w:val="24"/>
+                <w:lang w:val="en-US" w:bidi="ar-SA"/>
+              </w:rPr>
+              <w:t>To get complete system overview</w:t>
+            </w:r>
+          </w:p>
+        </w:tc>
+      </w:tr>
+      <w:tr>
+        <w:trPr>
+          <w:tblCellSpacing w:w="15" w:type="dxa"/>
+        </w:trPr>
+        <w:tc>
+          <w:tcPr>
+            <w:tcW w:w="0" w:type="auto"/>
+            <w:vAlign w:val="center"/>
+            <w:hideMark/>
+          </w:tcPr>
+          <w:p>
+            <w:pPr>
+              <w:spacing w:after="0" w:line="240" w:lineRule="auto"/>
+              <w:rPr>
+                <w:rFonts w:ascii="Times New Roman" w:eastAsia="Times New Roman" w:hAnsi="Times New Roman" w:cs="Times New Roman"/>
+                <w:kern w:val="0"/>
+                <w:sz w:val="24"/>
+                <w:szCs w:val="24"/>
+                <w:lang w:val="en-US" w:bidi="ar-SA"/>
+              </w:rPr>
+            </w:pPr>
+            <w:r>
+              <w:rPr>
+                <w:rFonts w:ascii="Times New Roman" w:eastAsia="Times New Roman" w:hAnsi="Times New Roman" w:cs="Times New Roman"/>
+                <w:b/>
+                <w:bCs/>
+                <w:kern w:val="0"/>
+                <w:sz w:val="24"/>
+                <w:szCs w:val="24"/>
+                <w:lang w:val="en-US" w:bidi="ar-SA"/>
+              </w:rPr>
+              <w:t>clear</w:t>
+            </w:r>
+          </w:p>
+        </w:tc>
+        <w:tc>
+          <w:tcPr>
+            <w:tcW w:w="0" w:type="auto"/>
+            <w:vAlign w:val="center"/>
+            <w:hideMark/>
+          </w:tcPr>
+          <w:p>
+            <w:pPr>
+              <w:spacing w:after="0" w:line="240" w:lineRule="auto"/>
+              <w:rPr>
+                <w:rFonts w:ascii="Times New Roman" w:eastAsia="Times New Roman" w:hAnsi="Times New Roman" w:cs="Times New Roman"/>
+                <w:kern w:val="0"/>
+                <w:sz w:val="24"/>
+                <w:szCs w:val="24"/>
+                <w:lang w:val="en-US" w:bidi="ar-SA"/>
+              </w:rPr>
+            </w:pPr>
+            <w:r>
+              <w:rPr>
+                <w:rFonts w:ascii="Times New Roman" w:eastAsia="Times New Roman" w:hAnsi="Times New Roman" w:cs="Times New Roman"/>
+                <w:kern w:val="0"/>
+                <w:sz w:val="24"/>
+                <w:szCs w:val="24"/>
+                <w:lang w:val="en-US" w:bidi="ar-SA"/>
+              </w:rPr>
+              <w:t>Clears the terminal screen</w:t>
+            </w:r>
+          </w:p>
+        </w:tc>
+        <w:tc>
+          <w:tcPr>
+            <w:tcW w:w="0" w:type="auto"/>
+            <w:vAlign w:val="center"/>
+            <w:hideMark/>
+          </w:tcPr>
+          <w:p>
+            <w:pPr>
+              <w:spacing w:after="0" w:line="240" w:lineRule="auto"/>
+              <w:rPr>
+                <w:rFonts w:ascii="Times New Roman" w:eastAsia="Times New Roman" w:hAnsi="Times New Roman" w:cs="Times New Roman"/>
+                <w:kern w:val="0"/>
+                <w:sz w:val="24"/>
+                <w:szCs w:val="24"/>
+                <w:lang w:val="en-US" w:bidi="ar-SA"/>
+              </w:rPr>
+            </w:pPr>
+            <w:r>
+              <w:rPr>
+                <w:rFonts w:ascii="Times New Roman" w:eastAsia="Times New Roman" w:hAnsi="Times New Roman" w:cs="Times New Roman"/>
+                <w:kern w:val="0"/>
+                <w:sz w:val="24"/>
+                <w:szCs w:val="24"/>
+                <w:lang w:val="en-US" w:bidi="ar-SA"/>
+              </w:rPr>
+              <w:t>To remove clutter and view output cleanly</w:t>
+            </w:r>
+          </w:p>
+        </w:tc>
+      </w:tr>
+      <w:tr>
+        <w:trPr>
+          <w:tblCellSpacing w:w="15" w:type="dxa"/>
+        </w:trPr>
+        <w:tc>
+          <w:tcPr>
+            <w:tcW w:w="0" w:type="auto"/>
+            <w:vAlign w:val="center"/>
+            <w:hideMark/>
+          </w:tcPr>
+          <w:p>
+            <w:pPr>
+              <w:spacing w:after="0" w:line="240" w:lineRule="auto"/>
+              <w:rPr>
+                <w:rFonts w:ascii="Times New Roman" w:eastAsia="Times New Roman" w:hAnsi="Times New Roman" w:cs="Times New Roman"/>
+                <w:kern w:val="0"/>
+                <w:sz w:val="24"/>
+                <w:szCs w:val="24"/>
+                <w:lang w:val="en-US" w:bidi="ar-SA"/>
+              </w:rPr>
+            </w:pPr>
+            <w:r>
+              <w:rPr>
+                <w:rFonts w:ascii="Times New Roman" w:eastAsia="Times New Roman" w:hAnsi="Times New Roman" w:cs="Times New Roman"/>
+                <w:b/>
+                <w:bCs/>
+                <w:kern w:val="0"/>
+                <w:sz w:val="24"/>
+                <w:szCs w:val="24"/>
+                <w:lang w:val="en-US" w:bidi="ar-SA"/>
+              </w:rPr>
+              <w:t>uptime</w:t>
+            </w:r>
+          </w:p>
+        </w:tc>
+        <w:tc>
+          <w:tcPr>
+            <w:tcW w:w="0" w:type="auto"/>
+            <w:vAlign w:val="center"/>
+            <w:hideMark/>
+          </w:tcPr>
+          <w:p>
+            <w:pPr>
+              <w:spacing w:after="0" w:line="240" w:lineRule="auto"/>
+              <w:rPr>
+                <w:rFonts w:ascii="Times New Roman" w:eastAsia="Times New Roman" w:hAnsi="Times New Roman" w:cs="Times New Roman"/>
+                <w:kern w:val="0"/>
+                <w:sz w:val="24"/>
+                <w:szCs w:val="24"/>
+                <w:lang w:val="en-US" w:bidi="ar-SA"/>
+              </w:rPr>
+            </w:pPr>
+            <w:r>
+              <w:rPr>
+                <w:rFonts w:ascii="Times New Roman" w:eastAsia="Times New Roman" w:hAnsi="Times New Roman" w:cs="Times New Roman"/>
+                <w:kern w:val="0"/>
+                <w:sz w:val="24"/>
+                <w:szCs w:val="24"/>
+                <w:lang w:val="en-US" w:bidi="ar-SA"/>
+              </w:rPr>
+              <w:t>Shows system running time and load</w:t>
+            </w:r>
+          </w:p>
+        </w:tc>
+        <w:tc>
+          <w:tcPr>
+            <w:tcW w:w="0" w:type="auto"/>
+            <w:vAlign w:val="center"/>
+            <w:hideMark/>
+          </w:tcPr>
+          <w:p>
+            <w:pPr>
+              <w:spacing w:after="0" w:line="240" w:lineRule="auto"/>
+              <w:rPr>
+                <w:rFonts w:ascii="Times New Roman" w:eastAsia="Times New Roman" w:hAnsi="Times New Roman" w:cs="Times New Roman"/>
+                <w:kern w:val="0"/>
+                <w:sz w:val="24"/>
+                <w:szCs w:val="24"/>
+                <w:lang w:val="en-US" w:bidi="ar-SA"/>
+              </w:rPr>
+            </w:pPr>
+            <w:r>
+              <w:rPr>
+                <w:rFonts w:ascii="Times New Roman" w:eastAsia="Times New Roman" w:hAnsi="Times New Roman" w:cs="Times New Roman"/>
+                <w:kern w:val="0"/>
+                <w:sz w:val="24"/>
+                <w:szCs w:val="24"/>
+                <w:lang w:val="en-US" w:bidi="ar-SA"/>
+              </w:rPr>
+              <w:t>To check system activity</w:t>
+            </w:r>
+          </w:p>
+        </w:tc>
+      </w:tr>
+      <w:tr>
+        <w:trPr>
+          <w:tblCellSpacing w:w="15" w:type="dxa"/>
+        </w:trPr>
+        <w:tc>
+          <w:tcPr>
+            <w:tcW w:w="0" w:type="auto"/>
+            <w:vAlign w:val="center"/>
+            <w:hideMark/>
+          </w:tcPr>
+          <w:p>
+            <w:pPr>
+              <w:spacing w:after="0" w:line="240" w:lineRule="auto"/>
+              <w:rPr>
+                <w:rFonts w:ascii="Times New Roman" w:eastAsia="Times New Roman" w:hAnsi="Times New Roman" w:cs="Times New Roman"/>
+                <w:kern w:val="0"/>
+                <w:sz w:val="24"/>
+                <w:szCs w:val="24"/>
+                <w:lang w:val="en-US" w:bidi="ar-SA"/>
+              </w:rPr>
+            </w:pPr>
+            <w:r>
+              <w:rPr>
+                <w:rFonts w:ascii="Times New Roman" w:eastAsia="Times New Roman" w:hAnsi="Times New Roman" w:cs="Times New Roman"/>
+                <w:b/>
+                <w:bCs/>
+                <w:kern w:val="0"/>
+                <w:sz w:val="24"/>
+                <w:szCs w:val="24"/>
+                <w:lang w:val="en-US" w:bidi="ar-SA"/>
+              </w:rPr>
+              <w:t>uptime -p</w:t>
+            </w:r>
+          </w:p>
+        </w:tc>
+        <w:tc>
+          <w:tcPr>
+            <w:tcW w:w="0" w:type="auto"/>
+            <w:vAlign w:val="center"/>
+            <w:hideMark/>
+          </w:tcPr>
+          <w:p>
+            <w:pPr>
+              <w:spacing w:after="0" w:line="240" w:lineRule="auto"/>
+              <w:rPr>
+                <w:rFonts w:ascii="Times New Roman" w:eastAsia="Times New Roman" w:hAnsi="Times New Roman" w:cs="Times New Roman"/>
+                <w:kern w:val="0"/>
+                <w:sz w:val="24"/>
+                <w:szCs w:val="24"/>
+                <w:lang w:val="en-US" w:bidi="ar-SA"/>
+              </w:rPr>
+            </w:pPr>
+            <w:r>
+              <w:rPr>
+                <w:rFonts w:ascii="Times New Roman" w:eastAsia="Times New Roman" w:hAnsi="Times New Roman" w:cs="Times New Roman"/>
+                <w:kern w:val="0"/>
+                <w:sz w:val="24"/>
+                <w:szCs w:val="24"/>
+                <w:lang w:val="en-US" w:bidi="ar-SA"/>
+              </w:rPr>
+              <w:t>Shows uptime in human-readable format</w:t>
+            </w:r>
+          </w:p>
+        </w:tc>
+        <w:tc>
+          <w:tcPr>
+            <w:tcW w:w="0" w:type="auto"/>
+            <w:vAlign w:val="center"/>
+            <w:hideMark/>
+          </w:tcPr>
+          <w:p>
+            <w:pPr>
+              <w:spacing w:after="0" w:line="240" w:lineRule="auto"/>
+              <w:rPr>
+                <w:rFonts w:ascii="Times New Roman" w:eastAsia="Times New Roman" w:hAnsi="Times New Roman" w:cs="Times New Roman"/>
+                <w:kern w:val="0"/>
+                <w:sz w:val="24"/>
+                <w:szCs w:val="24"/>
+                <w:lang w:val="en-US" w:bidi="ar-SA"/>
+              </w:rPr>
+            </w:pPr>
+            <w:r>
+              <w:rPr>
+                <w:rFonts w:ascii="Times New Roman" w:eastAsia="Times New Roman" w:hAnsi="Times New Roman" w:cs="Times New Roman"/>
+                <w:kern w:val="0"/>
+                <w:sz w:val="24"/>
+                <w:szCs w:val="24"/>
+                <w:lang w:val="en-US" w:bidi="ar-SA"/>
+              </w:rPr>
+              <w:t>To easily understand how long the system has run</w:t>
+            </w:r>
+          </w:p>
+        </w:tc>
+      </w:tr>
+      <w:tr>
+        <w:trPr>
+          <w:tblCellSpacing w:w="15" w:type="dxa"/>
+        </w:trPr>
+        <w:tc>
+          <w:tcPr>
+            <w:tcW w:w="0" w:type="auto"/>
+            <w:vAlign w:val="center"/>
+            <w:hideMark/>
+          </w:tcPr>
+          <w:p>
+            <w:pPr>
+              <w:spacing w:after="0" w:line="240" w:lineRule="auto"/>
+              <w:rPr>
+                <w:rFonts w:ascii="Times New Roman" w:eastAsia="Times New Roman" w:hAnsi="Times New Roman" w:cs="Times New Roman"/>
+                <w:kern w:val="0"/>
+                <w:sz w:val="24"/>
+                <w:szCs w:val="24"/>
+                <w:lang w:val="en-US" w:bidi="ar-SA"/>
+              </w:rPr>
+            </w:pPr>
+            <w:r>
+              <w:rPr>
+                <w:rFonts w:ascii="Times New Roman" w:eastAsia="Times New Roman" w:hAnsi="Times New Roman" w:cs="Times New Roman"/>
+                <w:b/>
+                <w:bCs/>
+                <w:kern w:val="0"/>
+                <w:sz w:val="24"/>
+                <w:szCs w:val="24"/>
+                <w:lang w:val="en-US" w:bidi="ar-SA"/>
+              </w:rPr>
+              <w:t>hostname</w:t>
+            </w:r>
+          </w:p>
+        </w:tc>
+        <w:tc>
+          <w:tcPr>
+            <w:tcW w:w="0" w:type="auto"/>
+            <w:vAlign w:val="center"/>
+            <w:hideMark/>
+          </w:tcPr>
+          <w:p>
+            <w:pPr>
+              <w:spacing w:after="0" w:line="240" w:lineRule="auto"/>
+              <w:rPr>
+                <w:rFonts w:ascii="Times New Roman" w:eastAsia="Times New Roman" w:hAnsi="Times New Roman" w:cs="Times New Roman"/>
+                <w:kern w:val="0"/>
+                <w:sz w:val="24"/>
+                <w:szCs w:val="24"/>
+                <w:lang w:val="en-US" w:bidi="ar-SA"/>
+              </w:rPr>
+            </w:pPr>
+            <w:r>
+              <w:rPr>
+                <w:rFonts w:ascii="Times New Roman" w:eastAsia="Times New Roman" w:hAnsi="Times New Roman" w:cs="Times New Roman"/>
+                <w:kern w:val="0"/>
+                <w:sz w:val="24"/>
+                <w:szCs w:val="24"/>
+                <w:lang w:val="en-US" w:bidi="ar-SA"/>
+              </w:rPr>
+              <w:t>Displays system name</w:t>
+            </w:r>
+          </w:p>
+        </w:tc>
+        <w:tc>
+          <w:tcPr>
+            <w:tcW w:w="0" w:type="auto"/>
+            <w:vAlign w:val="center"/>
+            <w:hideMark/>
+          </w:tcPr>
+          <w:p>
+            <w:pPr>
+              <w:spacing w:after="0" w:line="240" w:lineRule="auto"/>
+              <w:rPr>
+                <w:rFonts w:ascii="Times New Roman" w:eastAsia="Times New Roman" w:hAnsi="Times New Roman" w:cs="Times New Roman"/>
+                <w:kern w:val="0"/>
+                <w:sz w:val="24"/>
+                <w:szCs w:val="24"/>
+                <w:lang w:val="en-US" w:bidi="ar-SA"/>
+              </w:rPr>
+            </w:pPr>
+            <w:r>
+              <w:rPr>
+                <w:rFonts w:ascii="Times New Roman" w:eastAsia="Times New Roman" w:hAnsi="Times New Roman" w:cs="Times New Roman"/>
+                <w:kern w:val="0"/>
+                <w:sz w:val="24"/>
+                <w:szCs w:val="24"/>
+                <w:lang w:val="en-US" w:bidi="ar-SA"/>
+              </w:rPr>
+              <w:t>To identify the machine on a network</w:t>
+            </w:r>
+          </w:p>
+        </w:tc>
+      </w:tr>
+      <w:tr>
+        <w:trPr>
+          <w:tblCellSpacing w:w="15" w:type="dxa"/>
+        </w:trPr>
+        <w:tc>
+          <w:tcPr>
+            <w:tcW w:w="0" w:type="auto"/>
+            <w:vAlign w:val="center"/>
+            <w:hideMark/>
+          </w:tcPr>
+          <w:p>
+            <w:pPr>
+              <w:spacing w:after="0" w:line="240" w:lineRule="auto"/>
+              <w:rPr>
+                <w:rFonts w:ascii="Times New Roman" w:eastAsia="Times New Roman" w:hAnsi="Times New Roman" w:cs="Times New Roman"/>
+                <w:kern w:val="0"/>
+                <w:sz w:val="24"/>
+                <w:szCs w:val="24"/>
+                <w:lang w:val="en-US" w:bidi="ar-SA"/>
+              </w:rPr>
+            </w:pPr>
+            <w:r>
+              <w:rPr>
+                <w:rFonts w:ascii="Times New Roman" w:eastAsia="Times New Roman" w:hAnsi="Times New Roman" w:cs="Times New Roman"/>
+                <w:b/>
+                <w:bCs/>
+                <w:kern w:val="0"/>
+                <w:sz w:val="24"/>
+                <w:szCs w:val="24"/>
+                <w:lang w:val="en-US" w:bidi="ar-SA"/>
+              </w:rPr>
+              <w:t>hostname -</w:t>
+            </w:r>
+            <w:proofErr w:type="spellStart"/>
+            <w:r>
+              <w:rPr>
+                <w:rFonts w:ascii="Times New Roman" w:eastAsia="Times New Roman" w:hAnsi="Times New Roman" w:cs="Times New Roman"/>
+                <w:b/>
+                <w:bCs/>
+                <w:kern w:val="0"/>
+                <w:sz w:val="24"/>
+                <w:szCs w:val="24"/>
+                <w:lang w:val="en-US" w:bidi="ar-SA"/>
+              </w:rPr>
+              <w:t>i</w:t>
+            </w:r>
+            <w:proofErr w:type="spellEnd"/>
+          </w:p>
+        </w:tc>
+        <w:tc>
+          <w:tcPr>
+            <w:tcW w:w="0" w:type="auto"/>
+            <w:vAlign w:val="center"/>
+            <w:hideMark/>
+          </w:tcPr>
+          <w:p>
+            <w:pPr>
+              <w:spacing w:after="0" w:line="240" w:lineRule="auto"/>
+              <w:rPr>
+                <w:rFonts w:ascii="Times New Roman" w:eastAsia="Times New Roman" w:hAnsi="Times New Roman" w:cs="Times New Roman"/>
+                <w:kern w:val="0"/>
+                <w:sz w:val="24"/>
+                <w:szCs w:val="24"/>
+                <w:lang w:val="en-US" w:bidi="ar-SA"/>
+              </w:rPr>
+            </w:pPr>
+            <w:r>
+              <w:rPr>
+                <w:rFonts w:ascii="Times New Roman" w:eastAsia="Times New Roman" w:hAnsi="Times New Roman" w:cs="Times New Roman"/>
+                <w:kern w:val="0"/>
+                <w:sz w:val="24"/>
+                <w:szCs w:val="24"/>
+                <w:lang w:val="en-US" w:bidi="ar-SA"/>
+              </w:rPr>
+              <w:t>Shows system IP address</w:t>
+            </w:r>
+          </w:p>
+        </w:tc>
+        <w:tc>
+          <w:tcPr>
+            <w:tcW w:w="0" w:type="auto"/>
+            <w:vAlign w:val="center"/>
+            <w:hideMark/>
+          </w:tcPr>
+          <w:p>
+            <w:pPr>
+              <w:spacing w:after="0" w:line="240" w:lineRule="auto"/>
+              <w:rPr>
+                <w:rFonts w:ascii="Times New Roman" w:eastAsia="Times New Roman" w:hAnsi="Times New Roman" w:cs="Times New Roman"/>
+                <w:kern w:val="0"/>
+                <w:sz w:val="24"/>
+                <w:szCs w:val="24"/>
+                <w:lang w:val="en-US" w:bidi="ar-SA"/>
+              </w:rPr>
+            </w:pPr>
+            <w:r>
+              <w:rPr>
+                <w:rFonts w:ascii="Times New Roman" w:eastAsia="Times New Roman" w:hAnsi="Times New Roman" w:cs="Times New Roman"/>
+                <w:kern w:val="0"/>
+                <w:sz w:val="24"/>
+                <w:szCs w:val="24"/>
+                <w:lang w:val="en-US" w:bidi="ar-SA"/>
+              </w:rPr>
+              <w:t>To find the network address</w:t>
+            </w:r>
+          </w:p>
+        </w:tc>
+      </w:tr>
+      <w:tr>
+        <w:trPr>
+          <w:tblCellSpacing w:w="15" w:type="dxa"/>
+        </w:trPr>
+        <w:tc>
+          <w:tcPr>
+            <w:tcW w:w="0" w:type="auto"/>
+            <w:vAlign w:val="center"/>
+            <w:hideMark/>
+          </w:tcPr>
+          <w:p>
+            <w:pPr>
+              <w:spacing w:after="0" w:line="240" w:lineRule="auto"/>
+              <w:rPr>
+                <w:rFonts w:ascii="Times New Roman" w:eastAsia="Times New Roman" w:hAnsi="Times New Roman" w:cs="Times New Roman"/>
+                <w:kern w:val="0"/>
+                <w:sz w:val="24"/>
+                <w:szCs w:val="24"/>
+                <w:lang w:val="en-US" w:bidi="ar-SA"/>
+              </w:rPr>
+            </w:pPr>
+            <w:proofErr w:type="spellStart"/>
+            <w:r>
+              <w:rPr>
+                <w:rFonts w:ascii="Times New Roman" w:eastAsia="Times New Roman" w:hAnsi="Times New Roman" w:cs="Times New Roman"/>
+                <w:b/>
+                <w:bCs/>
+                <w:kern w:val="0"/>
+                <w:sz w:val="24"/>
+                <w:szCs w:val="24"/>
+                <w:lang w:val="en-US" w:bidi="ar-SA"/>
+              </w:rPr>
+              <w:t>hostnamectl</w:t>
+            </w:r>
+            <w:proofErr w:type="spellEnd"/>
+            <w:r>
+              <w:rPr>
+                <w:rFonts w:ascii="Times New Roman" w:eastAsia="Times New Roman" w:hAnsi="Times New Roman" w:cs="Times New Roman"/>
+                <w:b/>
+                <w:bCs/>
+                <w:kern w:val="0"/>
+                <w:sz w:val="24"/>
+                <w:szCs w:val="24"/>
+                <w:lang w:val="en-US" w:bidi="ar-SA"/>
+              </w:rPr>
+              <w:t xml:space="preserve"> set-hostname "name"</w:t>
+            </w:r>
+          </w:p>
+        </w:tc>
+        <w:tc>
+          <w:tcPr>
+            <w:tcW w:w="0" w:type="auto"/>
+            <w:vAlign w:val="center"/>
+            <w:hideMark/>
+          </w:tcPr>
+          <w:p>
+            <w:pPr>
+              <w:spacing w:after="0" w:line="240" w:lineRule="auto"/>
+              <w:rPr>
+                <w:rFonts w:ascii="Times New Roman" w:eastAsia="Times New Roman" w:hAnsi="Times New Roman" w:cs="Times New Roman"/>
+                <w:kern w:val="0"/>
+                <w:sz w:val="24"/>
+                <w:szCs w:val="24"/>
+                <w:lang w:val="en-US" w:bidi="ar-SA"/>
+              </w:rPr>
+            </w:pPr>
+            <w:r>
+              <w:rPr>
+                <w:rFonts w:ascii="Times New Roman" w:eastAsia="Times New Roman" w:hAnsi="Times New Roman" w:cs="Times New Roman"/>
+                <w:kern w:val="0"/>
+                <w:sz w:val="24"/>
+                <w:szCs w:val="24"/>
+                <w:lang w:val="en-US" w:bidi="ar-SA"/>
+              </w:rPr>
+              <w:t>Changes system hostname</w:t>
+            </w:r>
+          </w:p>
+        </w:tc>
+        <w:tc>
+          <w:tcPr>
+            <w:tcW w:w="0" w:type="auto"/>
+            <w:vAlign w:val="center"/>
+            <w:hideMark/>
+          </w:tcPr>
+          <w:p>
+            <w:pPr>
+              <w:spacing w:after="0" w:line="240" w:lineRule="auto"/>
+              <w:rPr>
+                <w:rFonts w:ascii="Times New Roman" w:eastAsia="Times New Roman" w:hAnsi="Times New Roman" w:cs="Times New Roman"/>
+                <w:kern w:val="0"/>
+                <w:sz w:val="24"/>
+                <w:szCs w:val="24"/>
+                <w:lang w:val="en-US" w:bidi="ar-SA"/>
+              </w:rPr>
+            </w:pPr>
+            <w:r>
+              <w:rPr>
+                <w:rFonts w:ascii="Times New Roman" w:eastAsia="Times New Roman" w:hAnsi="Times New Roman" w:cs="Times New Roman"/>
+                <w:kern w:val="0"/>
+                <w:sz w:val="24"/>
+                <w:szCs w:val="24"/>
+                <w:lang w:val="en-US" w:bidi="ar-SA"/>
+              </w:rPr>
+              <w:t>To assign a new machine name</w:t>
+            </w:r>
+          </w:p>
+        </w:tc>
+      </w:tr>
+      <w:tr>
+        <w:trPr>
+          <w:tblCellSpacing w:w="15" w:type="dxa"/>
+        </w:trPr>
+        <w:tc>
+          <w:tcPr>
+            <w:tcW w:w="0" w:type="auto"/>
+            <w:vAlign w:val="center"/>
+            <w:hideMark/>
+          </w:tcPr>
+          <w:p>
+            <w:pPr>
+              <w:spacing w:after="0" w:line="240" w:lineRule="auto"/>
+              <w:rPr>
+                <w:rFonts w:ascii="Times New Roman" w:eastAsia="Times New Roman" w:hAnsi="Times New Roman" w:cs="Times New Roman"/>
+                <w:kern w:val="0"/>
+                <w:sz w:val="24"/>
+                <w:szCs w:val="24"/>
+                <w:lang w:val="en-US" w:bidi="ar-SA"/>
+              </w:rPr>
+            </w:pPr>
+            <w:proofErr w:type="spellStart"/>
+            <w:r>
+              <w:rPr>
+                <w:rFonts w:ascii="Times New Roman" w:eastAsia="Times New Roman" w:hAnsi="Times New Roman" w:cs="Times New Roman"/>
+                <w:b/>
+                <w:bCs/>
+                <w:kern w:val="0"/>
+                <w:sz w:val="24"/>
+                <w:szCs w:val="24"/>
+                <w:lang w:val="en-US" w:bidi="ar-SA"/>
+              </w:rPr>
+              <w:t>ip</w:t>
+            </w:r>
+            <w:proofErr w:type="spellEnd"/>
+            <w:r>
+              <w:rPr>
+                <w:rFonts w:ascii="Times New Roman" w:eastAsia="Times New Roman" w:hAnsi="Times New Roman" w:cs="Times New Roman"/>
+                <w:b/>
+                <w:bCs/>
+                <w:kern w:val="0"/>
+                <w:sz w:val="24"/>
+                <w:szCs w:val="24"/>
+                <w:lang w:val="en-US" w:bidi="ar-SA"/>
+              </w:rPr>
+              <w:t xml:space="preserve"> </w:t>
+            </w:r>
+            <w:proofErr w:type="spellStart"/>
+            <w:r>
+              <w:rPr>
+                <w:rFonts w:ascii="Times New Roman" w:eastAsia="Times New Roman" w:hAnsi="Times New Roman" w:cs="Times New Roman"/>
+                <w:b/>
+                <w:bCs/>
+                <w:kern w:val="0"/>
+                <w:sz w:val="24"/>
+                <w:szCs w:val="24"/>
+                <w:lang w:val="en-US" w:bidi="ar-SA"/>
+              </w:rPr>
+              <w:t>addr</w:t>
+            </w:r>
+            <w:proofErr w:type="spellEnd"/>
+          </w:p>
+        </w:tc>
+        <w:tc>
+          <w:tcPr>
+            <w:tcW w:w="0" w:type="auto"/>
+            <w:vAlign w:val="center"/>
+            <w:hideMark/>
+          </w:tcPr>
+          <w:p>
+            <w:pPr>
+              <w:spacing w:after="0" w:line="240" w:lineRule="auto"/>
+              <w:rPr>
+                <w:rFonts w:ascii="Times New Roman" w:eastAsia="Times New Roman" w:hAnsi="Times New Roman" w:cs="Times New Roman"/>
+                <w:kern w:val="0"/>
+                <w:sz w:val="24"/>
+                <w:szCs w:val="24"/>
+                <w:lang w:val="en-US" w:bidi="ar-SA"/>
+              </w:rPr>
+            </w:pPr>
+            <w:r>
+              <w:rPr>
+                <w:rFonts w:ascii="Times New Roman" w:eastAsia="Times New Roman" w:hAnsi="Times New Roman" w:cs="Times New Roman"/>
+                <w:kern w:val="0"/>
+                <w:sz w:val="24"/>
+                <w:szCs w:val="24"/>
+                <w:lang w:val="en-US" w:bidi="ar-SA"/>
+              </w:rPr>
+              <w:t>Shows IP addresses and interfaces</w:t>
+            </w:r>
+          </w:p>
+        </w:tc>
+        <w:tc>
+          <w:tcPr>
+            <w:tcW w:w="0" w:type="auto"/>
+            <w:vAlign w:val="center"/>
+            <w:hideMark/>
+          </w:tcPr>
+          <w:p>
+            <w:pPr>
+              <w:spacing w:after="0" w:line="240" w:lineRule="auto"/>
+              <w:rPr>
+                <w:rFonts w:ascii="Times New Roman" w:eastAsia="Times New Roman" w:hAnsi="Times New Roman" w:cs="Times New Roman"/>
+                <w:kern w:val="0"/>
+                <w:sz w:val="24"/>
+                <w:szCs w:val="24"/>
+                <w:lang w:val="en-US" w:bidi="ar-SA"/>
+              </w:rPr>
+            </w:pPr>
+            <w:r>
+              <w:rPr>
+                <w:rFonts w:ascii="Times New Roman" w:eastAsia="Times New Roman" w:hAnsi="Times New Roman" w:cs="Times New Roman"/>
+                <w:kern w:val="0"/>
+                <w:sz w:val="24"/>
+                <w:szCs w:val="24"/>
+                <w:lang w:val="en-US" w:bidi="ar-SA"/>
+              </w:rPr>
+              <w:t>To check network configuration</w:t>
+            </w:r>
+          </w:p>
+        </w:tc>
+      </w:tr>
+      <w:tr>
+        <w:trPr>
+          <w:tblCellSpacing w:w="15" w:type="dxa"/>
+        </w:trPr>
+        <w:tc>
+          <w:tcPr>
+            <w:tcW w:w="0" w:type="auto"/>
+            <w:vAlign w:val="center"/>
+            <w:hideMark/>
+          </w:tcPr>
+          <w:p>
+            <w:pPr>
+              <w:spacing w:after="0" w:line="240" w:lineRule="auto"/>
+              <w:rPr>
+                <w:rFonts w:ascii="Times New Roman" w:eastAsia="Times New Roman" w:hAnsi="Times New Roman" w:cs="Times New Roman"/>
+                <w:kern w:val="0"/>
+                <w:sz w:val="24"/>
+                <w:szCs w:val="24"/>
+                <w:lang w:val="en-US" w:bidi="ar-SA"/>
+              </w:rPr>
+            </w:pPr>
+            <w:proofErr w:type="spellStart"/>
+            <w:r>
+              <w:rPr>
+                <w:rFonts w:ascii="Times New Roman" w:eastAsia="Times New Roman" w:hAnsi="Times New Roman" w:cs="Times New Roman"/>
+                <w:b/>
+                <w:bCs/>
+                <w:kern w:val="0"/>
+                <w:sz w:val="24"/>
+                <w:szCs w:val="24"/>
+                <w:lang w:val="en-US" w:bidi="ar-SA"/>
+              </w:rPr>
+              <w:t>ip</w:t>
+            </w:r>
+            <w:proofErr w:type="spellEnd"/>
+            <w:r>
+              <w:rPr>
+                <w:rFonts w:ascii="Times New Roman" w:eastAsia="Times New Roman" w:hAnsi="Times New Roman" w:cs="Times New Roman"/>
+                <w:b/>
+                <w:bCs/>
+                <w:kern w:val="0"/>
+                <w:sz w:val="24"/>
+                <w:szCs w:val="24"/>
+                <w:lang w:val="en-US" w:bidi="ar-SA"/>
+              </w:rPr>
+              <w:t xml:space="preserve"> route</w:t>
+            </w:r>
+          </w:p>
+        </w:tc>
+        <w:tc>
+          <w:tcPr>
+            <w:tcW w:w="0" w:type="auto"/>
+            <w:vAlign w:val="center"/>
+            <w:hideMark/>
+          </w:tcPr>
+          <w:p>
+            <w:pPr>
+              <w:spacing w:after="0" w:line="240" w:lineRule="auto"/>
+              <w:rPr>
+                <w:rFonts w:ascii="Times New Roman" w:eastAsia="Times New Roman" w:hAnsi="Times New Roman" w:cs="Times New Roman"/>
+                <w:kern w:val="0"/>
+                <w:sz w:val="24"/>
+                <w:szCs w:val="24"/>
+                <w:lang w:val="en-US" w:bidi="ar-SA"/>
+              </w:rPr>
+            </w:pPr>
+            <w:r>
+              <w:rPr>
+                <w:rFonts w:ascii="Times New Roman" w:eastAsia="Times New Roman" w:hAnsi="Times New Roman" w:cs="Times New Roman"/>
+                <w:kern w:val="0"/>
+                <w:sz w:val="24"/>
+                <w:szCs w:val="24"/>
+                <w:lang w:val="en-US" w:bidi="ar-SA"/>
+              </w:rPr>
+              <w:t>Shows routing table</w:t>
+            </w:r>
+          </w:p>
+        </w:tc>
+        <w:tc>
+          <w:tcPr>
+            <w:tcW w:w="0" w:type="auto"/>
+            <w:vAlign w:val="center"/>
+            <w:hideMark/>
+          </w:tcPr>
+          <w:p>
+            <w:pPr>
+              <w:spacing w:after="0" w:line="240" w:lineRule="auto"/>
+              <w:rPr>
+                <w:rFonts w:ascii="Times New Roman" w:eastAsia="Times New Roman" w:hAnsi="Times New Roman" w:cs="Times New Roman"/>
+                <w:kern w:val="0"/>
+                <w:sz w:val="24"/>
+                <w:szCs w:val="24"/>
+                <w:lang w:val="en-US" w:bidi="ar-SA"/>
+              </w:rPr>
+            </w:pPr>
+            <w:r>
+              <w:rPr>
+                <w:rFonts w:ascii="Times New Roman" w:eastAsia="Times New Roman" w:hAnsi="Times New Roman" w:cs="Times New Roman"/>
+                <w:kern w:val="0"/>
+                <w:sz w:val="24"/>
+                <w:szCs w:val="24"/>
+                <w:lang w:val="en-US" w:bidi="ar-SA"/>
+              </w:rPr>
+              <w:t>To see how network traffic is directed</w:t>
+            </w:r>
+          </w:p>
+        </w:tc>
+      </w:tr>
+      <w:tr>
+        <w:trPr>
+          <w:tblCellSpacing w:w="15" w:type="dxa"/>
+        </w:trPr>
+        <w:tc>
+          <w:tcPr>
+            <w:tcW w:w="0" w:type="auto"/>
+            <w:vAlign w:val="center"/>
+            <w:hideMark/>
+          </w:tcPr>
+          <w:p>
+            <w:pPr>
+              <w:spacing w:after="0" w:line="240" w:lineRule="auto"/>
+              <w:rPr>
+                <w:rFonts w:ascii="Times New Roman" w:eastAsia="Times New Roman" w:hAnsi="Times New Roman" w:cs="Times New Roman"/>
+                <w:kern w:val="0"/>
+                <w:sz w:val="24"/>
+                <w:szCs w:val="24"/>
+                <w:lang w:val="en-US" w:bidi="ar-SA"/>
+              </w:rPr>
+            </w:pPr>
+            <w:proofErr w:type="spellStart"/>
+            <w:r>
+              <w:rPr>
+                <w:rFonts w:ascii="Times New Roman" w:eastAsia="Times New Roman" w:hAnsi="Times New Roman" w:cs="Times New Roman"/>
+                <w:b/>
+                <w:bCs/>
+                <w:kern w:val="0"/>
+                <w:sz w:val="24"/>
+                <w:szCs w:val="24"/>
+                <w:lang w:val="en-US" w:bidi="ar-SA"/>
+              </w:rPr>
+              <w:t>ifconfig</w:t>
+            </w:r>
+            <w:proofErr w:type="spellEnd"/>
+          </w:p>
+        </w:tc>
+        <w:tc>
+          <w:tcPr>
+            <w:tcW w:w="0" w:type="auto"/>
+            <w:vAlign w:val="center"/>
+            <w:hideMark/>
+          </w:tcPr>
+          <w:p>
+            <w:pPr>
+              <w:spacing w:after="0" w:line="240" w:lineRule="auto"/>
+              <w:rPr>
+                <w:rFonts w:ascii="Times New Roman" w:eastAsia="Times New Roman" w:hAnsi="Times New Roman" w:cs="Times New Roman"/>
+                <w:kern w:val="0"/>
+                <w:sz w:val="24"/>
+                <w:szCs w:val="24"/>
+                <w:lang w:val="en-US" w:bidi="ar-SA"/>
+              </w:rPr>
+            </w:pPr>
+            <w:r>
+              <w:rPr>
+                <w:rFonts w:ascii="Times New Roman" w:eastAsia="Times New Roman" w:hAnsi="Times New Roman" w:cs="Times New Roman"/>
+                <w:kern w:val="0"/>
+                <w:sz w:val="24"/>
+                <w:szCs w:val="24"/>
+                <w:lang w:val="en-US" w:bidi="ar-SA"/>
+              </w:rPr>
+              <w:t>Displays/configures network interfaces</w:t>
+            </w:r>
+          </w:p>
+        </w:tc>
+        <w:tc>
+          <w:tcPr>
+            <w:tcW w:w="0" w:type="auto"/>
+            <w:vAlign w:val="center"/>
+            <w:hideMark/>
+          </w:tcPr>
+          <w:p>
+            <w:pPr>
+              <w:spacing w:after="0" w:line="240" w:lineRule="auto"/>
+              <w:rPr>
+                <w:rFonts w:ascii="Times New Roman" w:eastAsia="Times New Roman" w:hAnsi="Times New Roman" w:cs="Times New Roman"/>
+                <w:kern w:val="0"/>
+                <w:sz w:val="24"/>
+                <w:szCs w:val="24"/>
+                <w:lang w:val="en-US" w:bidi="ar-SA"/>
+              </w:rPr>
+            </w:pPr>
+            <w:r>
+              <w:rPr>
+                <w:rFonts w:ascii="Times New Roman" w:eastAsia="Times New Roman" w:hAnsi="Times New Roman" w:cs="Times New Roman"/>
+                <w:kern w:val="0"/>
+                <w:sz w:val="24"/>
+                <w:szCs w:val="24"/>
+                <w:lang w:val="en-US" w:bidi="ar-SA"/>
+              </w:rPr>
+              <w:t>To view or modify IP and network settings</w:t>
+            </w:r>
+          </w:p>
+        </w:tc>
+      </w:tr>
+      <w:tr>
+        <w:trPr>
+          <w:tblCellSpacing w:w="15" w:type="dxa"/>
+        </w:trPr>
+        <w:tc>
+          <w:tcPr>
+            <w:tcW w:w="0" w:type="auto"/>
+            <w:vAlign w:val="center"/>
+            <w:hideMark/>
+          </w:tcPr>
+          <w:p>
+            <w:pPr>
+              <w:spacing w:after="0" w:line="240" w:lineRule="auto"/>
+              <w:rPr>
+                <w:rFonts w:ascii="Times New Roman" w:eastAsia="Times New Roman" w:hAnsi="Times New Roman" w:cs="Times New Roman"/>
+                <w:kern w:val="0"/>
+                <w:sz w:val="24"/>
+                <w:szCs w:val="24"/>
+                <w:lang w:val="en-US" w:bidi="ar-SA"/>
+              </w:rPr>
+            </w:pPr>
+            <w:r>
+              <w:rPr>
+                <w:rFonts w:ascii="Times New Roman" w:eastAsia="Times New Roman" w:hAnsi="Times New Roman" w:cs="Times New Roman"/>
+                <w:b/>
+                <w:bCs/>
+                <w:kern w:val="0"/>
+                <w:sz w:val="24"/>
+                <w:szCs w:val="24"/>
+                <w:lang w:val="en-US" w:bidi="ar-SA"/>
+              </w:rPr>
+              <w:t>date</w:t>
+            </w:r>
+          </w:p>
+        </w:tc>
+        <w:tc>
+          <w:tcPr>
+            <w:tcW w:w="0" w:type="auto"/>
+            <w:vAlign w:val="center"/>
+            <w:hideMark/>
+          </w:tcPr>
+          <w:p>
+            <w:pPr>
+              <w:spacing w:after="0" w:line="240" w:lineRule="auto"/>
+              <w:rPr>
+                <w:rFonts w:ascii="Times New Roman" w:eastAsia="Times New Roman" w:hAnsi="Times New Roman" w:cs="Times New Roman"/>
+                <w:kern w:val="0"/>
+                <w:sz w:val="24"/>
+                <w:szCs w:val="24"/>
+                <w:lang w:val="en-US" w:bidi="ar-SA"/>
+              </w:rPr>
+            </w:pPr>
+            <w:r>
+              <w:rPr>
+                <w:rFonts w:ascii="Times New Roman" w:eastAsia="Times New Roman" w:hAnsi="Times New Roman" w:cs="Times New Roman"/>
+                <w:kern w:val="0"/>
+                <w:sz w:val="24"/>
+                <w:szCs w:val="24"/>
+                <w:lang w:val="en-US" w:bidi="ar-SA"/>
+              </w:rPr>
+              <w:t>Displays current date and time</w:t>
+            </w:r>
+          </w:p>
+        </w:tc>
+        <w:tc>
+          <w:tcPr>
+            <w:tcW w:w="0" w:type="auto"/>
+            <w:vAlign w:val="center"/>
+            <w:hideMark/>
+          </w:tcPr>
+          <w:p>
+            <w:pPr>
+              <w:spacing w:after="0" w:line="240" w:lineRule="auto"/>
+              <w:rPr>
+                <w:rFonts w:ascii="Times New Roman" w:eastAsia="Times New Roman" w:hAnsi="Times New Roman" w:cs="Times New Roman"/>
+                <w:kern w:val="0"/>
+                <w:sz w:val="24"/>
+                <w:szCs w:val="24"/>
+                <w:lang w:val="en-US" w:bidi="ar-SA"/>
+              </w:rPr>
+            </w:pPr>
+            <w:r>
+              <w:rPr>
+                <w:rFonts w:ascii="Times New Roman" w:eastAsia="Times New Roman" w:hAnsi="Times New Roman" w:cs="Times New Roman"/>
+                <w:kern w:val="0"/>
+                <w:sz w:val="24"/>
+                <w:szCs w:val="24"/>
+                <w:lang w:val="en-US" w:bidi="ar-SA"/>
+              </w:rPr>
+              <w:t>To check system time</w:t>
+            </w:r>
+          </w:p>
+        </w:tc>
+      </w:tr>
+      <w:tr>
+        <w:trPr>
+          <w:tblCellSpacing w:w="15" w:type="dxa"/>
+        </w:trPr>
+        <w:tc>
+          <w:tcPr>
+            <w:tcW w:w="0" w:type="auto"/>
+            <w:vAlign w:val="center"/>
+            <w:hideMark/>
+          </w:tcPr>
+          <w:p>
+            <w:pPr>
+              <w:spacing w:after="0" w:line="240" w:lineRule="auto"/>
+              <w:rPr>
+                <w:rFonts w:ascii="Times New Roman" w:eastAsia="Times New Roman" w:hAnsi="Times New Roman" w:cs="Times New Roman"/>
+                <w:kern w:val="0"/>
+                <w:sz w:val="24"/>
+                <w:szCs w:val="24"/>
+                <w:lang w:val="en-US" w:bidi="ar-SA"/>
+              </w:rPr>
+            </w:pPr>
+            <w:proofErr w:type="spellStart"/>
+            <w:r>
+              <w:rPr>
+                <w:rFonts w:ascii="Times New Roman" w:eastAsia="Times New Roman" w:hAnsi="Times New Roman" w:cs="Times New Roman"/>
+                <w:b/>
+                <w:bCs/>
+                <w:kern w:val="0"/>
+                <w:sz w:val="24"/>
+                <w:szCs w:val="24"/>
+                <w:lang w:val="en-US" w:bidi="ar-SA"/>
+              </w:rPr>
+              <w:t>timedatectl</w:t>
+            </w:r>
+            <w:proofErr w:type="spellEnd"/>
+          </w:p>
+        </w:tc>
+        <w:tc>
+          <w:tcPr>
+            <w:tcW w:w="0" w:type="auto"/>
+            <w:vAlign w:val="center"/>
+            <w:hideMark/>
+          </w:tcPr>
+          <w:p>
+            <w:pPr>
+              <w:spacing w:after="0" w:line="240" w:lineRule="auto"/>
+              <w:rPr>
+                <w:rFonts w:ascii="Times New Roman" w:eastAsia="Times New Roman" w:hAnsi="Times New Roman" w:cs="Times New Roman"/>
+                <w:kern w:val="0"/>
+                <w:sz w:val="24"/>
+                <w:szCs w:val="24"/>
+                <w:lang w:val="en-US" w:bidi="ar-SA"/>
+              </w:rPr>
+            </w:pPr>
+            <w:r>
+              <w:rPr>
+                <w:rFonts w:ascii="Times New Roman" w:eastAsia="Times New Roman" w:hAnsi="Times New Roman" w:cs="Times New Roman"/>
+                <w:kern w:val="0"/>
+                <w:sz w:val="24"/>
+                <w:szCs w:val="24"/>
+                <w:lang w:val="en-US" w:bidi="ar-SA"/>
+              </w:rPr>
+              <w:t xml:space="preserve">Shows/manages date, time, </w:t>
+            </w:r>
+            <w:proofErr w:type="spellStart"/>
+            <w:r>
+              <w:rPr>
+                <w:rFonts w:ascii="Times New Roman" w:eastAsia="Times New Roman" w:hAnsi="Times New Roman" w:cs="Times New Roman"/>
+                <w:kern w:val="0"/>
+                <w:sz w:val="24"/>
+                <w:szCs w:val="24"/>
+                <w:lang w:val="en-US" w:bidi="ar-SA"/>
+              </w:rPr>
+              <w:t>timezone</w:t>
+            </w:r>
+            <w:proofErr w:type="spellEnd"/>
+          </w:p>
+        </w:tc>
+        <w:tc>
+          <w:tcPr>
+            <w:tcW w:w="0" w:type="auto"/>
+            <w:vAlign w:val="center"/>
+            <w:hideMark/>
+          </w:tcPr>
+          <w:p>
+            <w:pPr>
+              <w:spacing w:after="0" w:line="240" w:lineRule="auto"/>
+              <w:rPr>
+                <w:rFonts w:ascii="Times New Roman" w:eastAsia="Times New Roman" w:hAnsi="Times New Roman" w:cs="Times New Roman"/>
+                <w:kern w:val="0"/>
+                <w:sz w:val="24"/>
+                <w:szCs w:val="24"/>
+                <w:lang w:val="en-US" w:bidi="ar-SA"/>
+              </w:rPr>
+            </w:pPr>
+            <w:r>
+              <w:rPr>
+                <w:rFonts w:ascii="Times New Roman" w:eastAsia="Times New Roman" w:hAnsi="Times New Roman" w:cs="Times New Roman"/>
+                <w:kern w:val="0"/>
+                <w:sz w:val="24"/>
+                <w:szCs w:val="24"/>
+                <w:lang w:val="en-US" w:bidi="ar-SA"/>
+              </w:rPr>
+              <w:t>To configure correct system time</w:t>
+            </w:r>
+          </w:p>
+        </w:tc>
+      </w:tr>
+      <w:tr>
+        <w:trPr>
+          <w:tblCellSpacing w:w="15" w:type="dxa"/>
+        </w:trPr>
+        <w:tc>
+          <w:tcPr>
+            <w:tcW w:w="0" w:type="auto"/>
+            <w:vAlign w:val="center"/>
+            <w:hideMark/>
+          </w:tcPr>
+          <w:p>
+            <w:pPr>
+              <w:spacing w:after="0" w:line="240" w:lineRule="auto"/>
+              <w:rPr>
+                <w:rFonts w:ascii="Times New Roman" w:eastAsia="Times New Roman" w:hAnsi="Times New Roman" w:cs="Times New Roman"/>
+                <w:kern w:val="0"/>
+                <w:sz w:val="24"/>
+                <w:szCs w:val="24"/>
+                <w:lang w:val="en-US" w:bidi="ar-SA"/>
+              </w:rPr>
+            </w:pPr>
+            <w:proofErr w:type="spellStart"/>
+            <w:r>
+              <w:rPr>
+                <w:rFonts w:ascii="Times New Roman" w:eastAsia="Times New Roman" w:hAnsi="Times New Roman" w:cs="Times New Roman"/>
+                <w:b/>
+                <w:bCs/>
+                <w:kern w:val="0"/>
+                <w:sz w:val="24"/>
+                <w:szCs w:val="24"/>
+                <w:lang w:val="en-US" w:bidi="ar-SA"/>
+              </w:rPr>
+              <w:t>timedatectl</w:t>
+            </w:r>
+            <w:proofErr w:type="spellEnd"/>
+            <w:r>
+              <w:rPr>
+                <w:rFonts w:ascii="Times New Roman" w:eastAsia="Times New Roman" w:hAnsi="Times New Roman" w:cs="Times New Roman"/>
+                <w:b/>
+                <w:bCs/>
+                <w:kern w:val="0"/>
+                <w:sz w:val="24"/>
+                <w:szCs w:val="24"/>
+                <w:lang w:val="en-US" w:bidi="ar-SA"/>
+              </w:rPr>
+              <w:t xml:space="preserve"> set-</w:t>
+            </w:r>
+            <w:proofErr w:type="spellStart"/>
+            <w:r>
+              <w:rPr>
+                <w:rFonts w:ascii="Times New Roman" w:eastAsia="Times New Roman" w:hAnsi="Times New Roman" w:cs="Times New Roman"/>
+                <w:b/>
+                <w:bCs/>
+                <w:kern w:val="0"/>
+                <w:sz w:val="24"/>
+                <w:szCs w:val="24"/>
+                <w:lang w:val="en-US" w:bidi="ar-SA"/>
+              </w:rPr>
+              <w:t>timezone</w:t>
+            </w:r>
+            <w:proofErr w:type="spellEnd"/>
+            <w:r>
+              <w:rPr>
+                <w:rFonts w:ascii="Times New Roman" w:eastAsia="Times New Roman" w:hAnsi="Times New Roman" w:cs="Times New Roman"/>
+                <w:b/>
+                <w:bCs/>
+                <w:kern w:val="0"/>
+                <w:sz w:val="24"/>
+                <w:szCs w:val="24"/>
+                <w:lang w:val="en-US" w:bidi="ar-SA"/>
+              </w:rPr>
+              <w:t xml:space="preserve"> Asia/Kolkata</w:t>
+            </w:r>
+          </w:p>
+        </w:tc>
+        <w:tc>
+          <w:tcPr>
+            <w:tcW w:w="0" w:type="auto"/>
+            <w:vAlign w:val="center"/>
+            <w:hideMark/>
+          </w:tcPr>
+          <w:p>
+            <w:pPr>
+              <w:spacing w:after="0" w:line="240" w:lineRule="auto"/>
+              <w:rPr>
+                <w:rFonts w:ascii="Times New Roman" w:eastAsia="Times New Roman" w:hAnsi="Times New Roman" w:cs="Times New Roman"/>
+                <w:kern w:val="0"/>
+                <w:sz w:val="24"/>
+                <w:szCs w:val="24"/>
+                <w:lang w:val="en-US" w:bidi="ar-SA"/>
+              </w:rPr>
+            </w:pPr>
+            <w:r>
+              <w:rPr>
+                <w:rFonts w:ascii="Times New Roman" w:eastAsia="Times New Roman" w:hAnsi="Times New Roman" w:cs="Times New Roman"/>
+                <w:kern w:val="0"/>
+                <w:sz w:val="24"/>
+                <w:szCs w:val="24"/>
+                <w:lang w:val="en-US" w:bidi="ar-SA"/>
+              </w:rPr>
+              <w:t xml:space="preserve">Sets system </w:t>
+            </w:r>
+            <w:proofErr w:type="spellStart"/>
+            <w:r>
+              <w:rPr>
+                <w:rFonts w:ascii="Times New Roman" w:eastAsia="Times New Roman" w:hAnsi="Times New Roman" w:cs="Times New Roman"/>
+                <w:kern w:val="0"/>
+                <w:sz w:val="24"/>
+                <w:szCs w:val="24"/>
+                <w:lang w:val="en-US" w:bidi="ar-SA"/>
+              </w:rPr>
+              <w:t>timezone</w:t>
+            </w:r>
+            <w:proofErr w:type="spellEnd"/>
+          </w:p>
+        </w:tc>
+        <w:tc>
+          <w:tcPr>
+            <w:tcW w:w="0" w:type="auto"/>
+            <w:vAlign w:val="center"/>
+            <w:hideMark/>
+          </w:tcPr>
+          <w:p>
+            <w:pPr>
+              <w:spacing w:after="0" w:line="240" w:lineRule="auto"/>
+              <w:rPr>
+                <w:rFonts w:ascii="Times New Roman" w:eastAsia="Times New Roman" w:hAnsi="Times New Roman" w:cs="Times New Roman"/>
+                <w:kern w:val="0"/>
+                <w:sz w:val="24"/>
+                <w:szCs w:val="24"/>
+                <w:lang w:val="en-US" w:bidi="ar-SA"/>
+              </w:rPr>
+            </w:pPr>
+            <w:r>
+              <w:rPr>
+                <w:rFonts w:ascii="Times New Roman" w:eastAsia="Times New Roman" w:hAnsi="Times New Roman" w:cs="Times New Roman"/>
+                <w:kern w:val="0"/>
+                <w:sz w:val="24"/>
+                <w:szCs w:val="24"/>
+                <w:lang w:val="en-US" w:bidi="ar-SA"/>
+              </w:rPr>
+              <w:t>To match local time</w:t>
+            </w:r>
+          </w:p>
+        </w:tc>
+      </w:tr>
+    </w:tbl>
+    <w:p>
+      <w:pPr>
+        <w:pStyle w:val="ListParagraph"/>
+        <w:rPr>
+          <w:b/>
+          <w:color w:val="4472C4" w:themeColor="accent1"/>
+          <w:sz w:val="28"/>
+          <w:u w:val="single"/>
+        </w:rPr>
+      </w:pPr>
+    </w:p>
     <w:sectPr>
       <w:pgSz w:w="11906" w:h="16838"/>
       <w:pgMar w:top="1440" w:right="1440" w:bottom="1440" w:left="1440" w:header="708" w:footer="708" w:gutter="0"/>
@@ -5988,6 +14669,155 @@
 <file path=word/numbering.xml><?xml version="1.0" encoding="utf-8"?>
 <w:numbering xmlns:ve="http://schemas.openxmlformats.org/markup-compatibility/2006" xmlns:o="urn:schemas-microsoft-com:office:office" xmlns:r="http://schemas.openxmlformats.org/officeDocument/2006/relationships" xmlns:m="http://schemas.openxmlformats.org/officeDocument/2006/math" xmlns:v="urn:schemas-microsoft-com:vml" xmlns:wp="http://schemas.openxmlformats.org/drawingml/2006/wordprocessingDrawing" xmlns:w10="urn:schemas-microsoft-com:office:word" xmlns:w="http://schemas.openxmlformats.org/wordprocessingml/2006/main" xmlns:wne="http://schemas.microsoft.com/office/word/2006/wordml">
   <w:abstractNum w:abstractNumId="0">
+    <w:nsid w:val="1C8E327C"/>
+    <w:multiLevelType w:val="multilevel"/>
+    <w:tmpl w:val="0C58CF2C"/>
+    <w:lvl w:ilvl="0">
+      <w:start w:val="1"/>
+      <w:numFmt w:val="bullet"/>
+      <w:lvlText w:val=""/>
+      <w:lvlJc w:val="left"/>
+      <w:pPr>
+        <w:tabs>
+          <w:tab w:val="num" w:pos="720"/>
+        </w:tabs>
+        <w:ind w:left="720" w:hanging="360"/>
+      </w:pPr>
+      <w:rPr>
+        <w:rFonts w:ascii="Symbol" w:hAnsi="Symbol" w:hint="default"/>
+        <w:sz w:val="20"/>
+      </w:rPr>
+    </w:lvl>
+    <w:lvl w:ilvl="1" w:tentative="1">
+      <w:start w:val="1"/>
+      <w:numFmt w:val="bullet"/>
+      <w:lvlText w:val=""/>
+      <w:lvlJc w:val="left"/>
+      <w:pPr>
+        <w:tabs>
+          <w:tab w:val="num" w:pos="1440"/>
+        </w:tabs>
+        <w:ind w:left="1440" w:hanging="360"/>
+      </w:pPr>
+      <w:rPr>
+        <w:rFonts w:ascii="Symbol" w:hAnsi="Symbol" w:hint="default"/>
+        <w:sz w:val="20"/>
+      </w:rPr>
+    </w:lvl>
+    <w:lvl w:ilvl="2" w:tentative="1">
+      <w:start w:val="1"/>
+      <w:numFmt w:val="bullet"/>
+      <w:lvlText w:val=""/>
+      <w:lvlJc w:val="left"/>
+      <w:pPr>
+        <w:tabs>
+          <w:tab w:val="num" w:pos="2160"/>
+        </w:tabs>
+        <w:ind w:left="2160" w:hanging="360"/>
+      </w:pPr>
+      <w:rPr>
+        <w:rFonts w:ascii="Symbol" w:hAnsi="Symbol" w:hint="default"/>
+        <w:sz w:val="20"/>
+      </w:rPr>
+    </w:lvl>
+    <w:lvl w:ilvl="3" w:tentative="1">
+      <w:start w:val="1"/>
+      <w:numFmt w:val="bullet"/>
+      <w:lvlText w:val=""/>
+      <w:lvlJc w:val="left"/>
+      <w:pPr>
+        <w:tabs>
+          <w:tab w:val="num" w:pos="2880"/>
+        </w:tabs>
+        <w:ind w:left="2880" w:hanging="360"/>
+      </w:pPr>
+      <w:rPr>
+        <w:rFonts w:ascii="Symbol" w:hAnsi="Symbol" w:hint="default"/>
+        <w:sz w:val="20"/>
+      </w:rPr>
+    </w:lvl>
+    <w:lvl w:ilvl="4" w:tentative="1">
+      <w:start w:val="1"/>
+      <w:numFmt w:val="bullet"/>
+      <w:lvlText w:val=""/>
+      <w:lvlJc w:val="left"/>
+      <w:pPr>
+        <w:tabs>
+          <w:tab w:val="num" w:pos="3600"/>
+        </w:tabs>
+        <w:ind w:left="3600" w:hanging="360"/>
+      </w:pPr>
+      <w:rPr>
+        <w:rFonts w:ascii="Symbol" w:hAnsi="Symbol" w:hint="default"/>
+        <w:sz w:val="20"/>
+      </w:rPr>
+    </w:lvl>
+    <w:lvl w:ilvl="5" w:tentative="1">
+      <w:start w:val="1"/>
+      <w:numFmt w:val="bullet"/>
+      <w:lvlText w:val=""/>
+      <w:lvlJc w:val="left"/>
+      <w:pPr>
+        <w:tabs>
+          <w:tab w:val="num" w:pos="4320"/>
+        </w:tabs>
+        <w:ind w:left="4320" w:hanging="360"/>
+      </w:pPr>
+      <w:rPr>
+        <w:rFonts w:ascii="Symbol" w:hAnsi="Symbol" w:hint="default"/>
+        <w:sz w:val="20"/>
+      </w:rPr>
+    </w:lvl>
+    <w:lvl w:ilvl="6" w:tentative="1">
+      <w:start w:val="1"/>
+      <w:numFmt w:val="bullet"/>
+      <w:lvlText w:val=""/>
+      <w:lvlJc w:val="left"/>
+      <w:pPr>
+        <w:tabs>
+          <w:tab w:val="num" w:pos="5040"/>
+        </w:tabs>
+        <w:ind w:left="5040" w:hanging="360"/>
+      </w:pPr>
+      <w:rPr>
+        <w:rFonts w:ascii="Symbol" w:hAnsi="Symbol" w:hint="default"/>
+        <w:sz w:val="20"/>
+      </w:rPr>
+    </w:lvl>
+    <w:lvl w:ilvl="7" w:tentative="1">
+      <w:start w:val="1"/>
+      <w:numFmt w:val="bullet"/>
+      <w:lvlText w:val=""/>
+      <w:lvlJc w:val="left"/>
+      <w:pPr>
+        <w:tabs>
+          <w:tab w:val="num" w:pos="5760"/>
+        </w:tabs>
+        <w:ind w:left="5760" w:hanging="360"/>
+      </w:pPr>
+      <w:rPr>
+        <w:rFonts w:ascii="Symbol" w:hAnsi="Symbol" w:hint="default"/>
+        <w:sz w:val="20"/>
+      </w:rPr>
+    </w:lvl>
+    <w:lvl w:ilvl="8" w:tentative="1">
+      <w:start w:val="1"/>
+      <w:numFmt w:val="bullet"/>
+      <w:lvlText w:val=""/>
+      <w:lvlJc w:val="left"/>
+      <w:pPr>
+        <w:tabs>
+          <w:tab w:val="num" w:pos="6480"/>
+        </w:tabs>
+        <w:ind w:left="6480" w:hanging="360"/>
+      </w:pPr>
+      <w:rPr>
+        <w:rFonts w:ascii="Symbol" w:hAnsi="Symbol" w:hint="default"/>
+        <w:sz w:val="20"/>
+      </w:rPr>
+    </w:lvl>
+  </w:abstractNum>
+  <w:abstractNum w:abstractNumId="1">
     <w:nsid w:val="23E252F1"/>
     <w:multiLevelType w:val="multilevel"/>
     <w:tmpl w:val="4FE437DC"/>
@@ -6136,7 +14966,7 @@
       </w:rPr>
     </w:lvl>
   </w:abstractNum>
-  <w:abstractNum w:abstractNumId="1">
+  <w:abstractNum w:abstractNumId="2">
     <w:nsid w:val="365226FB"/>
     <w:multiLevelType w:val="hybridMultilevel"/>
     <w:tmpl w:val="5DEC82F2"/>
@@ -6249,10 +15079,10 @@
       </w:rPr>
     </w:lvl>
   </w:abstractNum>
-  <w:abstractNum w:abstractNumId="2">
+  <w:abstractNum w:abstractNumId="3">
     <w:nsid w:val="4C41178F"/>
     <w:multiLevelType w:val="hybridMultilevel"/>
-    <w:tmpl w:val="EC5E5352"/>
+    <w:tmpl w:val="E6E0B51C"/>
     <w:lvl w:ilvl="0" w:tplc="40090001">
       <w:start w:val="1"/>
       <w:numFmt w:val="bullet"/>
@@ -6362,7 +15192,7 @@
       </w:rPr>
     </w:lvl>
   </w:abstractNum>
-  <w:abstractNum w:abstractNumId="3">
+  <w:abstractNum w:abstractNumId="4">
     <w:nsid w:val="51A919EC"/>
     <w:multiLevelType w:val="hybridMultilevel"/>
     <w:tmpl w:val="67546E6E"/>
@@ -6475,7 +15305,7 @@
       </w:rPr>
     </w:lvl>
   </w:abstractNum>
-  <w:abstractNum w:abstractNumId="4">
+  <w:abstractNum w:abstractNumId="5">
     <w:nsid w:val="53411A6A"/>
     <w:multiLevelType w:val="hybridMultilevel"/>
     <w:tmpl w:val="30B60BC8"/>
@@ -6588,7 +15418,120 @@
       </w:rPr>
     </w:lvl>
   </w:abstractNum>
-  <w:abstractNum w:abstractNumId="5">
+  <w:abstractNum w:abstractNumId="6">
+    <w:nsid w:val="69786469"/>
+    <w:multiLevelType w:val="hybridMultilevel"/>
+    <w:tmpl w:val="B0B6DCE6"/>
+    <w:lvl w:ilvl="0" w:tplc="04090001">
+      <w:start w:val="1"/>
+      <w:numFmt w:val="bullet"/>
+      <w:lvlText w:val=""/>
+      <w:lvlJc w:val="left"/>
+      <w:pPr>
+        <w:ind w:left="720" w:hanging="360"/>
+      </w:pPr>
+      <w:rPr>
+        <w:rFonts w:ascii="Symbol" w:hAnsi="Symbol" w:hint="default"/>
+      </w:rPr>
+    </w:lvl>
+    <w:lvl w:ilvl="1" w:tplc="04090003" w:tentative="1">
+      <w:start w:val="1"/>
+      <w:numFmt w:val="bullet"/>
+      <w:lvlText w:val="o"/>
+      <w:lvlJc w:val="left"/>
+      <w:pPr>
+        <w:ind w:left="1440" w:hanging="360"/>
+      </w:pPr>
+      <w:rPr>
+        <w:rFonts w:ascii="Courier New" w:hAnsi="Courier New" w:cs="Courier New" w:hint="default"/>
+      </w:rPr>
+    </w:lvl>
+    <w:lvl w:ilvl="2" w:tplc="04090005" w:tentative="1">
+      <w:start w:val="1"/>
+      <w:numFmt w:val="bullet"/>
+      <w:lvlText w:val=""/>
+      <w:lvlJc w:val="left"/>
+      <w:pPr>
+        <w:ind w:left="2160" w:hanging="360"/>
+      </w:pPr>
+      <w:rPr>
+        <w:rFonts w:ascii="Wingdings" w:hAnsi="Wingdings" w:hint="default"/>
+      </w:rPr>
+    </w:lvl>
+    <w:lvl w:ilvl="3" w:tplc="04090001" w:tentative="1">
+      <w:start w:val="1"/>
+      <w:numFmt w:val="bullet"/>
+      <w:lvlText w:val=""/>
+      <w:lvlJc w:val="left"/>
+      <w:pPr>
+        <w:ind w:left="2880" w:hanging="360"/>
+      </w:pPr>
+      <w:rPr>
+        <w:rFonts w:ascii="Symbol" w:hAnsi="Symbol" w:hint="default"/>
+      </w:rPr>
+    </w:lvl>
+    <w:lvl w:ilvl="4" w:tplc="04090003" w:tentative="1">
+      <w:start w:val="1"/>
+      <w:numFmt w:val="bullet"/>
+      <w:lvlText w:val="o"/>
+      <w:lvlJc w:val="left"/>
+      <w:pPr>
+        <w:ind w:left="3600" w:hanging="360"/>
+      </w:pPr>
+      <w:rPr>
+        <w:rFonts w:ascii="Courier New" w:hAnsi="Courier New" w:cs="Courier New" w:hint="default"/>
+      </w:rPr>
+    </w:lvl>
+    <w:lvl w:ilvl="5" w:tplc="04090005" w:tentative="1">
+      <w:start w:val="1"/>
+      <w:numFmt w:val="bullet"/>
+      <w:lvlText w:val=""/>
+      <w:lvlJc w:val="left"/>
+      <w:pPr>
+        <w:ind w:left="4320" w:hanging="360"/>
+      </w:pPr>
+      <w:rPr>
+        <w:rFonts w:ascii="Wingdings" w:hAnsi="Wingdings" w:hint="default"/>
+      </w:rPr>
+    </w:lvl>
+    <w:lvl w:ilvl="6" w:tplc="04090001" w:tentative="1">
+      <w:start w:val="1"/>
+      <w:numFmt w:val="bullet"/>
+      <w:lvlText w:val=""/>
+      <w:lvlJc w:val="left"/>
+      <w:pPr>
+        <w:ind w:left="5040" w:hanging="360"/>
+      </w:pPr>
+      <w:rPr>
+        <w:rFonts w:ascii="Symbol" w:hAnsi="Symbol" w:hint="default"/>
+      </w:rPr>
+    </w:lvl>
+    <w:lvl w:ilvl="7" w:tplc="04090003" w:tentative="1">
+      <w:start w:val="1"/>
+      <w:numFmt w:val="bullet"/>
+      <w:lvlText w:val="o"/>
+      <w:lvlJc w:val="left"/>
+      <w:pPr>
+        <w:ind w:left="5760" w:hanging="360"/>
+      </w:pPr>
+      <w:rPr>
+        <w:rFonts w:ascii="Courier New" w:hAnsi="Courier New" w:cs="Courier New" w:hint="default"/>
+      </w:rPr>
+    </w:lvl>
+    <w:lvl w:ilvl="8" w:tplc="04090005" w:tentative="1">
+      <w:start w:val="1"/>
+      <w:numFmt w:val="bullet"/>
+      <w:lvlText w:val=""/>
+      <w:lvlJc w:val="left"/>
+      <w:pPr>
+        <w:ind w:left="6480" w:hanging="360"/>
+      </w:pPr>
+      <w:rPr>
+        <w:rFonts w:ascii="Wingdings" w:hAnsi="Wingdings" w:hint="default"/>
+      </w:rPr>
+    </w:lvl>
+  </w:abstractNum>
+  <w:abstractNum w:abstractNumId="7">
     <w:nsid w:val="75447E97"/>
     <w:multiLevelType w:val="hybridMultilevel"/>
     <w:tmpl w:val="0DC45948"/>
@@ -6678,22 +15621,28 @@
     </w:lvl>
   </w:abstractNum>
   <w:num w:numId="1">
+    <w:abstractNumId w:val="7"/>
+  </w:num>
+  <w:num w:numId="2">
+    <w:abstractNumId w:val="4"/>
+  </w:num>
+  <w:num w:numId="3">
+    <w:abstractNumId w:val="1"/>
+  </w:num>
+  <w:num w:numId="4">
+    <w:abstractNumId w:val="2"/>
+  </w:num>
+  <w:num w:numId="5">
     <w:abstractNumId w:val="5"/>
   </w:num>
-  <w:num w:numId="2">
+  <w:num w:numId="6">
     <w:abstractNumId w:val="3"/>
   </w:num>
-  <w:num w:numId="3">
+  <w:num w:numId="7">
     <w:abstractNumId w:val="0"/>
   </w:num>
-  <w:num w:numId="4">
-    <w:abstractNumId w:val="1"/>
-  </w:num>
-  <w:num w:numId="5">
-    <w:abstractNumId w:val="4"/>
-  </w:num>
-  <w:num w:numId="6">
-    <w:abstractNumId w:val="2"/>
+  <w:num w:numId="8">
+    <w:abstractNumId w:val="6"/>
   </w:num>
 </w:numbering>
 </file>
@@ -7446,6 +16395,17 @@
       <w:szCs w:val="20"/>
     </w:rPr>
   </w:style>
+  <w:style w:type="character" w:styleId="Emphasis">
+    <w:name w:val="Emphasis"/>
+    <w:basedOn w:val="DefaultParagraphFont"/>
+    <w:uiPriority w:val="20"/>
+    <w:qFormat/>
+    <w:rsid w:val="007836DF"/>
+    <w:rPr>
+      <w:i/>
+      <w:iCs/>
+    </w:rPr>
+  </w:style>
 </w:styles>
 </file>
 
